--- a/Analiza avansata a seriilor de timp si previziune_Proiect (1).docx
+++ b/Analiza avansata a seriilor de timp si previziune_Proiect (1).docx
@@ -119,8 +119,16 @@
         <w:rPr>
           <w:rFonts w:ascii="Times New Roman" w:hAnsi="Times New Roman" w:cs="Times New Roman"/>
         </w:rPr>
-        <w:t>i Data Science</w:t>
-      </w:r>
+        <w:t xml:space="preserve">i Data </w:t>
+      </w:r>
+      <w:proofErr w:type="spellStart"/>
+      <w:r>
+        <w:rPr>
+          <w:rFonts w:ascii="Times New Roman" w:hAnsi="Times New Roman" w:cs="Times New Roman"/>
+        </w:rPr>
+        <w:t>Science</w:t>
+      </w:r>
+      <w:proofErr w:type="spellEnd"/>
     </w:p>
     <w:p>
       <w:pPr>
@@ -198,12 +206,37 @@
                                 <w:lang w:val="en-US"/>
                               </w:rPr>
                             </w:pPr>
+                            <w:proofErr w:type="spellStart"/>
                             <w:r>
                               <w:rPr>
                                 <w:rFonts w:ascii="Times New Roman" w:hAnsi="Times New Roman" w:cs="Times New Roman"/>
                                 <w:lang w:val="en-US"/>
                               </w:rPr>
-                              <w:t>Proiect realizat de:</w:t>
+                              <w:t>Proiect</w:t>
+                            </w:r>
+                            <w:proofErr w:type="spellEnd"/>
+                            <w:r>
+                              <w:rPr>
+                                <w:rFonts w:ascii="Times New Roman" w:hAnsi="Times New Roman" w:cs="Times New Roman"/>
+                                <w:lang w:val="en-US"/>
+                              </w:rPr>
+                              <w:t xml:space="preserve"> </w:t>
+                            </w:r>
+                            <w:proofErr w:type="spellStart"/>
+                            <w:r>
+                              <w:rPr>
+                                <w:rFonts w:ascii="Times New Roman" w:hAnsi="Times New Roman" w:cs="Times New Roman"/>
+                                <w:lang w:val="en-US"/>
+                              </w:rPr>
+                              <w:t>realizat</w:t>
+                            </w:r>
+                            <w:proofErr w:type="spellEnd"/>
+                            <w:r>
+                              <w:rPr>
+                                <w:rFonts w:ascii="Times New Roman" w:hAnsi="Times New Roman" w:cs="Times New Roman"/>
+                                <w:lang w:val="en-US"/>
+                              </w:rPr>
+                              <w:t xml:space="preserve"> de:</w:t>
                             </w:r>
                           </w:p>
                           <w:p>
@@ -221,12 +254,21 @@
                                 <w:lang w:val="en-US"/>
                               </w:rPr>
                             </w:pPr>
+                            <w:proofErr w:type="spellStart"/>
                             <w:r>
                               <w:rPr>
                                 <w:rFonts w:ascii="Times New Roman" w:hAnsi="Times New Roman" w:cs="Times New Roman"/>
                                 <w:lang w:val="en-US"/>
                               </w:rPr>
-                              <w:t>Tilica Mihnea David</w:t>
+                              <w:t>Tilica</w:t>
+                            </w:r>
+                            <w:proofErr w:type="spellEnd"/>
+                            <w:r>
+                              <w:rPr>
+                                <w:rFonts w:ascii="Times New Roman" w:hAnsi="Times New Roman" w:cs="Times New Roman"/>
+                                <w:lang w:val="en-US"/>
+                              </w:rPr>
+                              <w:t xml:space="preserve"> Mihnea David</w:t>
                             </w:r>
                           </w:p>
                           <w:p>
@@ -241,8 +283,17 @@
                                 <w:rFonts w:ascii="Times New Roman" w:hAnsi="Times New Roman" w:cs="Times New Roman"/>
                                 <w:lang w:val="en-US"/>
                               </w:rPr>
-                              <w:t>Radu Alexandru Claudiu</w:t>
+                              <w:t xml:space="preserve">Radu Alexandru </w:t>
                             </w:r>
+                            <w:proofErr w:type="spellStart"/>
+                            <w:r>
+                              <w:rPr>
+                                <w:rFonts w:ascii="Times New Roman" w:hAnsi="Times New Roman" w:cs="Times New Roman"/>
+                                <w:lang w:val="en-US"/>
+                              </w:rPr>
+                              <w:t>Claudiu</w:t>
+                            </w:r>
+                            <w:proofErr w:type="spellEnd"/>
                           </w:p>
                           <w:p>
                             <w:pPr>
@@ -251,12 +302,21 @@
                                 <w:lang w:val="en-US"/>
                               </w:rPr>
                             </w:pPr>
+                            <w:proofErr w:type="spellStart"/>
                             <w:r>
                               <w:rPr>
                                 <w:rFonts w:ascii="Times New Roman" w:hAnsi="Times New Roman" w:cs="Times New Roman"/>
                                 <w:lang w:val="en-US"/>
                               </w:rPr>
-                              <w:t>Zamfir Robert Dan</w:t>
+                              <w:t>Zamfir</w:t>
+                            </w:r>
+                            <w:proofErr w:type="spellEnd"/>
+                            <w:r>
+                              <w:rPr>
+                                <w:rFonts w:ascii="Times New Roman" w:hAnsi="Times New Roman" w:cs="Times New Roman"/>
+                                <w:lang w:val="en-US"/>
+                              </w:rPr>
+                              <w:t xml:space="preserve"> Robert Dan</w:t>
                             </w:r>
                           </w:p>
                         </w:txbxContent>
@@ -295,12 +355,37 @@
                           <w:lang w:val="en-US"/>
                         </w:rPr>
                       </w:pPr>
+                      <w:proofErr w:type="spellStart"/>
                       <w:r>
                         <w:rPr>
                           <w:rFonts w:ascii="Times New Roman" w:hAnsi="Times New Roman" w:cs="Times New Roman"/>
                           <w:lang w:val="en-US"/>
                         </w:rPr>
-                        <w:t>Proiect realizat de:</w:t>
+                        <w:t>Proiect</w:t>
+                      </w:r>
+                      <w:proofErr w:type="spellEnd"/>
+                      <w:r>
+                        <w:rPr>
+                          <w:rFonts w:ascii="Times New Roman" w:hAnsi="Times New Roman" w:cs="Times New Roman"/>
+                          <w:lang w:val="en-US"/>
+                        </w:rPr>
+                        <w:t xml:space="preserve"> </w:t>
+                      </w:r>
+                      <w:proofErr w:type="spellStart"/>
+                      <w:r>
+                        <w:rPr>
+                          <w:rFonts w:ascii="Times New Roman" w:hAnsi="Times New Roman" w:cs="Times New Roman"/>
+                          <w:lang w:val="en-US"/>
+                        </w:rPr>
+                        <w:t>realizat</w:t>
+                      </w:r>
+                      <w:proofErr w:type="spellEnd"/>
+                      <w:r>
+                        <w:rPr>
+                          <w:rFonts w:ascii="Times New Roman" w:hAnsi="Times New Roman" w:cs="Times New Roman"/>
+                          <w:lang w:val="en-US"/>
+                        </w:rPr>
+                        <w:t xml:space="preserve"> de:</w:t>
                       </w:r>
                     </w:p>
                     <w:p>
@@ -318,12 +403,21 @@
                           <w:lang w:val="en-US"/>
                         </w:rPr>
                       </w:pPr>
+                      <w:proofErr w:type="spellStart"/>
                       <w:r>
                         <w:rPr>
                           <w:rFonts w:ascii="Times New Roman" w:hAnsi="Times New Roman" w:cs="Times New Roman"/>
                           <w:lang w:val="en-US"/>
                         </w:rPr>
-                        <w:t>Tilica Mihnea David</w:t>
+                        <w:t>Tilica</w:t>
+                      </w:r>
+                      <w:proofErr w:type="spellEnd"/>
+                      <w:r>
+                        <w:rPr>
+                          <w:rFonts w:ascii="Times New Roman" w:hAnsi="Times New Roman" w:cs="Times New Roman"/>
+                          <w:lang w:val="en-US"/>
+                        </w:rPr>
+                        <w:t xml:space="preserve"> Mihnea David</w:t>
                       </w:r>
                     </w:p>
                     <w:p>
@@ -338,8 +432,17 @@
                           <w:rFonts w:ascii="Times New Roman" w:hAnsi="Times New Roman" w:cs="Times New Roman"/>
                           <w:lang w:val="en-US"/>
                         </w:rPr>
-                        <w:t>Radu Alexandru Claudiu</w:t>
+                        <w:t xml:space="preserve">Radu Alexandru </w:t>
                       </w:r>
+                      <w:proofErr w:type="spellStart"/>
+                      <w:r>
+                        <w:rPr>
+                          <w:rFonts w:ascii="Times New Roman" w:hAnsi="Times New Roman" w:cs="Times New Roman"/>
+                          <w:lang w:val="en-US"/>
+                        </w:rPr>
+                        <w:t>Claudiu</w:t>
+                      </w:r>
+                      <w:proofErr w:type="spellEnd"/>
                     </w:p>
                     <w:p>
                       <w:pPr>
@@ -348,12 +451,21 @@
                           <w:lang w:val="en-US"/>
                         </w:rPr>
                       </w:pPr>
+                      <w:proofErr w:type="spellStart"/>
                       <w:r>
                         <w:rPr>
                           <w:rFonts w:ascii="Times New Roman" w:hAnsi="Times New Roman" w:cs="Times New Roman"/>
                           <w:lang w:val="en-US"/>
                         </w:rPr>
-                        <w:t>Zamfir Robert Dan</w:t>
+                        <w:t>Zamfir</w:t>
+                      </w:r>
+                      <w:proofErr w:type="spellEnd"/>
+                      <w:r>
+                        <w:rPr>
+                          <w:rFonts w:ascii="Times New Roman" w:hAnsi="Times New Roman" w:cs="Times New Roman"/>
+                          <w:lang w:val="en-US"/>
+                        </w:rPr>
+                        <w:t xml:space="preserve"> Robert Dan</w:t>
                       </w:r>
                     </w:p>
                   </w:txbxContent>
@@ -2341,25 +2453,125 @@
         <w:rPr>
           <w:rFonts w:ascii="Times New Roman" w:hAnsi="Times New Roman" w:cs="Times New Roman"/>
         </w:rPr>
-        <w:t xml:space="preserve">Acest grafic ne arata evolutia consumului in GWh in perioada de timp 2010-2026. Se observa  aceasta variabila are </w:t>
-      </w:r>
+        <w:t xml:space="preserve">Acest grafic ne arata </w:t>
+      </w:r>
+      <w:proofErr w:type="spellStart"/>
+      <w:r>
+        <w:rPr>
+          <w:rFonts w:ascii="Times New Roman" w:hAnsi="Times New Roman" w:cs="Times New Roman"/>
+        </w:rPr>
+        <w:t>evolutia</w:t>
+      </w:r>
+      <w:proofErr w:type="spellEnd"/>
+      <w:r>
+        <w:rPr>
+          <w:rFonts w:ascii="Times New Roman" w:hAnsi="Times New Roman" w:cs="Times New Roman"/>
+        </w:rPr>
+        <w:t xml:space="preserve"> consumului in GWh in perioada de timp 2010-2026. Se observa  aceasta variabila are </w:t>
+      </w:r>
+      <w:proofErr w:type="spellStart"/>
       <w:r>
         <w:rPr>
           <w:rFonts w:ascii="Times New Roman" w:hAnsi="Times New Roman" w:cs="Times New Roman"/>
         </w:rPr>
         <w:t>sezonalitate</w:t>
       </w:r>
-      <w:r>
-        <w:rPr>
-          <w:rFonts w:ascii="Times New Roman" w:hAnsi="Times New Roman" w:cs="Times New Roman"/>
-        </w:rPr>
-        <w:t xml:space="preserve"> (observam spike-uri </w:t>
-      </w:r>
-      <w:r>
-        <w:rPr>
-          <w:rFonts w:ascii="Times New Roman" w:hAnsi="Times New Roman" w:cs="Times New Roman"/>
-        </w:rPr>
-        <w:t>care se repeta). Cererea inregistreaza un nivel maxim in intervalul 2017-2019. Incepand cu anul 2020 se remarca o scadere clara a volumului consumat care ramane la valori mai scazute fata de perioada anterioara.</w:t>
+      <w:proofErr w:type="spellEnd"/>
+      <w:r>
+        <w:rPr>
+          <w:rFonts w:ascii="Times New Roman" w:hAnsi="Times New Roman" w:cs="Times New Roman"/>
+        </w:rPr>
+        <w:t xml:space="preserve"> (observam </w:t>
+      </w:r>
+      <w:proofErr w:type="spellStart"/>
+      <w:r>
+        <w:rPr>
+          <w:rFonts w:ascii="Times New Roman" w:hAnsi="Times New Roman" w:cs="Times New Roman"/>
+        </w:rPr>
+        <w:t>spike</w:t>
+      </w:r>
+      <w:proofErr w:type="spellEnd"/>
+      <w:r>
+        <w:rPr>
+          <w:rFonts w:ascii="Times New Roman" w:hAnsi="Times New Roman" w:cs="Times New Roman"/>
+        </w:rPr>
+        <w:t xml:space="preserve">-uri </w:t>
+      </w:r>
+      <w:r>
+        <w:rPr>
+          <w:rFonts w:ascii="Times New Roman" w:hAnsi="Times New Roman" w:cs="Times New Roman"/>
+        </w:rPr>
+        <w:t xml:space="preserve">care se repeta). Cererea </w:t>
+      </w:r>
+      <w:proofErr w:type="spellStart"/>
+      <w:r>
+        <w:rPr>
+          <w:rFonts w:ascii="Times New Roman" w:hAnsi="Times New Roman" w:cs="Times New Roman"/>
+        </w:rPr>
+        <w:t>inregistreaza</w:t>
+      </w:r>
+      <w:proofErr w:type="spellEnd"/>
+      <w:r>
+        <w:rPr>
+          <w:rFonts w:ascii="Times New Roman" w:hAnsi="Times New Roman" w:cs="Times New Roman"/>
+        </w:rPr>
+        <w:t xml:space="preserve"> un nivel maxim in intervalul 2017-2019. </w:t>
+      </w:r>
+      <w:proofErr w:type="spellStart"/>
+      <w:r>
+        <w:rPr>
+          <w:rFonts w:ascii="Times New Roman" w:hAnsi="Times New Roman" w:cs="Times New Roman"/>
+        </w:rPr>
+        <w:t>Incepand</w:t>
+      </w:r>
+      <w:proofErr w:type="spellEnd"/>
+      <w:r>
+        <w:rPr>
+          <w:rFonts w:ascii="Times New Roman" w:hAnsi="Times New Roman" w:cs="Times New Roman"/>
+        </w:rPr>
+        <w:t xml:space="preserve"> cu anul 2020 se remarca o </w:t>
+      </w:r>
+      <w:proofErr w:type="spellStart"/>
+      <w:r>
+        <w:rPr>
+          <w:rFonts w:ascii="Times New Roman" w:hAnsi="Times New Roman" w:cs="Times New Roman"/>
+        </w:rPr>
+        <w:t>scadere</w:t>
+      </w:r>
+      <w:proofErr w:type="spellEnd"/>
+      <w:r>
+        <w:rPr>
+          <w:rFonts w:ascii="Times New Roman" w:hAnsi="Times New Roman" w:cs="Times New Roman"/>
+        </w:rPr>
+        <w:t xml:space="preserve"> clara a volumului consumat care </w:t>
+      </w:r>
+      <w:proofErr w:type="spellStart"/>
+      <w:r>
+        <w:rPr>
+          <w:rFonts w:ascii="Times New Roman" w:hAnsi="Times New Roman" w:cs="Times New Roman"/>
+        </w:rPr>
+        <w:t>ramane</w:t>
+      </w:r>
+      <w:proofErr w:type="spellEnd"/>
+      <w:r>
+        <w:rPr>
+          <w:rFonts w:ascii="Times New Roman" w:hAnsi="Times New Roman" w:cs="Times New Roman"/>
+        </w:rPr>
+        <w:t xml:space="preserve"> la valori mai </w:t>
+      </w:r>
+      <w:proofErr w:type="spellStart"/>
+      <w:r>
+        <w:rPr>
+          <w:rFonts w:ascii="Times New Roman" w:hAnsi="Times New Roman" w:cs="Times New Roman"/>
+        </w:rPr>
+        <w:t>scazute</w:t>
+      </w:r>
+      <w:proofErr w:type="spellEnd"/>
+      <w:r>
+        <w:rPr>
+          <w:rFonts w:ascii="Times New Roman" w:hAnsi="Times New Roman" w:cs="Times New Roman"/>
+        </w:rPr>
+        <w:t xml:space="preserve"> fata de perioada anterioara.</w:t>
       </w:r>
     </w:p>
     <w:p>
@@ -2436,7 +2648,15 @@
         <w:t>4</w:t>
       </w:r>
       <w:r>
-        <w:t xml:space="preserve"> – Train/Test split</w:t>
+        <w:t xml:space="preserve"> – </w:t>
+      </w:r>
+      <w:proofErr w:type="spellStart"/>
+      <w:r>
+        <w:t>Train</w:t>
+      </w:r>
+      <w:proofErr w:type="spellEnd"/>
+      <w:r>
+        <w:t>/Test split</w:t>
       </w:r>
     </w:p>
     <w:p>
@@ -2452,29 +2672,101 @@
           <w:i/>
           <w:iCs/>
         </w:rPr>
-        <w:t>Sursa: Relizata de autor</w:t>
-      </w:r>
-    </w:p>
-    <w:p>
-      <w:pPr>
-        <w:jc w:val="center"/>
+        <w:t xml:space="preserve">Sursa: </w:t>
+      </w:r>
+      <w:proofErr w:type="spellStart"/>
+      <w:r>
         <w:rPr>
           <w:i/>
           <w:iCs/>
         </w:rPr>
-      </w:pPr>
-    </w:p>
-    <w:p>
-      <w:pPr>
-        <w:rPr>
-          <w:rFonts w:ascii="Times New Roman" w:hAnsi="Times New Roman" w:cs="Times New Roman"/>
-        </w:rPr>
-      </w:pPr>
-      <w:r>
-        <w:rPr>
-          <w:rFonts w:ascii="Times New Roman" w:hAnsi="Times New Roman" w:cs="Times New Roman"/>
-        </w:rPr>
-        <w:t>Ulterior, am realizat impartirea setului de date in date de train si date de test, datele pentru testare sunt inregistrate pentru ultimele 24 de luni iar cele de train sunt pe restul de 171 de luni.</w:t>
+        <w:t>Relizata</w:t>
+      </w:r>
+      <w:proofErr w:type="spellEnd"/>
+      <w:r>
+        <w:rPr>
+          <w:i/>
+          <w:iCs/>
+        </w:rPr>
+        <w:t xml:space="preserve"> de autor</w:t>
+      </w:r>
+    </w:p>
+    <w:p>
+      <w:pPr>
+        <w:jc w:val="center"/>
+        <w:rPr>
+          <w:i/>
+          <w:iCs/>
+        </w:rPr>
+      </w:pPr>
+    </w:p>
+    <w:p>
+      <w:pPr>
+        <w:rPr>
+          <w:rFonts w:ascii="Times New Roman" w:hAnsi="Times New Roman" w:cs="Times New Roman"/>
+        </w:rPr>
+      </w:pPr>
+      <w:r>
+        <w:rPr>
+          <w:rFonts w:ascii="Times New Roman" w:hAnsi="Times New Roman" w:cs="Times New Roman"/>
+        </w:rPr>
+        <w:t xml:space="preserve">Ulterior, am realizat </w:t>
+      </w:r>
+      <w:proofErr w:type="spellStart"/>
+      <w:r>
+        <w:rPr>
+          <w:rFonts w:ascii="Times New Roman" w:hAnsi="Times New Roman" w:cs="Times New Roman"/>
+        </w:rPr>
+        <w:t>impartirea</w:t>
+      </w:r>
+      <w:proofErr w:type="spellEnd"/>
+      <w:r>
+        <w:rPr>
+          <w:rFonts w:ascii="Times New Roman" w:hAnsi="Times New Roman" w:cs="Times New Roman"/>
+        </w:rPr>
+        <w:t xml:space="preserve"> setului de date in date de </w:t>
+      </w:r>
+      <w:proofErr w:type="spellStart"/>
+      <w:r>
+        <w:rPr>
+          <w:rFonts w:ascii="Times New Roman" w:hAnsi="Times New Roman" w:cs="Times New Roman"/>
+        </w:rPr>
+        <w:t>train</w:t>
+      </w:r>
+      <w:proofErr w:type="spellEnd"/>
+      <w:r>
+        <w:rPr>
+          <w:rFonts w:ascii="Times New Roman" w:hAnsi="Times New Roman" w:cs="Times New Roman"/>
+        </w:rPr>
+        <w:t xml:space="preserve"> si date de test, datele pentru testare sunt </w:t>
+      </w:r>
+      <w:proofErr w:type="spellStart"/>
+      <w:r>
+        <w:rPr>
+          <w:rFonts w:ascii="Times New Roman" w:hAnsi="Times New Roman" w:cs="Times New Roman"/>
+        </w:rPr>
+        <w:t>inregistrate</w:t>
+      </w:r>
+      <w:proofErr w:type="spellEnd"/>
+      <w:r>
+        <w:rPr>
+          <w:rFonts w:ascii="Times New Roman" w:hAnsi="Times New Roman" w:cs="Times New Roman"/>
+        </w:rPr>
+        <w:t xml:space="preserve"> pentru ultimele 24 de luni iar cele de </w:t>
+      </w:r>
+      <w:proofErr w:type="spellStart"/>
+      <w:r>
+        <w:rPr>
+          <w:rFonts w:ascii="Times New Roman" w:hAnsi="Times New Roman" w:cs="Times New Roman"/>
+        </w:rPr>
+        <w:t>train</w:t>
+      </w:r>
+      <w:proofErr w:type="spellEnd"/>
+      <w:r>
+        <w:rPr>
+          <w:rFonts w:ascii="Times New Roman" w:hAnsi="Times New Roman" w:cs="Times New Roman"/>
+        </w:rPr>
+        <w:t xml:space="preserve"> sunt pe restul de 171 de luni.</w:t>
       </w:r>
     </w:p>
     <w:p/>
@@ -2585,7 +2877,119 @@
         <w:rPr>
           <w:rFonts w:ascii="Times New Roman" w:hAnsi="Times New Roman" w:cs="Times New Roman"/>
         </w:rPr>
-        <w:t>Graficul confirma vizual stabilitatea tiparului sezonier de-a lungul timpului analizat. Desi datele prezinta unele fluctuatii de la un an la altul in interiorul fiecarei luni, oscilatiile raman grupate coerent in jurul mediilor lunare. Aceasta structura constanta valideaza existenta unei sezonalitati previzibile care nu isi modifica radical forma.</w:t>
+        <w:t xml:space="preserve">Graficul confirma vizual stabilitatea tiparului sezonier de-a lungul timpului analizat. </w:t>
+      </w:r>
+      <w:proofErr w:type="spellStart"/>
+      <w:r>
+        <w:rPr>
+          <w:rFonts w:ascii="Times New Roman" w:hAnsi="Times New Roman" w:cs="Times New Roman"/>
+        </w:rPr>
+        <w:t>Desi</w:t>
+      </w:r>
+      <w:proofErr w:type="spellEnd"/>
+      <w:r>
+        <w:rPr>
+          <w:rFonts w:ascii="Times New Roman" w:hAnsi="Times New Roman" w:cs="Times New Roman"/>
+        </w:rPr>
+        <w:t xml:space="preserve"> datele prezinta unele </w:t>
+      </w:r>
+      <w:proofErr w:type="spellStart"/>
+      <w:r>
+        <w:rPr>
+          <w:rFonts w:ascii="Times New Roman" w:hAnsi="Times New Roman" w:cs="Times New Roman"/>
+        </w:rPr>
+        <w:t>fluctuatii</w:t>
+      </w:r>
+      <w:proofErr w:type="spellEnd"/>
+      <w:r>
+        <w:rPr>
+          <w:rFonts w:ascii="Times New Roman" w:hAnsi="Times New Roman" w:cs="Times New Roman"/>
+        </w:rPr>
+        <w:t xml:space="preserve"> de la un an la altul in interiorul </w:t>
+      </w:r>
+      <w:proofErr w:type="spellStart"/>
+      <w:r>
+        <w:rPr>
+          <w:rFonts w:ascii="Times New Roman" w:hAnsi="Times New Roman" w:cs="Times New Roman"/>
+        </w:rPr>
+        <w:t>fiecarei</w:t>
+      </w:r>
+      <w:proofErr w:type="spellEnd"/>
+      <w:r>
+        <w:rPr>
+          <w:rFonts w:ascii="Times New Roman" w:hAnsi="Times New Roman" w:cs="Times New Roman"/>
+        </w:rPr>
+        <w:t xml:space="preserve"> luni, </w:t>
+      </w:r>
+      <w:proofErr w:type="spellStart"/>
+      <w:r>
+        <w:rPr>
+          <w:rFonts w:ascii="Times New Roman" w:hAnsi="Times New Roman" w:cs="Times New Roman"/>
+        </w:rPr>
+        <w:t>oscilatiile</w:t>
+      </w:r>
+      <w:proofErr w:type="spellEnd"/>
+      <w:r>
+        <w:rPr>
+          <w:rFonts w:ascii="Times New Roman" w:hAnsi="Times New Roman" w:cs="Times New Roman"/>
+        </w:rPr>
+        <w:t xml:space="preserve"> </w:t>
+      </w:r>
+      <w:proofErr w:type="spellStart"/>
+      <w:r>
+        <w:rPr>
+          <w:rFonts w:ascii="Times New Roman" w:hAnsi="Times New Roman" w:cs="Times New Roman"/>
+        </w:rPr>
+        <w:t>raman</w:t>
+      </w:r>
+      <w:proofErr w:type="spellEnd"/>
+      <w:r>
+        <w:rPr>
+          <w:rFonts w:ascii="Times New Roman" w:hAnsi="Times New Roman" w:cs="Times New Roman"/>
+        </w:rPr>
+        <w:t xml:space="preserve"> grupate coerent in jurul mediilor lunare. Aceasta structura constanta </w:t>
+      </w:r>
+      <w:proofErr w:type="spellStart"/>
+      <w:r>
+        <w:rPr>
+          <w:rFonts w:ascii="Times New Roman" w:hAnsi="Times New Roman" w:cs="Times New Roman"/>
+        </w:rPr>
+        <w:t>valideaza</w:t>
+      </w:r>
+      <w:proofErr w:type="spellEnd"/>
+      <w:r>
+        <w:rPr>
+          <w:rFonts w:ascii="Times New Roman" w:hAnsi="Times New Roman" w:cs="Times New Roman"/>
+        </w:rPr>
+        <w:t xml:space="preserve"> existenta unei </w:t>
+      </w:r>
+      <w:proofErr w:type="spellStart"/>
+      <w:r>
+        <w:rPr>
+          <w:rFonts w:ascii="Times New Roman" w:hAnsi="Times New Roman" w:cs="Times New Roman"/>
+        </w:rPr>
+        <w:t>sezonalitati</w:t>
+      </w:r>
+      <w:proofErr w:type="spellEnd"/>
+      <w:r>
+        <w:rPr>
+          <w:rFonts w:ascii="Times New Roman" w:hAnsi="Times New Roman" w:cs="Times New Roman"/>
+        </w:rPr>
+        <w:t xml:space="preserve"> previzibile care nu </w:t>
+      </w:r>
+      <w:proofErr w:type="spellStart"/>
+      <w:r>
+        <w:rPr>
+          <w:rFonts w:ascii="Times New Roman" w:hAnsi="Times New Roman" w:cs="Times New Roman"/>
+        </w:rPr>
+        <w:t>isi</w:t>
+      </w:r>
+      <w:proofErr w:type="spellEnd"/>
+      <w:r>
+        <w:rPr>
+          <w:rFonts w:ascii="Times New Roman" w:hAnsi="Times New Roman" w:cs="Times New Roman"/>
+        </w:rPr>
+        <w:t xml:space="preserve"> modifica radical forma.</w:t>
       </w:r>
     </w:p>
     <w:p>
@@ -2701,53 +3105,249 @@
         <w:rPr>
           <w:rFonts w:ascii="Times New Roman" w:hAnsi="Times New Roman" w:cs="Times New Roman"/>
         </w:rPr>
-        <w:t>Ipoteza Nula (H0): Tiparul sezonier este stabil (determinist). Nu exista radacini unitare sezoniere, adica variatiile sezoniere raman predictibile si constante in timp.</w:t>
-      </w:r>
-    </w:p>
-    <w:p>
-      <w:pPr>
-        <w:rPr>
-          <w:rFonts w:ascii="Times New Roman" w:hAnsi="Times New Roman" w:cs="Times New Roman"/>
-        </w:rPr>
-      </w:pPr>
-    </w:p>
-    <w:p>
-      <w:pPr>
-        <w:rPr>
-          <w:rFonts w:ascii="Times New Roman" w:hAnsi="Times New Roman" w:cs="Times New Roman"/>
-        </w:rPr>
-      </w:pPr>
-      <w:r>
-        <w:rPr>
-          <w:rFonts w:ascii="Times New Roman" w:hAnsi="Times New Roman" w:cs="Times New Roman"/>
-        </w:rPr>
-        <w:t>Ipoteza Alternativa (H1): Tiparul sezonier este instabil (stochastic). Exista cel putin o radacina unitara sezoniera, ceea ce inseamna ca forma sezonalitatii se modifica imprevizibil de la un an la altul.</w:t>
-      </w:r>
-    </w:p>
-    <w:p>
-      <w:pPr>
-        <w:rPr>
-          <w:rFonts w:ascii="Times New Roman" w:hAnsi="Times New Roman" w:cs="Times New Roman"/>
-        </w:rPr>
-      </w:pPr>
-    </w:p>
-    <w:p>
-      <w:pPr>
-        <w:rPr>
-          <w:rFonts w:ascii="Times New Roman" w:hAnsi="Times New Roman" w:cs="Times New Roman"/>
-        </w:rPr>
-      </w:pPr>
-      <w:r>
-        <w:rPr>
-          <w:rFonts w:ascii="Times New Roman" w:hAnsi="Times New Roman" w:cs="Times New Roman"/>
-        </w:rPr>
-        <w:t>Rezultatul arata ca ipoteza nula ese acceptata, confirmand matematic ca datele au o sezonalitate fixa. Aceasta certificare statistica se aliniaza perfect cu stabilitatea observata in graficul de subserii sezoniere de mai sus.</w:t>
-      </w:r>
-      <w:r>
-        <w:rPr>
-          <w:rFonts w:ascii="Times New Roman" w:hAnsi="Times New Roman" w:cs="Times New Roman"/>
-        </w:rPr>
-        <w:t xml:space="preserve"> Seria nu necesita diferentiere sezoniera.</w:t>
+        <w:t xml:space="preserve">Ipoteza Nula (H0): Tiparul sezonier este stabil (determinist). Nu exista </w:t>
+      </w:r>
+      <w:proofErr w:type="spellStart"/>
+      <w:r>
+        <w:rPr>
+          <w:rFonts w:ascii="Times New Roman" w:hAnsi="Times New Roman" w:cs="Times New Roman"/>
+        </w:rPr>
+        <w:t>radacini</w:t>
+      </w:r>
+      <w:proofErr w:type="spellEnd"/>
+      <w:r>
+        <w:rPr>
+          <w:rFonts w:ascii="Times New Roman" w:hAnsi="Times New Roman" w:cs="Times New Roman"/>
+        </w:rPr>
+        <w:t xml:space="preserve"> unitare sezoniere, </w:t>
+      </w:r>
+      <w:proofErr w:type="spellStart"/>
+      <w:r>
+        <w:rPr>
+          <w:rFonts w:ascii="Times New Roman" w:hAnsi="Times New Roman" w:cs="Times New Roman"/>
+        </w:rPr>
+        <w:t>adica</w:t>
+      </w:r>
+      <w:proofErr w:type="spellEnd"/>
+      <w:r>
+        <w:rPr>
+          <w:rFonts w:ascii="Times New Roman" w:hAnsi="Times New Roman" w:cs="Times New Roman"/>
+        </w:rPr>
+        <w:t xml:space="preserve"> </w:t>
+      </w:r>
+      <w:proofErr w:type="spellStart"/>
+      <w:r>
+        <w:rPr>
+          <w:rFonts w:ascii="Times New Roman" w:hAnsi="Times New Roman" w:cs="Times New Roman"/>
+        </w:rPr>
+        <w:t>variatiile</w:t>
+      </w:r>
+      <w:proofErr w:type="spellEnd"/>
+      <w:r>
+        <w:rPr>
+          <w:rFonts w:ascii="Times New Roman" w:hAnsi="Times New Roman" w:cs="Times New Roman"/>
+        </w:rPr>
+        <w:t xml:space="preserve"> sezoniere </w:t>
+      </w:r>
+      <w:proofErr w:type="spellStart"/>
+      <w:r>
+        <w:rPr>
+          <w:rFonts w:ascii="Times New Roman" w:hAnsi="Times New Roman" w:cs="Times New Roman"/>
+        </w:rPr>
+        <w:t>raman</w:t>
+      </w:r>
+      <w:proofErr w:type="spellEnd"/>
+      <w:r>
+        <w:rPr>
+          <w:rFonts w:ascii="Times New Roman" w:hAnsi="Times New Roman" w:cs="Times New Roman"/>
+        </w:rPr>
+        <w:t xml:space="preserve"> predictibile si constante in timp.</w:t>
+      </w:r>
+    </w:p>
+    <w:p>
+      <w:pPr>
+        <w:rPr>
+          <w:rFonts w:ascii="Times New Roman" w:hAnsi="Times New Roman" w:cs="Times New Roman"/>
+        </w:rPr>
+      </w:pPr>
+    </w:p>
+    <w:p>
+      <w:pPr>
+        <w:rPr>
+          <w:rFonts w:ascii="Times New Roman" w:hAnsi="Times New Roman" w:cs="Times New Roman"/>
+        </w:rPr>
+      </w:pPr>
+      <w:r>
+        <w:rPr>
+          <w:rFonts w:ascii="Times New Roman" w:hAnsi="Times New Roman" w:cs="Times New Roman"/>
+        </w:rPr>
+        <w:t>Ipoteza Alternativa (H1): Tiparul sezonier este instabil (</w:t>
+      </w:r>
+      <w:proofErr w:type="spellStart"/>
+      <w:r>
+        <w:rPr>
+          <w:rFonts w:ascii="Times New Roman" w:hAnsi="Times New Roman" w:cs="Times New Roman"/>
+        </w:rPr>
+        <w:t>stochastic</w:t>
+      </w:r>
+      <w:proofErr w:type="spellEnd"/>
+      <w:r>
+        <w:rPr>
+          <w:rFonts w:ascii="Times New Roman" w:hAnsi="Times New Roman" w:cs="Times New Roman"/>
+        </w:rPr>
+        <w:t xml:space="preserve">). Exista cel </w:t>
+      </w:r>
+      <w:proofErr w:type="spellStart"/>
+      <w:r>
+        <w:rPr>
+          <w:rFonts w:ascii="Times New Roman" w:hAnsi="Times New Roman" w:cs="Times New Roman"/>
+        </w:rPr>
+        <w:t>putin</w:t>
+      </w:r>
+      <w:proofErr w:type="spellEnd"/>
+      <w:r>
+        <w:rPr>
+          <w:rFonts w:ascii="Times New Roman" w:hAnsi="Times New Roman" w:cs="Times New Roman"/>
+        </w:rPr>
+        <w:t xml:space="preserve"> o </w:t>
+      </w:r>
+      <w:proofErr w:type="spellStart"/>
+      <w:r>
+        <w:rPr>
+          <w:rFonts w:ascii="Times New Roman" w:hAnsi="Times New Roman" w:cs="Times New Roman"/>
+        </w:rPr>
+        <w:t>radacina</w:t>
+      </w:r>
+      <w:proofErr w:type="spellEnd"/>
+      <w:r>
+        <w:rPr>
+          <w:rFonts w:ascii="Times New Roman" w:hAnsi="Times New Roman" w:cs="Times New Roman"/>
+        </w:rPr>
+        <w:t xml:space="preserve"> unitara sezoniera, ceea ce </w:t>
+      </w:r>
+      <w:proofErr w:type="spellStart"/>
+      <w:r>
+        <w:rPr>
+          <w:rFonts w:ascii="Times New Roman" w:hAnsi="Times New Roman" w:cs="Times New Roman"/>
+        </w:rPr>
+        <w:t>inseamna</w:t>
+      </w:r>
+      <w:proofErr w:type="spellEnd"/>
+      <w:r>
+        <w:rPr>
+          <w:rFonts w:ascii="Times New Roman" w:hAnsi="Times New Roman" w:cs="Times New Roman"/>
+        </w:rPr>
+        <w:t xml:space="preserve"> ca forma </w:t>
+      </w:r>
+      <w:proofErr w:type="spellStart"/>
+      <w:r>
+        <w:rPr>
+          <w:rFonts w:ascii="Times New Roman" w:hAnsi="Times New Roman" w:cs="Times New Roman"/>
+        </w:rPr>
+        <w:t>sezonalitatii</w:t>
+      </w:r>
+      <w:proofErr w:type="spellEnd"/>
+      <w:r>
+        <w:rPr>
+          <w:rFonts w:ascii="Times New Roman" w:hAnsi="Times New Roman" w:cs="Times New Roman"/>
+        </w:rPr>
+        <w:t xml:space="preserve"> se modifica imprevizibil de la un an la altul.</w:t>
+      </w:r>
+    </w:p>
+    <w:p>
+      <w:pPr>
+        <w:rPr>
+          <w:rFonts w:ascii="Times New Roman" w:hAnsi="Times New Roman" w:cs="Times New Roman"/>
+        </w:rPr>
+      </w:pPr>
+    </w:p>
+    <w:p>
+      <w:pPr>
+        <w:rPr>
+          <w:rFonts w:ascii="Times New Roman" w:hAnsi="Times New Roman" w:cs="Times New Roman"/>
+        </w:rPr>
+      </w:pPr>
+      <w:r>
+        <w:rPr>
+          <w:rFonts w:ascii="Times New Roman" w:hAnsi="Times New Roman" w:cs="Times New Roman"/>
+        </w:rPr>
+        <w:t xml:space="preserve">Rezultatul arata ca ipoteza nula </w:t>
+      </w:r>
+      <w:proofErr w:type="spellStart"/>
+      <w:r>
+        <w:rPr>
+          <w:rFonts w:ascii="Times New Roman" w:hAnsi="Times New Roman" w:cs="Times New Roman"/>
+        </w:rPr>
+        <w:t>ese</w:t>
+      </w:r>
+      <w:proofErr w:type="spellEnd"/>
+      <w:r>
+        <w:rPr>
+          <w:rFonts w:ascii="Times New Roman" w:hAnsi="Times New Roman" w:cs="Times New Roman"/>
+        </w:rPr>
+        <w:t xml:space="preserve"> acceptata, </w:t>
+      </w:r>
+      <w:proofErr w:type="spellStart"/>
+      <w:r>
+        <w:rPr>
+          <w:rFonts w:ascii="Times New Roman" w:hAnsi="Times New Roman" w:cs="Times New Roman"/>
+        </w:rPr>
+        <w:t>confirmand</w:t>
+      </w:r>
+      <w:proofErr w:type="spellEnd"/>
+      <w:r>
+        <w:rPr>
+          <w:rFonts w:ascii="Times New Roman" w:hAnsi="Times New Roman" w:cs="Times New Roman"/>
+        </w:rPr>
+        <w:t xml:space="preserve"> matematic ca datele au o </w:t>
+      </w:r>
+      <w:proofErr w:type="spellStart"/>
+      <w:r>
+        <w:rPr>
+          <w:rFonts w:ascii="Times New Roman" w:hAnsi="Times New Roman" w:cs="Times New Roman"/>
+        </w:rPr>
+        <w:t>sezonalitate</w:t>
+      </w:r>
+      <w:proofErr w:type="spellEnd"/>
+      <w:r>
+        <w:rPr>
+          <w:rFonts w:ascii="Times New Roman" w:hAnsi="Times New Roman" w:cs="Times New Roman"/>
+        </w:rPr>
+        <w:t xml:space="preserve"> fixa. Aceasta certificare statistica se </w:t>
+      </w:r>
+      <w:proofErr w:type="spellStart"/>
+      <w:r>
+        <w:rPr>
+          <w:rFonts w:ascii="Times New Roman" w:hAnsi="Times New Roman" w:cs="Times New Roman"/>
+        </w:rPr>
+        <w:t>aliniaza</w:t>
+      </w:r>
+      <w:proofErr w:type="spellEnd"/>
+      <w:r>
+        <w:rPr>
+          <w:rFonts w:ascii="Times New Roman" w:hAnsi="Times New Roman" w:cs="Times New Roman"/>
+        </w:rPr>
+        <w:t xml:space="preserve"> perfect cu stabilitatea observata in graficul de subserii sezoniere de mai sus.</w:t>
+      </w:r>
+      <w:r>
+        <w:rPr>
+          <w:rFonts w:ascii="Times New Roman" w:hAnsi="Times New Roman" w:cs="Times New Roman"/>
+        </w:rPr>
+        <w:t xml:space="preserve"> Seria nu necesita </w:t>
+      </w:r>
+      <w:proofErr w:type="spellStart"/>
+      <w:r>
+        <w:rPr>
+          <w:rFonts w:ascii="Times New Roman" w:hAnsi="Times New Roman" w:cs="Times New Roman"/>
+        </w:rPr>
+        <w:t>diferentiere</w:t>
+      </w:r>
+      <w:proofErr w:type="spellEnd"/>
+      <w:r>
+        <w:rPr>
+          <w:rFonts w:ascii="Times New Roman" w:hAnsi="Times New Roman" w:cs="Times New Roman"/>
+        </w:rPr>
+        <w:t xml:space="preserve"> sezoniera.</w:t>
       </w:r>
     </w:p>
     <w:p/>
@@ -2821,7 +3421,15 @@
         <w:t>7</w:t>
       </w:r>
       <w:r>
-        <w:t xml:space="preserve"> – Stationaritate pentru consumul de energie</w:t>
+        <w:t xml:space="preserve"> – </w:t>
+      </w:r>
+      <w:proofErr w:type="spellStart"/>
+      <w:r>
+        <w:t>Stationaritate</w:t>
+      </w:r>
+      <w:proofErr w:type="spellEnd"/>
+      <w:r>
+        <w:t xml:space="preserve"> pentru consumul de energie</w:t>
       </w:r>
     </w:p>
     <w:p>
@@ -2872,20 +3480,76 @@
         <w:rPr>
           <w:rFonts w:ascii="Times New Roman" w:hAnsi="Times New Roman" w:cs="Times New Roman"/>
         </w:rPr>
-        <w:t>H0: Seria are o radacina unitara, prin urmare este nestationara.</w:t>
-      </w:r>
-    </w:p>
-    <w:p>
-      <w:pPr>
-        <w:rPr>
-          <w:rFonts w:ascii="Times New Roman" w:hAnsi="Times New Roman" w:cs="Times New Roman"/>
-        </w:rPr>
-      </w:pPr>
-      <w:r>
-        <w:rPr>
-          <w:rFonts w:ascii="Times New Roman" w:hAnsi="Times New Roman" w:cs="Times New Roman"/>
-        </w:rPr>
-        <w:t>H1: Seria nu are o radacina unitara, deci este stationara.</w:t>
+        <w:t xml:space="preserve">H0: Seria are o </w:t>
+      </w:r>
+      <w:proofErr w:type="spellStart"/>
+      <w:r>
+        <w:rPr>
+          <w:rFonts w:ascii="Times New Roman" w:hAnsi="Times New Roman" w:cs="Times New Roman"/>
+        </w:rPr>
+        <w:t>radacina</w:t>
+      </w:r>
+      <w:proofErr w:type="spellEnd"/>
+      <w:r>
+        <w:rPr>
+          <w:rFonts w:ascii="Times New Roman" w:hAnsi="Times New Roman" w:cs="Times New Roman"/>
+        </w:rPr>
+        <w:t xml:space="preserve"> unitara, prin urmare este </w:t>
+      </w:r>
+      <w:proofErr w:type="spellStart"/>
+      <w:r>
+        <w:rPr>
+          <w:rFonts w:ascii="Times New Roman" w:hAnsi="Times New Roman" w:cs="Times New Roman"/>
+        </w:rPr>
+        <w:t>nestationara</w:t>
+      </w:r>
+      <w:proofErr w:type="spellEnd"/>
+      <w:r>
+        <w:rPr>
+          <w:rFonts w:ascii="Times New Roman" w:hAnsi="Times New Roman" w:cs="Times New Roman"/>
+        </w:rPr>
+        <w:t>.</w:t>
+      </w:r>
+    </w:p>
+    <w:p>
+      <w:pPr>
+        <w:rPr>
+          <w:rFonts w:ascii="Times New Roman" w:hAnsi="Times New Roman" w:cs="Times New Roman"/>
+        </w:rPr>
+      </w:pPr>
+      <w:r>
+        <w:rPr>
+          <w:rFonts w:ascii="Times New Roman" w:hAnsi="Times New Roman" w:cs="Times New Roman"/>
+        </w:rPr>
+        <w:t xml:space="preserve">H1: Seria nu are o </w:t>
+      </w:r>
+      <w:proofErr w:type="spellStart"/>
+      <w:r>
+        <w:rPr>
+          <w:rFonts w:ascii="Times New Roman" w:hAnsi="Times New Roman" w:cs="Times New Roman"/>
+        </w:rPr>
+        <w:t>radacina</w:t>
+      </w:r>
+      <w:proofErr w:type="spellEnd"/>
+      <w:r>
+        <w:rPr>
+          <w:rFonts w:ascii="Times New Roman" w:hAnsi="Times New Roman" w:cs="Times New Roman"/>
+        </w:rPr>
+        <w:t xml:space="preserve"> unitara, deci este </w:t>
+      </w:r>
+      <w:proofErr w:type="spellStart"/>
+      <w:r>
+        <w:rPr>
+          <w:rFonts w:ascii="Times New Roman" w:hAnsi="Times New Roman" w:cs="Times New Roman"/>
+        </w:rPr>
+        <w:t>stationara</w:t>
+      </w:r>
+      <w:proofErr w:type="spellEnd"/>
+      <w:r>
+        <w:rPr>
+          <w:rFonts w:ascii="Times New Roman" w:hAnsi="Times New Roman" w:cs="Times New Roman"/>
+        </w:rPr>
+        <w:t>.</w:t>
       </w:r>
     </w:p>
     <w:p>
@@ -2918,20 +3582,76 @@
         <w:rPr>
           <w:rFonts w:ascii="Times New Roman" w:hAnsi="Times New Roman" w:cs="Times New Roman"/>
         </w:rPr>
-        <w:t>H0: Seria este stationara in jurul unei medii sau unui trend determinist.</w:t>
-      </w:r>
-    </w:p>
-    <w:p>
-      <w:pPr>
-        <w:rPr>
-          <w:rFonts w:ascii="Times New Roman" w:hAnsi="Times New Roman" w:cs="Times New Roman"/>
-        </w:rPr>
-      </w:pPr>
-      <w:r>
-        <w:rPr>
-          <w:rFonts w:ascii="Times New Roman" w:hAnsi="Times New Roman" w:cs="Times New Roman"/>
-        </w:rPr>
-        <w:t>H1: Seria are o radacina unitara, asadar este nestationara.</w:t>
+        <w:t xml:space="preserve">H0: Seria este </w:t>
+      </w:r>
+      <w:proofErr w:type="spellStart"/>
+      <w:r>
+        <w:rPr>
+          <w:rFonts w:ascii="Times New Roman" w:hAnsi="Times New Roman" w:cs="Times New Roman"/>
+        </w:rPr>
+        <w:t>stationara</w:t>
+      </w:r>
+      <w:proofErr w:type="spellEnd"/>
+      <w:r>
+        <w:rPr>
+          <w:rFonts w:ascii="Times New Roman" w:hAnsi="Times New Roman" w:cs="Times New Roman"/>
+        </w:rPr>
+        <w:t xml:space="preserve"> in jurul unei medii sau unui trend determinist.</w:t>
+      </w:r>
+    </w:p>
+    <w:p>
+      <w:pPr>
+        <w:rPr>
+          <w:rFonts w:ascii="Times New Roman" w:hAnsi="Times New Roman" w:cs="Times New Roman"/>
+        </w:rPr>
+      </w:pPr>
+      <w:r>
+        <w:rPr>
+          <w:rFonts w:ascii="Times New Roman" w:hAnsi="Times New Roman" w:cs="Times New Roman"/>
+        </w:rPr>
+        <w:t xml:space="preserve">H1: Seria are o </w:t>
+      </w:r>
+      <w:proofErr w:type="spellStart"/>
+      <w:r>
+        <w:rPr>
+          <w:rFonts w:ascii="Times New Roman" w:hAnsi="Times New Roman" w:cs="Times New Roman"/>
+        </w:rPr>
+        <w:t>radacina</w:t>
+      </w:r>
+      <w:proofErr w:type="spellEnd"/>
+      <w:r>
+        <w:rPr>
+          <w:rFonts w:ascii="Times New Roman" w:hAnsi="Times New Roman" w:cs="Times New Roman"/>
+        </w:rPr>
+        <w:t xml:space="preserve"> unitara, </w:t>
+      </w:r>
+      <w:proofErr w:type="spellStart"/>
+      <w:r>
+        <w:rPr>
+          <w:rFonts w:ascii="Times New Roman" w:hAnsi="Times New Roman" w:cs="Times New Roman"/>
+        </w:rPr>
+        <w:t>asadar</w:t>
+      </w:r>
+      <w:proofErr w:type="spellEnd"/>
+      <w:r>
+        <w:rPr>
+          <w:rFonts w:ascii="Times New Roman" w:hAnsi="Times New Roman" w:cs="Times New Roman"/>
+        </w:rPr>
+        <w:t xml:space="preserve"> este </w:t>
+      </w:r>
+      <w:proofErr w:type="spellStart"/>
+      <w:r>
+        <w:rPr>
+          <w:rFonts w:ascii="Times New Roman" w:hAnsi="Times New Roman" w:cs="Times New Roman"/>
+        </w:rPr>
+        <w:t>nestationara</w:t>
+      </w:r>
+      <w:proofErr w:type="spellEnd"/>
+      <w:r>
+        <w:rPr>
+          <w:rFonts w:ascii="Times New Roman" w:hAnsi="Times New Roman" w:cs="Times New Roman"/>
+        </w:rPr>
+        <w:t>.</w:t>
       </w:r>
     </w:p>
     <w:p>
@@ -2964,27 +3684,167 @@
         <w:rPr>
           <w:rFonts w:ascii="Times New Roman" w:hAnsi="Times New Roman" w:cs="Times New Roman"/>
         </w:rPr>
-        <w:t>In cazul testului ADF, valoarea p-value obtinuta este de 0.2492. Fiind mai mare decat pragul standard de 0.05, nu putem respinge ipoteza nula, ceea ce indica faptul ca seria are o radacina unitara si este nestationara. Pentru testul KPSS, valoarea p-value de 0.1000 accepta matematic ipoteza nula de stationaritate.</w:t>
-      </w:r>
-    </w:p>
-    <w:p>
-      <w:pPr>
-        <w:rPr>
-          <w:rFonts w:ascii="Times New Roman" w:hAnsi="Times New Roman" w:cs="Times New Roman"/>
-        </w:rPr>
-      </w:pPr>
-    </w:p>
-    <w:p>
-      <w:pPr>
-        <w:rPr>
-          <w:rFonts w:ascii="Times New Roman" w:hAnsi="Times New Roman" w:cs="Times New Roman"/>
-        </w:rPr>
-      </w:pPr>
-      <w:r>
-        <w:rPr>
-          <w:rFonts w:ascii="Times New Roman" w:hAnsi="Times New Roman" w:cs="Times New Roman"/>
-        </w:rPr>
-        <w:t>Judecam ca seria ar putea fi nestationara, de aceea, ea necesita diferentiere pentru a o stationariza.</w:t>
+        <w:t>In cazul testului ADF, valoarea p-</w:t>
+      </w:r>
+      <w:proofErr w:type="spellStart"/>
+      <w:r>
+        <w:rPr>
+          <w:rFonts w:ascii="Times New Roman" w:hAnsi="Times New Roman" w:cs="Times New Roman"/>
+        </w:rPr>
+        <w:t>value</w:t>
+      </w:r>
+      <w:proofErr w:type="spellEnd"/>
+      <w:r>
+        <w:rPr>
+          <w:rFonts w:ascii="Times New Roman" w:hAnsi="Times New Roman" w:cs="Times New Roman"/>
+        </w:rPr>
+        <w:t xml:space="preserve"> </w:t>
+      </w:r>
+      <w:proofErr w:type="spellStart"/>
+      <w:r>
+        <w:rPr>
+          <w:rFonts w:ascii="Times New Roman" w:hAnsi="Times New Roman" w:cs="Times New Roman"/>
+        </w:rPr>
+        <w:t>obtinuta</w:t>
+      </w:r>
+      <w:proofErr w:type="spellEnd"/>
+      <w:r>
+        <w:rPr>
+          <w:rFonts w:ascii="Times New Roman" w:hAnsi="Times New Roman" w:cs="Times New Roman"/>
+        </w:rPr>
+        <w:t xml:space="preserve"> este de 0.2492. Fiind mai mare </w:t>
+      </w:r>
+      <w:proofErr w:type="spellStart"/>
+      <w:r>
+        <w:rPr>
+          <w:rFonts w:ascii="Times New Roman" w:hAnsi="Times New Roman" w:cs="Times New Roman"/>
+        </w:rPr>
+        <w:t>decat</w:t>
+      </w:r>
+      <w:proofErr w:type="spellEnd"/>
+      <w:r>
+        <w:rPr>
+          <w:rFonts w:ascii="Times New Roman" w:hAnsi="Times New Roman" w:cs="Times New Roman"/>
+        </w:rPr>
+        <w:t xml:space="preserve"> pragul standard de 0.05, nu putem respinge ipoteza nula, ceea ce indica faptul ca seria are o </w:t>
+      </w:r>
+      <w:proofErr w:type="spellStart"/>
+      <w:r>
+        <w:rPr>
+          <w:rFonts w:ascii="Times New Roman" w:hAnsi="Times New Roman" w:cs="Times New Roman"/>
+        </w:rPr>
+        <w:t>radacina</w:t>
+      </w:r>
+      <w:proofErr w:type="spellEnd"/>
+      <w:r>
+        <w:rPr>
+          <w:rFonts w:ascii="Times New Roman" w:hAnsi="Times New Roman" w:cs="Times New Roman"/>
+        </w:rPr>
+        <w:t xml:space="preserve"> unitara si este </w:t>
+      </w:r>
+      <w:proofErr w:type="spellStart"/>
+      <w:r>
+        <w:rPr>
+          <w:rFonts w:ascii="Times New Roman" w:hAnsi="Times New Roman" w:cs="Times New Roman"/>
+        </w:rPr>
+        <w:t>nestationara</w:t>
+      </w:r>
+      <w:proofErr w:type="spellEnd"/>
+      <w:r>
+        <w:rPr>
+          <w:rFonts w:ascii="Times New Roman" w:hAnsi="Times New Roman" w:cs="Times New Roman"/>
+        </w:rPr>
+        <w:t>. Pentru testul KPSS, valoarea p-</w:t>
+      </w:r>
+      <w:proofErr w:type="spellStart"/>
+      <w:r>
+        <w:rPr>
+          <w:rFonts w:ascii="Times New Roman" w:hAnsi="Times New Roman" w:cs="Times New Roman"/>
+        </w:rPr>
+        <w:t>value</w:t>
+      </w:r>
+      <w:proofErr w:type="spellEnd"/>
+      <w:r>
+        <w:rPr>
+          <w:rFonts w:ascii="Times New Roman" w:hAnsi="Times New Roman" w:cs="Times New Roman"/>
+        </w:rPr>
+        <w:t xml:space="preserve"> de 0.1000 accepta matematic ipoteza nula de </w:t>
+      </w:r>
+      <w:proofErr w:type="spellStart"/>
+      <w:r>
+        <w:rPr>
+          <w:rFonts w:ascii="Times New Roman" w:hAnsi="Times New Roman" w:cs="Times New Roman"/>
+        </w:rPr>
+        <w:t>stationaritate</w:t>
+      </w:r>
+      <w:proofErr w:type="spellEnd"/>
+      <w:r>
+        <w:rPr>
+          <w:rFonts w:ascii="Times New Roman" w:hAnsi="Times New Roman" w:cs="Times New Roman"/>
+        </w:rPr>
+        <w:t>.</w:t>
+      </w:r>
+    </w:p>
+    <w:p>
+      <w:pPr>
+        <w:rPr>
+          <w:rFonts w:ascii="Times New Roman" w:hAnsi="Times New Roman" w:cs="Times New Roman"/>
+        </w:rPr>
+      </w:pPr>
+    </w:p>
+    <w:p>
+      <w:pPr>
+        <w:rPr>
+          <w:rFonts w:ascii="Times New Roman" w:hAnsi="Times New Roman" w:cs="Times New Roman"/>
+        </w:rPr>
+      </w:pPr>
+      <w:r>
+        <w:rPr>
+          <w:rFonts w:ascii="Times New Roman" w:hAnsi="Times New Roman" w:cs="Times New Roman"/>
+        </w:rPr>
+        <w:t xml:space="preserve">Judecam ca seria ar putea fi </w:t>
+      </w:r>
+      <w:proofErr w:type="spellStart"/>
+      <w:r>
+        <w:rPr>
+          <w:rFonts w:ascii="Times New Roman" w:hAnsi="Times New Roman" w:cs="Times New Roman"/>
+        </w:rPr>
+        <w:t>nestationara</w:t>
+      </w:r>
+      <w:proofErr w:type="spellEnd"/>
+      <w:r>
+        <w:rPr>
+          <w:rFonts w:ascii="Times New Roman" w:hAnsi="Times New Roman" w:cs="Times New Roman"/>
+        </w:rPr>
+        <w:t xml:space="preserve">, de aceea, ea necesita </w:t>
+      </w:r>
+      <w:proofErr w:type="spellStart"/>
+      <w:r>
+        <w:rPr>
+          <w:rFonts w:ascii="Times New Roman" w:hAnsi="Times New Roman" w:cs="Times New Roman"/>
+        </w:rPr>
+        <w:t>diferentiere</w:t>
+      </w:r>
+      <w:proofErr w:type="spellEnd"/>
+      <w:r>
+        <w:rPr>
+          <w:rFonts w:ascii="Times New Roman" w:hAnsi="Times New Roman" w:cs="Times New Roman"/>
+        </w:rPr>
+        <w:t xml:space="preserve"> pentru a o </w:t>
+      </w:r>
+      <w:proofErr w:type="spellStart"/>
+      <w:r>
+        <w:rPr>
+          <w:rFonts w:ascii="Times New Roman" w:hAnsi="Times New Roman" w:cs="Times New Roman"/>
+        </w:rPr>
+        <w:t>stationariza</w:t>
+      </w:r>
+      <w:proofErr w:type="spellEnd"/>
+      <w:r>
+        <w:rPr>
+          <w:rFonts w:ascii="Times New Roman" w:hAnsi="Times New Roman" w:cs="Times New Roman"/>
+        </w:rPr>
+        <w:t>.</w:t>
       </w:r>
     </w:p>
     <w:p/>
@@ -3088,7 +3948,35 @@
         <w:rPr>
           <w:rFonts w:ascii="Times New Roman" w:hAnsi="Times New Roman" w:cs="Times New Roman"/>
         </w:rPr>
-        <w:t>Corelograma ACF si PACF pentru seria bruta confirma prezenta unei sezonalitati anuale clare prin valorile semnificative la lag-urile 12, 24 si 36.</w:t>
+        <w:t xml:space="preserve">Corelograma ACF si PACF pentru seria bruta confirma prezenta unei </w:t>
+      </w:r>
+      <w:proofErr w:type="spellStart"/>
+      <w:r>
+        <w:rPr>
+          <w:rFonts w:ascii="Times New Roman" w:hAnsi="Times New Roman" w:cs="Times New Roman"/>
+        </w:rPr>
+        <w:t>sezonalitati</w:t>
+      </w:r>
+      <w:proofErr w:type="spellEnd"/>
+      <w:r>
+        <w:rPr>
+          <w:rFonts w:ascii="Times New Roman" w:hAnsi="Times New Roman" w:cs="Times New Roman"/>
+        </w:rPr>
+        <w:t xml:space="preserve"> anuale clare prin valorile semnificative la </w:t>
+      </w:r>
+      <w:proofErr w:type="spellStart"/>
+      <w:r>
+        <w:rPr>
+          <w:rFonts w:ascii="Times New Roman" w:hAnsi="Times New Roman" w:cs="Times New Roman"/>
+        </w:rPr>
+        <w:t>lag</w:t>
+      </w:r>
+      <w:proofErr w:type="spellEnd"/>
+      <w:r>
+        <w:rPr>
+          <w:rFonts w:ascii="Times New Roman" w:hAnsi="Times New Roman" w:cs="Times New Roman"/>
+        </w:rPr>
+        <w:t>-urile 12, 24 si 36.</w:t>
       </w:r>
     </w:p>
     <w:p/>
@@ -3158,8 +4046,13 @@
         <w:t>9</w:t>
       </w:r>
       <w:r>
-        <w:t xml:space="preserve"> Teste de stationaritate</w:t>
-      </w:r>
+        <w:t xml:space="preserve"> Teste de </w:t>
+      </w:r>
+      <w:proofErr w:type="spellStart"/>
+      <w:r>
+        <w:t>stationaritate</w:t>
+      </w:r>
+      <w:proofErr w:type="spellEnd"/>
     </w:p>
     <w:p>
       <w:pPr>
@@ -3192,7 +4085,49 @@
         <w:rPr>
           <w:rFonts w:ascii="Times New Roman" w:hAnsi="Times New Roman" w:cs="Times New Roman"/>
         </w:rPr>
-        <w:t>Precum se poate observa, dupa diferentiere, seria a devenit stationara.</w:t>
+        <w:t xml:space="preserve">Precum se poate observa, </w:t>
+      </w:r>
+      <w:proofErr w:type="spellStart"/>
+      <w:r>
+        <w:rPr>
+          <w:rFonts w:ascii="Times New Roman" w:hAnsi="Times New Roman" w:cs="Times New Roman"/>
+        </w:rPr>
+        <w:t>dupa</w:t>
+      </w:r>
+      <w:proofErr w:type="spellEnd"/>
+      <w:r>
+        <w:rPr>
+          <w:rFonts w:ascii="Times New Roman" w:hAnsi="Times New Roman" w:cs="Times New Roman"/>
+        </w:rPr>
+        <w:t xml:space="preserve"> </w:t>
+      </w:r>
+      <w:proofErr w:type="spellStart"/>
+      <w:r>
+        <w:rPr>
+          <w:rFonts w:ascii="Times New Roman" w:hAnsi="Times New Roman" w:cs="Times New Roman"/>
+        </w:rPr>
+        <w:t>diferentiere</w:t>
+      </w:r>
+      <w:proofErr w:type="spellEnd"/>
+      <w:r>
+        <w:rPr>
+          <w:rFonts w:ascii="Times New Roman" w:hAnsi="Times New Roman" w:cs="Times New Roman"/>
+        </w:rPr>
+        <w:t xml:space="preserve">, seria a devenit </w:t>
+      </w:r>
+      <w:proofErr w:type="spellStart"/>
+      <w:r>
+        <w:rPr>
+          <w:rFonts w:ascii="Times New Roman" w:hAnsi="Times New Roman" w:cs="Times New Roman"/>
+        </w:rPr>
+        <w:t>stationara</w:t>
+      </w:r>
+      <w:proofErr w:type="spellEnd"/>
+      <w:r>
+        <w:rPr>
+          <w:rFonts w:ascii="Times New Roman" w:hAnsi="Times New Roman" w:cs="Times New Roman"/>
+        </w:rPr>
+        <w:t>.</w:t>
       </w:r>
     </w:p>
     <w:p>
@@ -3269,8 +4204,13 @@
         <w:t>10</w:t>
       </w:r>
       <w:r>
-        <w:t xml:space="preserve"> – Seria diferntiata</w:t>
-      </w:r>
+        <w:t xml:space="preserve"> – Seria </w:t>
+      </w:r>
+      <w:proofErr w:type="spellStart"/>
+      <w:r>
+        <w:t>diferntiata</w:t>
+      </w:r>
+      <w:proofErr w:type="spellEnd"/>
     </w:p>
     <w:p>
       <w:pPr>
@@ -3376,8 +4316,13 @@
         <w:t>1</w:t>
       </w:r>
       <w:r>
-        <w:t xml:space="preserve"> – ACF serie diferentiata</w:t>
-      </w:r>
+        <w:t xml:space="preserve"> – ACF serie </w:t>
+      </w:r>
+      <w:proofErr w:type="spellStart"/>
+      <w:r>
+        <w:t>diferentiata</w:t>
+      </w:r>
+      <w:proofErr w:type="spellEnd"/>
     </w:p>
     <w:p>
       <w:pPr>
@@ -3466,8 +4411,13 @@
         <w:t>2</w:t>
       </w:r>
       <w:r>
-        <w:t xml:space="preserve"> – PACF serie diferentiata</w:t>
-      </w:r>
+        <w:t xml:space="preserve"> – PACF serie </w:t>
+      </w:r>
+      <w:proofErr w:type="spellStart"/>
+      <w:r>
+        <w:t>diferentiata</w:t>
+      </w:r>
+      <w:proofErr w:type="spellEnd"/>
     </w:p>
     <w:p>
       <w:pPr>
@@ -3504,27 +4454,139 @@
         <w:rPr>
           <w:rFonts w:ascii="Times New Roman" w:hAnsi="Times New Roman" w:cs="Times New Roman"/>
         </w:rPr>
-        <w:t>Analiza output-ului sugereaza existenta unei sezonalitati de ordinul 12, indicata de parametrii sezonieri SAR=2 si SMA=3, ceea ce reflecta o dependenta atat de valorile anterioare cat si de erorile anterioare. Componenta non-sezoniera are termeni autoregresivi si de medie mobila de ordinul maxim 1 (AR&lt;=1, MA&lt;=1), sugerand o corectie rapida pe termen scurt. Aceasta specificatie este tipica modelelor SARIMA utilizate pentru date lunare cu oscilatii puternice.</w:t>
-      </w:r>
-    </w:p>
-    <w:p>
-      <w:pPr>
-        <w:rPr>
-          <w:rFonts w:ascii="Times New Roman" w:hAnsi="Times New Roman" w:cs="Times New Roman"/>
-        </w:rPr>
-      </w:pPr>
-    </w:p>
-    <w:p>
-      <w:pPr>
-        <w:rPr>
-          <w:rFonts w:ascii="Times New Roman" w:hAnsi="Times New Roman" w:cs="Times New Roman"/>
-        </w:rPr>
-      </w:pPr>
-      <w:r>
-        <w:rPr>
-          <w:rFonts w:ascii="Times New Roman" w:hAnsi="Times New Roman" w:cs="Times New Roman"/>
-        </w:rPr>
-        <w:t>Vom rula un model SARIMA (p,d,q) (P,D,Q)</w:t>
+        <w:t xml:space="preserve">Analiza output-ului </w:t>
+      </w:r>
+      <w:proofErr w:type="spellStart"/>
+      <w:r>
+        <w:rPr>
+          <w:rFonts w:ascii="Times New Roman" w:hAnsi="Times New Roman" w:cs="Times New Roman"/>
+        </w:rPr>
+        <w:t>sugereaza</w:t>
+      </w:r>
+      <w:proofErr w:type="spellEnd"/>
+      <w:r>
+        <w:rPr>
+          <w:rFonts w:ascii="Times New Roman" w:hAnsi="Times New Roman" w:cs="Times New Roman"/>
+        </w:rPr>
+        <w:t xml:space="preserve"> existenta unei </w:t>
+      </w:r>
+      <w:proofErr w:type="spellStart"/>
+      <w:r>
+        <w:rPr>
+          <w:rFonts w:ascii="Times New Roman" w:hAnsi="Times New Roman" w:cs="Times New Roman"/>
+        </w:rPr>
+        <w:t>sezonalitati</w:t>
+      </w:r>
+      <w:proofErr w:type="spellEnd"/>
+      <w:r>
+        <w:rPr>
+          <w:rFonts w:ascii="Times New Roman" w:hAnsi="Times New Roman" w:cs="Times New Roman"/>
+        </w:rPr>
+        <w:t xml:space="preserve"> de ordinul 12, indicata de parametrii sezonieri SAR=2 si SMA=3, ceea ce reflecta o dependenta </w:t>
+      </w:r>
+      <w:proofErr w:type="spellStart"/>
+      <w:r>
+        <w:rPr>
+          <w:rFonts w:ascii="Times New Roman" w:hAnsi="Times New Roman" w:cs="Times New Roman"/>
+        </w:rPr>
+        <w:t>atat</w:t>
+      </w:r>
+      <w:proofErr w:type="spellEnd"/>
+      <w:r>
+        <w:rPr>
+          <w:rFonts w:ascii="Times New Roman" w:hAnsi="Times New Roman" w:cs="Times New Roman"/>
+        </w:rPr>
+        <w:t xml:space="preserve"> de valorile anterioare cat si de erorile anterioare. Componenta non-sezoniera are termeni autoregresivi si de medie mobila de ordinul maxim 1 (AR&lt;=1, MA&lt;=1), </w:t>
+      </w:r>
+      <w:proofErr w:type="spellStart"/>
+      <w:r>
+        <w:rPr>
+          <w:rFonts w:ascii="Times New Roman" w:hAnsi="Times New Roman" w:cs="Times New Roman"/>
+        </w:rPr>
+        <w:t>sugerand</w:t>
+      </w:r>
+      <w:proofErr w:type="spellEnd"/>
+      <w:r>
+        <w:rPr>
+          <w:rFonts w:ascii="Times New Roman" w:hAnsi="Times New Roman" w:cs="Times New Roman"/>
+        </w:rPr>
+        <w:t xml:space="preserve"> o </w:t>
+      </w:r>
+      <w:proofErr w:type="spellStart"/>
+      <w:r>
+        <w:rPr>
+          <w:rFonts w:ascii="Times New Roman" w:hAnsi="Times New Roman" w:cs="Times New Roman"/>
+        </w:rPr>
+        <w:t>corectie</w:t>
+      </w:r>
+      <w:proofErr w:type="spellEnd"/>
+      <w:r>
+        <w:rPr>
+          <w:rFonts w:ascii="Times New Roman" w:hAnsi="Times New Roman" w:cs="Times New Roman"/>
+        </w:rPr>
+        <w:t xml:space="preserve"> rapida pe termen scurt. Aceasta </w:t>
+      </w:r>
+      <w:proofErr w:type="spellStart"/>
+      <w:r>
+        <w:rPr>
+          <w:rFonts w:ascii="Times New Roman" w:hAnsi="Times New Roman" w:cs="Times New Roman"/>
+        </w:rPr>
+        <w:t>specificatie</w:t>
+      </w:r>
+      <w:proofErr w:type="spellEnd"/>
+      <w:r>
+        <w:rPr>
+          <w:rFonts w:ascii="Times New Roman" w:hAnsi="Times New Roman" w:cs="Times New Roman"/>
+        </w:rPr>
+        <w:t xml:space="preserve"> este tipica modelelor SARIMA utilizate pentru date lunare cu </w:t>
+      </w:r>
+      <w:proofErr w:type="spellStart"/>
+      <w:r>
+        <w:rPr>
+          <w:rFonts w:ascii="Times New Roman" w:hAnsi="Times New Roman" w:cs="Times New Roman"/>
+        </w:rPr>
+        <w:t>oscilatii</w:t>
+      </w:r>
+      <w:proofErr w:type="spellEnd"/>
+      <w:r>
+        <w:rPr>
+          <w:rFonts w:ascii="Times New Roman" w:hAnsi="Times New Roman" w:cs="Times New Roman"/>
+        </w:rPr>
+        <w:t xml:space="preserve"> puternice.</w:t>
+      </w:r>
+    </w:p>
+    <w:p>
+      <w:pPr>
+        <w:rPr>
+          <w:rFonts w:ascii="Times New Roman" w:hAnsi="Times New Roman" w:cs="Times New Roman"/>
+        </w:rPr>
+      </w:pPr>
+    </w:p>
+    <w:p>
+      <w:pPr>
+        <w:rPr>
+          <w:rFonts w:ascii="Times New Roman" w:hAnsi="Times New Roman" w:cs="Times New Roman"/>
+        </w:rPr>
+      </w:pPr>
+      <w:r>
+        <w:rPr>
+          <w:rFonts w:ascii="Times New Roman" w:hAnsi="Times New Roman" w:cs="Times New Roman"/>
+        </w:rPr>
+        <w:t>Vom rula un model SARIMA (</w:t>
+      </w:r>
+      <w:proofErr w:type="spellStart"/>
+      <w:r>
+        <w:rPr>
+          <w:rFonts w:ascii="Times New Roman" w:hAnsi="Times New Roman" w:cs="Times New Roman"/>
+        </w:rPr>
+        <w:t>p,d,q</w:t>
+      </w:r>
+      <w:proofErr w:type="spellEnd"/>
+      <w:r>
+        <w:rPr>
+          <w:rFonts w:ascii="Times New Roman" w:hAnsi="Times New Roman" w:cs="Times New Roman"/>
+        </w:rPr>
+        <w:t>) (P,D,Q)</w:t>
       </w:r>
     </w:p>
     <w:p/>
@@ -3632,7 +4694,77 @@
         <w:rPr>
           <w:rFonts w:ascii="Times New Roman" w:hAnsi="Times New Roman" w:cs="Times New Roman"/>
         </w:rPr>
-        <w:t>Am utilizat Auto Arima pentru a identifica cel mai bun model SARIMA posibil avand in vedere specificatiile posibile obtinute din graficele ACF si PACF ale seriei difereintiate. Am selectat modelul cu cel mai mic AIC, iar modelul SARIMA obtinut este un SARIMA(0,1,1)(2,0,1).</w:t>
+        <w:t xml:space="preserve">Am utilizat Auto Arima pentru a identifica cel mai bun model SARIMA posibil </w:t>
+      </w:r>
+      <w:proofErr w:type="spellStart"/>
+      <w:r>
+        <w:rPr>
+          <w:rFonts w:ascii="Times New Roman" w:hAnsi="Times New Roman" w:cs="Times New Roman"/>
+        </w:rPr>
+        <w:t>avand</w:t>
+      </w:r>
+      <w:proofErr w:type="spellEnd"/>
+      <w:r>
+        <w:rPr>
+          <w:rFonts w:ascii="Times New Roman" w:hAnsi="Times New Roman" w:cs="Times New Roman"/>
+        </w:rPr>
+        <w:t xml:space="preserve"> in vedere </w:t>
+      </w:r>
+      <w:proofErr w:type="spellStart"/>
+      <w:r>
+        <w:rPr>
+          <w:rFonts w:ascii="Times New Roman" w:hAnsi="Times New Roman" w:cs="Times New Roman"/>
+        </w:rPr>
+        <w:t>specificatiile</w:t>
+      </w:r>
+      <w:proofErr w:type="spellEnd"/>
+      <w:r>
+        <w:rPr>
+          <w:rFonts w:ascii="Times New Roman" w:hAnsi="Times New Roman" w:cs="Times New Roman"/>
+        </w:rPr>
+        <w:t xml:space="preserve"> posibile </w:t>
+      </w:r>
+      <w:proofErr w:type="spellStart"/>
+      <w:r>
+        <w:rPr>
+          <w:rFonts w:ascii="Times New Roman" w:hAnsi="Times New Roman" w:cs="Times New Roman"/>
+        </w:rPr>
+        <w:t>obtinute</w:t>
+      </w:r>
+      <w:proofErr w:type="spellEnd"/>
+      <w:r>
+        <w:rPr>
+          <w:rFonts w:ascii="Times New Roman" w:hAnsi="Times New Roman" w:cs="Times New Roman"/>
+        </w:rPr>
+        <w:t xml:space="preserve"> din graficele ACF si PACF ale seriei </w:t>
+      </w:r>
+      <w:proofErr w:type="spellStart"/>
+      <w:r>
+        <w:rPr>
+          <w:rFonts w:ascii="Times New Roman" w:hAnsi="Times New Roman" w:cs="Times New Roman"/>
+        </w:rPr>
+        <w:t>difereintiate</w:t>
+      </w:r>
+      <w:proofErr w:type="spellEnd"/>
+      <w:r>
+        <w:rPr>
+          <w:rFonts w:ascii="Times New Roman" w:hAnsi="Times New Roman" w:cs="Times New Roman"/>
+        </w:rPr>
+        <w:t xml:space="preserve">. Am selectat modelul cu cel mai mic AIC, iar modelul SARIMA </w:t>
+      </w:r>
+      <w:proofErr w:type="spellStart"/>
+      <w:r>
+        <w:rPr>
+          <w:rFonts w:ascii="Times New Roman" w:hAnsi="Times New Roman" w:cs="Times New Roman"/>
+        </w:rPr>
+        <w:t>obtinut</w:t>
+      </w:r>
+      <w:proofErr w:type="spellEnd"/>
+      <w:r>
+        <w:rPr>
+          <w:rFonts w:ascii="Times New Roman" w:hAnsi="Times New Roman" w:cs="Times New Roman"/>
+        </w:rPr>
+        <w:t xml:space="preserve"> este un SARIMA(0,1,1)(2,0,1).</w:t>
       </w:r>
     </w:p>
     <w:p/>
@@ -3703,7 +4835,15 @@
         <w:t>4</w:t>
       </w:r>
       <w:r>
-        <w:t xml:space="preserve"> Summary SARIMA </w:t>
+        <w:t xml:space="preserve"> </w:t>
+      </w:r>
+      <w:proofErr w:type="spellStart"/>
+      <w:r>
+        <w:t>Summary</w:t>
+      </w:r>
+      <w:proofErr w:type="spellEnd"/>
+      <w:r>
+        <w:t xml:space="preserve"> SARIMA </w:t>
       </w:r>
     </w:p>
     <w:p>
@@ -3765,7 +4905,21 @@
         <w:rPr>
           <w:rFonts w:ascii="Times New Roman" w:hAnsi="Times New Roman" w:cs="Times New Roman"/>
         </w:rPr>
-        <w:t>Testul Ljung-Box</w:t>
+        <w:t xml:space="preserve">Testul </w:t>
+      </w:r>
+      <w:proofErr w:type="spellStart"/>
+      <w:r>
+        <w:rPr>
+          <w:rFonts w:ascii="Times New Roman" w:hAnsi="Times New Roman" w:cs="Times New Roman"/>
+        </w:rPr>
+        <w:t>Ljung</w:t>
+      </w:r>
+      <w:proofErr w:type="spellEnd"/>
+      <w:r>
+        <w:rPr>
+          <w:rFonts w:ascii="Times New Roman" w:hAnsi="Times New Roman" w:cs="Times New Roman"/>
+        </w:rPr>
+        <w:t>-Box</w:t>
       </w:r>
     </w:p>
     <w:p>
@@ -3804,87 +4958,187 @@
         <w:rPr>
           <w:rFonts w:ascii="Times New Roman" w:hAnsi="Times New Roman" w:cs="Times New Roman"/>
         </w:rPr>
-        <w:t>Interpretare: Conform testului Ljung-Box nu am autocorelare in reziduuri.</w:t>
-      </w:r>
-    </w:p>
-    <w:p>
-      <w:pPr>
-        <w:rPr>
-          <w:rFonts w:ascii="Times New Roman" w:hAnsi="Times New Roman" w:cs="Times New Roman"/>
-        </w:rPr>
-      </w:pPr>
-    </w:p>
-    <w:p>
-      <w:pPr>
-        <w:rPr>
-          <w:rFonts w:ascii="Times New Roman" w:hAnsi="Times New Roman" w:cs="Times New Roman"/>
-        </w:rPr>
-      </w:pPr>
-      <w:r>
-        <w:rPr>
-          <w:rFonts w:ascii="Times New Roman" w:hAnsi="Times New Roman" w:cs="Times New Roman"/>
-        </w:rPr>
-        <w:t>Testul de Heteroscedasticitate</w:t>
-      </w:r>
-    </w:p>
-    <w:p>
-      <w:pPr>
-        <w:rPr>
-          <w:rFonts w:ascii="Times New Roman" w:hAnsi="Times New Roman" w:cs="Times New Roman"/>
-        </w:rPr>
-      </w:pPr>
-      <w:r>
-        <w:rPr>
-          <w:rFonts w:ascii="Times New Roman" w:hAnsi="Times New Roman" w:cs="Times New Roman"/>
-        </w:rPr>
-        <w:t>H0: Reziduurile sunt homoscedastice.</w:t>
-      </w:r>
-    </w:p>
-    <w:p>
-      <w:pPr>
-        <w:rPr>
-          <w:rFonts w:ascii="Times New Roman" w:hAnsi="Times New Roman" w:cs="Times New Roman"/>
-        </w:rPr>
-      </w:pPr>
-      <w:r>
-        <w:rPr>
-          <w:rFonts w:ascii="Times New Roman" w:hAnsi="Times New Roman" w:cs="Times New Roman"/>
-        </w:rPr>
-        <w:t>H1: Reziduurile sunt heteroscedastice.</w:t>
-      </w:r>
-    </w:p>
-    <w:p>
-      <w:pPr>
-        <w:rPr>
-          <w:rFonts w:ascii="Times New Roman" w:hAnsi="Times New Roman" w:cs="Times New Roman"/>
-        </w:rPr>
-      </w:pPr>
-      <w:r>
-        <w:rPr>
-          <w:rFonts w:ascii="Times New Roman" w:hAnsi="Times New Roman" w:cs="Times New Roman"/>
-        </w:rPr>
-        <w:t>Interpretare: Conform testului de heteroscedasticitate nu am reziduuri heteroscedastice, ele fiind homoscedastice, deci au varianta constanta.</w:t>
-      </w:r>
-    </w:p>
-    <w:p>
-      <w:pPr>
-        <w:rPr>
-          <w:rFonts w:ascii="Times New Roman" w:hAnsi="Times New Roman" w:cs="Times New Roman"/>
-        </w:rPr>
-      </w:pPr>
-    </w:p>
-    <w:p>
-      <w:pPr>
-        <w:rPr>
-          <w:rFonts w:ascii="Times New Roman" w:hAnsi="Times New Roman" w:cs="Times New Roman"/>
-        </w:rPr>
-      </w:pPr>
-      <w:r>
-        <w:rPr>
-          <w:rFonts w:ascii="Times New Roman" w:hAnsi="Times New Roman" w:cs="Times New Roman"/>
-        </w:rPr>
-        <w:t>Testul Jarque-Bera</w:t>
-      </w:r>
+        <w:t xml:space="preserve">Interpretare: Conform testului </w:t>
+      </w:r>
+      <w:proofErr w:type="spellStart"/>
+      <w:r>
+        <w:rPr>
+          <w:rFonts w:ascii="Times New Roman" w:hAnsi="Times New Roman" w:cs="Times New Roman"/>
+        </w:rPr>
+        <w:t>Ljung</w:t>
+      </w:r>
+      <w:proofErr w:type="spellEnd"/>
+      <w:r>
+        <w:rPr>
+          <w:rFonts w:ascii="Times New Roman" w:hAnsi="Times New Roman" w:cs="Times New Roman"/>
+        </w:rPr>
+        <w:t>-Box nu am autocorelare in reziduuri.</w:t>
+      </w:r>
+    </w:p>
+    <w:p>
+      <w:pPr>
+        <w:rPr>
+          <w:rFonts w:ascii="Times New Roman" w:hAnsi="Times New Roman" w:cs="Times New Roman"/>
+        </w:rPr>
+      </w:pPr>
+    </w:p>
+    <w:p>
+      <w:pPr>
+        <w:rPr>
+          <w:rFonts w:ascii="Times New Roman" w:hAnsi="Times New Roman" w:cs="Times New Roman"/>
+        </w:rPr>
+      </w:pPr>
+      <w:r>
+        <w:rPr>
+          <w:rFonts w:ascii="Times New Roman" w:hAnsi="Times New Roman" w:cs="Times New Roman"/>
+        </w:rPr>
+        <w:t xml:space="preserve">Testul de </w:t>
+      </w:r>
+      <w:proofErr w:type="spellStart"/>
+      <w:r>
+        <w:rPr>
+          <w:rFonts w:ascii="Times New Roman" w:hAnsi="Times New Roman" w:cs="Times New Roman"/>
+        </w:rPr>
+        <w:t>Heteroscedasticitate</w:t>
+      </w:r>
+      <w:proofErr w:type="spellEnd"/>
+    </w:p>
+    <w:p>
+      <w:pPr>
+        <w:rPr>
+          <w:rFonts w:ascii="Times New Roman" w:hAnsi="Times New Roman" w:cs="Times New Roman"/>
+        </w:rPr>
+      </w:pPr>
+      <w:r>
+        <w:rPr>
+          <w:rFonts w:ascii="Times New Roman" w:hAnsi="Times New Roman" w:cs="Times New Roman"/>
+        </w:rPr>
+        <w:t xml:space="preserve">H0: Reziduurile sunt </w:t>
+      </w:r>
+      <w:proofErr w:type="spellStart"/>
+      <w:r>
+        <w:rPr>
+          <w:rFonts w:ascii="Times New Roman" w:hAnsi="Times New Roman" w:cs="Times New Roman"/>
+        </w:rPr>
+        <w:t>homoscedastice</w:t>
+      </w:r>
+      <w:proofErr w:type="spellEnd"/>
+      <w:r>
+        <w:rPr>
+          <w:rFonts w:ascii="Times New Roman" w:hAnsi="Times New Roman" w:cs="Times New Roman"/>
+        </w:rPr>
+        <w:t>.</w:t>
+      </w:r>
+    </w:p>
+    <w:p>
+      <w:pPr>
+        <w:rPr>
+          <w:rFonts w:ascii="Times New Roman" w:hAnsi="Times New Roman" w:cs="Times New Roman"/>
+        </w:rPr>
+      </w:pPr>
+      <w:r>
+        <w:rPr>
+          <w:rFonts w:ascii="Times New Roman" w:hAnsi="Times New Roman" w:cs="Times New Roman"/>
+        </w:rPr>
+        <w:t xml:space="preserve">H1: Reziduurile sunt </w:t>
+      </w:r>
+      <w:proofErr w:type="spellStart"/>
+      <w:r>
+        <w:rPr>
+          <w:rFonts w:ascii="Times New Roman" w:hAnsi="Times New Roman" w:cs="Times New Roman"/>
+        </w:rPr>
+        <w:t>heteroscedastice</w:t>
+      </w:r>
+      <w:proofErr w:type="spellEnd"/>
+      <w:r>
+        <w:rPr>
+          <w:rFonts w:ascii="Times New Roman" w:hAnsi="Times New Roman" w:cs="Times New Roman"/>
+        </w:rPr>
+        <w:t>.</w:t>
+      </w:r>
+    </w:p>
+    <w:p>
+      <w:pPr>
+        <w:rPr>
+          <w:rFonts w:ascii="Times New Roman" w:hAnsi="Times New Roman" w:cs="Times New Roman"/>
+        </w:rPr>
+      </w:pPr>
+      <w:r>
+        <w:rPr>
+          <w:rFonts w:ascii="Times New Roman" w:hAnsi="Times New Roman" w:cs="Times New Roman"/>
+        </w:rPr>
+        <w:t xml:space="preserve">Interpretare: Conform testului de </w:t>
+      </w:r>
+      <w:proofErr w:type="spellStart"/>
+      <w:r>
+        <w:rPr>
+          <w:rFonts w:ascii="Times New Roman" w:hAnsi="Times New Roman" w:cs="Times New Roman"/>
+        </w:rPr>
+        <w:t>heteroscedasticitate</w:t>
+      </w:r>
+      <w:proofErr w:type="spellEnd"/>
+      <w:r>
+        <w:rPr>
+          <w:rFonts w:ascii="Times New Roman" w:hAnsi="Times New Roman" w:cs="Times New Roman"/>
+        </w:rPr>
+        <w:t xml:space="preserve"> nu am reziduuri </w:t>
+      </w:r>
+      <w:proofErr w:type="spellStart"/>
+      <w:r>
+        <w:rPr>
+          <w:rFonts w:ascii="Times New Roman" w:hAnsi="Times New Roman" w:cs="Times New Roman"/>
+        </w:rPr>
+        <w:t>heteroscedastice</w:t>
+      </w:r>
+      <w:proofErr w:type="spellEnd"/>
+      <w:r>
+        <w:rPr>
+          <w:rFonts w:ascii="Times New Roman" w:hAnsi="Times New Roman" w:cs="Times New Roman"/>
+        </w:rPr>
+        <w:t xml:space="preserve">, ele fiind </w:t>
+      </w:r>
+      <w:proofErr w:type="spellStart"/>
+      <w:r>
+        <w:rPr>
+          <w:rFonts w:ascii="Times New Roman" w:hAnsi="Times New Roman" w:cs="Times New Roman"/>
+        </w:rPr>
+        <w:t>homoscedastice</w:t>
+      </w:r>
+      <w:proofErr w:type="spellEnd"/>
+      <w:r>
+        <w:rPr>
+          <w:rFonts w:ascii="Times New Roman" w:hAnsi="Times New Roman" w:cs="Times New Roman"/>
+        </w:rPr>
+        <w:t>, deci au varianta constanta.</w:t>
+      </w:r>
+    </w:p>
+    <w:p>
+      <w:pPr>
+        <w:rPr>
+          <w:rFonts w:ascii="Times New Roman" w:hAnsi="Times New Roman" w:cs="Times New Roman"/>
+        </w:rPr>
+      </w:pPr>
+    </w:p>
+    <w:p>
+      <w:pPr>
+        <w:rPr>
+          <w:rFonts w:ascii="Times New Roman" w:hAnsi="Times New Roman" w:cs="Times New Roman"/>
+        </w:rPr>
+      </w:pPr>
+      <w:r>
+        <w:rPr>
+          <w:rFonts w:ascii="Times New Roman" w:hAnsi="Times New Roman" w:cs="Times New Roman"/>
+        </w:rPr>
+        <w:t xml:space="preserve">Testul </w:t>
+      </w:r>
+      <w:proofErr w:type="spellStart"/>
+      <w:r>
+        <w:rPr>
+          <w:rFonts w:ascii="Times New Roman" w:hAnsi="Times New Roman" w:cs="Times New Roman"/>
+        </w:rPr>
+        <w:t>Jarque-Bera</w:t>
+      </w:r>
+      <w:proofErr w:type="spellEnd"/>
     </w:p>
     <w:p>
       <w:pPr>
@@ -3922,7 +5176,77 @@
         <w:rPr>
           <w:rFonts w:ascii="Times New Roman" w:hAnsi="Times New Roman" w:cs="Times New Roman"/>
         </w:rPr>
-        <w:t>Interpretare: Conform testului Jarque Bera teoretic nu am reziduuri normal distribuite, dar as putea spune ca am o distributie aproape normal distribuita, ea fiind usor leptokurtica.</w:t>
+        <w:t xml:space="preserve">Interpretare: Conform testului </w:t>
+      </w:r>
+      <w:proofErr w:type="spellStart"/>
+      <w:r>
+        <w:rPr>
+          <w:rFonts w:ascii="Times New Roman" w:hAnsi="Times New Roman" w:cs="Times New Roman"/>
+        </w:rPr>
+        <w:t>Jarque</w:t>
+      </w:r>
+      <w:proofErr w:type="spellEnd"/>
+      <w:r>
+        <w:rPr>
+          <w:rFonts w:ascii="Times New Roman" w:hAnsi="Times New Roman" w:cs="Times New Roman"/>
+        </w:rPr>
+        <w:t xml:space="preserve"> </w:t>
+      </w:r>
+      <w:proofErr w:type="spellStart"/>
+      <w:r>
+        <w:rPr>
+          <w:rFonts w:ascii="Times New Roman" w:hAnsi="Times New Roman" w:cs="Times New Roman"/>
+        </w:rPr>
+        <w:t>Bera</w:t>
+      </w:r>
+      <w:proofErr w:type="spellEnd"/>
+      <w:r>
+        <w:rPr>
+          <w:rFonts w:ascii="Times New Roman" w:hAnsi="Times New Roman" w:cs="Times New Roman"/>
+        </w:rPr>
+        <w:t xml:space="preserve"> teoretic nu am reziduuri normal distribuite, dar as putea spune ca am o </w:t>
+      </w:r>
+      <w:proofErr w:type="spellStart"/>
+      <w:r>
+        <w:rPr>
+          <w:rFonts w:ascii="Times New Roman" w:hAnsi="Times New Roman" w:cs="Times New Roman"/>
+        </w:rPr>
+        <w:t>distributie</w:t>
+      </w:r>
+      <w:proofErr w:type="spellEnd"/>
+      <w:r>
+        <w:rPr>
+          <w:rFonts w:ascii="Times New Roman" w:hAnsi="Times New Roman" w:cs="Times New Roman"/>
+        </w:rPr>
+        <w:t xml:space="preserve"> aproape normal distribuita, ea fiind </w:t>
+      </w:r>
+      <w:proofErr w:type="spellStart"/>
+      <w:r>
+        <w:rPr>
+          <w:rFonts w:ascii="Times New Roman" w:hAnsi="Times New Roman" w:cs="Times New Roman"/>
+        </w:rPr>
+        <w:t>usor</w:t>
+      </w:r>
+      <w:proofErr w:type="spellEnd"/>
+      <w:r>
+        <w:rPr>
+          <w:rFonts w:ascii="Times New Roman" w:hAnsi="Times New Roman" w:cs="Times New Roman"/>
+        </w:rPr>
+        <w:t xml:space="preserve"> </w:t>
+      </w:r>
+      <w:proofErr w:type="spellStart"/>
+      <w:r>
+        <w:rPr>
+          <w:rFonts w:ascii="Times New Roman" w:hAnsi="Times New Roman" w:cs="Times New Roman"/>
+        </w:rPr>
+        <w:t>leptokurtica</w:t>
+      </w:r>
+      <w:proofErr w:type="spellEnd"/>
+      <w:r>
+        <w:rPr>
+          <w:rFonts w:ascii="Times New Roman" w:hAnsi="Times New Roman" w:cs="Times New Roman"/>
+        </w:rPr>
+        <w:t>.</w:t>
       </w:r>
     </w:p>
     <w:p/>
@@ -3996,7 +5320,15 @@
         <w:t xml:space="preserve"> </w:t>
       </w:r>
       <w:r>
-        <w:t>– Prognoza SARIMA vs Realitate</w:t>
+        <w:t xml:space="preserve">– Prognoza SARIMA </w:t>
+      </w:r>
+      <w:proofErr w:type="spellStart"/>
+      <w:r>
+        <w:t>vs</w:t>
+      </w:r>
+      <w:proofErr w:type="spellEnd"/>
+      <w:r>
+        <w:t xml:space="preserve"> Realitate</w:t>
       </w:r>
     </w:p>
     <w:p>
@@ -4034,7 +5366,35 @@
         <w:rPr>
           <w:rFonts w:ascii="Times New Roman" w:hAnsi="Times New Roman" w:cs="Times New Roman"/>
         </w:rPr>
-        <w:t xml:space="preserve">Prognoza out of sample pentru SARIMA. Prezinta urmatoarele metrici: </w:t>
+        <w:t xml:space="preserve">Prognoza out of </w:t>
+      </w:r>
+      <w:proofErr w:type="spellStart"/>
+      <w:r>
+        <w:rPr>
+          <w:rFonts w:ascii="Times New Roman" w:hAnsi="Times New Roman" w:cs="Times New Roman"/>
+        </w:rPr>
+        <w:t>sample</w:t>
+      </w:r>
+      <w:proofErr w:type="spellEnd"/>
+      <w:r>
+        <w:rPr>
+          <w:rFonts w:ascii="Times New Roman" w:hAnsi="Times New Roman" w:cs="Times New Roman"/>
+        </w:rPr>
+        <w:t xml:space="preserve"> pentru SARIMA. Prezinta </w:t>
+      </w:r>
+      <w:proofErr w:type="spellStart"/>
+      <w:r>
+        <w:rPr>
+          <w:rFonts w:ascii="Times New Roman" w:hAnsi="Times New Roman" w:cs="Times New Roman"/>
+        </w:rPr>
+        <w:t>urmatoarele</w:t>
+      </w:r>
+      <w:proofErr w:type="spellEnd"/>
+      <w:r>
+        <w:rPr>
+          <w:rFonts w:ascii="Times New Roman" w:hAnsi="Times New Roman" w:cs="Times New Roman"/>
+        </w:rPr>
+        <w:t xml:space="preserve"> metrici: </w:t>
       </w:r>
     </w:p>
     <w:p>
@@ -4244,7 +5604,21 @@
         <w:rPr>
           <w:rFonts w:ascii="Times New Roman" w:hAnsi="Times New Roman" w:cs="Times New Roman"/>
         </w:rPr>
-        <w:t>Testul Engle LM</w:t>
+        <w:t xml:space="preserve">Testul </w:t>
+      </w:r>
+      <w:proofErr w:type="spellStart"/>
+      <w:r>
+        <w:rPr>
+          <w:rFonts w:ascii="Times New Roman" w:hAnsi="Times New Roman" w:cs="Times New Roman"/>
+        </w:rPr>
+        <w:t>Engle</w:t>
+      </w:r>
+      <w:proofErr w:type="spellEnd"/>
+      <w:r>
+        <w:rPr>
+          <w:rFonts w:ascii="Times New Roman" w:hAnsi="Times New Roman" w:cs="Times New Roman"/>
+        </w:rPr>
+        <w:t xml:space="preserve"> LM</w:t>
       </w:r>
     </w:p>
     <w:p>
@@ -4284,27 +5658,83 @@
           <w:rFonts w:ascii="Times New Roman" w:hAnsi="Times New Roman" w:cs="Times New Roman"/>
         </w:rPr>
         <w:lastRenderedPageBreak/>
-        <w:t>Interpretare: Conform testului Engle LM nu avem efecte ARCH, deci nu este necesar un model GARCH.</w:t>
-      </w:r>
-    </w:p>
-    <w:p>
-      <w:pPr>
-        <w:rPr>
-          <w:rFonts w:ascii="Times New Roman" w:hAnsi="Times New Roman" w:cs="Times New Roman"/>
-        </w:rPr>
-      </w:pPr>
-    </w:p>
-    <w:p>
-      <w:pPr>
-        <w:rPr>
-          <w:rFonts w:ascii="Times New Roman" w:hAnsi="Times New Roman" w:cs="Times New Roman"/>
-        </w:rPr>
-      </w:pPr>
-      <w:r>
-        <w:rPr>
-          <w:rFonts w:ascii="Times New Roman" w:hAnsi="Times New Roman" w:cs="Times New Roman"/>
-        </w:rPr>
-        <w:t xml:space="preserve">Vom aplica acum un model cu netezire exponentiala numit Holt Winters (ETS). Prognoza ei arata astfel: </w:t>
+        <w:t xml:space="preserve">Interpretare: Conform testului </w:t>
+      </w:r>
+      <w:proofErr w:type="spellStart"/>
+      <w:r>
+        <w:rPr>
+          <w:rFonts w:ascii="Times New Roman" w:hAnsi="Times New Roman" w:cs="Times New Roman"/>
+        </w:rPr>
+        <w:t>Engle</w:t>
+      </w:r>
+      <w:proofErr w:type="spellEnd"/>
+      <w:r>
+        <w:rPr>
+          <w:rFonts w:ascii="Times New Roman" w:hAnsi="Times New Roman" w:cs="Times New Roman"/>
+        </w:rPr>
+        <w:t xml:space="preserve"> LM nu avem efecte ARCH, deci nu este necesar un model GARCH.</w:t>
+      </w:r>
+    </w:p>
+    <w:p>
+      <w:pPr>
+        <w:rPr>
+          <w:rFonts w:ascii="Times New Roman" w:hAnsi="Times New Roman" w:cs="Times New Roman"/>
+        </w:rPr>
+      </w:pPr>
+    </w:p>
+    <w:p>
+      <w:pPr>
+        <w:rPr>
+          <w:rFonts w:ascii="Times New Roman" w:hAnsi="Times New Roman" w:cs="Times New Roman"/>
+        </w:rPr>
+      </w:pPr>
+      <w:r>
+        <w:rPr>
+          <w:rFonts w:ascii="Times New Roman" w:hAnsi="Times New Roman" w:cs="Times New Roman"/>
+        </w:rPr>
+        <w:t xml:space="preserve">Vom aplica acum un model cu netezire </w:t>
+      </w:r>
+      <w:proofErr w:type="spellStart"/>
+      <w:r>
+        <w:rPr>
+          <w:rFonts w:ascii="Times New Roman" w:hAnsi="Times New Roman" w:cs="Times New Roman"/>
+        </w:rPr>
+        <w:t>exponentiala</w:t>
+      </w:r>
+      <w:proofErr w:type="spellEnd"/>
+      <w:r>
+        <w:rPr>
+          <w:rFonts w:ascii="Times New Roman" w:hAnsi="Times New Roman" w:cs="Times New Roman"/>
+        </w:rPr>
+        <w:t xml:space="preserve"> numit </w:t>
+      </w:r>
+      <w:proofErr w:type="spellStart"/>
+      <w:r>
+        <w:rPr>
+          <w:rFonts w:ascii="Times New Roman" w:hAnsi="Times New Roman" w:cs="Times New Roman"/>
+        </w:rPr>
+        <w:t>Holt</w:t>
+      </w:r>
+      <w:proofErr w:type="spellEnd"/>
+      <w:r>
+        <w:rPr>
+          <w:rFonts w:ascii="Times New Roman" w:hAnsi="Times New Roman" w:cs="Times New Roman"/>
+        </w:rPr>
+        <w:t xml:space="preserve"> </w:t>
+      </w:r>
+      <w:proofErr w:type="spellStart"/>
+      <w:r>
+        <w:rPr>
+          <w:rFonts w:ascii="Times New Roman" w:hAnsi="Times New Roman" w:cs="Times New Roman"/>
+        </w:rPr>
+        <w:t>Winters</w:t>
+      </w:r>
+      <w:proofErr w:type="spellEnd"/>
+      <w:r>
+        <w:rPr>
+          <w:rFonts w:ascii="Times New Roman" w:hAnsi="Times New Roman" w:cs="Times New Roman"/>
+        </w:rPr>
+        <w:t xml:space="preserve"> (ETS). Prognoza ei arata astfel: </w:t>
       </w:r>
     </w:p>
     <w:p>
@@ -4373,7 +5803,15 @@
         <w:t>8</w:t>
       </w:r>
       <w:r>
-        <w:t xml:space="preserve"> – Prognoza ETS vs Realitate</w:t>
+        <w:t xml:space="preserve"> – Prognoza ETS </w:t>
+      </w:r>
+      <w:proofErr w:type="spellStart"/>
+      <w:r>
+        <w:t>vs</w:t>
+      </w:r>
+      <w:proofErr w:type="spellEnd"/>
+      <w:r>
+        <w:t xml:space="preserve"> Realitate</w:t>
       </w:r>
     </w:p>
     <w:p>
@@ -4411,8 +5849,71 @@
         <w:rPr>
           <w:rFonts w:ascii="Times New Roman" w:hAnsi="Times New Roman" w:cs="Times New Roman"/>
         </w:rPr>
-        <w:t>Prognoza out of sample pentru Holt Winters (ETS) prezinta urmatoarele metrici:</w:t>
-      </w:r>
+        <w:t xml:space="preserve">Prognoza out of </w:t>
+      </w:r>
+      <w:proofErr w:type="spellStart"/>
+      <w:r>
+        <w:rPr>
+          <w:rFonts w:ascii="Times New Roman" w:hAnsi="Times New Roman" w:cs="Times New Roman"/>
+        </w:rPr>
+        <w:t>sample</w:t>
+      </w:r>
+      <w:proofErr w:type="spellEnd"/>
+      <w:r>
+        <w:rPr>
+          <w:rFonts w:ascii="Times New Roman" w:hAnsi="Times New Roman" w:cs="Times New Roman"/>
+        </w:rPr>
+        <w:t xml:space="preserve"> pentru </w:t>
+      </w:r>
+      <w:proofErr w:type="spellStart"/>
+      <w:r>
+        <w:rPr>
+          <w:rFonts w:ascii="Times New Roman" w:hAnsi="Times New Roman" w:cs="Times New Roman"/>
+        </w:rPr>
+        <w:t>Holt</w:t>
+      </w:r>
+      <w:proofErr w:type="spellEnd"/>
+      <w:r>
+        <w:rPr>
+          <w:rFonts w:ascii="Times New Roman" w:hAnsi="Times New Roman" w:cs="Times New Roman"/>
+        </w:rPr>
+        <w:t xml:space="preserve"> </w:t>
+      </w:r>
+      <w:proofErr w:type="spellStart"/>
+      <w:r>
+        <w:rPr>
+          <w:rFonts w:ascii="Times New Roman" w:hAnsi="Times New Roman" w:cs="Times New Roman"/>
+        </w:rPr>
+        <w:t>Winters</w:t>
+      </w:r>
+      <w:proofErr w:type="spellEnd"/>
+      <w:r>
+        <w:rPr>
+          <w:rFonts w:ascii="Times New Roman" w:hAnsi="Times New Roman" w:cs="Times New Roman"/>
+        </w:rPr>
+        <w:t xml:space="preserve"> (ETS) prezinta </w:t>
+      </w:r>
+      <w:proofErr w:type="spellStart"/>
+      <w:r>
+        <w:rPr>
+          <w:rFonts w:ascii="Times New Roman" w:hAnsi="Times New Roman" w:cs="Times New Roman"/>
+        </w:rPr>
+        <w:t>urmatoarele</w:t>
+      </w:r>
+      <w:proofErr w:type="spellEnd"/>
+      <w:r>
+        <w:rPr>
+          <w:rFonts w:ascii="Times New Roman" w:hAnsi="Times New Roman" w:cs="Times New Roman"/>
+        </w:rPr>
+        <w:t xml:space="preserve"> metrici:</w:t>
+      </w:r>
+    </w:p>
+    <w:p>
+      <w:pPr>
+        <w:rPr>
+          <w:rFonts w:ascii="Times New Roman" w:hAnsi="Times New Roman" w:cs="Times New Roman"/>
+        </w:rPr>
+      </w:pPr>
     </w:p>
     <w:p>
       <w:pPr>
@@ -4423,8 +5924,8 @@
           <w:noProof/>
         </w:rPr>
         <w:drawing>
-          <wp:inline distT="0" distB="0" distL="0" distR="0" wp14:anchorId="74E28181" wp14:editId="50B40CDD">
-            <wp:extent cx="3259455" cy="2057400"/>
+          <wp:inline distT="0" distB="0" distL="0" distR="0" wp14:anchorId="74E28181" wp14:editId="2158EC8C">
+            <wp:extent cx="3259455" cy="2080260"/>
             <wp:effectExtent l="0" t="0" r="0" b="0"/>
             <wp:docPr id="828853872" name="Picture 24"/>
             <wp:cNvGraphicFramePr>
@@ -4455,7 +5956,7 @@
                   <pic:spPr bwMode="auto">
                     <a:xfrm>
                       <a:off x="0" y="0"/>
-                      <a:ext cx="3259455" cy="2057400"/>
+                      <a:ext cx="3259455" cy="2080260"/>
                     </a:xfrm>
                     <a:prstGeom prst="rect">
                       <a:avLst/>
@@ -4483,7 +5984,15 @@
         <w:t>19</w:t>
       </w:r>
       <w:r>
-        <w:t xml:space="preserve">  - Metrici Holt-Winters (ETS)</w:t>
+        <w:t xml:space="preserve">  - Metrici </w:t>
+      </w:r>
+      <w:proofErr w:type="spellStart"/>
+      <w:r>
+        <w:t>Holt-Winters</w:t>
+      </w:r>
+      <w:proofErr w:type="spellEnd"/>
+      <w:r>
+        <w:t xml:space="preserve"> (ETS)</w:t>
       </w:r>
     </w:p>
     <w:p>
@@ -4576,7 +6085,15 @@
         <w:t>20</w:t>
       </w:r>
       <w:r>
-        <w:t xml:space="preserve"> Comparare prognoza NNAR vs realitate</w:t>
+        <w:t xml:space="preserve"> Comparare prognoza NNAR </w:t>
+      </w:r>
+      <w:proofErr w:type="spellStart"/>
+      <w:r>
+        <w:t>vs</w:t>
+      </w:r>
+      <w:proofErr w:type="spellEnd"/>
+      <w:r>
+        <w:t xml:space="preserve"> realitate</w:t>
       </w:r>
     </w:p>
     <w:p>
@@ -4614,7 +6131,105 @@
         <w:rPr>
           <w:rFonts w:ascii="Times New Roman" w:hAnsi="Times New Roman" w:cs="Times New Roman"/>
         </w:rPr>
-        <w:t>Pentru modelul NNAR am scalat initial valorile in intervalul 0 si 1 exclusiv pe setul de antrenament pentru a evita scurgerea de informatii. Ulterior am transformat seria scalata prin crearea a 12 lag-uri pentru a construi variabilele de intrare necesare retelei neuronale. La final am aplicat transformarea inversa pe predictiile recursive pentru a readuce rezultatele la scara originala in GWh.</w:t>
+        <w:t xml:space="preserve">Pentru modelul NNAR am </w:t>
+      </w:r>
+      <w:proofErr w:type="spellStart"/>
+      <w:r>
+        <w:rPr>
+          <w:rFonts w:ascii="Times New Roman" w:hAnsi="Times New Roman" w:cs="Times New Roman"/>
+        </w:rPr>
+        <w:t>scalat</w:t>
+      </w:r>
+      <w:proofErr w:type="spellEnd"/>
+      <w:r>
+        <w:rPr>
+          <w:rFonts w:ascii="Times New Roman" w:hAnsi="Times New Roman" w:cs="Times New Roman"/>
+        </w:rPr>
+        <w:t xml:space="preserve"> </w:t>
+      </w:r>
+      <w:proofErr w:type="spellStart"/>
+      <w:r>
+        <w:rPr>
+          <w:rFonts w:ascii="Times New Roman" w:hAnsi="Times New Roman" w:cs="Times New Roman"/>
+        </w:rPr>
+        <w:t>initial</w:t>
+      </w:r>
+      <w:proofErr w:type="spellEnd"/>
+      <w:r>
+        <w:rPr>
+          <w:rFonts w:ascii="Times New Roman" w:hAnsi="Times New Roman" w:cs="Times New Roman"/>
+        </w:rPr>
+        <w:t xml:space="preserve"> valorile in intervalul 0 si 1 exclusiv pe setul de antrenament pentru a evita scurgerea de </w:t>
+      </w:r>
+      <w:proofErr w:type="spellStart"/>
+      <w:r>
+        <w:rPr>
+          <w:rFonts w:ascii="Times New Roman" w:hAnsi="Times New Roman" w:cs="Times New Roman"/>
+        </w:rPr>
+        <w:t>informatii</w:t>
+      </w:r>
+      <w:proofErr w:type="spellEnd"/>
+      <w:r>
+        <w:rPr>
+          <w:rFonts w:ascii="Times New Roman" w:hAnsi="Times New Roman" w:cs="Times New Roman"/>
+        </w:rPr>
+        <w:t xml:space="preserve">. Ulterior am transformat seria </w:t>
+      </w:r>
+      <w:proofErr w:type="spellStart"/>
+      <w:r>
+        <w:rPr>
+          <w:rFonts w:ascii="Times New Roman" w:hAnsi="Times New Roman" w:cs="Times New Roman"/>
+        </w:rPr>
+        <w:t>scalata</w:t>
+      </w:r>
+      <w:proofErr w:type="spellEnd"/>
+      <w:r>
+        <w:rPr>
+          <w:rFonts w:ascii="Times New Roman" w:hAnsi="Times New Roman" w:cs="Times New Roman"/>
+        </w:rPr>
+        <w:t xml:space="preserve"> prin crearea a 12 </w:t>
+      </w:r>
+      <w:proofErr w:type="spellStart"/>
+      <w:r>
+        <w:rPr>
+          <w:rFonts w:ascii="Times New Roman" w:hAnsi="Times New Roman" w:cs="Times New Roman"/>
+        </w:rPr>
+        <w:t>lag</w:t>
+      </w:r>
+      <w:proofErr w:type="spellEnd"/>
+      <w:r>
+        <w:rPr>
+          <w:rFonts w:ascii="Times New Roman" w:hAnsi="Times New Roman" w:cs="Times New Roman"/>
+        </w:rPr>
+        <w:t xml:space="preserve">-uri pentru a construi variabilele de intrare necesare </w:t>
+      </w:r>
+      <w:proofErr w:type="spellStart"/>
+      <w:r>
+        <w:rPr>
+          <w:rFonts w:ascii="Times New Roman" w:hAnsi="Times New Roman" w:cs="Times New Roman"/>
+        </w:rPr>
+        <w:t>retelei</w:t>
+      </w:r>
+      <w:proofErr w:type="spellEnd"/>
+      <w:r>
+        <w:rPr>
+          <w:rFonts w:ascii="Times New Roman" w:hAnsi="Times New Roman" w:cs="Times New Roman"/>
+        </w:rPr>
+        <w:t xml:space="preserve"> neuronale. La final am aplicat transformarea inversa pe </w:t>
+      </w:r>
+      <w:proofErr w:type="spellStart"/>
+      <w:r>
+        <w:rPr>
+          <w:rFonts w:ascii="Times New Roman" w:hAnsi="Times New Roman" w:cs="Times New Roman"/>
+        </w:rPr>
+        <w:t>predictiile</w:t>
+      </w:r>
+      <w:proofErr w:type="spellEnd"/>
+      <w:r>
+        <w:rPr>
+          <w:rFonts w:ascii="Times New Roman" w:hAnsi="Times New Roman" w:cs="Times New Roman"/>
+        </w:rPr>
+        <w:t xml:space="preserve"> recursive pentru a readuce rezultatele la scara originala in GWh.</w:t>
       </w:r>
     </w:p>
     <w:p>
@@ -4860,27 +6475,391 @@
         <w:rPr>
           <w:rFonts w:ascii="Times New Roman" w:hAnsi="Times New Roman" w:cs="Times New Roman"/>
         </w:rPr>
-        <w:t>Cel mai bun model dintre cele 3 est Holt-Winters (ETS) deoarece are cele mai mici MAE, MAPE %, MASE si RMSE astfel vom alege ca varianta de modelare la partea de analiza univariata netezirea exponentiala.</w:t>
-      </w:r>
-    </w:p>
-    <w:p>
-      <w:pPr>
-        <w:rPr>
-          <w:rFonts w:ascii="Times New Roman" w:hAnsi="Times New Roman" w:cs="Times New Roman"/>
-        </w:rPr>
-      </w:pPr>
-    </w:p>
-    <w:p>
-      <w:pPr>
-        <w:rPr>
-          <w:rFonts w:ascii="Times New Roman" w:hAnsi="Times New Roman" w:cs="Times New Roman"/>
-        </w:rPr>
-      </w:pPr>
-      <w:r>
-        <w:rPr>
-          <w:rFonts w:ascii="Times New Roman" w:hAnsi="Times New Roman" w:cs="Times New Roman"/>
-        </w:rPr>
-        <w:t>Interpretare economica: Consumul mediu lunar de energie este de aproximativ 4358 GWh, cu o fluctuatie moderata indicata de deviatia standard de 367 GWh. Asimetria usor pozitiva si boltirea negativa confirma absenta unor deviatii extreme recurente, reflectand in mod clar o cerere inertiala si riguros sezoniera. Aceasta stabilitate explica de ce netezirea exponentiala Holt-Winters ofera cea mai buna performanta univariata, cu o eroare redusa de 4.61%. Totusi, amplitudinea considerabila dintre minimul de 3537 GWh si maximul de 5295 GWh evidentiaza varfuri de consum ce depasesc un simplu tipar istoric. Din punct de vedere economic, incapacitatea modelului de a capta complet aceste varfuri subliniaza limita abordarii univariate si justifica strict tranzitia catre o modelare multivariata care sa integreze efectele productiei industriale si ale inflatiei.</w:t>
+        <w:t xml:space="preserve">Cel mai bun model dintre cele 3 est </w:t>
+      </w:r>
+      <w:proofErr w:type="spellStart"/>
+      <w:r>
+        <w:rPr>
+          <w:rFonts w:ascii="Times New Roman" w:hAnsi="Times New Roman" w:cs="Times New Roman"/>
+        </w:rPr>
+        <w:t>Holt-Winters</w:t>
+      </w:r>
+      <w:proofErr w:type="spellEnd"/>
+      <w:r>
+        <w:rPr>
+          <w:rFonts w:ascii="Times New Roman" w:hAnsi="Times New Roman" w:cs="Times New Roman"/>
+        </w:rPr>
+        <w:t xml:space="preserve"> (ETS) deoarece are cele mai mici MAE, MAPE %, MASE si RMSE astfel vom alege ca varianta de modelare la partea de analiza </w:t>
+      </w:r>
+      <w:proofErr w:type="spellStart"/>
+      <w:r>
+        <w:rPr>
+          <w:rFonts w:ascii="Times New Roman" w:hAnsi="Times New Roman" w:cs="Times New Roman"/>
+        </w:rPr>
+        <w:t>univariata</w:t>
+      </w:r>
+      <w:proofErr w:type="spellEnd"/>
+      <w:r>
+        <w:rPr>
+          <w:rFonts w:ascii="Times New Roman" w:hAnsi="Times New Roman" w:cs="Times New Roman"/>
+        </w:rPr>
+        <w:t xml:space="preserve"> netezirea </w:t>
+      </w:r>
+      <w:proofErr w:type="spellStart"/>
+      <w:r>
+        <w:rPr>
+          <w:rFonts w:ascii="Times New Roman" w:hAnsi="Times New Roman" w:cs="Times New Roman"/>
+        </w:rPr>
+        <w:t>exponentiala</w:t>
+      </w:r>
+      <w:proofErr w:type="spellEnd"/>
+      <w:r>
+        <w:rPr>
+          <w:rFonts w:ascii="Times New Roman" w:hAnsi="Times New Roman" w:cs="Times New Roman"/>
+        </w:rPr>
+        <w:t>.</w:t>
+      </w:r>
+    </w:p>
+    <w:p>
+      <w:pPr>
+        <w:rPr>
+          <w:rFonts w:ascii="Times New Roman" w:hAnsi="Times New Roman" w:cs="Times New Roman"/>
+        </w:rPr>
+      </w:pPr>
+    </w:p>
+    <w:p>
+      <w:pPr>
+        <w:rPr>
+          <w:rFonts w:ascii="Times New Roman" w:hAnsi="Times New Roman" w:cs="Times New Roman"/>
+        </w:rPr>
+      </w:pPr>
+      <w:r>
+        <w:rPr>
+          <w:rFonts w:ascii="Times New Roman" w:hAnsi="Times New Roman" w:cs="Times New Roman"/>
+        </w:rPr>
+        <w:t xml:space="preserve">Interpretare economica: Consumul mediu lunar de energie este de aproximativ 4358 GWh, cu o </w:t>
+      </w:r>
+      <w:proofErr w:type="spellStart"/>
+      <w:r>
+        <w:rPr>
+          <w:rFonts w:ascii="Times New Roman" w:hAnsi="Times New Roman" w:cs="Times New Roman"/>
+        </w:rPr>
+        <w:t>fluctuatie</w:t>
+      </w:r>
+      <w:proofErr w:type="spellEnd"/>
+      <w:r>
+        <w:rPr>
+          <w:rFonts w:ascii="Times New Roman" w:hAnsi="Times New Roman" w:cs="Times New Roman"/>
+        </w:rPr>
+        <w:t xml:space="preserve"> moderata indicata de </w:t>
+      </w:r>
+      <w:proofErr w:type="spellStart"/>
+      <w:r>
+        <w:rPr>
+          <w:rFonts w:ascii="Times New Roman" w:hAnsi="Times New Roman" w:cs="Times New Roman"/>
+        </w:rPr>
+        <w:t>deviatia</w:t>
+      </w:r>
+      <w:proofErr w:type="spellEnd"/>
+      <w:r>
+        <w:rPr>
+          <w:rFonts w:ascii="Times New Roman" w:hAnsi="Times New Roman" w:cs="Times New Roman"/>
+        </w:rPr>
+        <w:t xml:space="preserve"> standard de 367 GWh. Asimetria </w:t>
+      </w:r>
+      <w:proofErr w:type="spellStart"/>
+      <w:r>
+        <w:rPr>
+          <w:rFonts w:ascii="Times New Roman" w:hAnsi="Times New Roman" w:cs="Times New Roman"/>
+        </w:rPr>
+        <w:t>usor</w:t>
+      </w:r>
+      <w:proofErr w:type="spellEnd"/>
+      <w:r>
+        <w:rPr>
+          <w:rFonts w:ascii="Times New Roman" w:hAnsi="Times New Roman" w:cs="Times New Roman"/>
+        </w:rPr>
+        <w:t xml:space="preserve"> pozitiva si boltirea negativa confirma absenta unor </w:t>
+      </w:r>
+      <w:proofErr w:type="spellStart"/>
+      <w:r>
+        <w:rPr>
+          <w:rFonts w:ascii="Times New Roman" w:hAnsi="Times New Roman" w:cs="Times New Roman"/>
+        </w:rPr>
+        <w:t>deviatii</w:t>
+      </w:r>
+      <w:proofErr w:type="spellEnd"/>
+      <w:r>
+        <w:rPr>
+          <w:rFonts w:ascii="Times New Roman" w:hAnsi="Times New Roman" w:cs="Times New Roman"/>
+        </w:rPr>
+        <w:t xml:space="preserve"> extreme recurente, </w:t>
+      </w:r>
+      <w:proofErr w:type="spellStart"/>
+      <w:r>
+        <w:rPr>
+          <w:rFonts w:ascii="Times New Roman" w:hAnsi="Times New Roman" w:cs="Times New Roman"/>
+        </w:rPr>
+        <w:t>reflectand</w:t>
+      </w:r>
+      <w:proofErr w:type="spellEnd"/>
+      <w:r>
+        <w:rPr>
+          <w:rFonts w:ascii="Times New Roman" w:hAnsi="Times New Roman" w:cs="Times New Roman"/>
+        </w:rPr>
+        <w:t xml:space="preserve"> in mod clar o cerere </w:t>
+      </w:r>
+      <w:proofErr w:type="spellStart"/>
+      <w:r>
+        <w:rPr>
+          <w:rFonts w:ascii="Times New Roman" w:hAnsi="Times New Roman" w:cs="Times New Roman"/>
+        </w:rPr>
+        <w:t>inertiala</w:t>
+      </w:r>
+      <w:proofErr w:type="spellEnd"/>
+      <w:r>
+        <w:rPr>
+          <w:rFonts w:ascii="Times New Roman" w:hAnsi="Times New Roman" w:cs="Times New Roman"/>
+        </w:rPr>
+        <w:t xml:space="preserve"> si riguros sezoniera. Aceasta stabilitate explica de ce netezirea </w:t>
+      </w:r>
+      <w:proofErr w:type="spellStart"/>
+      <w:r>
+        <w:rPr>
+          <w:rFonts w:ascii="Times New Roman" w:hAnsi="Times New Roman" w:cs="Times New Roman"/>
+        </w:rPr>
+        <w:t>exponentiala</w:t>
+      </w:r>
+      <w:proofErr w:type="spellEnd"/>
+      <w:r>
+        <w:rPr>
+          <w:rFonts w:ascii="Times New Roman" w:hAnsi="Times New Roman" w:cs="Times New Roman"/>
+        </w:rPr>
+        <w:t xml:space="preserve"> </w:t>
+      </w:r>
+      <w:proofErr w:type="spellStart"/>
+      <w:r>
+        <w:rPr>
+          <w:rFonts w:ascii="Times New Roman" w:hAnsi="Times New Roman" w:cs="Times New Roman"/>
+        </w:rPr>
+        <w:t>Holt-Winters</w:t>
+      </w:r>
+      <w:proofErr w:type="spellEnd"/>
+      <w:r>
+        <w:rPr>
+          <w:rFonts w:ascii="Times New Roman" w:hAnsi="Times New Roman" w:cs="Times New Roman"/>
+        </w:rPr>
+        <w:t xml:space="preserve"> </w:t>
+      </w:r>
+      <w:proofErr w:type="spellStart"/>
+      <w:r>
+        <w:rPr>
+          <w:rFonts w:ascii="Times New Roman" w:hAnsi="Times New Roman" w:cs="Times New Roman"/>
+        </w:rPr>
+        <w:t>ofera</w:t>
+      </w:r>
+      <w:proofErr w:type="spellEnd"/>
+      <w:r>
+        <w:rPr>
+          <w:rFonts w:ascii="Times New Roman" w:hAnsi="Times New Roman" w:cs="Times New Roman"/>
+        </w:rPr>
+        <w:t xml:space="preserve"> cea mai buna performanta </w:t>
+      </w:r>
+      <w:proofErr w:type="spellStart"/>
+      <w:r>
+        <w:rPr>
+          <w:rFonts w:ascii="Times New Roman" w:hAnsi="Times New Roman" w:cs="Times New Roman"/>
+        </w:rPr>
+        <w:t>univariata</w:t>
+      </w:r>
+      <w:proofErr w:type="spellEnd"/>
+      <w:r>
+        <w:rPr>
+          <w:rFonts w:ascii="Times New Roman" w:hAnsi="Times New Roman" w:cs="Times New Roman"/>
+        </w:rPr>
+        <w:t xml:space="preserve">, cu o eroare redusa de 4.61%. </w:t>
+      </w:r>
+      <w:proofErr w:type="spellStart"/>
+      <w:r>
+        <w:rPr>
+          <w:rFonts w:ascii="Times New Roman" w:hAnsi="Times New Roman" w:cs="Times New Roman"/>
+        </w:rPr>
+        <w:t>Totusi</w:t>
+      </w:r>
+      <w:proofErr w:type="spellEnd"/>
+      <w:r>
+        <w:rPr>
+          <w:rFonts w:ascii="Times New Roman" w:hAnsi="Times New Roman" w:cs="Times New Roman"/>
+        </w:rPr>
+        <w:t xml:space="preserve">, amplitudinea considerabila dintre minimul de 3537 GWh si maximul de 5295 GWh </w:t>
+      </w:r>
+      <w:proofErr w:type="spellStart"/>
+      <w:r>
+        <w:rPr>
+          <w:rFonts w:ascii="Times New Roman" w:hAnsi="Times New Roman" w:cs="Times New Roman"/>
+        </w:rPr>
+        <w:t>evidentiaza</w:t>
+      </w:r>
+      <w:proofErr w:type="spellEnd"/>
+      <w:r>
+        <w:rPr>
+          <w:rFonts w:ascii="Times New Roman" w:hAnsi="Times New Roman" w:cs="Times New Roman"/>
+        </w:rPr>
+        <w:t xml:space="preserve"> </w:t>
+      </w:r>
+      <w:proofErr w:type="spellStart"/>
+      <w:r>
+        <w:rPr>
+          <w:rFonts w:ascii="Times New Roman" w:hAnsi="Times New Roman" w:cs="Times New Roman"/>
+        </w:rPr>
+        <w:t>varfuri</w:t>
+      </w:r>
+      <w:proofErr w:type="spellEnd"/>
+      <w:r>
+        <w:rPr>
+          <w:rFonts w:ascii="Times New Roman" w:hAnsi="Times New Roman" w:cs="Times New Roman"/>
+        </w:rPr>
+        <w:t xml:space="preserve"> de consum ce </w:t>
+      </w:r>
+      <w:proofErr w:type="spellStart"/>
+      <w:r>
+        <w:rPr>
+          <w:rFonts w:ascii="Times New Roman" w:hAnsi="Times New Roman" w:cs="Times New Roman"/>
+        </w:rPr>
+        <w:t>depasesc</w:t>
+      </w:r>
+      <w:proofErr w:type="spellEnd"/>
+      <w:r>
+        <w:rPr>
+          <w:rFonts w:ascii="Times New Roman" w:hAnsi="Times New Roman" w:cs="Times New Roman"/>
+        </w:rPr>
+        <w:t xml:space="preserve"> un simplu tipar istoric. Din punct de vedere economic, incapacitatea modelului de a capta complet aceste </w:t>
+      </w:r>
+      <w:proofErr w:type="spellStart"/>
+      <w:r>
+        <w:rPr>
+          <w:rFonts w:ascii="Times New Roman" w:hAnsi="Times New Roman" w:cs="Times New Roman"/>
+        </w:rPr>
+        <w:t>varfuri</w:t>
+      </w:r>
+      <w:proofErr w:type="spellEnd"/>
+      <w:r>
+        <w:rPr>
+          <w:rFonts w:ascii="Times New Roman" w:hAnsi="Times New Roman" w:cs="Times New Roman"/>
+        </w:rPr>
+        <w:t xml:space="preserve"> </w:t>
+      </w:r>
+      <w:proofErr w:type="spellStart"/>
+      <w:r>
+        <w:rPr>
+          <w:rFonts w:ascii="Times New Roman" w:hAnsi="Times New Roman" w:cs="Times New Roman"/>
+        </w:rPr>
+        <w:t>subliniaza</w:t>
+      </w:r>
+      <w:proofErr w:type="spellEnd"/>
+      <w:r>
+        <w:rPr>
+          <w:rFonts w:ascii="Times New Roman" w:hAnsi="Times New Roman" w:cs="Times New Roman"/>
+        </w:rPr>
+        <w:t xml:space="preserve"> limita </w:t>
+      </w:r>
+      <w:proofErr w:type="spellStart"/>
+      <w:r>
+        <w:rPr>
+          <w:rFonts w:ascii="Times New Roman" w:hAnsi="Times New Roman" w:cs="Times New Roman"/>
+        </w:rPr>
+        <w:t>abordarii</w:t>
+      </w:r>
+      <w:proofErr w:type="spellEnd"/>
+      <w:r>
+        <w:rPr>
+          <w:rFonts w:ascii="Times New Roman" w:hAnsi="Times New Roman" w:cs="Times New Roman"/>
+        </w:rPr>
+        <w:t xml:space="preserve"> </w:t>
+      </w:r>
+      <w:proofErr w:type="spellStart"/>
+      <w:r>
+        <w:rPr>
+          <w:rFonts w:ascii="Times New Roman" w:hAnsi="Times New Roman" w:cs="Times New Roman"/>
+        </w:rPr>
+        <w:t>univariate</w:t>
+      </w:r>
+      <w:proofErr w:type="spellEnd"/>
+      <w:r>
+        <w:rPr>
+          <w:rFonts w:ascii="Times New Roman" w:hAnsi="Times New Roman" w:cs="Times New Roman"/>
+        </w:rPr>
+        <w:t xml:space="preserve"> si justifica strict </w:t>
+      </w:r>
+      <w:proofErr w:type="spellStart"/>
+      <w:r>
+        <w:rPr>
+          <w:rFonts w:ascii="Times New Roman" w:hAnsi="Times New Roman" w:cs="Times New Roman"/>
+        </w:rPr>
+        <w:t>tranzitia</w:t>
+      </w:r>
+      <w:proofErr w:type="spellEnd"/>
+      <w:r>
+        <w:rPr>
+          <w:rFonts w:ascii="Times New Roman" w:hAnsi="Times New Roman" w:cs="Times New Roman"/>
+        </w:rPr>
+        <w:t xml:space="preserve"> </w:t>
+      </w:r>
+      <w:proofErr w:type="spellStart"/>
+      <w:r>
+        <w:rPr>
+          <w:rFonts w:ascii="Times New Roman" w:hAnsi="Times New Roman" w:cs="Times New Roman"/>
+        </w:rPr>
+        <w:t>catre</w:t>
+      </w:r>
+      <w:proofErr w:type="spellEnd"/>
+      <w:r>
+        <w:rPr>
+          <w:rFonts w:ascii="Times New Roman" w:hAnsi="Times New Roman" w:cs="Times New Roman"/>
+        </w:rPr>
+        <w:t xml:space="preserve"> o modelare </w:t>
+      </w:r>
+      <w:proofErr w:type="spellStart"/>
+      <w:r>
+        <w:rPr>
+          <w:rFonts w:ascii="Times New Roman" w:hAnsi="Times New Roman" w:cs="Times New Roman"/>
+        </w:rPr>
+        <w:t>multivariata</w:t>
+      </w:r>
+      <w:proofErr w:type="spellEnd"/>
+      <w:r>
+        <w:rPr>
+          <w:rFonts w:ascii="Times New Roman" w:hAnsi="Times New Roman" w:cs="Times New Roman"/>
+        </w:rPr>
+        <w:t xml:space="preserve"> care sa integreze efectele </w:t>
+      </w:r>
+      <w:proofErr w:type="spellStart"/>
+      <w:r>
+        <w:rPr>
+          <w:rFonts w:ascii="Times New Roman" w:hAnsi="Times New Roman" w:cs="Times New Roman"/>
+        </w:rPr>
+        <w:t>productiei</w:t>
+      </w:r>
+      <w:proofErr w:type="spellEnd"/>
+      <w:r>
+        <w:rPr>
+          <w:rFonts w:ascii="Times New Roman" w:hAnsi="Times New Roman" w:cs="Times New Roman"/>
+        </w:rPr>
+        <w:t xml:space="preserve"> industriale si ale </w:t>
+      </w:r>
+      <w:proofErr w:type="spellStart"/>
+      <w:r>
+        <w:rPr>
+          <w:rFonts w:ascii="Times New Roman" w:hAnsi="Times New Roman" w:cs="Times New Roman"/>
+        </w:rPr>
+        <w:t>inflatiei</w:t>
+      </w:r>
+      <w:proofErr w:type="spellEnd"/>
+      <w:r>
+        <w:rPr>
+          <w:rFonts w:ascii="Times New Roman" w:hAnsi="Times New Roman" w:cs="Times New Roman"/>
+        </w:rPr>
+        <w:t>.</w:t>
       </w:r>
     </w:p>
     <w:p/>
@@ -4974,7 +6953,15 @@
         <w:t>3</w:t>
       </w:r>
       <w:r>
-        <w:t xml:space="preserve"> – Seria Evolutiei consumului de energie </w:t>
+        <w:t xml:space="preserve"> – Seria </w:t>
+      </w:r>
+      <w:proofErr w:type="spellStart"/>
+      <w:r>
+        <w:t>Evolutiei</w:t>
+      </w:r>
+      <w:proofErr w:type="spellEnd"/>
+      <w:r>
+        <w:t xml:space="preserve"> consumului de energie </w:t>
       </w:r>
     </w:p>
     <w:p>
@@ -5076,7 +7063,15 @@
         <w:t>4</w:t>
       </w:r>
       <w:r>
-        <w:t xml:space="preserve"> – Seria bruta a Indicelui Productiei Industriale</w:t>
+        <w:t xml:space="preserve"> – Seria bruta a Indicelui </w:t>
+      </w:r>
+      <w:proofErr w:type="spellStart"/>
+      <w:r>
+        <w:t>Productiei</w:t>
+      </w:r>
+      <w:proofErr w:type="spellEnd"/>
+      <w:r>
+        <w:t xml:space="preserve"> Industriale</w:t>
       </w:r>
     </w:p>
     <w:p>
@@ -5215,27 +7210,315 @@
         <w:rPr>
           <w:rFonts w:ascii="Times New Roman" w:hAnsi="Times New Roman" w:cs="Times New Roman"/>
         </w:rPr>
-        <w:t>Analiza celor trei indicatori macroeconomici pentru Romania reflecta impactul direct al crizelor recente asupra economiei nationale. Consumul de energie si productia industriala au o sezonalitate pronuntata si marcheaza o contractie severa in 2020 generata de restrictiile pandemice. Dupa un deceniu de stabilitate, inflatia pe segmentul energetic a explodat in 2021-2022 pe fondul crizei europene si a liberalizarii pietei interne, inregistrand un nou soc extrem in 2025. Aceasta scumpire masiva a energiei a oprit avansul productiei industriale post-pandemie si a generat o tendinta generala de scadere a consumului national.</w:t>
-      </w:r>
-    </w:p>
-    <w:p>
-      <w:pPr>
-        <w:rPr>
-          <w:rFonts w:ascii="Times New Roman" w:hAnsi="Times New Roman" w:cs="Times New Roman"/>
-        </w:rPr>
-      </w:pPr>
-    </w:p>
-    <w:p>
-      <w:pPr>
-        <w:rPr>
-          <w:rFonts w:ascii="Times New Roman" w:hAnsi="Times New Roman" w:cs="Times New Roman"/>
-        </w:rPr>
-      </w:pPr>
-      <w:r>
-        <w:rPr>
-          <w:rFonts w:ascii="Times New Roman" w:hAnsi="Times New Roman" w:cs="Times New Roman"/>
-        </w:rPr>
-        <w:t>Observand scala diferita a celor 3 serii de date, se impune logaritmarea. De asemnea, cum modele VAR/VECM sunt sensibile la sezonalitate, vom desezonaliza prin STL consumul de energie si indicele productiei industriale.</w:t>
+        <w:t xml:space="preserve">Analiza celor trei indicatori macroeconomici pentru Romania reflecta impactul direct al crizelor recente asupra economiei </w:t>
+      </w:r>
+      <w:proofErr w:type="spellStart"/>
+      <w:r>
+        <w:rPr>
+          <w:rFonts w:ascii="Times New Roman" w:hAnsi="Times New Roman" w:cs="Times New Roman"/>
+        </w:rPr>
+        <w:t>nationale</w:t>
+      </w:r>
+      <w:proofErr w:type="spellEnd"/>
+      <w:r>
+        <w:rPr>
+          <w:rFonts w:ascii="Times New Roman" w:hAnsi="Times New Roman" w:cs="Times New Roman"/>
+        </w:rPr>
+        <w:t xml:space="preserve">. Consumul de energie si </w:t>
+      </w:r>
+      <w:proofErr w:type="spellStart"/>
+      <w:r>
+        <w:rPr>
+          <w:rFonts w:ascii="Times New Roman" w:hAnsi="Times New Roman" w:cs="Times New Roman"/>
+        </w:rPr>
+        <w:t>productia</w:t>
+      </w:r>
+      <w:proofErr w:type="spellEnd"/>
+      <w:r>
+        <w:rPr>
+          <w:rFonts w:ascii="Times New Roman" w:hAnsi="Times New Roman" w:cs="Times New Roman"/>
+        </w:rPr>
+        <w:t xml:space="preserve"> industriala au o </w:t>
+      </w:r>
+      <w:proofErr w:type="spellStart"/>
+      <w:r>
+        <w:rPr>
+          <w:rFonts w:ascii="Times New Roman" w:hAnsi="Times New Roman" w:cs="Times New Roman"/>
+        </w:rPr>
+        <w:t>sezonalitate</w:t>
+      </w:r>
+      <w:proofErr w:type="spellEnd"/>
+      <w:r>
+        <w:rPr>
+          <w:rFonts w:ascii="Times New Roman" w:hAnsi="Times New Roman" w:cs="Times New Roman"/>
+        </w:rPr>
+        <w:t xml:space="preserve"> </w:t>
+      </w:r>
+      <w:proofErr w:type="spellStart"/>
+      <w:r>
+        <w:rPr>
+          <w:rFonts w:ascii="Times New Roman" w:hAnsi="Times New Roman" w:cs="Times New Roman"/>
+        </w:rPr>
+        <w:t>pronuntata</w:t>
+      </w:r>
+      <w:proofErr w:type="spellEnd"/>
+      <w:r>
+        <w:rPr>
+          <w:rFonts w:ascii="Times New Roman" w:hAnsi="Times New Roman" w:cs="Times New Roman"/>
+        </w:rPr>
+        <w:t xml:space="preserve"> si </w:t>
+      </w:r>
+      <w:proofErr w:type="spellStart"/>
+      <w:r>
+        <w:rPr>
+          <w:rFonts w:ascii="Times New Roman" w:hAnsi="Times New Roman" w:cs="Times New Roman"/>
+        </w:rPr>
+        <w:t>marcheaza</w:t>
+      </w:r>
+      <w:proofErr w:type="spellEnd"/>
+      <w:r>
+        <w:rPr>
+          <w:rFonts w:ascii="Times New Roman" w:hAnsi="Times New Roman" w:cs="Times New Roman"/>
+        </w:rPr>
+        <w:t xml:space="preserve"> o </w:t>
+      </w:r>
+      <w:proofErr w:type="spellStart"/>
+      <w:r>
+        <w:rPr>
+          <w:rFonts w:ascii="Times New Roman" w:hAnsi="Times New Roman" w:cs="Times New Roman"/>
+        </w:rPr>
+        <w:t>contractie</w:t>
+      </w:r>
+      <w:proofErr w:type="spellEnd"/>
+      <w:r>
+        <w:rPr>
+          <w:rFonts w:ascii="Times New Roman" w:hAnsi="Times New Roman" w:cs="Times New Roman"/>
+        </w:rPr>
+        <w:t xml:space="preserve"> severa in 2020 generata de </w:t>
+      </w:r>
+      <w:proofErr w:type="spellStart"/>
+      <w:r>
+        <w:rPr>
+          <w:rFonts w:ascii="Times New Roman" w:hAnsi="Times New Roman" w:cs="Times New Roman"/>
+        </w:rPr>
+        <w:t>restrictiile</w:t>
+      </w:r>
+      <w:proofErr w:type="spellEnd"/>
+      <w:r>
+        <w:rPr>
+          <w:rFonts w:ascii="Times New Roman" w:hAnsi="Times New Roman" w:cs="Times New Roman"/>
+        </w:rPr>
+        <w:t xml:space="preserve"> pandemice. </w:t>
+      </w:r>
+      <w:proofErr w:type="spellStart"/>
+      <w:r>
+        <w:rPr>
+          <w:rFonts w:ascii="Times New Roman" w:hAnsi="Times New Roman" w:cs="Times New Roman"/>
+        </w:rPr>
+        <w:t>Dupa</w:t>
+      </w:r>
+      <w:proofErr w:type="spellEnd"/>
+      <w:r>
+        <w:rPr>
+          <w:rFonts w:ascii="Times New Roman" w:hAnsi="Times New Roman" w:cs="Times New Roman"/>
+        </w:rPr>
+        <w:t xml:space="preserve"> un deceniu de stabilitate, </w:t>
+      </w:r>
+      <w:proofErr w:type="spellStart"/>
+      <w:r>
+        <w:rPr>
+          <w:rFonts w:ascii="Times New Roman" w:hAnsi="Times New Roman" w:cs="Times New Roman"/>
+        </w:rPr>
+        <w:t>inflatia</w:t>
+      </w:r>
+      <w:proofErr w:type="spellEnd"/>
+      <w:r>
+        <w:rPr>
+          <w:rFonts w:ascii="Times New Roman" w:hAnsi="Times New Roman" w:cs="Times New Roman"/>
+        </w:rPr>
+        <w:t xml:space="preserve"> pe segmentul energetic a explodat in 2021-2022 pe fondul crizei europene si a </w:t>
+      </w:r>
+      <w:proofErr w:type="spellStart"/>
+      <w:r>
+        <w:rPr>
+          <w:rFonts w:ascii="Times New Roman" w:hAnsi="Times New Roman" w:cs="Times New Roman"/>
+        </w:rPr>
+        <w:t>liberalizarii</w:t>
+      </w:r>
+      <w:proofErr w:type="spellEnd"/>
+      <w:r>
+        <w:rPr>
+          <w:rFonts w:ascii="Times New Roman" w:hAnsi="Times New Roman" w:cs="Times New Roman"/>
+        </w:rPr>
+        <w:t xml:space="preserve"> </w:t>
+      </w:r>
+      <w:proofErr w:type="spellStart"/>
+      <w:r>
+        <w:rPr>
+          <w:rFonts w:ascii="Times New Roman" w:hAnsi="Times New Roman" w:cs="Times New Roman"/>
+        </w:rPr>
+        <w:t>pietei</w:t>
+      </w:r>
+      <w:proofErr w:type="spellEnd"/>
+      <w:r>
+        <w:rPr>
+          <w:rFonts w:ascii="Times New Roman" w:hAnsi="Times New Roman" w:cs="Times New Roman"/>
+        </w:rPr>
+        <w:t xml:space="preserve"> interne, </w:t>
+      </w:r>
+      <w:proofErr w:type="spellStart"/>
+      <w:r>
+        <w:rPr>
+          <w:rFonts w:ascii="Times New Roman" w:hAnsi="Times New Roman" w:cs="Times New Roman"/>
+        </w:rPr>
+        <w:t>inregistrand</w:t>
+      </w:r>
+      <w:proofErr w:type="spellEnd"/>
+      <w:r>
+        <w:rPr>
+          <w:rFonts w:ascii="Times New Roman" w:hAnsi="Times New Roman" w:cs="Times New Roman"/>
+        </w:rPr>
+        <w:t xml:space="preserve"> un nou soc extrem in 2025. Aceasta scumpire masiva a energiei a oprit avansul </w:t>
+      </w:r>
+      <w:proofErr w:type="spellStart"/>
+      <w:r>
+        <w:rPr>
+          <w:rFonts w:ascii="Times New Roman" w:hAnsi="Times New Roman" w:cs="Times New Roman"/>
+        </w:rPr>
+        <w:t>productiei</w:t>
+      </w:r>
+      <w:proofErr w:type="spellEnd"/>
+      <w:r>
+        <w:rPr>
+          <w:rFonts w:ascii="Times New Roman" w:hAnsi="Times New Roman" w:cs="Times New Roman"/>
+        </w:rPr>
+        <w:t xml:space="preserve"> industriale post-pandemie si a generat o </w:t>
+      </w:r>
+      <w:proofErr w:type="spellStart"/>
+      <w:r>
+        <w:rPr>
+          <w:rFonts w:ascii="Times New Roman" w:hAnsi="Times New Roman" w:cs="Times New Roman"/>
+        </w:rPr>
+        <w:t>tendinta</w:t>
+      </w:r>
+      <w:proofErr w:type="spellEnd"/>
+      <w:r>
+        <w:rPr>
+          <w:rFonts w:ascii="Times New Roman" w:hAnsi="Times New Roman" w:cs="Times New Roman"/>
+        </w:rPr>
+        <w:t xml:space="preserve"> generala de </w:t>
+      </w:r>
+      <w:proofErr w:type="spellStart"/>
+      <w:r>
+        <w:rPr>
+          <w:rFonts w:ascii="Times New Roman" w:hAnsi="Times New Roman" w:cs="Times New Roman"/>
+        </w:rPr>
+        <w:t>scadere</w:t>
+      </w:r>
+      <w:proofErr w:type="spellEnd"/>
+      <w:r>
+        <w:rPr>
+          <w:rFonts w:ascii="Times New Roman" w:hAnsi="Times New Roman" w:cs="Times New Roman"/>
+        </w:rPr>
+        <w:t xml:space="preserve"> a consumului </w:t>
+      </w:r>
+      <w:proofErr w:type="spellStart"/>
+      <w:r>
+        <w:rPr>
+          <w:rFonts w:ascii="Times New Roman" w:hAnsi="Times New Roman" w:cs="Times New Roman"/>
+        </w:rPr>
+        <w:t>national</w:t>
+      </w:r>
+      <w:proofErr w:type="spellEnd"/>
+      <w:r>
+        <w:rPr>
+          <w:rFonts w:ascii="Times New Roman" w:hAnsi="Times New Roman" w:cs="Times New Roman"/>
+        </w:rPr>
+        <w:t>.</w:t>
+      </w:r>
+    </w:p>
+    <w:p>
+      <w:pPr>
+        <w:rPr>
+          <w:rFonts w:ascii="Times New Roman" w:hAnsi="Times New Roman" w:cs="Times New Roman"/>
+        </w:rPr>
+      </w:pPr>
+    </w:p>
+    <w:p>
+      <w:pPr>
+        <w:rPr>
+          <w:rFonts w:ascii="Times New Roman" w:hAnsi="Times New Roman" w:cs="Times New Roman"/>
+        </w:rPr>
+      </w:pPr>
+      <w:proofErr w:type="spellStart"/>
+      <w:r>
+        <w:rPr>
+          <w:rFonts w:ascii="Times New Roman" w:hAnsi="Times New Roman" w:cs="Times New Roman"/>
+        </w:rPr>
+        <w:t>Observand</w:t>
+      </w:r>
+      <w:proofErr w:type="spellEnd"/>
+      <w:r>
+        <w:rPr>
+          <w:rFonts w:ascii="Times New Roman" w:hAnsi="Times New Roman" w:cs="Times New Roman"/>
+        </w:rPr>
+        <w:t xml:space="preserve"> scala diferita a celor 3 serii de date, se impune logaritmarea. De </w:t>
+      </w:r>
+      <w:proofErr w:type="spellStart"/>
+      <w:r>
+        <w:rPr>
+          <w:rFonts w:ascii="Times New Roman" w:hAnsi="Times New Roman" w:cs="Times New Roman"/>
+        </w:rPr>
+        <w:t>asemnea</w:t>
+      </w:r>
+      <w:proofErr w:type="spellEnd"/>
+      <w:r>
+        <w:rPr>
+          <w:rFonts w:ascii="Times New Roman" w:hAnsi="Times New Roman" w:cs="Times New Roman"/>
+        </w:rPr>
+        <w:t xml:space="preserve">, cum modele VAR/VECM sunt sensibile la </w:t>
+      </w:r>
+      <w:proofErr w:type="spellStart"/>
+      <w:r>
+        <w:rPr>
+          <w:rFonts w:ascii="Times New Roman" w:hAnsi="Times New Roman" w:cs="Times New Roman"/>
+        </w:rPr>
+        <w:t>sezonalitate</w:t>
+      </w:r>
+      <w:proofErr w:type="spellEnd"/>
+      <w:r>
+        <w:rPr>
+          <w:rFonts w:ascii="Times New Roman" w:hAnsi="Times New Roman" w:cs="Times New Roman"/>
+        </w:rPr>
+        <w:t xml:space="preserve">, vom </w:t>
+      </w:r>
+      <w:proofErr w:type="spellStart"/>
+      <w:r>
+        <w:rPr>
+          <w:rFonts w:ascii="Times New Roman" w:hAnsi="Times New Roman" w:cs="Times New Roman"/>
+        </w:rPr>
+        <w:t>desezonaliza</w:t>
+      </w:r>
+      <w:proofErr w:type="spellEnd"/>
+      <w:r>
+        <w:rPr>
+          <w:rFonts w:ascii="Times New Roman" w:hAnsi="Times New Roman" w:cs="Times New Roman"/>
+        </w:rPr>
+        <w:t xml:space="preserve"> prin STL consumul de energie si indicele </w:t>
+      </w:r>
+      <w:proofErr w:type="spellStart"/>
+      <w:r>
+        <w:rPr>
+          <w:rFonts w:ascii="Times New Roman" w:hAnsi="Times New Roman" w:cs="Times New Roman"/>
+        </w:rPr>
+        <w:t>productiei</w:t>
+      </w:r>
+      <w:proofErr w:type="spellEnd"/>
+      <w:r>
+        <w:rPr>
+          <w:rFonts w:ascii="Times New Roman" w:hAnsi="Times New Roman" w:cs="Times New Roman"/>
+        </w:rPr>
+        <w:t xml:space="preserve"> industriale.</w:t>
       </w:r>
     </w:p>
     <w:p/>
@@ -5306,8 +7589,13 @@
         <w:t>6</w:t>
       </w:r>
       <w:r>
-        <w:t xml:space="preserve"> – Seria consumului de energie logaritmat si deesezonalizat</w:t>
-      </w:r>
+        <w:t xml:space="preserve"> – Seria consumului de energie logaritmat si </w:t>
+      </w:r>
+      <w:proofErr w:type="spellStart"/>
+      <w:r>
+        <w:t>deesezonalizat</w:t>
+      </w:r>
+      <w:proofErr w:type="spellEnd"/>
     </w:p>
     <w:p>
       <w:pPr>
@@ -5403,8 +7691,21 @@
         <w:t>7</w:t>
       </w:r>
       <w:r>
-        <w:t xml:space="preserve"> – Seria indicelui productiei industriale logaritmat si desezonalizat</w:t>
-      </w:r>
+        <w:t xml:space="preserve"> – Seria indicelui </w:t>
+      </w:r>
+      <w:proofErr w:type="spellStart"/>
+      <w:r>
+        <w:t>productiei</w:t>
+      </w:r>
+      <w:proofErr w:type="spellEnd"/>
+      <w:r>
+        <w:t xml:space="preserve"> industriale logaritmat si </w:t>
+      </w:r>
+      <w:proofErr w:type="spellStart"/>
+      <w:r>
+        <w:t>desezonalizat</w:t>
+      </w:r>
+      <w:proofErr w:type="spellEnd"/>
     </w:p>
     <w:p>
       <w:pPr>
@@ -5504,7 +7805,15 @@
         <w:t>8</w:t>
       </w:r>
       <w:r>
-        <w:t xml:space="preserve"> – Seria inflatiei logaritmata</w:t>
+        <w:t xml:space="preserve"> – Seria </w:t>
+      </w:r>
+      <w:proofErr w:type="spellStart"/>
+      <w:r>
+        <w:t>inflatiei</w:t>
+      </w:r>
+      <w:proofErr w:type="spellEnd"/>
+      <w:r>
+        <w:t xml:space="preserve"> logaritmata</w:t>
       </w:r>
     </w:p>
     <w:p>
@@ -5542,7 +7851,21 @@
         <w:rPr>
           <w:rFonts w:ascii="Times New Roman" w:hAnsi="Times New Roman" w:cs="Times New Roman"/>
         </w:rPr>
-        <w:t>Testam stationaritatea celor 3 serii de date.</w:t>
+        <w:t xml:space="preserve">Testam </w:t>
+      </w:r>
+      <w:proofErr w:type="spellStart"/>
+      <w:r>
+        <w:rPr>
+          <w:rFonts w:ascii="Times New Roman" w:hAnsi="Times New Roman" w:cs="Times New Roman"/>
+        </w:rPr>
+        <w:t>stationaritatea</w:t>
+      </w:r>
+      <w:proofErr w:type="spellEnd"/>
+      <w:r>
+        <w:rPr>
+          <w:rFonts w:ascii="Times New Roman" w:hAnsi="Times New Roman" w:cs="Times New Roman"/>
+        </w:rPr>
+        <w:t xml:space="preserve"> celor 3 serii de date.</w:t>
       </w:r>
       <w:r>
         <w:rPr>
@@ -5625,8 +7948,13 @@
         <w:t>9</w:t>
       </w:r>
       <w:r>
-        <w:t xml:space="preserve"> – Testare stationaritate</w:t>
-      </w:r>
+        <w:t xml:space="preserve"> – Testare </w:t>
+      </w:r>
+      <w:proofErr w:type="spellStart"/>
+      <w:r>
+        <w:t>stationaritate</w:t>
+      </w:r>
+      <w:proofErr w:type="spellEnd"/>
     </w:p>
     <w:p>
       <w:pPr>
@@ -5663,7 +7991,35 @@
         <w:rPr>
           <w:rFonts w:ascii="Times New Roman" w:hAnsi="Times New Roman" w:cs="Times New Roman"/>
         </w:rPr>
-        <w:t>Se observa ca seriile logaritmate iar primele 2 si desezonalizate, sunt cel mai probabil nestationare in nivel. Intuim ca am putea folosi un model tip VECM</w:t>
+        <w:t xml:space="preserve">Se observa ca seriile logaritmate iar primele 2 si </w:t>
+      </w:r>
+      <w:proofErr w:type="spellStart"/>
+      <w:r>
+        <w:rPr>
+          <w:rFonts w:ascii="Times New Roman" w:hAnsi="Times New Roman" w:cs="Times New Roman"/>
+        </w:rPr>
+        <w:t>desezonalizate</w:t>
+      </w:r>
+      <w:proofErr w:type="spellEnd"/>
+      <w:r>
+        <w:rPr>
+          <w:rFonts w:ascii="Times New Roman" w:hAnsi="Times New Roman" w:cs="Times New Roman"/>
+        </w:rPr>
+        <w:t xml:space="preserve">, sunt cel mai probabil </w:t>
+      </w:r>
+      <w:proofErr w:type="spellStart"/>
+      <w:r>
+        <w:rPr>
+          <w:rFonts w:ascii="Times New Roman" w:hAnsi="Times New Roman" w:cs="Times New Roman"/>
+        </w:rPr>
+        <w:t>nestationare</w:t>
+      </w:r>
+      <w:proofErr w:type="spellEnd"/>
+      <w:r>
+        <w:rPr>
+          <w:rFonts w:ascii="Times New Roman" w:hAnsi="Times New Roman" w:cs="Times New Roman"/>
+        </w:rPr>
+        <w:t xml:space="preserve"> in nivel. Intuim ca am putea folosi un model tip VECM</w:t>
       </w:r>
       <w:r>
         <w:rPr>
@@ -5742,8 +8098,29 @@
         <w:t>30</w:t>
       </w:r>
       <w:r>
-        <w:t xml:space="preserve"> – Testare Stationaritate dupa diferentiere</w:t>
-      </w:r>
+        <w:t xml:space="preserve"> – Testare </w:t>
+      </w:r>
+      <w:proofErr w:type="spellStart"/>
+      <w:r>
+        <w:t>Stationaritate</w:t>
+      </w:r>
+      <w:proofErr w:type="spellEnd"/>
+      <w:r>
+        <w:t xml:space="preserve"> </w:t>
+      </w:r>
+      <w:proofErr w:type="spellStart"/>
+      <w:r>
+        <w:t>dupa</w:t>
+      </w:r>
+      <w:proofErr w:type="spellEnd"/>
+      <w:r>
+        <w:t xml:space="preserve"> </w:t>
+      </w:r>
+      <w:proofErr w:type="spellStart"/>
+      <w:r>
+        <w:t>diferentiere</w:t>
+      </w:r>
+      <w:proofErr w:type="spellEnd"/>
     </w:p>
     <w:p>
       <w:pPr>
@@ -5768,11 +8145,61 @@
           <w:rFonts w:ascii="Times New Roman" w:hAnsi="Times New Roman" w:cs="Times New Roman"/>
         </w:rPr>
       </w:pPr>
-      <w:r>
-        <w:rPr>
-          <w:rFonts w:ascii="Times New Roman" w:hAnsi="Times New Roman" w:cs="Times New Roman"/>
-        </w:rPr>
-        <w:t>Dupa diferentiere, obtin ca seriile de date devin stationare, deci ele sunt I(1).</w:t>
+      <w:proofErr w:type="spellStart"/>
+      <w:r>
+        <w:rPr>
+          <w:rFonts w:ascii="Times New Roman" w:hAnsi="Times New Roman" w:cs="Times New Roman"/>
+        </w:rPr>
+        <w:t>Dupa</w:t>
+      </w:r>
+      <w:proofErr w:type="spellEnd"/>
+      <w:r>
+        <w:rPr>
+          <w:rFonts w:ascii="Times New Roman" w:hAnsi="Times New Roman" w:cs="Times New Roman"/>
+        </w:rPr>
+        <w:t xml:space="preserve"> </w:t>
+      </w:r>
+      <w:proofErr w:type="spellStart"/>
+      <w:r>
+        <w:rPr>
+          <w:rFonts w:ascii="Times New Roman" w:hAnsi="Times New Roman" w:cs="Times New Roman"/>
+        </w:rPr>
+        <w:t>diferentiere</w:t>
+      </w:r>
+      <w:proofErr w:type="spellEnd"/>
+      <w:r>
+        <w:rPr>
+          <w:rFonts w:ascii="Times New Roman" w:hAnsi="Times New Roman" w:cs="Times New Roman"/>
+        </w:rPr>
+        <w:t xml:space="preserve">, </w:t>
+      </w:r>
+      <w:proofErr w:type="spellStart"/>
+      <w:r>
+        <w:rPr>
+          <w:rFonts w:ascii="Times New Roman" w:hAnsi="Times New Roman" w:cs="Times New Roman"/>
+        </w:rPr>
+        <w:t>obtin</w:t>
+      </w:r>
+      <w:proofErr w:type="spellEnd"/>
+      <w:r>
+        <w:rPr>
+          <w:rFonts w:ascii="Times New Roman" w:hAnsi="Times New Roman" w:cs="Times New Roman"/>
+        </w:rPr>
+        <w:t xml:space="preserve"> ca seriile de date devin </w:t>
+      </w:r>
+      <w:proofErr w:type="spellStart"/>
+      <w:r>
+        <w:rPr>
+          <w:rFonts w:ascii="Times New Roman" w:hAnsi="Times New Roman" w:cs="Times New Roman"/>
+        </w:rPr>
+        <w:t>stationare</w:t>
+      </w:r>
+      <w:proofErr w:type="spellEnd"/>
+      <w:r>
+        <w:rPr>
+          <w:rFonts w:ascii="Times New Roman" w:hAnsi="Times New Roman" w:cs="Times New Roman"/>
+        </w:rPr>
+        <w:t>, deci ele sunt I(1).</w:t>
       </w:r>
     </w:p>
     <w:p>
@@ -5850,8 +8277,13 @@
         <w:t>1</w:t>
       </w:r>
       <w:r>
-        <w:t xml:space="preserve"> – Seria Consumului de energie stationara</w:t>
-      </w:r>
+        <w:t xml:space="preserve"> – Seria Consumului de energie </w:t>
+      </w:r>
+      <w:proofErr w:type="spellStart"/>
+      <w:r>
+        <w:t>stationara</w:t>
+      </w:r>
+      <w:proofErr w:type="spellEnd"/>
     </w:p>
     <w:p>
       <w:pPr>
@@ -5947,8 +8379,29 @@
         <w:t>2</w:t>
       </w:r>
       <w:r>
-        <w:t xml:space="preserve"> – Seria Indicielui Productiei Industriale stationara</w:t>
-      </w:r>
+        <w:t xml:space="preserve"> – Seria </w:t>
+      </w:r>
+      <w:proofErr w:type="spellStart"/>
+      <w:r>
+        <w:t>Indicielui</w:t>
+      </w:r>
+      <w:proofErr w:type="spellEnd"/>
+      <w:r>
+        <w:t xml:space="preserve"> </w:t>
+      </w:r>
+      <w:proofErr w:type="spellStart"/>
+      <w:r>
+        <w:t>Productiei</w:t>
+      </w:r>
+      <w:proofErr w:type="spellEnd"/>
+      <w:r>
+        <w:t xml:space="preserve"> Industriale </w:t>
+      </w:r>
+      <w:proofErr w:type="spellStart"/>
+      <w:r>
+        <w:t>stationara</w:t>
+      </w:r>
+      <w:proofErr w:type="spellEnd"/>
     </w:p>
     <w:p>
       <w:pPr>
@@ -6048,7 +8501,23 @@
         <w:t>3</w:t>
       </w:r>
       <w:r>
-        <w:t xml:space="preserve"> – Seria inflatiei stationara </w:t>
+        <w:t xml:space="preserve"> – Seria </w:t>
+      </w:r>
+      <w:proofErr w:type="spellStart"/>
+      <w:r>
+        <w:t>inflatiei</w:t>
+      </w:r>
+      <w:proofErr w:type="spellEnd"/>
+      <w:r>
+        <w:t xml:space="preserve"> </w:t>
+      </w:r>
+      <w:proofErr w:type="spellStart"/>
+      <w:r>
+        <w:t>stationara</w:t>
+      </w:r>
+      <w:proofErr w:type="spellEnd"/>
+      <w:r>
+        <w:t xml:space="preserve"> </w:t>
       </w:r>
     </w:p>
     <w:p>
@@ -6086,7 +8555,49 @@
         <w:rPr>
           <w:rFonts w:ascii="Times New Roman" w:hAnsi="Times New Roman" w:cs="Times New Roman"/>
         </w:rPr>
-        <w:t xml:space="preserve">Acum, vom selecta lag-ul optim utilizand metoda VAR, unde vom introduce datele nediferentiate. </w:t>
+        <w:t xml:space="preserve">Acum, vom selecta </w:t>
+      </w:r>
+      <w:proofErr w:type="spellStart"/>
+      <w:r>
+        <w:rPr>
+          <w:rFonts w:ascii="Times New Roman" w:hAnsi="Times New Roman" w:cs="Times New Roman"/>
+        </w:rPr>
+        <w:t>lag-ul</w:t>
+      </w:r>
+      <w:proofErr w:type="spellEnd"/>
+      <w:r>
+        <w:rPr>
+          <w:rFonts w:ascii="Times New Roman" w:hAnsi="Times New Roman" w:cs="Times New Roman"/>
+        </w:rPr>
+        <w:t xml:space="preserve"> optim </w:t>
+      </w:r>
+      <w:proofErr w:type="spellStart"/>
+      <w:r>
+        <w:rPr>
+          <w:rFonts w:ascii="Times New Roman" w:hAnsi="Times New Roman" w:cs="Times New Roman"/>
+        </w:rPr>
+        <w:t>utilizand</w:t>
+      </w:r>
+      <w:proofErr w:type="spellEnd"/>
+      <w:r>
+        <w:rPr>
+          <w:rFonts w:ascii="Times New Roman" w:hAnsi="Times New Roman" w:cs="Times New Roman"/>
+        </w:rPr>
+        <w:t xml:space="preserve"> metoda VAR, unde vom introduce datele </w:t>
+      </w:r>
+      <w:proofErr w:type="spellStart"/>
+      <w:r>
+        <w:rPr>
+          <w:rFonts w:ascii="Times New Roman" w:hAnsi="Times New Roman" w:cs="Times New Roman"/>
+        </w:rPr>
+        <w:t>nediferentiate</w:t>
+      </w:r>
+      <w:proofErr w:type="spellEnd"/>
+      <w:r>
+        <w:rPr>
+          <w:rFonts w:ascii="Times New Roman" w:hAnsi="Times New Roman" w:cs="Times New Roman"/>
+        </w:rPr>
+        <w:t xml:space="preserve">. </w:t>
       </w:r>
     </w:p>
     <w:p/>
@@ -6157,7 +8668,15 @@
         <w:t>4</w:t>
       </w:r>
       <w:r>
-        <w:t xml:space="preserve"> – Identificare Lag Optim</w:t>
+        <w:t xml:space="preserve"> – Identificare </w:t>
+      </w:r>
+      <w:proofErr w:type="spellStart"/>
+      <w:r>
+        <w:t>Lag</w:t>
+      </w:r>
+      <w:proofErr w:type="spellEnd"/>
+      <w:r>
+        <w:t xml:space="preserve"> Optim</w:t>
       </w:r>
     </w:p>
     <w:p>
@@ -6195,7 +8714,133 @@
         <w:rPr>
           <w:rFonts w:ascii="Times New Roman" w:hAnsi="Times New Roman" w:cs="Times New Roman"/>
         </w:rPr>
-        <w:t>Toate criteriile (AIC, BIC, FPE, HQIC) indica lag-ul optim ca fiind 1. De aceea parametrul K_AR_DIFF care reprezinta numarul de lag-uri aplicate seriilor diferentiate va fi egal cu 0. In continuare, vom aplica testele Johansen pentru a stabili numarul de relatii de cointegrare.</w:t>
+        <w:t xml:space="preserve">Toate criteriile (AIC, BIC, FPE, HQIC) indica </w:t>
+      </w:r>
+      <w:proofErr w:type="spellStart"/>
+      <w:r>
+        <w:rPr>
+          <w:rFonts w:ascii="Times New Roman" w:hAnsi="Times New Roman" w:cs="Times New Roman"/>
+        </w:rPr>
+        <w:t>lag-ul</w:t>
+      </w:r>
+      <w:proofErr w:type="spellEnd"/>
+      <w:r>
+        <w:rPr>
+          <w:rFonts w:ascii="Times New Roman" w:hAnsi="Times New Roman" w:cs="Times New Roman"/>
+        </w:rPr>
+        <w:t xml:space="preserve"> optim ca fiind 1. De aceea parametrul K_AR_DIFF care </w:t>
+      </w:r>
+      <w:proofErr w:type="spellStart"/>
+      <w:r>
+        <w:rPr>
+          <w:rFonts w:ascii="Times New Roman" w:hAnsi="Times New Roman" w:cs="Times New Roman"/>
+        </w:rPr>
+        <w:t>reprezinta</w:t>
+      </w:r>
+      <w:proofErr w:type="spellEnd"/>
+      <w:r>
+        <w:rPr>
+          <w:rFonts w:ascii="Times New Roman" w:hAnsi="Times New Roman" w:cs="Times New Roman"/>
+        </w:rPr>
+        <w:t xml:space="preserve"> </w:t>
+      </w:r>
+      <w:proofErr w:type="spellStart"/>
+      <w:r>
+        <w:rPr>
+          <w:rFonts w:ascii="Times New Roman" w:hAnsi="Times New Roman" w:cs="Times New Roman"/>
+        </w:rPr>
+        <w:t>numarul</w:t>
+      </w:r>
+      <w:proofErr w:type="spellEnd"/>
+      <w:r>
+        <w:rPr>
+          <w:rFonts w:ascii="Times New Roman" w:hAnsi="Times New Roman" w:cs="Times New Roman"/>
+        </w:rPr>
+        <w:t xml:space="preserve"> de </w:t>
+      </w:r>
+      <w:proofErr w:type="spellStart"/>
+      <w:r>
+        <w:rPr>
+          <w:rFonts w:ascii="Times New Roman" w:hAnsi="Times New Roman" w:cs="Times New Roman"/>
+        </w:rPr>
+        <w:t>lag</w:t>
+      </w:r>
+      <w:proofErr w:type="spellEnd"/>
+      <w:r>
+        <w:rPr>
+          <w:rFonts w:ascii="Times New Roman" w:hAnsi="Times New Roman" w:cs="Times New Roman"/>
+        </w:rPr>
+        <w:t xml:space="preserve">-uri aplicate seriilor </w:t>
+      </w:r>
+      <w:proofErr w:type="spellStart"/>
+      <w:r>
+        <w:rPr>
+          <w:rFonts w:ascii="Times New Roman" w:hAnsi="Times New Roman" w:cs="Times New Roman"/>
+        </w:rPr>
+        <w:t>diferentiate</w:t>
+      </w:r>
+      <w:proofErr w:type="spellEnd"/>
+      <w:r>
+        <w:rPr>
+          <w:rFonts w:ascii="Times New Roman" w:hAnsi="Times New Roman" w:cs="Times New Roman"/>
+        </w:rPr>
+        <w:t xml:space="preserve"> va fi egal cu 0. In continuare, vom aplica testele </w:t>
+      </w:r>
+      <w:proofErr w:type="spellStart"/>
+      <w:r>
+        <w:rPr>
+          <w:rFonts w:ascii="Times New Roman" w:hAnsi="Times New Roman" w:cs="Times New Roman"/>
+        </w:rPr>
+        <w:t>Johansen</w:t>
+      </w:r>
+      <w:proofErr w:type="spellEnd"/>
+      <w:r>
+        <w:rPr>
+          <w:rFonts w:ascii="Times New Roman" w:hAnsi="Times New Roman" w:cs="Times New Roman"/>
+        </w:rPr>
+        <w:t xml:space="preserve"> pentru a stabili </w:t>
+      </w:r>
+      <w:proofErr w:type="spellStart"/>
+      <w:r>
+        <w:rPr>
+          <w:rFonts w:ascii="Times New Roman" w:hAnsi="Times New Roman" w:cs="Times New Roman"/>
+        </w:rPr>
+        <w:t>numarul</w:t>
+      </w:r>
+      <w:proofErr w:type="spellEnd"/>
+      <w:r>
+        <w:rPr>
+          <w:rFonts w:ascii="Times New Roman" w:hAnsi="Times New Roman" w:cs="Times New Roman"/>
+        </w:rPr>
+        <w:t xml:space="preserve"> de </w:t>
+      </w:r>
+      <w:proofErr w:type="spellStart"/>
+      <w:r>
+        <w:rPr>
+          <w:rFonts w:ascii="Times New Roman" w:hAnsi="Times New Roman" w:cs="Times New Roman"/>
+        </w:rPr>
+        <w:t>relatii</w:t>
+      </w:r>
+      <w:proofErr w:type="spellEnd"/>
+      <w:r>
+        <w:rPr>
+          <w:rFonts w:ascii="Times New Roman" w:hAnsi="Times New Roman" w:cs="Times New Roman"/>
+        </w:rPr>
+        <w:t xml:space="preserve"> de </w:t>
+      </w:r>
+      <w:proofErr w:type="spellStart"/>
+      <w:r>
+        <w:rPr>
+          <w:rFonts w:ascii="Times New Roman" w:hAnsi="Times New Roman" w:cs="Times New Roman"/>
+        </w:rPr>
+        <w:t>cointegrare</w:t>
+      </w:r>
+      <w:proofErr w:type="spellEnd"/>
+      <w:r>
+        <w:rPr>
+          <w:rFonts w:ascii="Times New Roman" w:hAnsi="Times New Roman" w:cs="Times New Roman"/>
+        </w:rPr>
+        <w:t>.</w:t>
       </w:r>
     </w:p>
     <w:p>
@@ -6272,7 +8917,15 @@
         <w:t>5</w:t>
       </w:r>
       <w:r>
-        <w:t xml:space="preserve"> Test Johansen - Trace</w:t>
+        <w:t xml:space="preserve"> Test </w:t>
+      </w:r>
+      <w:proofErr w:type="spellStart"/>
+      <w:r>
+        <w:t>Johansen</w:t>
+      </w:r>
+      <w:proofErr w:type="spellEnd"/>
+      <w:r>
+        <w:t xml:space="preserve"> - Trace</w:t>
       </w:r>
     </w:p>
     <w:p>
@@ -6372,8 +9025,21 @@
         <w:t>6</w:t>
       </w:r>
       <w:r>
-        <w:t xml:space="preserve"> – Test Johansen – Maximum Eigenvalue</w:t>
-      </w:r>
+        <w:t xml:space="preserve"> – Test </w:t>
+      </w:r>
+      <w:proofErr w:type="spellStart"/>
+      <w:r>
+        <w:t>Johansen</w:t>
+      </w:r>
+      <w:proofErr w:type="spellEnd"/>
+      <w:r>
+        <w:t xml:space="preserve"> – Maximum </w:t>
+      </w:r>
+      <w:proofErr w:type="spellStart"/>
+      <w:r>
+        <w:t>Eigenvalue</w:t>
+      </w:r>
+      <w:proofErr w:type="spellEnd"/>
     </w:p>
     <w:p>
       <w:pPr>
@@ -6410,7 +9076,161 @@
         <w:rPr>
           <w:rFonts w:ascii="Times New Roman" w:hAnsi="Times New Roman" w:cs="Times New Roman"/>
         </w:rPr>
-        <w:t>Conform statisticii Trace, avem doua relatii de cointegrare la un nivel de incredere de 95%, insa, conform statisticii maximum eigenvalue, avem o singura relatie de cointegrare, asadar, in aplicarea modelului VECM, vom seta numarul de relatii de cointegrare ca fiind 1.</w:t>
+        <w:t xml:space="preserve">Conform statisticii Trace, avem doua </w:t>
+      </w:r>
+      <w:proofErr w:type="spellStart"/>
+      <w:r>
+        <w:rPr>
+          <w:rFonts w:ascii="Times New Roman" w:hAnsi="Times New Roman" w:cs="Times New Roman"/>
+        </w:rPr>
+        <w:t>relatii</w:t>
+      </w:r>
+      <w:proofErr w:type="spellEnd"/>
+      <w:r>
+        <w:rPr>
+          <w:rFonts w:ascii="Times New Roman" w:hAnsi="Times New Roman" w:cs="Times New Roman"/>
+        </w:rPr>
+        <w:t xml:space="preserve"> de </w:t>
+      </w:r>
+      <w:proofErr w:type="spellStart"/>
+      <w:r>
+        <w:rPr>
+          <w:rFonts w:ascii="Times New Roman" w:hAnsi="Times New Roman" w:cs="Times New Roman"/>
+        </w:rPr>
+        <w:t>cointegrare</w:t>
+      </w:r>
+      <w:proofErr w:type="spellEnd"/>
+      <w:r>
+        <w:rPr>
+          <w:rFonts w:ascii="Times New Roman" w:hAnsi="Times New Roman" w:cs="Times New Roman"/>
+        </w:rPr>
+        <w:t xml:space="preserve"> la un nivel de </w:t>
+      </w:r>
+      <w:proofErr w:type="spellStart"/>
+      <w:r>
+        <w:rPr>
+          <w:rFonts w:ascii="Times New Roman" w:hAnsi="Times New Roman" w:cs="Times New Roman"/>
+        </w:rPr>
+        <w:t>incredere</w:t>
+      </w:r>
+      <w:proofErr w:type="spellEnd"/>
+      <w:r>
+        <w:rPr>
+          <w:rFonts w:ascii="Times New Roman" w:hAnsi="Times New Roman" w:cs="Times New Roman"/>
+        </w:rPr>
+        <w:t xml:space="preserve"> de 95%, </w:t>
+      </w:r>
+      <w:proofErr w:type="spellStart"/>
+      <w:r>
+        <w:rPr>
+          <w:rFonts w:ascii="Times New Roman" w:hAnsi="Times New Roman" w:cs="Times New Roman"/>
+        </w:rPr>
+        <w:t>insa</w:t>
+      </w:r>
+      <w:proofErr w:type="spellEnd"/>
+      <w:r>
+        <w:rPr>
+          <w:rFonts w:ascii="Times New Roman" w:hAnsi="Times New Roman" w:cs="Times New Roman"/>
+        </w:rPr>
+        <w:t xml:space="preserve">, conform statisticii maximum </w:t>
+      </w:r>
+      <w:proofErr w:type="spellStart"/>
+      <w:r>
+        <w:rPr>
+          <w:rFonts w:ascii="Times New Roman" w:hAnsi="Times New Roman" w:cs="Times New Roman"/>
+        </w:rPr>
+        <w:t>eigenvalue</w:t>
+      </w:r>
+      <w:proofErr w:type="spellEnd"/>
+      <w:r>
+        <w:rPr>
+          <w:rFonts w:ascii="Times New Roman" w:hAnsi="Times New Roman" w:cs="Times New Roman"/>
+        </w:rPr>
+        <w:t xml:space="preserve">, avem o singura </w:t>
+      </w:r>
+      <w:proofErr w:type="spellStart"/>
+      <w:r>
+        <w:rPr>
+          <w:rFonts w:ascii="Times New Roman" w:hAnsi="Times New Roman" w:cs="Times New Roman"/>
+        </w:rPr>
+        <w:t>relatie</w:t>
+      </w:r>
+      <w:proofErr w:type="spellEnd"/>
+      <w:r>
+        <w:rPr>
+          <w:rFonts w:ascii="Times New Roman" w:hAnsi="Times New Roman" w:cs="Times New Roman"/>
+        </w:rPr>
+        <w:t xml:space="preserve"> de </w:t>
+      </w:r>
+      <w:proofErr w:type="spellStart"/>
+      <w:r>
+        <w:rPr>
+          <w:rFonts w:ascii="Times New Roman" w:hAnsi="Times New Roman" w:cs="Times New Roman"/>
+        </w:rPr>
+        <w:t>cointegrare</w:t>
+      </w:r>
+      <w:proofErr w:type="spellEnd"/>
+      <w:r>
+        <w:rPr>
+          <w:rFonts w:ascii="Times New Roman" w:hAnsi="Times New Roman" w:cs="Times New Roman"/>
+        </w:rPr>
+        <w:t xml:space="preserve">, </w:t>
+      </w:r>
+      <w:proofErr w:type="spellStart"/>
+      <w:r>
+        <w:rPr>
+          <w:rFonts w:ascii="Times New Roman" w:hAnsi="Times New Roman" w:cs="Times New Roman"/>
+        </w:rPr>
+        <w:t>asadar</w:t>
+      </w:r>
+      <w:proofErr w:type="spellEnd"/>
+      <w:r>
+        <w:rPr>
+          <w:rFonts w:ascii="Times New Roman" w:hAnsi="Times New Roman" w:cs="Times New Roman"/>
+        </w:rPr>
+        <w:t xml:space="preserve">, in aplicarea modelului VECM, vom seta </w:t>
+      </w:r>
+      <w:proofErr w:type="spellStart"/>
+      <w:r>
+        <w:rPr>
+          <w:rFonts w:ascii="Times New Roman" w:hAnsi="Times New Roman" w:cs="Times New Roman"/>
+        </w:rPr>
+        <w:t>numarul</w:t>
+      </w:r>
+      <w:proofErr w:type="spellEnd"/>
+      <w:r>
+        <w:rPr>
+          <w:rFonts w:ascii="Times New Roman" w:hAnsi="Times New Roman" w:cs="Times New Roman"/>
+        </w:rPr>
+        <w:t xml:space="preserve"> de </w:t>
+      </w:r>
+      <w:proofErr w:type="spellStart"/>
+      <w:r>
+        <w:rPr>
+          <w:rFonts w:ascii="Times New Roman" w:hAnsi="Times New Roman" w:cs="Times New Roman"/>
+        </w:rPr>
+        <w:t>relatii</w:t>
+      </w:r>
+      <w:proofErr w:type="spellEnd"/>
+      <w:r>
+        <w:rPr>
+          <w:rFonts w:ascii="Times New Roman" w:hAnsi="Times New Roman" w:cs="Times New Roman"/>
+        </w:rPr>
+        <w:t xml:space="preserve"> de </w:t>
+      </w:r>
+      <w:proofErr w:type="spellStart"/>
+      <w:r>
+        <w:rPr>
+          <w:rFonts w:ascii="Times New Roman" w:hAnsi="Times New Roman" w:cs="Times New Roman"/>
+        </w:rPr>
+        <w:t>cointegrare</w:t>
+      </w:r>
+      <w:proofErr w:type="spellEnd"/>
+      <w:r>
+        <w:rPr>
+          <w:rFonts w:ascii="Times New Roman" w:hAnsi="Times New Roman" w:cs="Times New Roman"/>
+        </w:rPr>
+        <w:t xml:space="preserve"> ca fiind 1.</w:t>
       </w:r>
     </w:p>
     <w:p/>
@@ -6521,7 +9341,49 @@
         <w:rPr>
           <w:rFonts w:ascii="Times New Roman" w:hAnsi="Times New Roman" w:cs="Times New Roman"/>
         </w:rPr>
-        <w:t>Modelul VECM a fost estimat pe seriile logaritmate, consumul si productia industriala fiind in prealabil desezonalizate utilizand filtrul STL, pentru a izola efectele structurale de zgomotul sezonier de iarna/vara.</w:t>
+        <w:t xml:space="preserve">Modelul VECM a fost estimat pe seriile logaritmate, consumul si </w:t>
+      </w:r>
+      <w:proofErr w:type="spellStart"/>
+      <w:r>
+        <w:rPr>
+          <w:rFonts w:ascii="Times New Roman" w:hAnsi="Times New Roman" w:cs="Times New Roman"/>
+        </w:rPr>
+        <w:t>productia</w:t>
+      </w:r>
+      <w:proofErr w:type="spellEnd"/>
+      <w:r>
+        <w:rPr>
+          <w:rFonts w:ascii="Times New Roman" w:hAnsi="Times New Roman" w:cs="Times New Roman"/>
+        </w:rPr>
+        <w:t xml:space="preserve"> industriala fiind in prealabil </w:t>
+      </w:r>
+      <w:proofErr w:type="spellStart"/>
+      <w:r>
+        <w:rPr>
+          <w:rFonts w:ascii="Times New Roman" w:hAnsi="Times New Roman" w:cs="Times New Roman"/>
+        </w:rPr>
+        <w:t>desezonalizate</w:t>
+      </w:r>
+      <w:proofErr w:type="spellEnd"/>
+      <w:r>
+        <w:rPr>
+          <w:rFonts w:ascii="Times New Roman" w:hAnsi="Times New Roman" w:cs="Times New Roman"/>
+        </w:rPr>
+        <w:t xml:space="preserve"> </w:t>
+      </w:r>
+      <w:proofErr w:type="spellStart"/>
+      <w:r>
+        <w:rPr>
+          <w:rFonts w:ascii="Times New Roman" w:hAnsi="Times New Roman" w:cs="Times New Roman"/>
+        </w:rPr>
+        <w:t>utilizand</w:t>
+      </w:r>
+      <w:proofErr w:type="spellEnd"/>
+      <w:r>
+        <w:rPr>
+          <w:rFonts w:ascii="Times New Roman" w:hAnsi="Times New Roman" w:cs="Times New Roman"/>
+        </w:rPr>
+        <w:t xml:space="preserve"> filtrul STL, pentru a izola efectele structurale de zgomotul sezonier de iarna/vara.</w:t>
       </w:r>
     </w:p>
     <w:p/>
@@ -6531,31 +9393,89 @@
           <w:rFonts w:ascii="Times New Roman" w:hAnsi="Times New Roman" w:cs="Times New Roman"/>
         </w:rPr>
       </w:pPr>
-      <w:r>
-        <w:rPr>
-          <w:rFonts w:ascii="Times New Roman" w:hAnsi="Times New Roman" w:cs="Times New Roman"/>
-        </w:rPr>
-        <w:t>Ecuatia de Cointegrare (Relatia pe termen lung)</w:t>
-      </w:r>
-    </w:p>
-    <w:p>
-      <w:pPr>
-        <w:rPr>
-          <w:rFonts w:ascii="Times New Roman" w:hAnsi="Times New Roman" w:cs="Times New Roman"/>
-        </w:rPr>
-      </w:pPr>
-    </w:p>
-    <w:p>
-      <w:pPr>
-        <w:rPr>
-          <w:rFonts w:ascii="Times New Roman" w:hAnsi="Times New Roman" w:cs="Times New Roman"/>
-        </w:rPr>
-      </w:pPr>
-      <w:r>
-        <w:rPr>
-          <w:rFonts w:ascii="Times New Roman" w:hAnsi="Times New Roman" w:cs="Times New Roman"/>
-        </w:rPr>
-        <w:t>Izoland variabila dependenta, ecuatia de echilibru matematic se prezinta astfel:</w:t>
+      <w:proofErr w:type="spellStart"/>
+      <w:r>
+        <w:rPr>
+          <w:rFonts w:ascii="Times New Roman" w:hAnsi="Times New Roman" w:cs="Times New Roman"/>
+        </w:rPr>
+        <w:t>Ecuatia</w:t>
+      </w:r>
+      <w:proofErr w:type="spellEnd"/>
+      <w:r>
+        <w:rPr>
+          <w:rFonts w:ascii="Times New Roman" w:hAnsi="Times New Roman" w:cs="Times New Roman"/>
+        </w:rPr>
+        <w:t xml:space="preserve"> de </w:t>
+      </w:r>
+      <w:proofErr w:type="spellStart"/>
+      <w:r>
+        <w:rPr>
+          <w:rFonts w:ascii="Times New Roman" w:hAnsi="Times New Roman" w:cs="Times New Roman"/>
+        </w:rPr>
+        <w:t>Cointegrare</w:t>
+      </w:r>
+      <w:proofErr w:type="spellEnd"/>
+      <w:r>
+        <w:rPr>
+          <w:rFonts w:ascii="Times New Roman" w:hAnsi="Times New Roman" w:cs="Times New Roman"/>
+        </w:rPr>
+        <w:t xml:space="preserve"> (</w:t>
+      </w:r>
+      <w:proofErr w:type="spellStart"/>
+      <w:r>
+        <w:rPr>
+          <w:rFonts w:ascii="Times New Roman" w:hAnsi="Times New Roman" w:cs="Times New Roman"/>
+        </w:rPr>
+        <w:t>Relatia</w:t>
+      </w:r>
+      <w:proofErr w:type="spellEnd"/>
+      <w:r>
+        <w:rPr>
+          <w:rFonts w:ascii="Times New Roman" w:hAnsi="Times New Roman" w:cs="Times New Roman"/>
+        </w:rPr>
+        <w:t xml:space="preserve"> pe termen lung)</w:t>
+      </w:r>
+    </w:p>
+    <w:p>
+      <w:pPr>
+        <w:rPr>
+          <w:rFonts w:ascii="Times New Roman" w:hAnsi="Times New Roman" w:cs="Times New Roman"/>
+        </w:rPr>
+      </w:pPr>
+    </w:p>
+    <w:p>
+      <w:pPr>
+        <w:rPr>
+          <w:rFonts w:ascii="Times New Roman" w:hAnsi="Times New Roman" w:cs="Times New Roman"/>
+        </w:rPr>
+      </w:pPr>
+      <w:proofErr w:type="spellStart"/>
+      <w:r>
+        <w:rPr>
+          <w:rFonts w:ascii="Times New Roman" w:hAnsi="Times New Roman" w:cs="Times New Roman"/>
+        </w:rPr>
+        <w:t>Izoland</w:t>
+      </w:r>
+      <w:proofErr w:type="spellEnd"/>
+      <w:r>
+        <w:rPr>
+          <w:rFonts w:ascii="Times New Roman" w:hAnsi="Times New Roman" w:cs="Times New Roman"/>
+        </w:rPr>
+        <w:t xml:space="preserve"> variabila dependenta, </w:t>
+      </w:r>
+      <w:proofErr w:type="spellStart"/>
+      <w:r>
+        <w:rPr>
+          <w:rFonts w:ascii="Times New Roman" w:hAnsi="Times New Roman" w:cs="Times New Roman"/>
+        </w:rPr>
+        <w:t>ecuatia</w:t>
+      </w:r>
+      <w:proofErr w:type="spellEnd"/>
+      <w:r>
+        <w:rPr>
+          <w:rFonts w:ascii="Times New Roman" w:hAnsi="Times New Roman" w:cs="Times New Roman"/>
+        </w:rPr>
+        <w:t xml:space="preserve"> de echilibru matematic se prezinta astfel:</w:t>
       </w:r>
     </w:p>
     <w:p>
@@ -6586,74 +9506,516 @@
           <w:iCs/>
           <w:color w:val="EE0000"/>
         </w:rPr>
-        <w:t>log(Consum) = 0.4368 * log(Productie) - 0.1270 * log(Inflatie) + 6.9997</w:t>
-      </w:r>
-    </w:p>
-    <w:p>
-      <w:pPr>
-        <w:rPr>
-          <w:rFonts w:ascii="Times New Roman" w:hAnsi="Times New Roman" w:cs="Times New Roman"/>
-        </w:rPr>
-      </w:pPr>
-    </w:p>
-    <w:p>
-      <w:pPr>
-        <w:rPr>
-          <w:rFonts w:ascii="Times New Roman" w:hAnsi="Times New Roman" w:cs="Times New Roman"/>
-        </w:rPr>
-      </w:pPr>
-      <w:r>
-        <w:rPr>
-          <w:rFonts w:ascii="Times New Roman" w:hAnsi="Times New Roman" w:cs="Times New Roman"/>
-        </w:rPr>
-        <w:t xml:space="preserve">Toti coeficientii sunt inalt semnificativi statistic (p-values &lt; 0.01). Deoarece modelul foloseste date logaritmate, acesti coeficienti reprezinta elasticitati: pe termen lung, o crestere cu 1% a </w:t>
-      </w:r>
+        <w:t>log(Consum) = 0.4368 * log(</w:t>
+      </w:r>
+      <w:proofErr w:type="spellStart"/>
+      <w:r>
+        <w:rPr>
+          <w:rFonts w:ascii="Times New Roman" w:hAnsi="Times New Roman" w:cs="Times New Roman"/>
+          <w:b/>
+          <w:bCs/>
+          <w:i/>
+          <w:iCs/>
+          <w:color w:val="EE0000"/>
+        </w:rPr>
+        <w:t>Productie</w:t>
+      </w:r>
+      <w:proofErr w:type="spellEnd"/>
+      <w:r>
+        <w:rPr>
+          <w:rFonts w:ascii="Times New Roman" w:hAnsi="Times New Roman" w:cs="Times New Roman"/>
+          <w:b/>
+          <w:bCs/>
+          <w:i/>
+          <w:iCs/>
+          <w:color w:val="EE0000"/>
+        </w:rPr>
+        <w:t>) - 0.1270 * log(</w:t>
+      </w:r>
+      <w:proofErr w:type="spellStart"/>
+      <w:r>
+        <w:rPr>
+          <w:rFonts w:ascii="Times New Roman" w:hAnsi="Times New Roman" w:cs="Times New Roman"/>
+          <w:b/>
+          <w:bCs/>
+          <w:i/>
+          <w:iCs/>
+          <w:color w:val="EE0000"/>
+        </w:rPr>
+        <w:t>Inflatie</w:t>
+      </w:r>
+      <w:proofErr w:type="spellEnd"/>
+      <w:r>
+        <w:rPr>
+          <w:rFonts w:ascii="Times New Roman" w:hAnsi="Times New Roman" w:cs="Times New Roman"/>
+          <w:b/>
+          <w:bCs/>
+          <w:i/>
+          <w:iCs/>
+          <w:color w:val="EE0000"/>
+        </w:rPr>
+        <w:t>) + 6.9997</w:t>
+      </w:r>
+    </w:p>
+    <w:p>
+      <w:pPr>
+        <w:rPr>
+          <w:rFonts w:ascii="Times New Roman" w:hAnsi="Times New Roman" w:cs="Times New Roman"/>
+        </w:rPr>
+      </w:pPr>
+    </w:p>
+    <w:p>
+      <w:pPr>
+        <w:rPr>
+          <w:rFonts w:ascii="Times New Roman" w:hAnsi="Times New Roman" w:cs="Times New Roman"/>
+        </w:rPr>
+      </w:pPr>
+      <w:proofErr w:type="spellStart"/>
+      <w:r>
+        <w:rPr>
+          <w:rFonts w:ascii="Times New Roman" w:hAnsi="Times New Roman" w:cs="Times New Roman"/>
+        </w:rPr>
+        <w:t>Toti</w:t>
+      </w:r>
+      <w:proofErr w:type="spellEnd"/>
+      <w:r>
+        <w:rPr>
+          <w:rFonts w:ascii="Times New Roman" w:hAnsi="Times New Roman" w:cs="Times New Roman"/>
+        </w:rPr>
+        <w:t xml:space="preserve"> </w:t>
+      </w:r>
+      <w:proofErr w:type="spellStart"/>
+      <w:r>
+        <w:rPr>
+          <w:rFonts w:ascii="Times New Roman" w:hAnsi="Times New Roman" w:cs="Times New Roman"/>
+        </w:rPr>
+        <w:t>coeficientii</w:t>
+      </w:r>
+      <w:proofErr w:type="spellEnd"/>
+      <w:r>
+        <w:rPr>
+          <w:rFonts w:ascii="Times New Roman" w:hAnsi="Times New Roman" w:cs="Times New Roman"/>
+        </w:rPr>
+        <w:t xml:space="preserve"> sunt </w:t>
+      </w:r>
+      <w:proofErr w:type="spellStart"/>
+      <w:r>
+        <w:rPr>
+          <w:rFonts w:ascii="Times New Roman" w:hAnsi="Times New Roman" w:cs="Times New Roman"/>
+        </w:rPr>
+        <w:t>inalt</w:t>
+      </w:r>
+      <w:proofErr w:type="spellEnd"/>
+      <w:r>
+        <w:rPr>
+          <w:rFonts w:ascii="Times New Roman" w:hAnsi="Times New Roman" w:cs="Times New Roman"/>
+        </w:rPr>
+        <w:t xml:space="preserve"> semnificativi statistic (p-</w:t>
+      </w:r>
+      <w:proofErr w:type="spellStart"/>
+      <w:r>
+        <w:rPr>
+          <w:rFonts w:ascii="Times New Roman" w:hAnsi="Times New Roman" w:cs="Times New Roman"/>
+        </w:rPr>
+        <w:t>values</w:t>
+      </w:r>
+      <w:proofErr w:type="spellEnd"/>
+      <w:r>
+        <w:rPr>
+          <w:rFonts w:ascii="Times New Roman" w:hAnsi="Times New Roman" w:cs="Times New Roman"/>
+        </w:rPr>
+        <w:t xml:space="preserve"> &lt; 0.01). Deoarece modelul </w:t>
+      </w:r>
+      <w:proofErr w:type="spellStart"/>
+      <w:r>
+        <w:rPr>
+          <w:rFonts w:ascii="Times New Roman" w:hAnsi="Times New Roman" w:cs="Times New Roman"/>
+        </w:rPr>
+        <w:t>foloseste</w:t>
+      </w:r>
+      <w:proofErr w:type="spellEnd"/>
+      <w:r>
+        <w:rPr>
+          <w:rFonts w:ascii="Times New Roman" w:hAnsi="Times New Roman" w:cs="Times New Roman"/>
+        </w:rPr>
+        <w:t xml:space="preserve"> date logaritmate, </w:t>
+      </w:r>
+      <w:proofErr w:type="spellStart"/>
+      <w:r>
+        <w:rPr>
+          <w:rFonts w:ascii="Times New Roman" w:hAnsi="Times New Roman" w:cs="Times New Roman"/>
+        </w:rPr>
+        <w:t>acesti</w:t>
+      </w:r>
+      <w:proofErr w:type="spellEnd"/>
+      <w:r>
+        <w:rPr>
+          <w:rFonts w:ascii="Times New Roman" w:hAnsi="Times New Roman" w:cs="Times New Roman"/>
+        </w:rPr>
+        <w:t xml:space="preserve"> </w:t>
+      </w:r>
+      <w:proofErr w:type="spellStart"/>
+      <w:r>
+        <w:rPr>
+          <w:rFonts w:ascii="Times New Roman" w:hAnsi="Times New Roman" w:cs="Times New Roman"/>
+        </w:rPr>
+        <w:t>coeficienti</w:t>
+      </w:r>
+      <w:proofErr w:type="spellEnd"/>
+      <w:r>
+        <w:rPr>
+          <w:rFonts w:ascii="Times New Roman" w:hAnsi="Times New Roman" w:cs="Times New Roman"/>
+        </w:rPr>
+        <w:t xml:space="preserve"> </w:t>
+      </w:r>
+      <w:proofErr w:type="spellStart"/>
+      <w:r>
+        <w:rPr>
+          <w:rFonts w:ascii="Times New Roman" w:hAnsi="Times New Roman" w:cs="Times New Roman"/>
+        </w:rPr>
+        <w:t>reprezinta</w:t>
+      </w:r>
+      <w:proofErr w:type="spellEnd"/>
+      <w:r>
+        <w:rPr>
+          <w:rFonts w:ascii="Times New Roman" w:hAnsi="Times New Roman" w:cs="Times New Roman"/>
+        </w:rPr>
+        <w:t xml:space="preserve"> </w:t>
+      </w:r>
+      <w:proofErr w:type="spellStart"/>
+      <w:r>
+        <w:rPr>
+          <w:rFonts w:ascii="Times New Roman" w:hAnsi="Times New Roman" w:cs="Times New Roman"/>
+        </w:rPr>
+        <w:t>elasticitati</w:t>
+      </w:r>
+      <w:proofErr w:type="spellEnd"/>
+      <w:r>
+        <w:rPr>
+          <w:rFonts w:ascii="Times New Roman" w:hAnsi="Times New Roman" w:cs="Times New Roman"/>
+        </w:rPr>
+        <w:t xml:space="preserve">: pe termen lung, o </w:t>
+      </w:r>
+      <w:proofErr w:type="spellStart"/>
+      <w:r>
+        <w:rPr>
+          <w:rFonts w:ascii="Times New Roman" w:hAnsi="Times New Roman" w:cs="Times New Roman"/>
+        </w:rPr>
+        <w:t>crestere</w:t>
+      </w:r>
+      <w:proofErr w:type="spellEnd"/>
+      <w:r>
+        <w:rPr>
+          <w:rFonts w:ascii="Times New Roman" w:hAnsi="Times New Roman" w:cs="Times New Roman"/>
+        </w:rPr>
+        <w:t xml:space="preserve"> cu 1% a </w:t>
+      </w:r>
+      <w:proofErr w:type="spellStart"/>
       <w:r>
         <w:rPr>
           <w:rFonts w:ascii="Times New Roman" w:hAnsi="Times New Roman" w:cs="Times New Roman"/>
         </w:rPr>
         <w:lastRenderedPageBreak/>
-        <w:t>productiei industriale genereaza o crestere de 0.44% a consumului de energie, in timp ce o scumpire cu 1% a energiei (inflatia) determina o contractie a consumului cu 0.13%.</w:t>
-      </w:r>
-    </w:p>
-    <w:p>
-      <w:pPr>
-        <w:rPr>
-          <w:rFonts w:ascii="Times New Roman" w:hAnsi="Times New Roman" w:cs="Times New Roman"/>
-        </w:rPr>
-      </w:pPr>
-    </w:p>
-    <w:p>
-      <w:pPr>
-        <w:rPr>
-          <w:rFonts w:ascii="Times New Roman" w:hAnsi="Times New Roman" w:cs="Times New Roman"/>
-        </w:rPr>
-      </w:pPr>
-      <w:r>
-        <w:rPr>
-          <w:rFonts w:ascii="Times New Roman" w:hAnsi="Times New Roman" w:cs="Times New Roman"/>
-        </w:rPr>
-        <w:t>Viteza de Ajustare (Termenul de corectie a erorii)</w:t>
-      </w:r>
-    </w:p>
-    <w:p>
-      <w:pPr>
-        <w:rPr>
-          <w:rFonts w:ascii="Times New Roman" w:hAnsi="Times New Roman" w:cs="Times New Roman"/>
-        </w:rPr>
-      </w:pPr>
-    </w:p>
-    <w:p>
-      <w:pPr>
-        <w:rPr>
-          <w:rFonts w:ascii="Times New Roman" w:hAnsi="Times New Roman" w:cs="Times New Roman"/>
-        </w:rPr>
-      </w:pPr>
-      <w:r>
-        <w:rPr>
-          <w:rFonts w:ascii="Times New Roman" w:hAnsi="Times New Roman" w:cs="Times New Roman"/>
-        </w:rPr>
-        <w:t>Log-Consumul este singura variabila care echilibreaza piata. Coeficientul sau de ajustare este negativ si inalt semnificativ (-0.2001, p=0.000), indicand faptul ca, in urma unui soc, consumul se ajusteaza pentru a restabili echilibrul cu o viteza de 20.01% pe luna. In schimb, productia si inflatia sunt slab exogene (p-values de 0.108 si 0.705) - ele dicteaza directia pietei pe termen lung, fara a fi fortate sa se corecteze.</w:t>
+        <w:t>productiei</w:t>
+      </w:r>
+      <w:proofErr w:type="spellEnd"/>
+      <w:r>
+        <w:rPr>
+          <w:rFonts w:ascii="Times New Roman" w:hAnsi="Times New Roman" w:cs="Times New Roman"/>
+        </w:rPr>
+        <w:t xml:space="preserve"> industriale </w:t>
+      </w:r>
+      <w:proofErr w:type="spellStart"/>
+      <w:r>
+        <w:rPr>
+          <w:rFonts w:ascii="Times New Roman" w:hAnsi="Times New Roman" w:cs="Times New Roman"/>
+        </w:rPr>
+        <w:t>genereaza</w:t>
+      </w:r>
+      <w:proofErr w:type="spellEnd"/>
+      <w:r>
+        <w:rPr>
+          <w:rFonts w:ascii="Times New Roman" w:hAnsi="Times New Roman" w:cs="Times New Roman"/>
+        </w:rPr>
+        <w:t xml:space="preserve"> o </w:t>
+      </w:r>
+      <w:proofErr w:type="spellStart"/>
+      <w:r>
+        <w:rPr>
+          <w:rFonts w:ascii="Times New Roman" w:hAnsi="Times New Roman" w:cs="Times New Roman"/>
+        </w:rPr>
+        <w:t>crestere</w:t>
+      </w:r>
+      <w:proofErr w:type="spellEnd"/>
+      <w:r>
+        <w:rPr>
+          <w:rFonts w:ascii="Times New Roman" w:hAnsi="Times New Roman" w:cs="Times New Roman"/>
+        </w:rPr>
+        <w:t xml:space="preserve"> de 0.44% a consumului de energie, in timp ce o scumpire cu 1% a energiei (</w:t>
+      </w:r>
+      <w:proofErr w:type="spellStart"/>
+      <w:r>
+        <w:rPr>
+          <w:rFonts w:ascii="Times New Roman" w:hAnsi="Times New Roman" w:cs="Times New Roman"/>
+        </w:rPr>
+        <w:t>inflatia</w:t>
+      </w:r>
+      <w:proofErr w:type="spellEnd"/>
+      <w:r>
+        <w:rPr>
+          <w:rFonts w:ascii="Times New Roman" w:hAnsi="Times New Roman" w:cs="Times New Roman"/>
+        </w:rPr>
+        <w:t xml:space="preserve">) determina o </w:t>
+      </w:r>
+      <w:proofErr w:type="spellStart"/>
+      <w:r>
+        <w:rPr>
+          <w:rFonts w:ascii="Times New Roman" w:hAnsi="Times New Roman" w:cs="Times New Roman"/>
+        </w:rPr>
+        <w:t>contractie</w:t>
+      </w:r>
+      <w:proofErr w:type="spellEnd"/>
+      <w:r>
+        <w:rPr>
+          <w:rFonts w:ascii="Times New Roman" w:hAnsi="Times New Roman" w:cs="Times New Roman"/>
+        </w:rPr>
+        <w:t xml:space="preserve"> a consumului cu 0.13%.</w:t>
+      </w:r>
+    </w:p>
+    <w:p>
+      <w:pPr>
+        <w:rPr>
+          <w:rFonts w:ascii="Times New Roman" w:hAnsi="Times New Roman" w:cs="Times New Roman"/>
+        </w:rPr>
+      </w:pPr>
+    </w:p>
+    <w:p>
+      <w:pPr>
+        <w:rPr>
+          <w:rFonts w:ascii="Times New Roman" w:hAnsi="Times New Roman" w:cs="Times New Roman"/>
+        </w:rPr>
+      </w:pPr>
+      <w:r>
+        <w:rPr>
+          <w:rFonts w:ascii="Times New Roman" w:hAnsi="Times New Roman" w:cs="Times New Roman"/>
+        </w:rPr>
+        <w:t xml:space="preserve">Viteza de Ajustare (Termenul de </w:t>
+      </w:r>
+      <w:proofErr w:type="spellStart"/>
+      <w:r>
+        <w:rPr>
+          <w:rFonts w:ascii="Times New Roman" w:hAnsi="Times New Roman" w:cs="Times New Roman"/>
+        </w:rPr>
+        <w:t>corectie</w:t>
+      </w:r>
+      <w:proofErr w:type="spellEnd"/>
+      <w:r>
+        <w:rPr>
+          <w:rFonts w:ascii="Times New Roman" w:hAnsi="Times New Roman" w:cs="Times New Roman"/>
+        </w:rPr>
+        <w:t xml:space="preserve"> a erorii)</w:t>
+      </w:r>
+    </w:p>
+    <w:p>
+      <w:pPr>
+        <w:rPr>
+          <w:rFonts w:ascii="Times New Roman" w:hAnsi="Times New Roman" w:cs="Times New Roman"/>
+        </w:rPr>
+      </w:pPr>
+    </w:p>
+    <w:p>
+      <w:pPr>
+        <w:rPr>
+          <w:rFonts w:ascii="Times New Roman" w:hAnsi="Times New Roman" w:cs="Times New Roman"/>
+        </w:rPr>
+      </w:pPr>
+      <w:r>
+        <w:rPr>
+          <w:rFonts w:ascii="Times New Roman" w:hAnsi="Times New Roman" w:cs="Times New Roman"/>
+        </w:rPr>
+        <w:t xml:space="preserve">Log-Consumul este singura variabila care </w:t>
+      </w:r>
+      <w:proofErr w:type="spellStart"/>
+      <w:r>
+        <w:rPr>
+          <w:rFonts w:ascii="Times New Roman" w:hAnsi="Times New Roman" w:cs="Times New Roman"/>
+        </w:rPr>
+        <w:t>echilibreaza</w:t>
+      </w:r>
+      <w:proofErr w:type="spellEnd"/>
+      <w:r>
+        <w:rPr>
+          <w:rFonts w:ascii="Times New Roman" w:hAnsi="Times New Roman" w:cs="Times New Roman"/>
+        </w:rPr>
+        <w:t xml:space="preserve"> </w:t>
+      </w:r>
+      <w:proofErr w:type="spellStart"/>
+      <w:r>
+        <w:rPr>
+          <w:rFonts w:ascii="Times New Roman" w:hAnsi="Times New Roman" w:cs="Times New Roman"/>
+        </w:rPr>
+        <w:t>piata</w:t>
+      </w:r>
+      <w:proofErr w:type="spellEnd"/>
+      <w:r>
+        <w:rPr>
+          <w:rFonts w:ascii="Times New Roman" w:hAnsi="Times New Roman" w:cs="Times New Roman"/>
+        </w:rPr>
+        <w:t xml:space="preserve">. Coeficientul sau de ajustare este negativ si </w:t>
+      </w:r>
+      <w:proofErr w:type="spellStart"/>
+      <w:r>
+        <w:rPr>
+          <w:rFonts w:ascii="Times New Roman" w:hAnsi="Times New Roman" w:cs="Times New Roman"/>
+        </w:rPr>
+        <w:t>inalt</w:t>
+      </w:r>
+      <w:proofErr w:type="spellEnd"/>
+      <w:r>
+        <w:rPr>
+          <w:rFonts w:ascii="Times New Roman" w:hAnsi="Times New Roman" w:cs="Times New Roman"/>
+        </w:rPr>
+        <w:t xml:space="preserve"> semnificativ (-0.2001, p=0.000), </w:t>
+      </w:r>
+      <w:proofErr w:type="spellStart"/>
+      <w:r>
+        <w:rPr>
+          <w:rFonts w:ascii="Times New Roman" w:hAnsi="Times New Roman" w:cs="Times New Roman"/>
+        </w:rPr>
+        <w:t>indicand</w:t>
+      </w:r>
+      <w:proofErr w:type="spellEnd"/>
+      <w:r>
+        <w:rPr>
+          <w:rFonts w:ascii="Times New Roman" w:hAnsi="Times New Roman" w:cs="Times New Roman"/>
+        </w:rPr>
+        <w:t xml:space="preserve"> faptul ca, in urma unui soc, consumul se </w:t>
+      </w:r>
+      <w:proofErr w:type="spellStart"/>
+      <w:r>
+        <w:rPr>
+          <w:rFonts w:ascii="Times New Roman" w:hAnsi="Times New Roman" w:cs="Times New Roman"/>
+        </w:rPr>
+        <w:t>ajusteaza</w:t>
+      </w:r>
+      <w:proofErr w:type="spellEnd"/>
+      <w:r>
+        <w:rPr>
+          <w:rFonts w:ascii="Times New Roman" w:hAnsi="Times New Roman" w:cs="Times New Roman"/>
+        </w:rPr>
+        <w:t xml:space="preserve"> pentru a restabili echilibrul cu o viteza de 20.01% pe luna. In schimb, </w:t>
+      </w:r>
+      <w:proofErr w:type="spellStart"/>
+      <w:r>
+        <w:rPr>
+          <w:rFonts w:ascii="Times New Roman" w:hAnsi="Times New Roman" w:cs="Times New Roman"/>
+        </w:rPr>
+        <w:t>productia</w:t>
+      </w:r>
+      <w:proofErr w:type="spellEnd"/>
+      <w:r>
+        <w:rPr>
+          <w:rFonts w:ascii="Times New Roman" w:hAnsi="Times New Roman" w:cs="Times New Roman"/>
+        </w:rPr>
+        <w:t xml:space="preserve"> si </w:t>
+      </w:r>
+      <w:proofErr w:type="spellStart"/>
+      <w:r>
+        <w:rPr>
+          <w:rFonts w:ascii="Times New Roman" w:hAnsi="Times New Roman" w:cs="Times New Roman"/>
+        </w:rPr>
+        <w:t>inflatia</w:t>
+      </w:r>
+      <w:proofErr w:type="spellEnd"/>
+      <w:r>
+        <w:rPr>
+          <w:rFonts w:ascii="Times New Roman" w:hAnsi="Times New Roman" w:cs="Times New Roman"/>
+        </w:rPr>
+        <w:t xml:space="preserve"> sunt slab exogene (p-</w:t>
+      </w:r>
+      <w:proofErr w:type="spellStart"/>
+      <w:r>
+        <w:rPr>
+          <w:rFonts w:ascii="Times New Roman" w:hAnsi="Times New Roman" w:cs="Times New Roman"/>
+        </w:rPr>
+        <w:t>values</w:t>
+      </w:r>
+      <w:proofErr w:type="spellEnd"/>
+      <w:r>
+        <w:rPr>
+          <w:rFonts w:ascii="Times New Roman" w:hAnsi="Times New Roman" w:cs="Times New Roman"/>
+        </w:rPr>
+        <w:t xml:space="preserve"> de 0.108 si 0.705) - ele </w:t>
+      </w:r>
+      <w:proofErr w:type="spellStart"/>
+      <w:r>
+        <w:rPr>
+          <w:rFonts w:ascii="Times New Roman" w:hAnsi="Times New Roman" w:cs="Times New Roman"/>
+        </w:rPr>
+        <w:t>dicteaza</w:t>
+      </w:r>
+      <w:proofErr w:type="spellEnd"/>
+      <w:r>
+        <w:rPr>
+          <w:rFonts w:ascii="Times New Roman" w:hAnsi="Times New Roman" w:cs="Times New Roman"/>
+        </w:rPr>
+        <w:t xml:space="preserve"> </w:t>
+      </w:r>
+      <w:proofErr w:type="spellStart"/>
+      <w:r>
+        <w:rPr>
+          <w:rFonts w:ascii="Times New Roman" w:hAnsi="Times New Roman" w:cs="Times New Roman"/>
+        </w:rPr>
+        <w:t>directia</w:t>
+      </w:r>
+      <w:proofErr w:type="spellEnd"/>
+      <w:r>
+        <w:rPr>
+          <w:rFonts w:ascii="Times New Roman" w:hAnsi="Times New Roman" w:cs="Times New Roman"/>
+        </w:rPr>
+        <w:t xml:space="preserve"> </w:t>
+      </w:r>
+      <w:proofErr w:type="spellStart"/>
+      <w:r>
+        <w:rPr>
+          <w:rFonts w:ascii="Times New Roman" w:hAnsi="Times New Roman" w:cs="Times New Roman"/>
+        </w:rPr>
+        <w:t>pietei</w:t>
+      </w:r>
+      <w:proofErr w:type="spellEnd"/>
+      <w:r>
+        <w:rPr>
+          <w:rFonts w:ascii="Times New Roman" w:hAnsi="Times New Roman" w:cs="Times New Roman"/>
+        </w:rPr>
+        <w:t xml:space="preserve"> pe termen lung, </w:t>
+      </w:r>
+      <w:proofErr w:type="spellStart"/>
+      <w:r>
+        <w:rPr>
+          <w:rFonts w:ascii="Times New Roman" w:hAnsi="Times New Roman" w:cs="Times New Roman"/>
+        </w:rPr>
+        <w:t>fara</w:t>
+      </w:r>
+      <w:proofErr w:type="spellEnd"/>
+      <w:r>
+        <w:rPr>
+          <w:rFonts w:ascii="Times New Roman" w:hAnsi="Times New Roman" w:cs="Times New Roman"/>
+        </w:rPr>
+        <w:t xml:space="preserve"> a fi </w:t>
+      </w:r>
+      <w:proofErr w:type="spellStart"/>
+      <w:r>
+        <w:rPr>
+          <w:rFonts w:ascii="Times New Roman" w:hAnsi="Times New Roman" w:cs="Times New Roman"/>
+        </w:rPr>
+        <w:t>fortate</w:t>
+      </w:r>
+      <w:proofErr w:type="spellEnd"/>
+      <w:r>
+        <w:rPr>
+          <w:rFonts w:ascii="Times New Roman" w:hAnsi="Times New Roman" w:cs="Times New Roman"/>
+        </w:rPr>
+        <w:t xml:space="preserve"> sa se corecteze.</w:t>
       </w:r>
     </w:p>
     <w:p>
@@ -6788,27 +10150,69 @@
         <w:rPr>
           <w:rFonts w:ascii="Times New Roman" w:hAnsi="Times New Roman" w:cs="Times New Roman"/>
         </w:rPr>
-        <w:t>Testul Adjusted Portmanteau (Autocorelarea Reziduurilor)</w:t>
-      </w:r>
-    </w:p>
-    <w:p>
-      <w:pPr>
-        <w:rPr>
-          <w:rFonts w:ascii="Times New Roman" w:hAnsi="Times New Roman" w:cs="Times New Roman"/>
-        </w:rPr>
-      </w:pPr>
-    </w:p>
-    <w:p>
-      <w:pPr>
-        <w:rPr>
-          <w:rFonts w:ascii="Times New Roman" w:hAnsi="Times New Roman" w:cs="Times New Roman"/>
-        </w:rPr>
-      </w:pPr>
-      <w:r>
-        <w:rPr>
-          <w:rFonts w:ascii="Times New Roman" w:hAnsi="Times New Roman" w:cs="Times New Roman"/>
-        </w:rPr>
-        <w:t>H0: Nu exista autocorelare a reziduurilor (reziduurile reprezinta zgomot alb).</w:t>
+        <w:t xml:space="preserve">Testul </w:t>
+      </w:r>
+      <w:proofErr w:type="spellStart"/>
+      <w:r>
+        <w:rPr>
+          <w:rFonts w:ascii="Times New Roman" w:hAnsi="Times New Roman" w:cs="Times New Roman"/>
+        </w:rPr>
+        <w:t>Adjusted</w:t>
+      </w:r>
+      <w:proofErr w:type="spellEnd"/>
+      <w:r>
+        <w:rPr>
+          <w:rFonts w:ascii="Times New Roman" w:hAnsi="Times New Roman" w:cs="Times New Roman"/>
+        </w:rPr>
+        <w:t xml:space="preserve"> </w:t>
+      </w:r>
+      <w:proofErr w:type="spellStart"/>
+      <w:r>
+        <w:rPr>
+          <w:rFonts w:ascii="Times New Roman" w:hAnsi="Times New Roman" w:cs="Times New Roman"/>
+        </w:rPr>
+        <w:t>Portmanteau</w:t>
+      </w:r>
+      <w:proofErr w:type="spellEnd"/>
+      <w:r>
+        <w:rPr>
+          <w:rFonts w:ascii="Times New Roman" w:hAnsi="Times New Roman" w:cs="Times New Roman"/>
+        </w:rPr>
+        <w:t xml:space="preserve"> (Autocorelarea Reziduurilor)</w:t>
+      </w:r>
+    </w:p>
+    <w:p>
+      <w:pPr>
+        <w:rPr>
+          <w:rFonts w:ascii="Times New Roman" w:hAnsi="Times New Roman" w:cs="Times New Roman"/>
+        </w:rPr>
+      </w:pPr>
+    </w:p>
+    <w:p>
+      <w:pPr>
+        <w:rPr>
+          <w:rFonts w:ascii="Times New Roman" w:hAnsi="Times New Roman" w:cs="Times New Roman"/>
+        </w:rPr>
+      </w:pPr>
+      <w:r>
+        <w:rPr>
+          <w:rFonts w:ascii="Times New Roman" w:hAnsi="Times New Roman" w:cs="Times New Roman"/>
+        </w:rPr>
+        <w:t xml:space="preserve">H0: Nu exista autocorelare a reziduurilor (reziduurile </w:t>
+      </w:r>
+      <w:proofErr w:type="spellStart"/>
+      <w:r>
+        <w:rPr>
+          <w:rFonts w:ascii="Times New Roman" w:hAnsi="Times New Roman" w:cs="Times New Roman"/>
+        </w:rPr>
+        <w:t>reprezinta</w:t>
+      </w:r>
+      <w:proofErr w:type="spellEnd"/>
+      <w:r>
+        <w:rPr>
+          <w:rFonts w:ascii="Times New Roman" w:hAnsi="Times New Roman" w:cs="Times New Roman"/>
+        </w:rPr>
+        <w:t xml:space="preserve"> zgomot alb).</w:t>
       </w:r>
     </w:p>
     <w:p>
@@ -6841,7 +10245,133 @@
         <w:rPr>
           <w:rFonts w:ascii="Times New Roman" w:hAnsi="Times New Roman" w:cs="Times New Roman"/>
         </w:rPr>
-        <w:t>Interpretare: Deoarece p-value (0.589) este mai mare decat pragul de semnificatie standard de 0.05, acceptam ipoteza nula. Astfel, nu exista efecte de autocorelare intre reziduuri. Acest lucru este un rezultat pozitiv, indicand faptul ca modelul VECM este bine specificat si a extras corect toata informatia utila din date, lasand in urma doar zgomot aleator (white noise).</w:t>
+        <w:t>Interpretare: Deoarece p-</w:t>
+      </w:r>
+      <w:proofErr w:type="spellStart"/>
+      <w:r>
+        <w:rPr>
+          <w:rFonts w:ascii="Times New Roman" w:hAnsi="Times New Roman" w:cs="Times New Roman"/>
+        </w:rPr>
+        <w:t>value</w:t>
+      </w:r>
+      <w:proofErr w:type="spellEnd"/>
+      <w:r>
+        <w:rPr>
+          <w:rFonts w:ascii="Times New Roman" w:hAnsi="Times New Roman" w:cs="Times New Roman"/>
+        </w:rPr>
+        <w:t xml:space="preserve"> (0.589) este mai mare </w:t>
+      </w:r>
+      <w:proofErr w:type="spellStart"/>
+      <w:r>
+        <w:rPr>
+          <w:rFonts w:ascii="Times New Roman" w:hAnsi="Times New Roman" w:cs="Times New Roman"/>
+        </w:rPr>
+        <w:t>decat</w:t>
+      </w:r>
+      <w:proofErr w:type="spellEnd"/>
+      <w:r>
+        <w:rPr>
+          <w:rFonts w:ascii="Times New Roman" w:hAnsi="Times New Roman" w:cs="Times New Roman"/>
+        </w:rPr>
+        <w:t xml:space="preserve"> pragul de </w:t>
+      </w:r>
+      <w:proofErr w:type="spellStart"/>
+      <w:r>
+        <w:rPr>
+          <w:rFonts w:ascii="Times New Roman" w:hAnsi="Times New Roman" w:cs="Times New Roman"/>
+        </w:rPr>
+        <w:t>semnificatie</w:t>
+      </w:r>
+      <w:proofErr w:type="spellEnd"/>
+      <w:r>
+        <w:rPr>
+          <w:rFonts w:ascii="Times New Roman" w:hAnsi="Times New Roman" w:cs="Times New Roman"/>
+        </w:rPr>
+        <w:t xml:space="preserve"> standard de 0.05, acceptam ipoteza nula. Astfel, nu exista efecte de autocorelare intre reziduuri. Acest lucru este un rezultat pozitiv, </w:t>
+      </w:r>
+      <w:proofErr w:type="spellStart"/>
+      <w:r>
+        <w:rPr>
+          <w:rFonts w:ascii="Times New Roman" w:hAnsi="Times New Roman" w:cs="Times New Roman"/>
+        </w:rPr>
+        <w:t>indicand</w:t>
+      </w:r>
+      <w:proofErr w:type="spellEnd"/>
+      <w:r>
+        <w:rPr>
+          <w:rFonts w:ascii="Times New Roman" w:hAnsi="Times New Roman" w:cs="Times New Roman"/>
+        </w:rPr>
+        <w:t xml:space="preserve"> faptul ca modelul VECM este bine specificat si a extras corect toata </w:t>
+      </w:r>
+      <w:proofErr w:type="spellStart"/>
+      <w:r>
+        <w:rPr>
+          <w:rFonts w:ascii="Times New Roman" w:hAnsi="Times New Roman" w:cs="Times New Roman"/>
+        </w:rPr>
+        <w:t>informatia</w:t>
+      </w:r>
+      <w:proofErr w:type="spellEnd"/>
+      <w:r>
+        <w:rPr>
+          <w:rFonts w:ascii="Times New Roman" w:hAnsi="Times New Roman" w:cs="Times New Roman"/>
+        </w:rPr>
+        <w:t xml:space="preserve"> utila din date, </w:t>
+      </w:r>
+      <w:proofErr w:type="spellStart"/>
+      <w:r>
+        <w:rPr>
+          <w:rFonts w:ascii="Times New Roman" w:hAnsi="Times New Roman" w:cs="Times New Roman"/>
+        </w:rPr>
+        <w:t>lasand</w:t>
+      </w:r>
+      <w:proofErr w:type="spellEnd"/>
+      <w:r>
+        <w:rPr>
+          <w:rFonts w:ascii="Times New Roman" w:hAnsi="Times New Roman" w:cs="Times New Roman"/>
+        </w:rPr>
+        <w:t xml:space="preserve"> in urma doar zgomot </w:t>
+      </w:r>
+      <w:proofErr w:type="spellStart"/>
+      <w:r>
+        <w:rPr>
+          <w:rFonts w:ascii="Times New Roman" w:hAnsi="Times New Roman" w:cs="Times New Roman"/>
+        </w:rPr>
+        <w:t>aleator</w:t>
+      </w:r>
+      <w:proofErr w:type="spellEnd"/>
+      <w:r>
+        <w:rPr>
+          <w:rFonts w:ascii="Times New Roman" w:hAnsi="Times New Roman" w:cs="Times New Roman"/>
+        </w:rPr>
+        <w:t xml:space="preserve"> (</w:t>
+      </w:r>
+      <w:proofErr w:type="spellStart"/>
+      <w:r>
+        <w:rPr>
+          <w:rFonts w:ascii="Times New Roman" w:hAnsi="Times New Roman" w:cs="Times New Roman"/>
+        </w:rPr>
+        <w:t>white</w:t>
+      </w:r>
+      <w:proofErr w:type="spellEnd"/>
+      <w:r>
+        <w:rPr>
+          <w:rFonts w:ascii="Times New Roman" w:hAnsi="Times New Roman" w:cs="Times New Roman"/>
+        </w:rPr>
+        <w:t xml:space="preserve"> </w:t>
+      </w:r>
+      <w:proofErr w:type="spellStart"/>
+      <w:r>
+        <w:rPr>
+          <w:rFonts w:ascii="Times New Roman" w:hAnsi="Times New Roman" w:cs="Times New Roman"/>
+        </w:rPr>
+        <w:t>noise</w:t>
+      </w:r>
+      <w:proofErr w:type="spellEnd"/>
+      <w:r>
+        <w:rPr>
+          <w:rFonts w:ascii="Times New Roman" w:hAnsi="Times New Roman" w:cs="Times New Roman"/>
+        </w:rPr>
+        <w:t>).</w:t>
       </w:r>
     </w:p>
     <w:p>
@@ -6913,7 +10443,15 @@
         <w:t>9</w:t>
       </w:r>
       <w:r>
-        <w:t xml:space="preserve"> – Testul Jarque-Bera de normalitate</w:t>
+        <w:t xml:space="preserve"> – Testul </w:t>
+      </w:r>
+      <w:proofErr w:type="spellStart"/>
+      <w:r>
+        <w:t>Jarque-Bera</w:t>
+      </w:r>
+      <w:proofErr w:type="spellEnd"/>
+      <w:r>
+        <w:t xml:space="preserve"> de normalitate</w:t>
       </w:r>
     </w:p>
     <w:p>
@@ -6951,80 +10489,304 @@
         <w:rPr>
           <w:rFonts w:ascii="Times New Roman" w:hAnsi="Times New Roman" w:cs="Times New Roman"/>
         </w:rPr>
-        <w:t>Testul de Normalitate a Reziduurilor (Skewness si Kurtosis)</w:t>
-      </w:r>
-    </w:p>
-    <w:p>
-      <w:pPr>
-        <w:rPr>
-          <w:rFonts w:ascii="Times New Roman" w:hAnsi="Times New Roman" w:cs="Times New Roman"/>
-        </w:rPr>
-      </w:pPr>
-    </w:p>
-    <w:p>
-      <w:pPr>
-        <w:rPr>
-          <w:rFonts w:ascii="Times New Roman" w:hAnsi="Times New Roman" w:cs="Times New Roman"/>
-        </w:rPr>
-      </w:pPr>
-      <w:r>
-        <w:rPr>
-          <w:rFonts w:ascii="Times New Roman" w:hAnsi="Times New Roman" w:cs="Times New Roman"/>
-        </w:rPr>
-        <w:t>H0: Reziduurile au o distributie normala.</w:t>
-      </w:r>
-    </w:p>
-    <w:p>
-      <w:pPr>
-        <w:rPr>
-          <w:rFonts w:ascii="Times New Roman" w:hAnsi="Times New Roman" w:cs="Times New Roman"/>
-        </w:rPr>
-      </w:pPr>
-      <w:r>
-        <w:rPr>
-          <w:rFonts w:ascii="Times New Roman" w:hAnsi="Times New Roman" w:cs="Times New Roman"/>
-        </w:rPr>
-        <w:t>H1: Reziduurile nu au o distributie normala.</w:t>
-      </w:r>
-    </w:p>
-    <w:p>
-      <w:pPr>
-        <w:rPr>
-          <w:rFonts w:ascii="Times New Roman" w:hAnsi="Times New Roman" w:cs="Times New Roman"/>
-        </w:rPr>
-      </w:pPr>
-    </w:p>
-    <w:p>
-      <w:pPr>
-        <w:rPr>
-          <w:rFonts w:ascii="Times New Roman" w:hAnsi="Times New Roman" w:cs="Times New Roman"/>
-        </w:rPr>
-      </w:pPr>
-      <w:r>
-        <w:rPr>
-          <w:rFonts w:ascii="Times New Roman" w:hAnsi="Times New Roman" w:cs="Times New Roman"/>
-        </w:rPr>
-        <w:t>Interpretare: Deoarece p-value (0.000) este strict mai mic decat pragul de semnificatie de 0.05, respingem ipoteza nula. Astfel, reziduurile nu sunt distribuite normal. In contextul modelarii noastre, acest rezultat este perfect justificat si se datoreaza socurilor structurale puternice (pandemia din 2020, criza preturilor din 2021-2022) care au introdus valori extreme (outliers) in model, generand asimetrii si o boltire ridicata a erorilor. Chiar daca reziduurile nu sunt normale, estimarile parametrilor raman valide si consistente datorita dimensiunii suficient de mari a esantionului.</w:t>
-      </w:r>
-    </w:p>
-    <w:p>
-      <w:pPr>
-        <w:rPr>
-          <w:rFonts w:ascii="Times New Roman" w:hAnsi="Times New Roman" w:cs="Times New Roman"/>
-        </w:rPr>
-      </w:pPr>
-    </w:p>
-    <w:p>
-      <w:pPr>
-        <w:rPr>
-          <w:rFonts w:ascii="Times New Roman" w:hAnsi="Times New Roman" w:cs="Times New Roman"/>
-        </w:rPr>
-      </w:pPr>
-      <w:r>
-        <w:rPr>
-          <w:rFonts w:ascii="Times New Roman" w:hAnsi="Times New Roman" w:cs="Times New Roman"/>
-        </w:rPr>
-        <w:t>Acum testam functiile de raspuns la impuls si vom face si descompunerea variantei.</w:t>
+        <w:t>Testul de Normalitate a Reziduurilor (</w:t>
+      </w:r>
+      <w:proofErr w:type="spellStart"/>
+      <w:r>
+        <w:rPr>
+          <w:rFonts w:ascii="Times New Roman" w:hAnsi="Times New Roman" w:cs="Times New Roman"/>
+        </w:rPr>
+        <w:t>Skewness</w:t>
+      </w:r>
+      <w:proofErr w:type="spellEnd"/>
+      <w:r>
+        <w:rPr>
+          <w:rFonts w:ascii="Times New Roman" w:hAnsi="Times New Roman" w:cs="Times New Roman"/>
+        </w:rPr>
+        <w:t xml:space="preserve"> si </w:t>
+      </w:r>
+      <w:proofErr w:type="spellStart"/>
+      <w:r>
+        <w:rPr>
+          <w:rFonts w:ascii="Times New Roman" w:hAnsi="Times New Roman" w:cs="Times New Roman"/>
+        </w:rPr>
+        <w:t>Kurtosis</w:t>
+      </w:r>
+      <w:proofErr w:type="spellEnd"/>
+      <w:r>
+        <w:rPr>
+          <w:rFonts w:ascii="Times New Roman" w:hAnsi="Times New Roman" w:cs="Times New Roman"/>
+        </w:rPr>
+        <w:t>)</w:t>
+      </w:r>
+    </w:p>
+    <w:p>
+      <w:pPr>
+        <w:rPr>
+          <w:rFonts w:ascii="Times New Roman" w:hAnsi="Times New Roman" w:cs="Times New Roman"/>
+        </w:rPr>
+      </w:pPr>
+    </w:p>
+    <w:p>
+      <w:pPr>
+        <w:rPr>
+          <w:rFonts w:ascii="Times New Roman" w:hAnsi="Times New Roman" w:cs="Times New Roman"/>
+        </w:rPr>
+      </w:pPr>
+      <w:r>
+        <w:rPr>
+          <w:rFonts w:ascii="Times New Roman" w:hAnsi="Times New Roman" w:cs="Times New Roman"/>
+        </w:rPr>
+        <w:t xml:space="preserve">H0: Reziduurile au o </w:t>
+      </w:r>
+      <w:proofErr w:type="spellStart"/>
+      <w:r>
+        <w:rPr>
+          <w:rFonts w:ascii="Times New Roman" w:hAnsi="Times New Roman" w:cs="Times New Roman"/>
+        </w:rPr>
+        <w:t>distributie</w:t>
+      </w:r>
+      <w:proofErr w:type="spellEnd"/>
+      <w:r>
+        <w:rPr>
+          <w:rFonts w:ascii="Times New Roman" w:hAnsi="Times New Roman" w:cs="Times New Roman"/>
+        </w:rPr>
+        <w:t xml:space="preserve"> normala.</w:t>
+      </w:r>
+    </w:p>
+    <w:p>
+      <w:pPr>
+        <w:rPr>
+          <w:rFonts w:ascii="Times New Roman" w:hAnsi="Times New Roman" w:cs="Times New Roman"/>
+        </w:rPr>
+      </w:pPr>
+      <w:r>
+        <w:rPr>
+          <w:rFonts w:ascii="Times New Roman" w:hAnsi="Times New Roman" w:cs="Times New Roman"/>
+        </w:rPr>
+        <w:t xml:space="preserve">H1: Reziduurile nu au o </w:t>
+      </w:r>
+      <w:proofErr w:type="spellStart"/>
+      <w:r>
+        <w:rPr>
+          <w:rFonts w:ascii="Times New Roman" w:hAnsi="Times New Roman" w:cs="Times New Roman"/>
+        </w:rPr>
+        <w:t>distributie</w:t>
+      </w:r>
+      <w:proofErr w:type="spellEnd"/>
+      <w:r>
+        <w:rPr>
+          <w:rFonts w:ascii="Times New Roman" w:hAnsi="Times New Roman" w:cs="Times New Roman"/>
+        </w:rPr>
+        <w:t xml:space="preserve"> normala.</w:t>
+      </w:r>
+    </w:p>
+    <w:p>
+      <w:pPr>
+        <w:rPr>
+          <w:rFonts w:ascii="Times New Roman" w:hAnsi="Times New Roman" w:cs="Times New Roman"/>
+        </w:rPr>
+      </w:pPr>
+    </w:p>
+    <w:p>
+      <w:pPr>
+        <w:rPr>
+          <w:rFonts w:ascii="Times New Roman" w:hAnsi="Times New Roman" w:cs="Times New Roman"/>
+        </w:rPr>
+      </w:pPr>
+      <w:r>
+        <w:rPr>
+          <w:rFonts w:ascii="Times New Roman" w:hAnsi="Times New Roman" w:cs="Times New Roman"/>
+        </w:rPr>
+        <w:t>Interpretare: Deoarece p-</w:t>
+      </w:r>
+      <w:proofErr w:type="spellStart"/>
+      <w:r>
+        <w:rPr>
+          <w:rFonts w:ascii="Times New Roman" w:hAnsi="Times New Roman" w:cs="Times New Roman"/>
+        </w:rPr>
+        <w:t>value</w:t>
+      </w:r>
+      <w:proofErr w:type="spellEnd"/>
+      <w:r>
+        <w:rPr>
+          <w:rFonts w:ascii="Times New Roman" w:hAnsi="Times New Roman" w:cs="Times New Roman"/>
+        </w:rPr>
+        <w:t xml:space="preserve"> (0.000) este strict mai mic </w:t>
+      </w:r>
+      <w:proofErr w:type="spellStart"/>
+      <w:r>
+        <w:rPr>
+          <w:rFonts w:ascii="Times New Roman" w:hAnsi="Times New Roman" w:cs="Times New Roman"/>
+        </w:rPr>
+        <w:t>decat</w:t>
+      </w:r>
+      <w:proofErr w:type="spellEnd"/>
+      <w:r>
+        <w:rPr>
+          <w:rFonts w:ascii="Times New Roman" w:hAnsi="Times New Roman" w:cs="Times New Roman"/>
+        </w:rPr>
+        <w:t xml:space="preserve"> pragul de </w:t>
+      </w:r>
+      <w:proofErr w:type="spellStart"/>
+      <w:r>
+        <w:rPr>
+          <w:rFonts w:ascii="Times New Roman" w:hAnsi="Times New Roman" w:cs="Times New Roman"/>
+        </w:rPr>
+        <w:t>semnificatie</w:t>
+      </w:r>
+      <w:proofErr w:type="spellEnd"/>
+      <w:r>
+        <w:rPr>
+          <w:rFonts w:ascii="Times New Roman" w:hAnsi="Times New Roman" w:cs="Times New Roman"/>
+        </w:rPr>
+        <w:t xml:space="preserve"> de 0.05, respingem ipoteza nula. Astfel, reziduurile nu sunt distribuite normal. In contextul modelarii noastre, acest rezultat este perfect justificat si se </w:t>
+      </w:r>
+      <w:proofErr w:type="spellStart"/>
+      <w:r>
+        <w:rPr>
+          <w:rFonts w:ascii="Times New Roman" w:hAnsi="Times New Roman" w:cs="Times New Roman"/>
+        </w:rPr>
+        <w:t>datoreaza</w:t>
+      </w:r>
+      <w:proofErr w:type="spellEnd"/>
+      <w:r>
+        <w:rPr>
+          <w:rFonts w:ascii="Times New Roman" w:hAnsi="Times New Roman" w:cs="Times New Roman"/>
+        </w:rPr>
+        <w:t xml:space="preserve"> </w:t>
+      </w:r>
+      <w:proofErr w:type="spellStart"/>
+      <w:r>
+        <w:rPr>
+          <w:rFonts w:ascii="Times New Roman" w:hAnsi="Times New Roman" w:cs="Times New Roman"/>
+        </w:rPr>
+        <w:t>socurilor</w:t>
+      </w:r>
+      <w:proofErr w:type="spellEnd"/>
+      <w:r>
+        <w:rPr>
+          <w:rFonts w:ascii="Times New Roman" w:hAnsi="Times New Roman" w:cs="Times New Roman"/>
+        </w:rPr>
+        <w:t xml:space="preserve"> structurale puternice (pandemia din 2020, criza preturilor din 2021-2022) care au introdus valori extreme (</w:t>
+      </w:r>
+      <w:proofErr w:type="spellStart"/>
+      <w:r>
+        <w:rPr>
+          <w:rFonts w:ascii="Times New Roman" w:hAnsi="Times New Roman" w:cs="Times New Roman"/>
+        </w:rPr>
+        <w:t>outliers</w:t>
+      </w:r>
+      <w:proofErr w:type="spellEnd"/>
+      <w:r>
+        <w:rPr>
+          <w:rFonts w:ascii="Times New Roman" w:hAnsi="Times New Roman" w:cs="Times New Roman"/>
+        </w:rPr>
+        <w:t xml:space="preserve">) in model, </w:t>
+      </w:r>
+      <w:proofErr w:type="spellStart"/>
+      <w:r>
+        <w:rPr>
+          <w:rFonts w:ascii="Times New Roman" w:hAnsi="Times New Roman" w:cs="Times New Roman"/>
+        </w:rPr>
+        <w:t>generand</w:t>
+      </w:r>
+      <w:proofErr w:type="spellEnd"/>
+      <w:r>
+        <w:rPr>
+          <w:rFonts w:ascii="Times New Roman" w:hAnsi="Times New Roman" w:cs="Times New Roman"/>
+        </w:rPr>
+        <w:t xml:space="preserve"> asimetrii si o boltire ridicata a erorilor. Chiar daca reziduurile nu sunt normale, </w:t>
+      </w:r>
+      <w:proofErr w:type="spellStart"/>
+      <w:r>
+        <w:rPr>
+          <w:rFonts w:ascii="Times New Roman" w:hAnsi="Times New Roman" w:cs="Times New Roman"/>
+        </w:rPr>
+        <w:t>estimarile</w:t>
+      </w:r>
+      <w:proofErr w:type="spellEnd"/>
+      <w:r>
+        <w:rPr>
+          <w:rFonts w:ascii="Times New Roman" w:hAnsi="Times New Roman" w:cs="Times New Roman"/>
+        </w:rPr>
+        <w:t xml:space="preserve"> parametrilor </w:t>
+      </w:r>
+      <w:proofErr w:type="spellStart"/>
+      <w:r>
+        <w:rPr>
+          <w:rFonts w:ascii="Times New Roman" w:hAnsi="Times New Roman" w:cs="Times New Roman"/>
+        </w:rPr>
+        <w:t>raman</w:t>
+      </w:r>
+      <w:proofErr w:type="spellEnd"/>
+      <w:r>
+        <w:rPr>
+          <w:rFonts w:ascii="Times New Roman" w:hAnsi="Times New Roman" w:cs="Times New Roman"/>
+        </w:rPr>
+        <w:t xml:space="preserve"> valide si consistente datorita dimensiunii suficient de mari a </w:t>
+      </w:r>
+      <w:proofErr w:type="spellStart"/>
+      <w:r>
+        <w:rPr>
+          <w:rFonts w:ascii="Times New Roman" w:hAnsi="Times New Roman" w:cs="Times New Roman"/>
+        </w:rPr>
+        <w:t>esantionului</w:t>
+      </w:r>
+      <w:proofErr w:type="spellEnd"/>
+      <w:r>
+        <w:rPr>
+          <w:rFonts w:ascii="Times New Roman" w:hAnsi="Times New Roman" w:cs="Times New Roman"/>
+        </w:rPr>
+        <w:t>.</w:t>
+      </w:r>
+    </w:p>
+    <w:p>
+      <w:pPr>
+        <w:rPr>
+          <w:rFonts w:ascii="Times New Roman" w:hAnsi="Times New Roman" w:cs="Times New Roman"/>
+        </w:rPr>
+      </w:pPr>
+    </w:p>
+    <w:p>
+      <w:pPr>
+        <w:rPr>
+          <w:rFonts w:ascii="Times New Roman" w:hAnsi="Times New Roman" w:cs="Times New Roman"/>
+        </w:rPr>
+      </w:pPr>
+      <w:r>
+        <w:rPr>
+          <w:rFonts w:ascii="Times New Roman" w:hAnsi="Times New Roman" w:cs="Times New Roman"/>
+        </w:rPr>
+        <w:t xml:space="preserve">Acum testam </w:t>
+      </w:r>
+      <w:proofErr w:type="spellStart"/>
+      <w:r>
+        <w:rPr>
+          <w:rFonts w:ascii="Times New Roman" w:hAnsi="Times New Roman" w:cs="Times New Roman"/>
+        </w:rPr>
+        <w:t>functiile</w:t>
+      </w:r>
+      <w:proofErr w:type="spellEnd"/>
+      <w:r>
+        <w:rPr>
+          <w:rFonts w:ascii="Times New Roman" w:hAnsi="Times New Roman" w:cs="Times New Roman"/>
+        </w:rPr>
+        <w:t xml:space="preserve"> de </w:t>
+      </w:r>
+      <w:proofErr w:type="spellStart"/>
+      <w:r>
+        <w:rPr>
+          <w:rFonts w:ascii="Times New Roman" w:hAnsi="Times New Roman" w:cs="Times New Roman"/>
+        </w:rPr>
+        <w:t>raspuns</w:t>
+      </w:r>
+      <w:proofErr w:type="spellEnd"/>
+      <w:r>
+        <w:rPr>
+          <w:rFonts w:ascii="Times New Roman" w:hAnsi="Times New Roman" w:cs="Times New Roman"/>
+        </w:rPr>
+        <w:t xml:space="preserve"> la impuls si vom face si descompunerea variantei.</w:t>
       </w:r>
     </w:p>
     <w:p/>
@@ -7094,7 +10856,23 @@
         <w:t>40</w:t>
       </w:r>
       <w:r>
-        <w:t xml:space="preserve"> – Functii de raspuns la impuls</w:t>
+        <w:t xml:space="preserve"> – </w:t>
+      </w:r>
+      <w:proofErr w:type="spellStart"/>
+      <w:r>
+        <w:t>Functii</w:t>
+      </w:r>
+      <w:proofErr w:type="spellEnd"/>
+      <w:r>
+        <w:t xml:space="preserve"> de </w:t>
+      </w:r>
+      <w:proofErr w:type="spellStart"/>
+      <w:r>
+        <w:t>raspuns</w:t>
+      </w:r>
+      <w:proofErr w:type="spellEnd"/>
+      <w:r>
+        <w:t xml:space="preserve"> la impuls</w:t>
       </w:r>
     </w:p>
     <w:p>
@@ -7128,11 +10906,19 @@
           <w:rFonts w:ascii="Times New Roman" w:hAnsi="Times New Roman" w:cs="Times New Roman"/>
         </w:rPr>
       </w:pPr>
-      <w:r>
-        <w:rPr>
-          <w:rFonts w:ascii="Times New Roman" w:hAnsi="Times New Roman" w:cs="Times New Roman"/>
-        </w:rPr>
-        <w:t>Reactia Consumului de Energie:</w:t>
+      <w:proofErr w:type="spellStart"/>
+      <w:r>
+        <w:rPr>
+          <w:rFonts w:ascii="Times New Roman" w:hAnsi="Times New Roman" w:cs="Times New Roman"/>
+        </w:rPr>
+        <w:t>Reactia</w:t>
+      </w:r>
+      <w:proofErr w:type="spellEnd"/>
+      <w:r>
+        <w:rPr>
+          <w:rFonts w:ascii="Times New Roman" w:hAnsi="Times New Roman" w:cs="Times New Roman"/>
+        </w:rPr>
+        <w:t xml:space="preserve"> Consumului de Energie:</w:t>
       </w:r>
     </w:p>
     <w:p>
@@ -7153,7 +10939,175 @@
           <w:rFonts w:ascii="Times New Roman" w:hAnsi="Times New Roman" w:cs="Times New Roman"/>
         </w:rPr>
         <w:lastRenderedPageBreak/>
-        <w:t>Un soc pe propriul consum genereaza o crestere imediata care se stabilizeaza treptat pe termen lung. Un soc pozitiv in productia industriala determina o crestere gradata si permanenta a consumului de energie. Cresterea inflatiei provoaca o scadere constanta si definitiva a cererii de consum, confirmand relatia inversa dintre pret si volumul cerut.</w:t>
+        <w:t xml:space="preserve">Un soc pe propriul consum </w:t>
+      </w:r>
+      <w:proofErr w:type="spellStart"/>
+      <w:r>
+        <w:rPr>
+          <w:rFonts w:ascii="Times New Roman" w:hAnsi="Times New Roman" w:cs="Times New Roman"/>
+        </w:rPr>
+        <w:t>genereaza</w:t>
+      </w:r>
+      <w:proofErr w:type="spellEnd"/>
+      <w:r>
+        <w:rPr>
+          <w:rFonts w:ascii="Times New Roman" w:hAnsi="Times New Roman" w:cs="Times New Roman"/>
+        </w:rPr>
+        <w:t xml:space="preserve"> o </w:t>
+      </w:r>
+      <w:proofErr w:type="spellStart"/>
+      <w:r>
+        <w:rPr>
+          <w:rFonts w:ascii="Times New Roman" w:hAnsi="Times New Roman" w:cs="Times New Roman"/>
+        </w:rPr>
+        <w:t>crestere</w:t>
+      </w:r>
+      <w:proofErr w:type="spellEnd"/>
+      <w:r>
+        <w:rPr>
+          <w:rFonts w:ascii="Times New Roman" w:hAnsi="Times New Roman" w:cs="Times New Roman"/>
+        </w:rPr>
+        <w:t xml:space="preserve"> imediata care se </w:t>
+      </w:r>
+      <w:proofErr w:type="spellStart"/>
+      <w:r>
+        <w:rPr>
+          <w:rFonts w:ascii="Times New Roman" w:hAnsi="Times New Roman" w:cs="Times New Roman"/>
+        </w:rPr>
+        <w:t>stabilizeaza</w:t>
+      </w:r>
+      <w:proofErr w:type="spellEnd"/>
+      <w:r>
+        <w:rPr>
+          <w:rFonts w:ascii="Times New Roman" w:hAnsi="Times New Roman" w:cs="Times New Roman"/>
+        </w:rPr>
+        <w:t xml:space="preserve"> treptat pe termen lung. Un soc pozitiv in </w:t>
+      </w:r>
+      <w:proofErr w:type="spellStart"/>
+      <w:r>
+        <w:rPr>
+          <w:rFonts w:ascii="Times New Roman" w:hAnsi="Times New Roman" w:cs="Times New Roman"/>
+        </w:rPr>
+        <w:t>productia</w:t>
+      </w:r>
+      <w:proofErr w:type="spellEnd"/>
+      <w:r>
+        <w:rPr>
+          <w:rFonts w:ascii="Times New Roman" w:hAnsi="Times New Roman" w:cs="Times New Roman"/>
+        </w:rPr>
+        <w:t xml:space="preserve"> industriala determina o </w:t>
+      </w:r>
+      <w:proofErr w:type="spellStart"/>
+      <w:r>
+        <w:rPr>
+          <w:rFonts w:ascii="Times New Roman" w:hAnsi="Times New Roman" w:cs="Times New Roman"/>
+        </w:rPr>
+        <w:t>crestere</w:t>
+      </w:r>
+      <w:proofErr w:type="spellEnd"/>
+      <w:r>
+        <w:rPr>
+          <w:rFonts w:ascii="Times New Roman" w:hAnsi="Times New Roman" w:cs="Times New Roman"/>
+        </w:rPr>
+        <w:t xml:space="preserve"> gradata si permanenta a consumului de energie. </w:t>
+      </w:r>
+      <w:proofErr w:type="spellStart"/>
+      <w:r>
+        <w:rPr>
+          <w:rFonts w:ascii="Times New Roman" w:hAnsi="Times New Roman" w:cs="Times New Roman"/>
+        </w:rPr>
+        <w:t>Cresterea</w:t>
+      </w:r>
+      <w:proofErr w:type="spellEnd"/>
+      <w:r>
+        <w:rPr>
+          <w:rFonts w:ascii="Times New Roman" w:hAnsi="Times New Roman" w:cs="Times New Roman"/>
+        </w:rPr>
+        <w:t xml:space="preserve"> </w:t>
+      </w:r>
+      <w:proofErr w:type="spellStart"/>
+      <w:r>
+        <w:rPr>
+          <w:rFonts w:ascii="Times New Roman" w:hAnsi="Times New Roman" w:cs="Times New Roman"/>
+        </w:rPr>
+        <w:t>inflatiei</w:t>
+      </w:r>
+      <w:proofErr w:type="spellEnd"/>
+      <w:r>
+        <w:rPr>
+          <w:rFonts w:ascii="Times New Roman" w:hAnsi="Times New Roman" w:cs="Times New Roman"/>
+        </w:rPr>
+        <w:t xml:space="preserve"> </w:t>
+      </w:r>
+      <w:proofErr w:type="spellStart"/>
+      <w:r>
+        <w:rPr>
+          <w:rFonts w:ascii="Times New Roman" w:hAnsi="Times New Roman" w:cs="Times New Roman"/>
+        </w:rPr>
+        <w:t>provoaca</w:t>
+      </w:r>
+      <w:proofErr w:type="spellEnd"/>
+      <w:r>
+        <w:rPr>
+          <w:rFonts w:ascii="Times New Roman" w:hAnsi="Times New Roman" w:cs="Times New Roman"/>
+        </w:rPr>
+        <w:t xml:space="preserve"> o </w:t>
+      </w:r>
+      <w:proofErr w:type="spellStart"/>
+      <w:r>
+        <w:rPr>
+          <w:rFonts w:ascii="Times New Roman" w:hAnsi="Times New Roman" w:cs="Times New Roman"/>
+        </w:rPr>
+        <w:t>scadere</w:t>
+      </w:r>
+      <w:proofErr w:type="spellEnd"/>
+      <w:r>
+        <w:rPr>
+          <w:rFonts w:ascii="Times New Roman" w:hAnsi="Times New Roman" w:cs="Times New Roman"/>
+        </w:rPr>
+        <w:t xml:space="preserve"> constanta si definitiva a cererii de consum, </w:t>
+      </w:r>
+      <w:proofErr w:type="spellStart"/>
+      <w:r>
+        <w:rPr>
+          <w:rFonts w:ascii="Times New Roman" w:hAnsi="Times New Roman" w:cs="Times New Roman"/>
+        </w:rPr>
+        <w:t>confirmand</w:t>
+      </w:r>
+      <w:proofErr w:type="spellEnd"/>
+      <w:r>
+        <w:rPr>
+          <w:rFonts w:ascii="Times New Roman" w:hAnsi="Times New Roman" w:cs="Times New Roman"/>
+        </w:rPr>
+        <w:t xml:space="preserve"> </w:t>
+      </w:r>
+      <w:proofErr w:type="spellStart"/>
+      <w:r>
+        <w:rPr>
+          <w:rFonts w:ascii="Times New Roman" w:hAnsi="Times New Roman" w:cs="Times New Roman"/>
+        </w:rPr>
+        <w:t>relatia</w:t>
+      </w:r>
+      <w:proofErr w:type="spellEnd"/>
+      <w:r>
+        <w:rPr>
+          <w:rFonts w:ascii="Times New Roman" w:hAnsi="Times New Roman" w:cs="Times New Roman"/>
+        </w:rPr>
+        <w:t xml:space="preserve"> inversa dintre </w:t>
+      </w:r>
+      <w:proofErr w:type="spellStart"/>
+      <w:r>
+        <w:rPr>
+          <w:rFonts w:ascii="Times New Roman" w:hAnsi="Times New Roman" w:cs="Times New Roman"/>
+        </w:rPr>
+        <w:t>pret</w:t>
+      </w:r>
+      <w:proofErr w:type="spellEnd"/>
+      <w:r>
+        <w:rPr>
+          <w:rFonts w:ascii="Times New Roman" w:hAnsi="Times New Roman" w:cs="Times New Roman"/>
+        </w:rPr>
+        <w:t xml:space="preserve"> si volumul cerut.</w:t>
       </w:r>
     </w:p>
     <w:p/>
@@ -7163,71 +11117,487 @@
           <w:rFonts w:ascii="Times New Roman" w:hAnsi="Times New Roman" w:cs="Times New Roman"/>
         </w:rPr>
       </w:pPr>
-      <w:r>
-        <w:rPr>
-          <w:rFonts w:ascii="Times New Roman" w:hAnsi="Times New Roman" w:cs="Times New Roman"/>
-        </w:rPr>
-        <w:t>Reactia Productiei Industriale:</w:t>
-      </w:r>
-    </w:p>
-    <w:p>
-      <w:pPr>
-        <w:rPr>
-          <w:rFonts w:ascii="Times New Roman" w:hAnsi="Times New Roman" w:cs="Times New Roman"/>
-        </w:rPr>
-      </w:pPr>
-    </w:p>
-    <w:p>
-      <w:pPr>
-        <w:rPr>
-          <w:rFonts w:ascii="Times New Roman" w:hAnsi="Times New Roman" w:cs="Times New Roman"/>
-        </w:rPr>
-      </w:pPr>
-      <w:r>
-        <w:rPr>
-          <w:rFonts w:ascii="Times New Roman" w:hAnsi="Times New Roman" w:cs="Times New Roman"/>
-        </w:rPr>
-        <w:t>Impactul unui soc din consum asupra productiei este unul de crestere usoara si stabila in timp. Un soc pe propria productie creeaza o crestere imediata care se stabilizeaza la un nivel permanent superior. Socul inflationist genereaza o crestere mica, dar persistenta, a indicelui productiei industriale, indicand o adaptare a sectorului la noile conditii de pret.</w:t>
-      </w:r>
-    </w:p>
-    <w:p>
-      <w:pPr>
-        <w:rPr>
-          <w:rFonts w:ascii="Times New Roman" w:hAnsi="Times New Roman" w:cs="Times New Roman"/>
-        </w:rPr>
-      </w:pPr>
-    </w:p>
-    <w:p>
-      <w:pPr>
-        <w:rPr>
-          <w:rFonts w:ascii="Times New Roman" w:hAnsi="Times New Roman" w:cs="Times New Roman"/>
-        </w:rPr>
-      </w:pPr>
-      <w:r>
-        <w:rPr>
-          <w:rFonts w:ascii="Times New Roman" w:hAnsi="Times New Roman" w:cs="Times New Roman"/>
-        </w:rPr>
-        <w:t>Reactia Inflatiei:</w:t>
-      </w:r>
-    </w:p>
-    <w:p>
-      <w:pPr>
-        <w:rPr>
-          <w:rFonts w:ascii="Times New Roman" w:hAnsi="Times New Roman" w:cs="Times New Roman"/>
-        </w:rPr>
-      </w:pPr>
-    </w:p>
-    <w:p>
-      <w:pPr>
-        <w:rPr>
-          <w:rFonts w:ascii="Times New Roman" w:hAnsi="Times New Roman" w:cs="Times New Roman"/>
-        </w:rPr>
-      </w:pPr>
-      <w:r>
-        <w:rPr>
-          <w:rFonts w:ascii="Times New Roman" w:hAnsi="Times New Roman" w:cs="Times New Roman"/>
-        </w:rPr>
-        <w:t>Evolutia inflatiei reactioneaza usor negativ la un soc in consumul de energie, stabilizandu-se ulterior la un nivel inferior. Impactul productiei industriale asupra inflatiei este foarte redus, aproape de zero. Un soc asupra propriei inflatii persista la nesfarsit in piata, demonstrand un caracter puternic inertial si faptul ca preturile energiei sunt impuse in mare parte exogen, fara a fi corectate de dinamica interna a celorlalte variabile.</w:t>
+      <w:proofErr w:type="spellStart"/>
+      <w:r>
+        <w:rPr>
+          <w:rFonts w:ascii="Times New Roman" w:hAnsi="Times New Roman" w:cs="Times New Roman"/>
+        </w:rPr>
+        <w:t>Reactia</w:t>
+      </w:r>
+      <w:proofErr w:type="spellEnd"/>
+      <w:r>
+        <w:rPr>
+          <w:rFonts w:ascii="Times New Roman" w:hAnsi="Times New Roman" w:cs="Times New Roman"/>
+        </w:rPr>
+        <w:t xml:space="preserve"> </w:t>
+      </w:r>
+      <w:proofErr w:type="spellStart"/>
+      <w:r>
+        <w:rPr>
+          <w:rFonts w:ascii="Times New Roman" w:hAnsi="Times New Roman" w:cs="Times New Roman"/>
+        </w:rPr>
+        <w:t>Productiei</w:t>
+      </w:r>
+      <w:proofErr w:type="spellEnd"/>
+      <w:r>
+        <w:rPr>
+          <w:rFonts w:ascii="Times New Roman" w:hAnsi="Times New Roman" w:cs="Times New Roman"/>
+        </w:rPr>
+        <w:t xml:space="preserve"> Industriale:</w:t>
+      </w:r>
+    </w:p>
+    <w:p>
+      <w:pPr>
+        <w:rPr>
+          <w:rFonts w:ascii="Times New Roman" w:hAnsi="Times New Roman" w:cs="Times New Roman"/>
+        </w:rPr>
+      </w:pPr>
+    </w:p>
+    <w:p>
+      <w:pPr>
+        <w:rPr>
+          <w:rFonts w:ascii="Times New Roman" w:hAnsi="Times New Roman" w:cs="Times New Roman"/>
+        </w:rPr>
+      </w:pPr>
+      <w:r>
+        <w:rPr>
+          <w:rFonts w:ascii="Times New Roman" w:hAnsi="Times New Roman" w:cs="Times New Roman"/>
+        </w:rPr>
+        <w:t xml:space="preserve">Impactul unui soc din consum asupra </w:t>
+      </w:r>
+      <w:proofErr w:type="spellStart"/>
+      <w:r>
+        <w:rPr>
+          <w:rFonts w:ascii="Times New Roman" w:hAnsi="Times New Roman" w:cs="Times New Roman"/>
+        </w:rPr>
+        <w:t>productiei</w:t>
+      </w:r>
+      <w:proofErr w:type="spellEnd"/>
+      <w:r>
+        <w:rPr>
+          <w:rFonts w:ascii="Times New Roman" w:hAnsi="Times New Roman" w:cs="Times New Roman"/>
+        </w:rPr>
+        <w:t xml:space="preserve"> este unul de </w:t>
+      </w:r>
+      <w:proofErr w:type="spellStart"/>
+      <w:r>
+        <w:rPr>
+          <w:rFonts w:ascii="Times New Roman" w:hAnsi="Times New Roman" w:cs="Times New Roman"/>
+        </w:rPr>
+        <w:t>crestere</w:t>
+      </w:r>
+      <w:proofErr w:type="spellEnd"/>
+      <w:r>
+        <w:rPr>
+          <w:rFonts w:ascii="Times New Roman" w:hAnsi="Times New Roman" w:cs="Times New Roman"/>
+        </w:rPr>
+        <w:t xml:space="preserve"> </w:t>
+      </w:r>
+      <w:proofErr w:type="spellStart"/>
+      <w:r>
+        <w:rPr>
+          <w:rFonts w:ascii="Times New Roman" w:hAnsi="Times New Roman" w:cs="Times New Roman"/>
+        </w:rPr>
+        <w:t>usoara</w:t>
+      </w:r>
+      <w:proofErr w:type="spellEnd"/>
+      <w:r>
+        <w:rPr>
+          <w:rFonts w:ascii="Times New Roman" w:hAnsi="Times New Roman" w:cs="Times New Roman"/>
+        </w:rPr>
+        <w:t xml:space="preserve"> si stabila in timp. Un soc pe propria </w:t>
+      </w:r>
+      <w:proofErr w:type="spellStart"/>
+      <w:r>
+        <w:rPr>
+          <w:rFonts w:ascii="Times New Roman" w:hAnsi="Times New Roman" w:cs="Times New Roman"/>
+        </w:rPr>
+        <w:t>productie</w:t>
+      </w:r>
+      <w:proofErr w:type="spellEnd"/>
+      <w:r>
+        <w:rPr>
+          <w:rFonts w:ascii="Times New Roman" w:hAnsi="Times New Roman" w:cs="Times New Roman"/>
+        </w:rPr>
+        <w:t xml:space="preserve"> </w:t>
+      </w:r>
+      <w:proofErr w:type="spellStart"/>
+      <w:r>
+        <w:rPr>
+          <w:rFonts w:ascii="Times New Roman" w:hAnsi="Times New Roman" w:cs="Times New Roman"/>
+        </w:rPr>
+        <w:t>creeaza</w:t>
+      </w:r>
+      <w:proofErr w:type="spellEnd"/>
+      <w:r>
+        <w:rPr>
+          <w:rFonts w:ascii="Times New Roman" w:hAnsi="Times New Roman" w:cs="Times New Roman"/>
+        </w:rPr>
+        <w:t xml:space="preserve"> o </w:t>
+      </w:r>
+      <w:proofErr w:type="spellStart"/>
+      <w:r>
+        <w:rPr>
+          <w:rFonts w:ascii="Times New Roman" w:hAnsi="Times New Roman" w:cs="Times New Roman"/>
+        </w:rPr>
+        <w:t>crestere</w:t>
+      </w:r>
+      <w:proofErr w:type="spellEnd"/>
+      <w:r>
+        <w:rPr>
+          <w:rFonts w:ascii="Times New Roman" w:hAnsi="Times New Roman" w:cs="Times New Roman"/>
+        </w:rPr>
+        <w:t xml:space="preserve"> imediata care se </w:t>
+      </w:r>
+      <w:proofErr w:type="spellStart"/>
+      <w:r>
+        <w:rPr>
+          <w:rFonts w:ascii="Times New Roman" w:hAnsi="Times New Roman" w:cs="Times New Roman"/>
+        </w:rPr>
+        <w:t>stabilizeaza</w:t>
+      </w:r>
+      <w:proofErr w:type="spellEnd"/>
+      <w:r>
+        <w:rPr>
+          <w:rFonts w:ascii="Times New Roman" w:hAnsi="Times New Roman" w:cs="Times New Roman"/>
+        </w:rPr>
+        <w:t xml:space="preserve"> la un nivel permanent superior. Socul </w:t>
+      </w:r>
+      <w:proofErr w:type="spellStart"/>
+      <w:r>
+        <w:rPr>
+          <w:rFonts w:ascii="Times New Roman" w:hAnsi="Times New Roman" w:cs="Times New Roman"/>
+        </w:rPr>
+        <w:t>inflationist</w:t>
+      </w:r>
+      <w:proofErr w:type="spellEnd"/>
+      <w:r>
+        <w:rPr>
+          <w:rFonts w:ascii="Times New Roman" w:hAnsi="Times New Roman" w:cs="Times New Roman"/>
+        </w:rPr>
+        <w:t xml:space="preserve"> </w:t>
+      </w:r>
+      <w:proofErr w:type="spellStart"/>
+      <w:r>
+        <w:rPr>
+          <w:rFonts w:ascii="Times New Roman" w:hAnsi="Times New Roman" w:cs="Times New Roman"/>
+        </w:rPr>
+        <w:t>genereaza</w:t>
+      </w:r>
+      <w:proofErr w:type="spellEnd"/>
+      <w:r>
+        <w:rPr>
+          <w:rFonts w:ascii="Times New Roman" w:hAnsi="Times New Roman" w:cs="Times New Roman"/>
+        </w:rPr>
+        <w:t xml:space="preserve"> o </w:t>
+      </w:r>
+      <w:proofErr w:type="spellStart"/>
+      <w:r>
+        <w:rPr>
+          <w:rFonts w:ascii="Times New Roman" w:hAnsi="Times New Roman" w:cs="Times New Roman"/>
+        </w:rPr>
+        <w:t>crestere</w:t>
+      </w:r>
+      <w:proofErr w:type="spellEnd"/>
+      <w:r>
+        <w:rPr>
+          <w:rFonts w:ascii="Times New Roman" w:hAnsi="Times New Roman" w:cs="Times New Roman"/>
+        </w:rPr>
+        <w:t xml:space="preserve"> mica, dar persistenta, a indicelui </w:t>
+      </w:r>
+      <w:proofErr w:type="spellStart"/>
+      <w:r>
+        <w:rPr>
+          <w:rFonts w:ascii="Times New Roman" w:hAnsi="Times New Roman" w:cs="Times New Roman"/>
+        </w:rPr>
+        <w:t>productiei</w:t>
+      </w:r>
+      <w:proofErr w:type="spellEnd"/>
+      <w:r>
+        <w:rPr>
+          <w:rFonts w:ascii="Times New Roman" w:hAnsi="Times New Roman" w:cs="Times New Roman"/>
+        </w:rPr>
+        <w:t xml:space="preserve"> industriale, </w:t>
+      </w:r>
+      <w:proofErr w:type="spellStart"/>
+      <w:r>
+        <w:rPr>
+          <w:rFonts w:ascii="Times New Roman" w:hAnsi="Times New Roman" w:cs="Times New Roman"/>
+        </w:rPr>
+        <w:t>indicand</w:t>
+      </w:r>
+      <w:proofErr w:type="spellEnd"/>
+      <w:r>
+        <w:rPr>
+          <w:rFonts w:ascii="Times New Roman" w:hAnsi="Times New Roman" w:cs="Times New Roman"/>
+        </w:rPr>
+        <w:t xml:space="preserve"> o adaptare a sectorului la noile </w:t>
+      </w:r>
+      <w:proofErr w:type="spellStart"/>
+      <w:r>
+        <w:rPr>
+          <w:rFonts w:ascii="Times New Roman" w:hAnsi="Times New Roman" w:cs="Times New Roman"/>
+        </w:rPr>
+        <w:t>conditii</w:t>
+      </w:r>
+      <w:proofErr w:type="spellEnd"/>
+      <w:r>
+        <w:rPr>
+          <w:rFonts w:ascii="Times New Roman" w:hAnsi="Times New Roman" w:cs="Times New Roman"/>
+        </w:rPr>
+        <w:t xml:space="preserve"> de </w:t>
+      </w:r>
+      <w:proofErr w:type="spellStart"/>
+      <w:r>
+        <w:rPr>
+          <w:rFonts w:ascii="Times New Roman" w:hAnsi="Times New Roman" w:cs="Times New Roman"/>
+        </w:rPr>
+        <w:t>pret</w:t>
+      </w:r>
+      <w:proofErr w:type="spellEnd"/>
+      <w:r>
+        <w:rPr>
+          <w:rFonts w:ascii="Times New Roman" w:hAnsi="Times New Roman" w:cs="Times New Roman"/>
+        </w:rPr>
+        <w:t>.</w:t>
+      </w:r>
+    </w:p>
+    <w:p>
+      <w:pPr>
+        <w:rPr>
+          <w:rFonts w:ascii="Times New Roman" w:hAnsi="Times New Roman" w:cs="Times New Roman"/>
+        </w:rPr>
+      </w:pPr>
+    </w:p>
+    <w:p>
+      <w:pPr>
+        <w:rPr>
+          <w:rFonts w:ascii="Times New Roman" w:hAnsi="Times New Roman" w:cs="Times New Roman"/>
+        </w:rPr>
+      </w:pPr>
+      <w:proofErr w:type="spellStart"/>
+      <w:r>
+        <w:rPr>
+          <w:rFonts w:ascii="Times New Roman" w:hAnsi="Times New Roman" w:cs="Times New Roman"/>
+        </w:rPr>
+        <w:t>Reactia</w:t>
+      </w:r>
+      <w:proofErr w:type="spellEnd"/>
+      <w:r>
+        <w:rPr>
+          <w:rFonts w:ascii="Times New Roman" w:hAnsi="Times New Roman" w:cs="Times New Roman"/>
+        </w:rPr>
+        <w:t xml:space="preserve"> </w:t>
+      </w:r>
+      <w:proofErr w:type="spellStart"/>
+      <w:r>
+        <w:rPr>
+          <w:rFonts w:ascii="Times New Roman" w:hAnsi="Times New Roman" w:cs="Times New Roman"/>
+        </w:rPr>
+        <w:t>Inflatiei</w:t>
+      </w:r>
+      <w:proofErr w:type="spellEnd"/>
+      <w:r>
+        <w:rPr>
+          <w:rFonts w:ascii="Times New Roman" w:hAnsi="Times New Roman" w:cs="Times New Roman"/>
+        </w:rPr>
+        <w:t>:</w:t>
+      </w:r>
+    </w:p>
+    <w:p>
+      <w:pPr>
+        <w:rPr>
+          <w:rFonts w:ascii="Times New Roman" w:hAnsi="Times New Roman" w:cs="Times New Roman"/>
+        </w:rPr>
+      </w:pPr>
+    </w:p>
+    <w:p>
+      <w:pPr>
+        <w:rPr>
+          <w:rFonts w:ascii="Times New Roman" w:hAnsi="Times New Roman" w:cs="Times New Roman"/>
+        </w:rPr>
+      </w:pPr>
+      <w:proofErr w:type="spellStart"/>
+      <w:r>
+        <w:rPr>
+          <w:rFonts w:ascii="Times New Roman" w:hAnsi="Times New Roman" w:cs="Times New Roman"/>
+        </w:rPr>
+        <w:t>Evolutia</w:t>
+      </w:r>
+      <w:proofErr w:type="spellEnd"/>
+      <w:r>
+        <w:rPr>
+          <w:rFonts w:ascii="Times New Roman" w:hAnsi="Times New Roman" w:cs="Times New Roman"/>
+        </w:rPr>
+        <w:t xml:space="preserve"> </w:t>
+      </w:r>
+      <w:proofErr w:type="spellStart"/>
+      <w:r>
+        <w:rPr>
+          <w:rFonts w:ascii="Times New Roman" w:hAnsi="Times New Roman" w:cs="Times New Roman"/>
+        </w:rPr>
+        <w:t>inflatiei</w:t>
+      </w:r>
+      <w:proofErr w:type="spellEnd"/>
+      <w:r>
+        <w:rPr>
+          <w:rFonts w:ascii="Times New Roman" w:hAnsi="Times New Roman" w:cs="Times New Roman"/>
+        </w:rPr>
+        <w:t xml:space="preserve"> </w:t>
+      </w:r>
+      <w:proofErr w:type="spellStart"/>
+      <w:r>
+        <w:rPr>
+          <w:rFonts w:ascii="Times New Roman" w:hAnsi="Times New Roman" w:cs="Times New Roman"/>
+        </w:rPr>
+        <w:t>reactioneaza</w:t>
+      </w:r>
+      <w:proofErr w:type="spellEnd"/>
+      <w:r>
+        <w:rPr>
+          <w:rFonts w:ascii="Times New Roman" w:hAnsi="Times New Roman" w:cs="Times New Roman"/>
+        </w:rPr>
+        <w:t xml:space="preserve"> </w:t>
+      </w:r>
+      <w:proofErr w:type="spellStart"/>
+      <w:r>
+        <w:rPr>
+          <w:rFonts w:ascii="Times New Roman" w:hAnsi="Times New Roman" w:cs="Times New Roman"/>
+        </w:rPr>
+        <w:t>usor</w:t>
+      </w:r>
+      <w:proofErr w:type="spellEnd"/>
+      <w:r>
+        <w:rPr>
+          <w:rFonts w:ascii="Times New Roman" w:hAnsi="Times New Roman" w:cs="Times New Roman"/>
+        </w:rPr>
+        <w:t xml:space="preserve"> negativ la un soc in consumul de energie, </w:t>
+      </w:r>
+      <w:proofErr w:type="spellStart"/>
+      <w:r>
+        <w:rPr>
+          <w:rFonts w:ascii="Times New Roman" w:hAnsi="Times New Roman" w:cs="Times New Roman"/>
+        </w:rPr>
+        <w:t>stabilizandu</w:t>
+      </w:r>
+      <w:proofErr w:type="spellEnd"/>
+      <w:r>
+        <w:rPr>
+          <w:rFonts w:ascii="Times New Roman" w:hAnsi="Times New Roman" w:cs="Times New Roman"/>
+        </w:rPr>
+        <w:t xml:space="preserve">-se ulterior la un nivel inferior. Impactul </w:t>
+      </w:r>
+      <w:proofErr w:type="spellStart"/>
+      <w:r>
+        <w:rPr>
+          <w:rFonts w:ascii="Times New Roman" w:hAnsi="Times New Roman" w:cs="Times New Roman"/>
+        </w:rPr>
+        <w:t>productiei</w:t>
+      </w:r>
+      <w:proofErr w:type="spellEnd"/>
+      <w:r>
+        <w:rPr>
+          <w:rFonts w:ascii="Times New Roman" w:hAnsi="Times New Roman" w:cs="Times New Roman"/>
+        </w:rPr>
+        <w:t xml:space="preserve"> industriale asupra </w:t>
+      </w:r>
+      <w:proofErr w:type="spellStart"/>
+      <w:r>
+        <w:rPr>
+          <w:rFonts w:ascii="Times New Roman" w:hAnsi="Times New Roman" w:cs="Times New Roman"/>
+        </w:rPr>
+        <w:t>inflatiei</w:t>
+      </w:r>
+      <w:proofErr w:type="spellEnd"/>
+      <w:r>
+        <w:rPr>
+          <w:rFonts w:ascii="Times New Roman" w:hAnsi="Times New Roman" w:cs="Times New Roman"/>
+        </w:rPr>
+        <w:t xml:space="preserve"> este foarte redus, aproape de zero. Un soc asupra propriei </w:t>
+      </w:r>
+      <w:proofErr w:type="spellStart"/>
+      <w:r>
+        <w:rPr>
+          <w:rFonts w:ascii="Times New Roman" w:hAnsi="Times New Roman" w:cs="Times New Roman"/>
+        </w:rPr>
+        <w:t>inflatii</w:t>
+      </w:r>
+      <w:proofErr w:type="spellEnd"/>
+      <w:r>
+        <w:rPr>
+          <w:rFonts w:ascii="Times New Roman" w:hAnsi="Times New Roman" w:cs="Times New Roman"/>
+        </w:rPr>
+        <w:t xml:space="preserve"> persista la </w:t>
+      </w:r>
+      <w:proofErr w:type="spellStart"/>
+      <w:r>
+        <w:rPr>
+          <w:rFonts w:ascii="Times New Roman" w:hAnsi="Times New Roman" w:cs="Times New Roman"/>
+        </w:rPr>
+        <w:t>nesfarsit</w:t>
+      </w:r>
+      <w:proofErr w:type="spellEnd"/>
+      <w:r>
+        <w:rPr>
+          <w:rFonts w:ascii="Times New Roman" w:hAnsi="Times New Roman" w:cs="Times New Roman"/>
+        </w:rPr>
+        <w:t xml:space="preserve"> in </w:t>
+      </w:r>
+      <w:proofErr w:type="spellStart"/>
+      <w:r>
+        <w:rPr>
+          <w:rFonts w:ascii="Times New Roman" w:hAnsi="Times New Roman" w:cs="Times New Roman"/>
+        </w:rPr>
+        <w:t>piata</w:t>
+      </w:r>
+      <w:proofErr w:type="spellEnd"/>
+      <w:r>
+        <w:rPr>
+          <w:rFonts w:ascii="Times New Roman" w:hAnsi="Times New Roman" w:cs="Times New Roman"/>
+        </w:rPr>
+        <w:t xml:space="preserve">, </w:t>
+      </w:r>
+      <w:proofErr w:type="spellStart"/>
+      <w:r>
+        <w:rPr>
+          <w:rFonts w:ascii="Times New Roman" w:hAnsi="Times New Roman" w:cs="Times New Roman"/>
+        </w:rPr>
+        <w:t>demonstrand</w:t>
+      </w:r>
+      <w:proofErr w:type="spellEnd"/>
+      <w:r>
+        <w:rPr>
+          <w:rFonts w:ascii="Times New Roman" w:hAnsi="Times New Roman" w:cs="Times New Roman"/>
+        </w:rPr>
+        <w:t xml:space="preserve"> un caracter puternic </w:t>
+      </w:r>
+      <w:proofErr w:type="spellStart"/>
+      <w:r>
+        <w:rPr>
+          <w:rFonts w:ascii="Times New Roman" w:hAnsi="Times New Roman" w:cs="Times New Roman"/>
+        </w:rPr>
+        <w:t>inertial</w:t>
+      </w:r>
+      <w:proofErr w:type="spellEnd"/>
+      <w:r>
+        <w:rPr>
+          <w:rFonts w:ascii="Times New Roman" w:hAnsi="Times New Roman" w:cs="Times New Roman"/>
+        </w:rPr>
+        <w:t xml:space="preserve"> si faptul ca preturile energiei sunt impuse in mare parte exogen, </w:t>
+      </w:r>
+      <w:proofErr w:type="spellStart"/>
+      <w:r>
+        <w:rPr>
+          <w:rFonts w:ascii="Times New Roman" w:hAnsi="Times New Roman" w:cs="Times New Roman"/>
+        </w:rPr>
+        <w:t>fara</w:t>
+      </w:r>
+      <w:proofErr w:type="spellEnd"/>
+      <w:r>
+        <w:rPr>
+          <w:rFonts w:ascii="Times New Roman" w:hAnsi="Times New Roman" w:cs="Times New Roman"/>
+        </w:rPr>
+        <w:t xml:space="preserve"> a fi corectate de dinamica interna a celorlalte variabile.</w:t>
       </w:r>
     </w:p>
     <w:p/>
@@ -7348,96 +11718,510 @@
           <w:rFonts w:ascii="Times New Roman" w:hAnsi="Times New Roman" w:cs="Times New Roman"/>
         </w:rPr>
         <w:lastRenderedPageBreak/>
-        <w:t>Pe termen lung, variatia consumului este explicata in proportie de 90.5% de propria sa evolutie istorica. Socurile inflationiste contribuie cu 5.1% la modificarea cererii de energie la finalul perioadei analizate, in timp ce influenta productiei industriale este de</w:t>
-      </w:r>
-      <w:r>
+        <w:t xml:space="preserve">Pe termen lung, </w:t>
+      </w:r>
+      <w:proofErr w:type="spellStart"/>
+      <w:r>
+        <w:rPr>
+          <w:rFonts w:ascii="Times New Roman" w:hAnsi="Times New Roman" w:cs="Times New Roman"/>
+        </w:rPr>
+        <w:t>variatia</w:t>
+      </w:r>
+      <w:proofErr w:type="spellEnd"/>
+      <w:r>
+        <w:rPr>
+          <w:rFonts w:ascii="Times New Roman" w:hAnsi="Times New Roman" w:cs="Times New Roman"/>
+        </w:rPr>
+        <w:t xml:space="preserve"> consumului este explicata in </w:t>
+      </w:r>
+      <w:proofErr w:type="spellStart"/>
+      <w:r>
+        <w:rPr>
+          <w:rFonts w:ascii="Times New Roman" w:hAnsi="Times New Roman" w:cs="Times New Roman"/>
+        </w:rPr>
+        <w:t>proportie</w:t>
+      </w:r>
+      <w:proofErr w:type="spellEnd"/>
+      <w:r>
+        <w:rPr>
+          <w:rFonts w:ascii="Times New Roman" w:hAnsi="Times New Roman" w:cs="Times New Roman"/>
+        </w:rPr>
+        <w:t xml:space="preserve"> de 90.5% de propria sa </w:t>
+      </w:r>
+      <w:proofErr w:type="spellStart"/>
+      <w:r>
+        <w:rPr>
+          <w:rFonts w:ascii="Times New Roman" w:hAnsi="Times New Roman" w:cs="Times New Roman"/>
+        </w:rPr>
+        <w:t>evolutie</w:t>
+      </w:r>
+      <w:proofErr w:type="spellEnd"/>
+      <w:r>
+        <w:rPr>
+          <w:rFonts w:ascii="Times New Roman" w:hAnsi="Times New Roman" w:cs="Times New Roman"/>
+        </w:rPr>
+        <w:t xml:space="preserve"> istorica. </w:t>
+      </w:r>
+      <w:proofErr w:type="spellStart"/>
+      <w:r>
+        <w:rPr>
+          <w:rFonts w:ascii="Times New Roman" w:hAnsi="Times New Roman" w:cs="Times New Roman"/>
+        </w:rPr>
+        <w:t>Socurile</w:t>
+      </w:r>
+      <w:proofErr w:type="spellEnd"/>
+      <w:r>
+        <w:rPr>
+          <w:rFonts w:ascii="Times New Roman" w:hAnsi="Times New Roman" w:cs="Times New Roman"/>
+        </w:rPr>
         <w:t xml:space="preserve"> </w:t>
       </w:r>
-      <w:r>
-        <w:rPr>
-          <w:rFonts w:ascii="Times New Roman" w:hAnsi="Times New Roman" w:cs="Times New Roman"/>
-        </w:rPr>
-        <w:t>4.4%. Aceste rezultate confirma natura inertiala a consumului, care depinde mult mai mult de trecutul sau decat de factorii economici externi.</w:t>
-      </w:r>
-    </w:p>
-    <w:p>
-      <w:pPr>
-        <w:rPr>
-          <w:rFonts w:ascii="Times New Roman" w:hAnsi="Times New Roman" w:cs="Times New Roman"/>
-        </w:rPr>
-      </w:pPr>
-    </w:p>
-    <w:p>
-      <w:pPr>
-        <w:rPr>
-          <w:rFonts w:ascii="Times New Roman" w:hAnsi="Times New Roman" w:cs="Times New Roman"/>
-        </w:rPr>
-      </w:pPr>
-      <w:r>
-        <w:rPr>
-          <w:rFonts w:ascii="Times New Roman" w:hAnsi="Times New Roman" w:cs="Times New Roman"/>
-        </w:rPr>
-        <w:t>Descompunerea Variantei pentru Productie:</w:t>
-      </w:r>
-    </w:p>
-    <w:p>
-      <w:pPr>
-        <w:rPr>
-          <w:rFonts w:ascii="Times New Roman" w:hAnsi="Times New Roman" w:cs="Times New Roman"/>
-        </w:rPr>
-      </w:pPr>
-    </w:p>
-    <w:p>
-      <w:pPr>
-        <w:rPr>
-          <w:rFonts w:ascii="Times New Roman" w:hAnsi="Times New Roman" w:cs="Times New Roman"/>
-        </w:rPr>
-      </w:pPr>
-      <w:r>
-        <w:rPr>
-          <w:rFonts w:ascii="Times New Roman" w:hAnsi="Times New Roman" w:cs="Times New Roman"/>
-        </w:rPr>
-        <w:t>Dinamica productiei ramane dependenta in proportie de 79.0% de propriile sale socuri structurale. Consumul de energie explica o parte importanta de 16.9% din variatia productiei industriale, indicand o relatie de feedback intre nivelul de activitate industriala si cererea de electricitate. Preturile energiei au un rol marginal, afectand productia in proportie de doar 4.2%.</w:t>
-      </w:r>
-    </w:p>
-    <w:p>
-      <w:pPr>
-        <w:rPr>
-          <w:rFonts w:ascii="Times New Roman" w:hAnsi="Times New Roman" w:cs="Times New Roman"/>
-        </w:rPr>
-      </w:pPr>
-    </w:p>
-    <w:p>
-      <w:pPr>
-        <w:rPr>
-          <w:rFonts w:ascii="Times New Roman" w:hAnsi="Times New Roman" w:cs="Times New Roman"/>
-        </w:rPr>
-      </w:pPr>
-      <w:r>
-        <w:rPr>
-          <w:rFonts w:ascii="Times New Roman" w:hAnsi="Times New Roman" w:cs="Times New Roman"/>
-        </w:rPr>
-        <w:t>Descompunerea Variantei pentru Inflatie:</w:t>
-      </w:r>
-    </w:p>
-    <w:p>
-      <w:pPr>
-        <w:rPr>
-          <w:rFonts w:ascii="Times New Roman" w:hAnsi="Times New Roman" w:cs="Times New Roman"/>
-        </w:rPr>
-      </w:pPr>
-    </w:p>
-    <w:p>
-      <w:pPr>
-        <w:rPr>
-          <w:rFonts w:ascii="Times New Roman" w:hAnsi="Times New Roman" w:cs="Times New Roman"/>
-        </w:rPr>
-      </w:pPr>
-      <w:r>
-        <w:rPr>
-          <w:rFonts w:ascii="Times New Roman" w:hAnsi="Times New Roman" w:cs="Times New Roman"/>
-        </w:rPr>
-        <w:t>Inflatia se dovedeste a fi o variabila strict exogena, fiind explicata in proportie de 98.1% exclusiv de propria sa evolutie. Productia industriala influenteaza preturile intr-o proportie nesemnificativa de 1.1%, in timp ce consumul intern de energie are un impact neglijabil de 0.8% asupra formarii inflatiei. Aceasta confirma faptul ca preturile energiei in Romania sunt dictate in principal de factori externi sau politici, fiind in mare parte izolate de dinamica industriala si de consumul intern.</w:t>
+      <w:proofErr w:type="spellStart"/>
+      <w:r>
+        <w:rPr>
+          <w:rFonts w:ascii="Times New Roman" w:hAnsi="Times New Roman" w:cs="Times New Roman"/>
+        </w:rPr>
+        <w:t>inflationiste</w:t>
+      </w:r>
+      <w:proofErr w:type="spellEnd"/>
+      <w:r>
+        <w:rPr>
+          <w:rFonts w:ascii="Times New Roman" w:hAnsi="Times New Roman" w:cs="Times New Roman"/>
+        </w:rPr>
+        <w:t xml:space="preserve"> contribuie cu 5.1% la modificarea cererii de energie la finalul perioadei analizate, in timp ce influenta </w:t>
+      </w:r>
+      <w:proofErr w:type="spellStart"/>
+      <w:r>
+        <w:rPr>
+          <w:rFonts w:ascii="Times New Roman" w:hAnsi="Times New Roman" w:cs="Times New Roman"/>
+        </w:rPr>
+        <w:t>productiei</w:t>
+      </w:r>
+      <w:proofErr w:type="spellEnd"/>
+      <w:r>
+        <w:rPr>
+          <w:rFonts w:ascii="Times New Roman" w:hAnsi="Times New Roman" w:cs="Times New Roman"/>
+        </w:rPr>
+        <w:t xml:space="preserve"> industriale este de</w:t>
+      </w:r>
+      <w:r>
+        <w:t xml:space="preserve"> </w:t>
+      </w:r>
+      <w:r>
+        <w:rPr>
+          <w:rFonts w:ascii="Times New Roman" w:hAnsi="Times New Roman" w:cs="Times New Roman"/>
+        </w:rPr>
+        <w:t xml:space="preserve">4.4%. Aceste rezultate confirma natura </w:t>
+      </w:r>
+      <w:proofErr w:type="spellStart"/>
+      <w:r>
+        <w:rPr>
+          <w:rFonts w:ascii="Times New Roman" w:hAnsi="Times New Roman" w:cs="Times New Roman"/>
+        </w:rPr>
+        <w:t>inertiala</w:t>
+      </w:r>
+      <w:proofErr w:type="spellEnd"/>
+      <w:r>
+        <w:rPr>
+          <w:rFonts w:ascii="Times New Roman" w:hAnsi="Times New Roman" w:cs="Times New Roman"/>
+        </w:rPr>
+        <w:t xml:space="preserve"> a consumului, care depinde mult mai mult de trecutul sau </w:t>
+      </w:r>
+      <w:proofErr w:type="spellStart"/>
+      <w:r>
+        <w:rPr>
+          <w:rFonts w:ascii="Times New Roman" w:hAnsi="Times New Roman" w:cs="Times New Roman"/>
+        </w:rPr>
+        <w:t>decat</w:t>
+      </w:r>
+      <w:proofErr w:type="spellEnd"/>
+      <w:r>
+        <w:rPr>
+          <w:rFonts w:ascii="Times New Roman" w:hAnsi="Times New Roman" w:cs="Times New Roman"/>
+        </w:rPr>
+        <w:t xml:space="preserve"> de factorii economici externi.</w:t>
+      </w:r>
+    </w:p>
+    <w:p>
+      <w:pPr>
+        <w:rPr>
+          <w:rFonts w:ascii="Times New Roman" w:hAnsi="Times New Roman" w:cs="Times New Roman"/>
+        </w:rPr>
+      </w:pPr>
+    </w:p>
+    <w:p>
+      <w:pPr>
+        <w:rPr>
+          <w:rFonts w:ascii="Times New Roman" w:hAnsi="Times New Roman" w:cs="Times New Roman"/>
+        </w:rPr>
+      </w:pPr>
+      <w:r>
+        <w:rPr>
+          <w:rFonts w:ascii="Times New Roman" w:hAnsi="Times New Roman" w:cs="Times New Roman"/>
+        </w:rPr>
+        <w:t xml:space="preserve">Descompunerea Variantei pentru </w:t>
+      </w:r>
+      <w:proofErr w:type="spellStart"/>
+      <w:r>
+        <w:rPr>
+          <w:rFonts w:ascii="Times New Roman" w:hAnsi="Times New Roman" w:cs="Times New Roman"/>
+        </w:rPr>
+        <w:t>Productie</w:t>
+      </w:r>
+      <w:proofErr w:type="spellEnd"/>
+      <w:r>
+        <w:rPr>
+          <w:rFonts w:ascii="Times New Roman" w:hAnsi="Times New Roman" w:cs="Times New Roman"/>
+        </w:rPr>
+        <w:t>:</w:t>
+      </w:r>
+    </w:p>
+    <w:p>
+      <w:pPr>
+        <w:rPr>
+          <w:rFonts w:ascii="Times New Roman" w:hAnsi="Times New Roman" w:cs="Times New Roman"/>
+        </w:rPr>
+      </w:pPr>
+    </w:p>
+    <w:p>
+      <w:pPr>
+        <w:rPr>
+          <w:rFonts w:ascii="Times New Roman" w:hAnsi="Times New Roman" w:cs="Times New Roman"/>
+        </w:rPr>
+      </w:pPr>
+      <w:r>
+        <w:rPr>
+          <w:rFonts w:ascii="Times New Roman" w:hAnsi="Times New Roman" w:cs="Times New Roman"/>
+        </w:rPr>
+        <w:t xml:space="preserve">Dinamica </w:t>
+      </w:r>
+      <w:proofErr w:type="spellStart"/>
+      <w:r>
+        <w:rPr>
+          <w:rFonts w:ascii="Times New Roman" w:hAnsi="Times New Roman" w:cs="Times New Roman"/>
+        </w:rPr>
+        <w:t>productiei</w:t>
+      </w:r>
+      <w:proofErr w:type="spellEnd"/>
+      <w:r>
+        <w:rPr>
+          <w:rFonts w:ascii="Times New Roman" w:hAnsi="Times New Roman" w:cs="Times New Roman"/>
+        </w:rPr>
+        <w:t xml:space="preserve"> </w:t>
+      </w:r>
+      <w:proofErr w:type="spellStart"/>
+      <w:r>
+        <w:rPr>
+          <w:rFonts w:ascii="Times New Roman" w:hAnsi="Times New Roman" w:cs="Times New Roman"/>
+        </w:rPr>
+        <w:t>ramane</w:t>
+      </w:r>
+      <w:proofErr w:type="spellEnd"/>
+      <w:r>
+        <w:rPr>
+          <w:rFonts w:ascii="Times New Roman" w:hAnsi="Times New Roman" w:cs="Times New Roman"/>
+        </w:rPr>
+        <w:t xml:space="preserve"> dependenta in </w:t>
+      </w:r>
+      <w:proofErr w:type="spellStart"/>
+      <w:r>
+        <w:rPr>
+          <w:rFonts w:ascii="Times New Roman" w:hAnsi="Times New Roman" w:cs="Times New Roman"/>
+        </w:rPr>
+        <w:t>proportie</w:t>
+      </w:r>
+      <w:proofErr w:type="spellEnd"/>
+      <w:r>
+        <w:rPr>
+          <w:rFonts w:ascii="Times New Roman" w:hAnsi="Times New Roman" w:cs="Times New Roman"/>
+        </w:rPr>
+        <w:t xml:space="preserve"> de 79.0% de propriile sale </w:t>
+      </w:r>
+      <w:proofErr w:type="spellStart"/>
+      <w:r>
+        <w:rPr>
+          <w:rFonts w:ascii="Times New Roman" w:hAnsi="Times New Roman" w:cs="Times New Roman"/>
+        </w:rPr>
+        <w:t>socuri</w:t>
+      </w:r>
+      <w:proofErr w:type="spellEnd"/>
+      <w:r>
+        <w:rPr>
+          <w:rFonts w:ascii="Times New Roman" w:hAnsi="Times New Roman" w:cs="Times New Roman"/>
+        </w:rPr>
+        <w:t xml:space="preserve"> structurale. Consumul de energie explica o parte importanta de 16.9% din </w:t>
+      </w:r>
+      <w:proofErr w:type="spellStart"/>
+      <w:r>
+        <w:rPr>
+          <w:rFonts w:ascii="Times New Roman" w:hAnsi="Times New Roman" w:cs="Times New Roman"/>
+        </w:rPr>
+        <w:t>variatia</w:t>
+      </w:r>
+      <w:proofErr w:type="spellEnd"/>
+      <w:r>
+        <w:rPr>
+          <w:rFonts w:ascii="Times New Roman" w:hAnsi="Times New Roman" w:cs="Times New Roman"/>
+        </w:rPr>
+        <w:t xml:space="preserve"> </w:t>
+      </w:r>
+      <w:proofErr w:type="spellStart"/>
+      <w:r>
+        <w:rPr>
+          <w:rFonts w:ascii="Times New Roman" w:hAnsi="Times New Roman" w:cs="Times New Roman"/>
+        </w:rPr>
+        <w:t>productiei</w:t>
+      </w:r>
+      <w:proofErr w:type="spellEnd"/>
+      <w:r>
+        <w:rPr>
+          <w:rFonts w:ascii="Times New Roman" w:hAnsi="Times New Roman" w:cs="Times New Roman"/>
+        </w:rPr>
+        <w:t xml:space="preserve"> industriale, </w:t>
+      </w:r>
+      <w:proofErr w:type="spellStart"/>
+      <w:r>
+        <w:rPr>
+          <w:rFonts w:ascii="Times New Roman" w:hAnsi="Times New Roman" w:cs="Times New Roman"/>
+        </w:rPr>
+        <w:t>indicand</w:t>
+      </w:r>
+      <w:proofErr w:type="spellEnd"/>
+      <w:r>
+        <w:rPr>
+          <w:rFonts w:ascii="Times New Roman" w:hAnsi="Times New Roman" w:cs="Times New Roman"/>
+        </w:rPr>
+        <w:t xml:space="preserve"> o </w:t>
+      </w:r>
+      <w:proofErr w:type="spellStart"/>
+      <w:r>
+        <w:rPr>
+          <w:rFonts w:ascii="Times New Roman" w:hAnsi="Times New Roman" w:cs="Times New Roman"/>
+        </w:rPr>
+        <w:t>relatie</w:t>
+      </w:r>
+      <w:proofErr w:type="spellEnd"/>
+      <w:r>
+        <w:rPr>
+          <w:rFonts w:ascii="Times New Roman" w:hAnsi="Times New Roman" w:cs="Times New Roman"/>
+        </w:rPr>
+        <w:t xml:space="preserve"> de feedback intre nivelul de activitate industriala si cererea de electricitate. Preturile energiei au un rol marginal, </w:t>
+      </w:r>
+      <w:proofErr w:type="spellStart"/>
+      <w:r>
+        <w:rPr>
+          <w:rFonts w:ascii="Times New Roman" w:hAnsi="Times New Roman" w:cs="Times New Roman"/>
+        </w:rPr>
+        <w:t>afectand</w:t>
+      </w:r>
+      <w:proofErr w:type="spellEnd"/>
+      <w:r>
+        <w:rPr>
+          <w:rFonts w:ascii="Times New Roman" w:hAnsi="Times New Roman" w:cs="Times New Roman"/>
+        </w:rPr>
+        <w:t xml:space="preserve"> </w:t>
+      </w:r>
+      <w:proofErr w:type="spellStart"/>
+      <w:r>
+        <w:rPr>
+          <w:rFonts w:ascii="Times New Roman" w:hAnsi="Times New Roman" w:cs="Times New Roman"/>
+        </w:rPr>
+        <w:t>productia</w:t>
+      </w:r>
+      <w:proofErr w:type="spellEnd"/>
+      <w:r>
+        <w:rPr>
+          <w:rFonts w:ascii="Times New Roman" w:hAnsi="Times New Roman" w:cs="Times New Roman"/>
+        </w:rPr>
+        <w:t xml:space="preserve"> in </w:t>
+      </w:r>
+      <w:proofErr w:type="spellStart"/>
+      <w:r>
+        <w:rPr>
+          <w:rFonts w:ascii="Times New Roman" w:hAnsi="Times New Roman" w:cs="Times New Roman"/>
+        </w:rPr>
+        <w:t>proportie</w:t>
+      </w:r>
+      <w:proofErr w:type="spellEnd"/>
+      <w:r>
+        <w:rPr>
+          <w:rFonts w:ascii="Times New Roman" w:hAnsi="Times New Roman" w:cs="Times New Roman"/>
+        </w:rPr>
+        <w:t xml:space="preserve"> de doar 4.2%.</w:t>
+      </w:r>
+    </w:p>
+    <w:p>
+      <w:pPr>
+        <w:rPr>
+          <w:rFonts w:ascii="Times New Roman" w:hAnsi="Times New Roman" w:cs="Times New Roman"/>
+        </w:rPr>
+      </w:pPr>
+    </w:p>
+    <w:p>
+      <w:pPr>
+        <w:rPr>
+          <w:rFonts w:ascii="Times New Roman" w:hAnsi="Times New Roman" w:cs="Times New Roman"/>
+        </w:rPr>
+      </w:pPr>
+      <w:r>
+        <w:rPr>
+          <w:rFonts w:ascii="Times New Roman" w:hAnsi="Times New Roman" w:cs="Times New Roman"/>
+        </w:rPr>
+        <w:t xml:space="preserve">Descompunerea Variantei pentru </w:t>
+      </w:r>
+      <w:proofErr w:type="spellStart"/>
+      <w:r>
+        <w:rPr>
+          <w:rFonts w:ascii="Times New Roman" w:hAnsi="Times New Roman" w:cs="Times New Roman"/>
+        </w:rPr>
+        <w:t>Inflatie</w:t>
+      </w:r>
+      <w:proofErr w:type="spellEnd"/>
+      <w:r>
+        <w:rPr>
+          <w:rFonts w:ascii="Times New Roman" w:hAnsi="Times New Roman" w:cs="Times New Roman"/>
+        </w:rPr>
+        <w:t>:</w:t>
+      </w:r>
+    </w:p>
+    <w:p>
+      <w:pPr>
+        <w:rPr>
+          <w:rFonts w:ascii="Times New Roman" w:hAnsi="Times New Roman" w:cs="Times New Roman"/>
+        </w:rPr>
+      </w:pPr>
+    </w:p>
+    <w:p>
+      <w:pPr>
+        <w:rPr>
+          <w:rFonts w:ascii="Times New Roman" w:hAnsi="Times New Roman" w:cs="Times New Roman"/>
+        </w:rPr>
+      </w:pPr>
+      <w:proofErr w:type="spellStart"/>
+      <w:r>
+        <w:rPr>
+          <w:rFonts w:ascii="Times New Roman" w:hAnsi="Times New Roman" w:cs="Times New Roman"/>
+        </w:rPr>
+        <w:t>Inflatia</w:t>
+      </w:r>
+      <w:proofErr w:type="spellEnd"/>
+      <w:r>
+        <w:rPr>
+          <w:rFonts w:ascii="Times New Roman" w:hAnsi="Times New Roman" w:cs="Times New Roman"/>
+        </w:rPr>
+        <w:t xml:space="preserve"> se </w:t>
+      </w:r>
+      <w:proofErr w:type="spellStart"/>
+      <w:r>
+        <w:rPr>
+          <w:rFonts w:ascii="Times New Roman" w:hAnsi="Times New Roman" w:cs="Times New Roman"/>
+        </w:rPr>
+        <w:t>dovedeste</w:t>
+      </w:r>
+      <w:proofErr w:type="spellEnd"/>
+      <w:r>
+        <w:rPr>
+          <w:rFonts w:ascii="Times New Roman" w:hAnsi="Times New Roman" w:cs="Times New Roman"/>
+        </w:rPr>
+        <w:t xml:space="preserve"> a fi o variabila strict exogena, fiind explicata in </w:t>
+      </w:r>
+      <w:proofErr w:type="spellStart"/>
+      <w:r>
+        <w:rPr>
+          <w:rFonts w:ascii="Times New Roman" w:hAnsi="Times New Roman" w:cs="Times New Roman"/>
+        </w:rPr>
+        <w:t>proportie</w:t>
+      </w:r>
+      <w:proofErr w:type="spellEnd"/>
+      <w:r>
+        <w:rPr>
+          <w:rFonts w:ascii="Times New Roman" w:hAnsi="Times New Roman" w:cs="Times New Roman"/>
+        </w:rPr>
+        <w:t xml:space="preserve"> de 98.1% exclusiv de propria sa </w:t>
+      </w:r>
+      <w:proofErr w:type="spellStart"/>
+      <w:r>
+        <w:rPr>
+          <w:rFonts w:ascii="Times New Roman" w:hAnsi="Times New Roman" w:cs="Times New Roman"/>
+        </w:rPr>
+        <w:t>evolutie</w:t>
+      </w:r>
+      <w:proofErr w:type="spellEnd"/>
+      <w:r>
+        <w:rPr>
+          <w:rFonts w:ascii="Times New Roman" w:hAnsi="Times New Roman" w:cs="Times New Roman"/>
+        </w:rPr>
+        <w:t xml:space="preserve">. </w:t>
+      </w:r>
+      <w:proofErr w:type="spellStart"/>
+      <w:r>
+        <w:rPr>
+          <w:rFonts w:ascii="Times New Roman" w:hAnsi="Times New Roman" w:cs="Times New Roman"/>
+        </w:rPr>
+        <w:t>Productia</w:t>
+      </w:r>
+      <w:proofErr w:type="spellEnd"/>
+      <w:r>
+        <w:rPr>
+          <w:rFonts w:ascii="Times New Roman" w:hAnsi="Times New Roman" w:cs="Times New Roman"/>
+        </w:rPr>
+        <w:t xml:space="preserve"> industriala </w:t>
+      </w:r>
+      <w:proofErr w:type="spellStart"/>
+      <w:r>
+        <w:rPr>
+          <w:rFonts w:ascii="Times New Roman" w:hAnsi="Times New Roman" w:cs="Times New Roman"/>
+        </w:rPr>
+        <w:t>influenteaza</w:t>
+      </w:r>
+      <w:proofErr w:type="spellEnd"/>
+      <w:r>
+        <w:rPr>
+          <w:rFonts w:ascii="Times New Roman" w:hAnsi="Times New Roman" w:cs="Times New Roman"/>
+        </w:rPr>
+        <w:t xml:space="preserve"> preturile </w:t>
+      </w:r>
+      <w:proofErr w:type="spellStart"/>
+      <w:r>
+        <w:rPr>
+          <w:rFonts w:ascii="Times New Roman" w:hAnsi="Times New Roman" w:cs="Times New Roman"/>
+        </w:rPr>
+        <w:t>intr-o</w:t>
+      </w:r>
+      <w:proofErr w:type="spellEnd"/>
+      <w:r>
+        <w:rPr>
+          <w:rFonts w:ascii="Times New Roman" w:hAnsi="Times New Roman" w:cs="Times New Roman"/>
+        </w:rPr>
+        <w:t xml:space="preserve"> </w:t>
+      </w:r>
+      <w:proofErr w:type="spellStart"/>
+      <w:r>
+        <w:rPr>
+          <w:rFonts w:ascii="Times New Roman" w:hAnsi="Times New Roman" w:cs="Times New Roman"/>
+        </w:rPr>
+        <w:t>proportie</w:t>
+      </w:r>
+      <w:proofErr w:type="spellEnd"/>
+      <w:r>
+        <w:rPr>
+          <w:rFonts w:ascii="Times New Roman" w:hAnsi="Times New Roman" w:cs="Times New Roman"/>
+        </w:rPr>
+        <w:t xml:space="preserve"> nesemnificativa de 1.1%, in timp ce consumul intern de energie are un impact neglijabil de 0.8% asupra formarii </w:t>
+      </w:r>
+      <w:proofErr w:type="spellStart"/>
+      <w:r>
+        <w:rPr>
+          <w:rFonts w:ascii="Times New Roman" w:hAnsi="Times New Roman" w:cs="Times New Roman"/>
+        </w:rPr>
+        <w:t>inflatiei</w:t>
+      </w:r>
+      <w:proofErr w:type="spellEnd"/>
+      <w:r>
+        <w:rPr>
+          <w:rFonts w:ascii="Times New Roman" w:hAnsi="Times New Roman" w:cs="Times New Roman"/>
+        </w:rPr>
+        <w:t>. Aceasta confirma faptul ca preturile energiei in Romania sunt dictate in principal de factori externi sau politici, fiind in mare parte izolate de dinamica industriala si de consumul intern.</w:t>
       </w:r>
     </w:p>
     <w:p>
@@ -7481,54 +12265,902 @@
         <w:rPr>
           <w:rFonts w:ascii="Times New Roman" w:hAnsi="Times New Roman" w:cs="Times New Roman"/>
         </w:rPr>
-        <w:t>Analiza econometrica demonstreaza ca piata energiei electrice functioneaza pe baza unui echilibru pe termen lung guvernat de industrie si preturi, dar dominat de o inertie structurala masiva. In mod specific, cererea de energie reactioneaza pozitiv la dinamica economica, o crestere cu 1% a productiei industriale generand o extindere de 0.44% a consumului. Concomitent, piata raspunde defensiv la scumpiri, o majorare cu 1% a preturilor provocand o contractie a cererii de 0.13%. Desi acesti factori externi dicteaza directia fundamentala a pietei, comportamentul consumatorilor ramane inalt inertial, evolutia istorica explicand 90.5% din variatia pe termen lung a consumului, in timp ce socurile de pret si activitatea industriala contribuie cu doar 5.1%, respectiv 4.4%.</w:t>
-      </w:r>
-    </w:p>
-    <w:p>
-      <w:pPr>
-        <w:rPr>
-          <w:rFonts w:ascii="Times New Roman" w:hAnsi="Times New Roman" w:cs="Times New Roman"/>
-        </w:rPr>
-      </w:pPr>
-    </w:p>
-    <w:p>
-      <w:pPr>
-        <w:rPr>
-          <w:rFonts w:ascii="Times New Roman" w:hAnsi="Times New Roman" w:cs="Times New Roman"/>
-        </w:rPr>
-      </w:pPr>
-      <w:r>
-        <w:rPr>
-          <w:rFonts w:ascii="Times New Roman" w:hAnsi="Times New Roman" w:cs="Times New Roman"/>
-        </w:rPr>
-        <w:t>Inflatia si productia industriala se comporta ca variabile exogene care influenteaza sistemul, dar refuza sa se corecteze in fata dezechilibrelor interne. Dinamica preturilor este complet deconectata de economia reala, explicandu-si 98.1% din variatie strict prin propria evolutie, nivelul ei fiind dictat de factori externi si politici. Un soc inflationist se instaleaza permanent in piata, iar preturile nu scad in momentul in care consumul se reduce. La randul ei, productia industriala raspunde in proportie de 79.0% la propriile socuri structurale si manifesta o relatie de feedback cu energia, explicata in proportie de 16.9% de consum, insa ignora aproape complet presiunea costurilor, preturile afectand deciziile industriale in proportie de doar 4.2%.</w:t>
-      </w:r>
-    </w:p>
-    <w:p>
-      <w:pPr>
-        <w:rPr>
-          <w:rFonts w:ascii="Times New Roman" w:hAnsi="Times New Roman" w:cs="Times New Roman"/>
-        </w:rPr>
-      </w:pPr>
-    </w:p>
-    <w:p>
-      <w:pPr>
-        <w:rPr>
-          <w:rFonts w:ascii="Times New Roman" w:hAnsi="Times New Roman" w:cs="Times New Roman"/>
-        </w:rPr>
-      </w:pPr>
-      <w:r>
-        <w:rPr>
-          <w:rFonts w:ascii="Times New Roman" w:hAnsi="Times New Roman" w:cs="Times New Roman"/>
-        </w:rPr>
-        <w:t xml:space="preserve">Deoarece preturile sunt rigide si impuse din afara, iar productia isi urmeaza propriul ciclu economic, intregul efort de echilibrare a sistemului cade exclusiv in sarcina consumului de energie. Functiile de raspuns la impuls confirma ca in fata unei crize, piata nu regleaza preturile, </w:t>
+        <w:t xml:space="preserve">Analiza econometrica </w:t>
+      </w:r>
+      <w:proofErr w:type="spellStart"/>
+      <w:r>
+        <w:rPr>
+          <w:rFonts w:ascii="Times New Roman" w:hAnsi="Times New Roman" w:cs="Times New Roman"/>
+        </w:rPr>
+        <w:t>demonstreaza</w:t>
+      </w:r>
+      <w:proofErr w:type="spellEnd"/>
+      <w:r>
+        <w:rPr>
+          <w:rFonts w:ascii="Times New Roman" w:hAnsi="Times New Roman" w:cs="Times New Roman"/>
+        </w:rPr>
+        <w:t xml:space="preserve"> ca </w:t>
+      </w:r>
+      <w:proofErr w:type="spellStart"/>
+      <w:r>
+        <w:rPr>
+          <w:rFonts w:ascii="Times New Roman" w:hAnsi="Times New Roman" w:cs="Times New Roman"/>
+        </w:rPr>
+        <w:t>piata</w:t>
+      </w:r>
+      <w:proofErr w:type="spellEnd"/>
+      <w:r>
+        <w:rPr>
+          <w:rFonts w:ascii="Times New Roman" w:hAnsi="Times New Roman" w:cs="Times New Roman"/>
+        </w:rPr>
+        <w:t xml:space="preserve"> energiei electrice </w:t>
+      </w:r>
+      <w:proofErr w:type="spellStart"/>
+      <w:r>
+        <w:rPr>
+          <w:rFonts w:ascii="Times New Roman" w:hAnsi="Times New Roman" w:cs="Times New Roman"/>
+        </w:rPr>
+        <w:t>functioneaza</w:t>
+      </w:r>
+      <w:proofErr w:type="spellEnd"/>
+      <w:r>
+        <w:rPr>
+          <w:rFonts w:ascii="Times New Roman" w:hAnsi="Times New Roman" w:cs="Times New Roman"/>
+        </w:rPr>
+        <w:t xml:space="preserve"> pe baza unui echilibru pe termen lung guvernat de industrie si preturi, dar dominat de o </w:t>
+      </w:r>
+      <w:proofErr w:type="spellStart"/>
+      <w:r>
+        <w:rPr>
+          <w:rFonts w:ascii="Times New Roman" w:hAnsi="Times New Roman" w:cs="Times New Roman"/>
+        </w:rPr>
+        <w:t>inertie</w:t>
+      </w:r>
+      <w:proofErr w:type="spellEnd"/>
+      <w:r>
+        <w:rPr>
+          <w:rFonts w:ascii="Times New Roman" w:hAnsi="Times New Roman" w:cs="Times New Roman"/>
+        </w:rPr>
+        <w:t xml:space="preserve"> structurala masiva. In mod specific, cererea de energie </w:t>
+      </w:r>
+      <w:proofErr w:type="spellStart"/>
+      <w:r>
+        <w:rPr>
+          <w:rFonts w:ascii="Times New Roman" w:hAnsi="Times New Roman" w:cs="Times New Roman"/>
+        </w:rPr>
+        <w:t>reactioneaza</w:t>
+      </w:r>
+      <w:proofErr w:type="spellEnd"/>
+      <w:r>
+        <w:rPr>
+          <w:rFonts w:ascii="Times New Roman" w:hAnsi="Times New Roman" w:cs="Times New Roman"/>
+        </w:rPr>
+        <w:t xml:space="preserve"> pozitiv la dinamica economica, o </w:t>
+      </w:r>
+      <w:proofErr w:type="spellStart"/>
+      <w:r>
+        <w:rPr>
+          <w:rFonts w:ascii="Times New Roman" w:hAnsi="Times New Roman" w:cs="Times New Roman"/>
+        </w:rPr>
+        <w:t>crestere</w:t>
+      </w:r>
+      <w:proofErr w:type="spellEnd"/>
+      <w:r>
+        <w:rPr>
+          <w:rFonts w:ascii="Times New Roman" w:hAnsi="Times New Roman" w:cs="Times New Roman"/>
+        </w:rPr>
+        <w:t xml:space="preserve"> cu 1% a </w:t>
+      </w:r>
+      <w:proofErr w:type="spellStart"/>
+      <w:r>
+        <w:rPr>
+          <w:rFonts w:ascii="Times New Roman" w:hAnsi="Times New Roman" w:cs="Times New Roman"/>
+        </w:rPr>
+        <w:t>productiei</w:t>
+      </w:r>
+      <w:proofErr w:type="spellEnd"/>
+      <w:r>
+        <w:rPr>
+          <w:rFonts w:ascii="Times New Roman" w:hAnsi="Times New Roman" w:cs="Times New Roman"/>
+        </w:rPr>
+        <w:t xml:space="preserve"> industriale </w:t>
+      </w:r>
+      <w:proofErr w:type="spellStart"/>
+      <w:r>
+        <w:rPr>
+          <w:rFonts w:ascii="Times New Roman" w:hAnsi="Times New Roman" w:cs="Times New Roman"/>
+        </w:rPr>
+        <w:t>generand</w:t>
+      </w:r>
+      <w:proofErr w:type="spellEnd"/>
+      <w:r>
+        <w:rPr>
+          <w:rFonts w:ascii="Times New Roman" w:hAnsi="Times New Roman" w:cs="Times New Roman"/>
+        </w:rPr>
+        <w:t xml:space="preserve"> o extindere de 0.44% a consumului. Concomitent, </w:t>
+      </w:r>
+      <w:proofErr w:type="spellStart"/>
+      <w:r>
+        <w:rPr>
+          <w:rFonts w:ascii="Times New Roman" w:hAnsi="Times New Roman" w:cs="Times New Roman"/>
+        </w:rPr>
+        <w:t>piata</w:t>
+      </w:r>
+      <w:proofErr w:type="spellEnd"/>
+      <w:r>
+        <w:rPr>
+          <w:rFonts w:ascii="Times New Roman" w:hAnsi="Times New Roman" w:cs="Times New Roman"/>
+        </w:rPr>
+        <w:t xml:space="preserve"> </w:t>
+      </w:r>
+      <w:proofErr w:type="spellStart"/>
+      <w:r>
+        <w:rPr>
+          <w:rFonts w:ascii="Times New Roman" w:hAnsi="Times New Roman" w:cs="Times New Roman"/>
+        </w:rPr>
+        <w:t>raspunde</w:t>
+      </w:r>
+      <w:proofErr w:type="spellEnd"/>
+      <w:r>
+        <w:rPr>
+          <w:rFonts w:ascii="Times New Roman" w:hAnsi="Times New Roman" w:cs="Times New Roman"/>
+        </w:rPr>
+        <w:t xml:space="preserve"> defensiv la scumpiri, o majorare cu 1% a preturilor </w:t>
+      </w:r>
+      <w:proofErr w:type="spellStart"/>
+      <w:r>
+        <w:rPr>
+          <w:rFonts w:ascii="Times New Roman" w:hAnsi="Times New Roman" w:cs="Times New Roman"/>
+        </w:rPr>
+        <w:t>provocand</w:t>
+      </w:r>
+      <w:proofErr w:type="spellEnd"/>
+      <w:r>
+        <w:rPr>
+          <w:rFonts w:ascii="Times New Roman" w:hAnsi="Times New Roman" w:cs="Times New Roman"/>
+        </w:rPr>
+        <w:t xml:space="preserve"> o </w:t>
+      </w:r>
+      <w:proofErr w:type="spellStart"/>
+      <w:r>
+        <w:rPr>
+          <w:rFonts w:ascii="Times New Roman" w:hAnsi="Times New Roman" w:cs="Times New Roman"/>
+        </w:rPr>
+        <w:t>contractie</w:t>
+      </w:r>
+      <w:proofErr w:type="spellEnd"/>
+      <w:r>
+        <w:rPr>
+          <w:rFonts w:ascii="Times New Roman" w:hAnsi="Times New Roman" w:cs="Times New Roman"/>
+        </w:rPr>
+        <w:t xml:space="preserve"> a cererii de 0.13%. </w:t>
+      </w:r>
+      <w:proofErr w:type="spellStart"/>
+      <w:r>
+        <w:rPr>
+          <w:rFonts w:ascii="Times New Roman" w:hAnsi="Times New Roman" w:cs="Times New Roman"/>
+        </w:rPr>
+        <w:t>Desi</w:t>
+      </w:r>
+      <w:proofErr w:type="spellEnd"/>
+      <w:r>
+        <w:rPr>
+          <w:rFonts w:ascii="Times New Roman" w:hAnsi="Times New Roman" w:cs="Times New Roman"/>
+        </w:rPr>
+        <w:t xml:space="preserve"> </w:t>
+      </w:r>
+      <w:proofErr w:type="spellStart"/>
+      <w:r>
+        <w:rPr>
+          <w:rFonts w:ascii="Times New Roman" w:hAnsi="Times New Roman" w:cs="Times New Roman"/>
+        </w:rPr>
+        <w:t>acesti</w:t>
+      </w:r>
+      <w:proofErr w:type="spellEnd"/>
+      <w:r>
+        <w:rPr>
+          <w:rFonts w:ascii="Times New Roman" w:hAnsi="Times New Roman" w:cs="Times New Roman"/>
+        </w:rPr>
+        <w:t xml:space="preserve"> factori externi </w:t>
+      </w:r>
+      <w:proofErr w:type="spellStart"/>
+      <w:r>
+        <w:rPr>
+          <w:rFonts w:ascii="Times New Roman" w:hAnsi="Times New Roman" w:cs="Times New Roman"/>
+        </w:rPr>
+        <w:t>dicteaza</w:t>
+      </w:r>
+      <w:proofErr w:type="spellEnd"/>
+      <w:r>
+        <w:rPr>
+          <w:rFonts w:ascii="Times New Roman" w:hAnsi="Times New Roman" w:cs="Times New Roman"/>
+        </w:rPr>
+        <w:t xml:space="preserve"> </w:t>
+      </w:r>
+      <w:proofErr w:type="spellStart"/>
+      <w:r>
+        <w:rPr>
+          <w:rFonts w:ascii="Times New Roman" w:hAnsi="Times New Roman" w:cs="Times New Roman"/>
+        </w:rPr>
+        <w:t>directia</w:t>
+      </w:r>
+      <w:proofErr w:type="spellEnd"/>
+      <w:r>
+        <w:rPr>
+          <w:rFonts w:ascii="Times New Roman" w:hAnsi="Times New Roman" w:cs="Times New Roman"/>
+        </w:rPr>
+        <w:t xml:space="preserve"> fundamentala a </w:t>
+      </w:r>
+      <w:proofErr w:type="spellStart"/>
+      <w:r>
+        <w:rPr>
+          <w:rFonts w:ascii="Times New Roman" w:hAnsi="Times New Roman" w:cs="Times New Roman"/>
+        </w:rPr>
+        <w:t>pietei</w:t>
+      </w:r>
+      <w:proofErr w:type="spellEnd"/>
+      <w:r>
+        <w:rPr>
+          <w:rFonts w:ascii="Times New Roman" w:hAnsi="Times New Roman" w:cs="Times New Roman"/>
+        </w:rPr>
+        <w:t xml:space="preserve">, comportamentul consumatorilor </w:t>
+      </w:r>
+      <w:proofErr w:type="spellStart"/>
+      <w:r>
+        <w:rPr>
+          <w:rFonts w:ascii="Times New Roman" w:hAnsi="Times New Roman" w:cs="Times New Roman"/>
+        </w:rPr>
+        <w:t>ramane</w:t>
+      </w:r>
+      <w:proofErr w:type="spellEnd"/>
+      <w:r>
+        <w:rPr>
+          <w:rFonts w:ascii="Times New Roman" w:hAnsi="Times New Roman" w:cs="Times New Roman"/>
+        </w:rPr>
+        <w:t xml:space="preserve"> </w:t>
+      </w:r>
+      <w:proofErr w:type="spellStart"/>
+      <w:r>
+        <w:rPr>
+          <w:rFonts w:ascii="Times New Roman" w:hAnsi="Times New Roman" w:cs="Times New Roman"/>
+        </w:rPr>
+        <w:t>inalt</w:t>
+      </w:r>
+      <w:proofErr w:type="spellEnd"/>
+      <w:r>
+        <w:rPr>
+          <w:rFonts w:ascii="Times New Roman" w:hAnsi="Times New Roman" w:cs="Times New Roman"/>
+        </w:rPr>
+        <w:t xml:space="preserve"> </w:t>
+      </w:r>
+      <w:proofErr w:type="spellStart"/>
+      <w:r>
+        <w:rPr>
+          <w:rFonts w:ascii="Times New Roman" w:hAnsi="Times New Roman" w:cs="Times New Roman"/>
+        </w:rPr>
+        <w:t>inertial</w:t>
+      </w:r>
+      <w:proofErr w:type="spellEnd"/>
+      <w:r>
+        <w:rPr>
+          <w:rFonts w:ascii="Times New Roman" w:hAnsi="Times New Roman" w:cs="Times New Roman"/>
+        </w:rPr>
+        <w:t xml:space="preserve">, </w:t>
+      </w:r>
+      <w:proofErr w:type="spellStart"/>
+      <w:r>
+        <w:rPr>
+          <w:rFonts w:ascii="Times New Roman" w:hAnsi="Times New Roman" w:cs="Times New Roman"/>
+        </w:rPr>
+        <w:t>evolutia</w:t>
+      </w:r>
+      <w:proofErr w:type="spellEnd"/>
+      <w:r>
+        <w:rPr>
+          <w:rFonts w:ascii="Times New Roman" w:hAnsi="Times New Roman" w:cs="Times New Roman"/>
+        </w:rPr>
+        <w:t xml:space="preserve"> istorica </w:t>
+      </w:r>
+      <w:proofErr w:type="spellStart"/>
+      <w:r>
+        <w:rPr>
+          <w:rFonts w:ascii="Times New Roman" w:hAnsi="Times New Roman" w:cs="Times New Roman"/>
+        </w:rPr>
+        <w:t>explicand</w:t>
+      </w:r>
+      <w:proofErr w:type="spellEnd"/>
+      <w:r>
+        <w:rPr>
+          <w:rFonts w:ascii="Times New Roman" w:hAnsi="Times New Roman" w:cs="Times New Roman"/>
+        </w:rPr>
+        <w:t xml:space="preserve"> 90.5% din </w:t>
+      </w:r>
+      <w:proofErr w:type="spellStart"/>
+      <w:r>
+        <w:rPr>
+          <w:rFonts w:ascii="Times New Roman" w:hAnsi="Times New Roman" w:cs="Times New Roman"/>
+        </w:rPr>
+        <w:t>variatia</w:t>
+      </w:r>
+      <w:proofErr w:type="spellEnd"/>
+      <w:r>
+        <w:rPr>
+          <w:rFonts w:ascii="Times New Roman" w:hAnsi="Times New Roman" w:cs="Times New Roman"/>
+        </w:rPr>
+        <w:t xml:space="preserve"> pe termen lung a consumului, in timp ce </w:t>
+      </w:r>
+      <w:proofErr w:type="spellStart"/>
+      <w:r>
+        <w:rPr>
+          <w:rFonts w:ascii="Times New Roman" w:hAnsi="Times New Roman" w:cs="Times New Roman"/>
+        </w:rPr>
+        <w:t>socurile</w:t>
+      </w:r>
+      <w:proofErr w:type="spellEnd"/>
+      <w:r>
+        <w:rPr>
+          <w:rFonts w:ascii="Times New Roman" w:hAnsi="Times New Roman" w:cs="Times New Roman"/>
+        </w:rPr>
+        <w:t xml:space="preserve"> de </w:t>
+      </w:r>
+      <w:proofErr w:type="spellStart"/>
+      <w:r>
+        <w:rPr>
+          <w:rFonts w:ascii="Times New Roman" w:hAnsi="Times New Roman" w:cs="Times New Roman"/>
+        </w:rPr>
+        <w:t>pret</w:t>
+      </w:r>
+      <w:proofErr w:type="spellEnd"/>
+      <w:r>
+        <w:rPr>
+          <w:rFonts w:ascii="Times New Roman" w:hAnsi="Times New Roman" w:cs="Times New Roman"/>
+        </w:rPr>
+        <w:t xml:space="preserve"> si activitatea industriala contribuie cu doar 5.1%, respectiv 4.4%.</w:t>
+      </w:r>
+    </w:p>
+    <w:p>
+      <w:pPr>
+        <w:rPr>
+          <w:rFonts w:ascii="Times New Roman" w:hAnsi="Times New Roman" w:cs="Times New Roman"/>
+        </w:rPr>
+      </w:pPr>
+    </w:p>
+    <w:p>
+      <w:pPr>
+        <w:rPr>
+          <w:rFonts w:ascii="Times New Roman" w:hAnsi="Times New Roman" w:cs="Times New Roman"/>
+        </w:rPr>
+      </w:pPr>
+      <w:proofErr w:type="spellStart"/>
+      <w:r>
+        <w:rPr>
+          <w:rFonts w:ascii="Times New Roman" w:hAnsi="Times New Roman" w:cs="Times New Roman"/>
+        </w:rPr>
+        <w:t>Inflatia</w:t>
+      </w:r>
+      <w:proofErr w:type="spellEnd"/>
+      <w:r>
+        <w:rPr>
+          <w:rFonts w:ascii="Times New Roman" w:hAnsi="Times New Roman" w:cs="Times New Roman"/>
+        </w:rPr>
+        <w:t xml:space="preserve"> si </w:t>
+      </w:r>
+      <w:proofErr w:type="spellStart"/>
+      <w:r>
+        <w:rPr>
+          <w:rFonts w:ascii="Times New Roman" w:hAnsi="Times New Roman" w:cs="Times New Roman"/>
+        </w:rPr>
+        <w:t>productia</w:t>
+      </w:r>
+      <w:proofErr w:type="spellEnd"/>
+      <w:r>
+        <w:rPr>
+          <w:rFonts w:ascii="Times New Roman" w:hAnsi="Times New Roman" w:cs="Times New Roman"/>
+        </w:rPr>
+        <w:t xml:space="preserve"> industriala se comporta ca variabile exogene care </w:t>
+      </w:r>
+      <w:proofErr w:type="spellStart"/>
+      <w:r>
+        <w:rPr>
+          <w:rFonts w:ascii="Times New Roman" w:hAnsi="Times New Roman" w:cs="Times New Roman"/>
+        </w:rPr>
+        <w:t>influenteaza</w:t>
+      </w:r>
+      <w:proofErr w:type="spellEnd"/>
+      <w:r>
+        <w:rPr>
+          <w:rFonts w:ascii="Times New Roman" w:hAnsi="Times New Roman" w:cs="Times New Roman"/>
+        </w:rPr>
+        <w:t xml:space="preserve"> sistemul, dar refuza sa se corecteze in fata dezechilibrelor interne. Dinamica preturilor este complet deconectata de economia reala, </w:t>
+      </w:r>
+      <w:proofErr w:type="spellStart"/>
+      <w:r>
+        <w:rPr>
+          <w:rFonts w:ascii="Times New Roman" w:hAnsi="Times New Roman" w:cs="Times New Roman"/>
+        </w:rPr>
+        <w:t>explicandu</w:t>
+      </w:r>
+      <w:proofErr w:type="spellEnd"/>
+      <w:r>
+        <w:rPr>
+          <w:rFonts w:ascii="Times New Roman" w:hAnsi="Times New Roman" w:cs="Times New Roman"/>
+        </w:rPr>
+        <w:t xml:space="preserve">-si 98.1% din </w:t>
+      </w:r>
+      <w:proofErr w:type="spellStart"/>
+      <w:r>
+        <w:rPr>
+          <w:rFonts w:ascii="Times New Roman" w:hAnsi="Times New Roman" w:cs="Times New Roman"/>
+        </w:rPr>
+        <w:t>variatie</w:t>
+      </w:r>
+      <w:proofErr w:type="spellEnd"/>
+      <w:r>
+        <w:rPr>
+          <w:rFonts w:ascii="Times New Roman" w:hAnsi="Times New Roman" w:cs="Times New Roman"/>
+        </w:rPr>
+        <w:t xml:space="preserve"> strict prin propria </w:t>
+      </w:r>
+      <w:proofErr w:type="spellStart"/>
+      <w:r>
+        <w:rPr>
+          <w:rFonts w:ascii="Times New Roman" w:hAnsi="Times New Roman" w:cs="Times New Roman"/>
+        </w:rPr>
+        <w:t>evolutie</w:t>
+      </w:r>
+      <w:proofErr w:type="spellEnd"/>
+      <w:r>
+        <w:rPr>
+          <w:rFonts w:ascii="Times New Roman" w:hAnsi="Times New Roman" w:cs="Times New Roman"/>
+        </w:rPr>
+        <w:t xml:space="preserve">, nivelul ei fiind dictat de factori externi si politici. Un soc </w:t>
+      </w:r>
+      <w:proofErr w:type="spellStart"/>
+      <w:r>
+        <w:rPr>
+          <w:rFonts w:ascii="Times New Roman" w:hAnsi="Times New Roman" w:cs="Times New Roman"/>
+        </w:rPr>
+        <w:t>inflationist</w:t>
+      </w:r>
+      <w:proofErr w:type="spellEnd"/>
+      <w:r>
+        <w:rPr>
+          <w:rFonts w:ascii="Times New Roman" w:hAnsi="Times New Roman" w:cs="Times New Roman"/>
+        </w:rPr>
+        <w:t xml:space="preserve"> se </w:t>
+      </w:r>
+      <w:proofErr w:type="spellStart"/>
+      <w:r>
+        <w:rPr>
+          <w:rFonts w:ascii="Times New Roman" w:hAnsi="Times New Roman" w:cs="Times New Roman"/>
+        </w:rPr>
+        <w:t>instaleaza</w:t>
+      </w:r>
+      <w:proofErr w:type="spellEnd"/>
+      <w:r>
+        <w:rPr>
+          <w:rFonts w:ascii="Times New Roman" w:hAnsi="Times New Roman" w:cs="Times New Roman"/>
+        </w:rPr>
+        <w:t xml:space="preserve"> permanent in </w:t>
+      </w:r>
+      <w:proofErr w:type="spellStart"/>
+      <w:r>
+        <w:rPr>
+          <w:rFonts w:ascii="Times New Roman" w:hAnsi="Times New Roman" w:cs="Times New Roman"/>
+        </w:rPr>
+        <w:t>piata</w:t>
+      </w:r>
+      <w:proofErr w:type="spellEnd"/>
+      <w:r>
+        <w:rPr>
+          <w:rFonts w:ascii="Times New Roman" w:hAnsi="Times New Roman" w:cs="Times New Roman"/>
+        </w:rPr>
+        <w:t xml:space="preserve">, iar preturile nu scad in momentul in care consumul se reduce. La </w:t>
+      </w:r>
+      <w:proofErr w:type="spellStart"/>
+      <w:r>
+        <w:rPr>
+          <w:rFonts w:ascii="Times New Roman" w:hAnsi="Times New Roman" w:cs="Times New Roman"/>
+        </w:rPr>
+        <w:t>randul</w:t>
+      </w:r>
+      <w:proofErr w:type="spellEnd"/>
+      <w:r>
+        <w:rPr>
+          <w:rFonts w:ascii="Times New Roman" w:hAnsi="Times New Roman" w:cs="Times New Roman"/>
+        </w:rPr>
+        <w:t xml:space="preserve"> ei, </w:t>
+      </w:r>
+      <w:proofErr w:type="spellStart"/>
+      <w:r>
+        <w:rPr>
+          <w:rFonts w:ascii="Times New Roman" w:hAnsi="Times New Roman" w:cs="Times New Roman"/>
+        </w:rPr>
+        <w:t>productia</w:t>
+      </w:r>
+      <w:proofErr w:type="spellEnd"/>
+      <w:r>
+        <w:rPr>
+          <w:rFonts w:ascii="Times New Roman" w:hAnsi="Times New Roman" w:cs="Times New Roman"/>
+        </w:rPr>
+        <w:t xml:space="preserve"> industriala </w:t>
+      </w:r>
+      <w:proofErr w:type="spellStart"/>
+      <w:r>
+        <w:rPr>
+          <w:rFonts w:ascii="Times New Roman" w:hAnsi="Times New Roman" w:cs="Times New Roman"/>
+        </w:rPr>
+        <w:t>raspunde</w:t>
+      </w:r>
+      <w:proofErr w:type="spellEnd"/>
+      <w:r>
+        <w:rPr>
+          <w:rFonts w:ascii="Times New Roman" w:hAnsi="Times New Roman" w:cs="Times New Roman"/>
+        </w:rPr>
+        <w:t xml:space="preserve"> in </w:t>
+      </w:r>
+      <w:proofErr w:type="spellStart"/>
+      <w:r>
+        <w:rPr>
+          <w:rFonts w:ascii="Times New Roman" w:hAnsi="Times New Roman" w:cs="Times New Roman"/>
+        </w:rPr>
+        <w:t>proportie</w:t>
+      </w:r>
+      <w:proofErr w:type="spellEnd"/>
+      <w:r>
+        <w:rPr>
+          <w:rFonts w:ascii="Times New Roman" w:hAnsi="Times New Roman" w:cs="Times New Roman"/>
+        </w:rPr>
+        <w:t xml:space="preserve"> de 79.0% la propriile </w:t>
+      </w:r>
+      <w:proofErr w:type="spellStart"/>
+      <w:r>
+        <w:rPr>
+          <w:rFonts w:ascii="Times New Roman" w:hAnsi="Times New Roman" w:cs="Times New Roman"/>
+        </w:rPr>
+        <w:t>socuri</w:t>
+      </w:r>
+      <w:proofErr w:type="spellEnd"/>
+      <w:r>
+        <w:rPr>
+          <w:rFonts w:ascii="Times New Roman" w:hAnsi="Times New Roman" w:cs="Times New Roman"/>
+        </w:rPr>
+        <w:t xml:space="preserve"> structurale si manifesta o </w:t>
+      </w:r>
+      <w:proofErr w:type="spellStart"/>
+      <w:r>
+        <w:rPr>
+          <w:rFonts w:ascii="Times New Roman" w:hAnsi="Times New Roman" w:cs="Times New Roman"/>
+        </w:rPr>
+        <w:t>relatie</w:t>
+      </w:r>
+      <w:proofErr w:type="spellEnd"/>
+      <w:r>
+        <w:rPr>
+          <w:rFonts w:ascii="Times New Roman" w:hAnsi="Times New Roman" w:cs="Times New Roman"/>
+        </w:rPr>
+        <w:t xml:space="preserve"> de feedback cu energia, explicata in </w:t>
+      </w:r>
+      <w:proofErr w:type="spellStart"/>
+      <w:r>
+        <w:rPr>
+          <w:rFonts w:ascii="Times New Roman" w:hAnsi="Times New Roman" w:cs="Times New Roman"/>
+        </w:rPr>
+        <w:t>proportie</w:t>
+      </w:r>
+      <w:proofErr w:type="spellEnd"/>
+      <w:r>
+        <w:rPr>
+          <w:rFonts w:ascii="Times New Roman" w:hAnsi="Times New Roman" w:cs="Times New Roman"/>
+        </w:rPr>
+        <w:t xml:space="preserve"> de 16.9% de consum, </w:t>
+      </w:r>
+      <w:proofErr w:type="spellStart"/>
+      <w:r>
+        <w:rPr>
+          <w:rFonts w:ascii="Times New Roman" w:hAnsi="Times New Roman" w:cs="Times New Roman"/>
+        </w:rPr>
+        <w:t>insa</w:t>
+      </w:r>
+      <w:proofErr w:type="spellEnd"/>
+      <w:r>
+        <w:rPr>
+          <w:rFonts w:ascii="Times New Roman" w:hAnsi="Times New Roman" w:cs="Times New Roman"/>
+        </w:rPr>
+        <w:t xml:space="preserve"> ignora aproape complet presiunea costurilor, preturile </w:t>
+      </w:r>
+      <w:proofErr w:type="spellStart"/>
+      <w:r>
+        <w:rPr>
+          <w:rFonts w:ascii="Times New Roman" w:hAnsi="Times New Roman" w:cs="Times New Roman"/>
+        </w:rPr>
+        <w:t>afectand</w:t>
+      </w:r>
+      <w:proofErr w:type="spellEnd"/>
+      <w:r>
+        <w:rPr>
+          <w:rFonts w:ascii="Times New Roman" w:hAnsi="Times New Roman" w:cs="Times New Roman"/>
+        </w:rPr>
+        <w:t xml:space="preserve"> deciziile industriale in </w:t>
+      </w:r>
+      <w:proofErr w:type="spellStart"/>
+      <w:r>
+        <w:rPr>
+          <w:rFonts w:ascii="Times New Roman" w:hAnsi="Times New Roman" w:cs="Times New Roman"/>
+        </w:rPr>
+        <w:t>proportie</w:t>
+      </w:r>
+      <w:proofErr w:type="spellEnd"/>
+      <w:r>
+        <w:rPr>
+          <w:rFonts w:ascii="Times New Roman" w:hAnsi="Times New Roman" w:cs="Times New Roman"/>
+        </w:rPr>
+        <w:t xml:space="preserve"> de doar 4.2%.</w:t>
+      </w:r>
+    </w:p>
+    <w:p>
+      <w:pPr>
+        <w:rPr>
+          <w:rFonts w:ascii="Times New Roman" w:hAnsi="Times New Roman" w:cs="Times New Roman"/>
+        </w:rPr>
+      </w:pPr>
+    </w:p>
+    <w:p>
+      <w:pPr>
+        <w:rPr>
+          <w:rFonts w:ascii="Times New Roman" w:hAnsi="Times New Roman" w:cs="Times New Roman"/>
+        </w:rPr>
+      </w:pPr>
+      <w:r>
+        <w:rPr>
+          <w:rFonts w:ascii="Times New Roman" w:hAnsi="Times New Roman" w:cs="Times New Roman"/>
+        </w:rPr>
+        <w:t xml:space="preserve">Deoarece preturile sunt rigide si impuse din afara, iar </w:t>
+      </w:r>
+      <w:proofErr w:type="spellStart"/>
+      <w:r>
+        <w:rPr>
+          <w:rFonts w:ascii="Times New Roman" w:hAnsi="Times New Roman" w:cs="Times New Roman"/>
+        </w:rPr>
+        <w:t>productia</w:t>
+      </w:r>
+      <w:proofErr w:type="spellEnd"/>
+      <w:r>
+        <w:rPr>
+          <w:rFonts w:ascii="Times New Roman" w:hAnsi="Times New Roman" w:cs="Times New Roman"/>
+        </w:rPr>
+        <w:t xml:space="preserve"> </w:t>
+      </w:r>
+      <w:proofErr w:type="spellStart"/>
+      <w:r>
+        <w:rPr>
+          <w:rFonts w:ascii="Times New Roman" w:hAnsi="Times New Roman" w:cs="Times New Roman"/>
+        </w:rPr>
+        <w:t>isi</w:t>
+      </w:r>
+      <w:proofErr w:type="spellEnd"/>
+      <w:r>
+        <w:rPr>
+          <w:rFonts w:ascii="Times New Roman" w:hAnsi="Times New Roman" w:cs="Times New Roman"/>
+        </w:rPr>
+        <w:t xml:space="preserve"> </w:t>
+      </w:r>
+      <w:proofErr w:type="spellStart"/>
+      <w:r>
+        <w:rPr>
+          <w:rFonts w:ascii="Times New Roman" w:hAnsi="Times New Roman" w:cs="Times New Roman"/>
+        </w:rPr>
+        <w:t>urmeaza</w:t>
+      </w:r>
+      <w:proofErr w:type="spellEnd"/>
+      <w:r>
+        <w:rPr>
+          <w:rFonts w:ascii="Times New Roman" w:hAnsi="Times New Roman" w:cs="Times New Roman"/>
+        </w:rPr>
+        <w:t xml:space="preserve"> propriul ciclu economic, </w:t>
+      </w:r>
+      <w:proofErr w:type="spellStart"/>
+      <w:r>
+        <w:rPr>
+          <w:rFonts w:ascii="Times New Roman" w:hAnsi="Times New Roman" w:cs="Times New Roman"/>
+        </w:rPr>
+        <w:t>intregul</w:t>
+      </w:r>
+      <w:proofErr w:type="spellEnd"/>
+      <w:r>
+        <w:rPr>
+          <w:rFonts w:ascii="Times New Roman" w:hAnsi="Times New Roman" w:cs="Times New Roman"/>
+        </w:rPr>
+        <w:t xml:space="preserve"> efort de echilibrare a sistemului cade exclusiv in sarcina consumului de energie. </w:t>
+      </w:r>
+      <w:proofErr w:type="spellStart"/>
+      <w:r>
+        <w:rPr>
+          <w:rFonts w:ascii="Times New Roman" w:hAnsi="Times New Roman" w:cs="Times New Roman"/>
+        </w:rPr>
+        <w:t>Functiile</w:t>
+      </w:r>
+      <w:proofErr w:type="spellEnd"/>
+      <w:r>
+        <w:rPr>
+          <w:rFonts w:ascii="Times New Roman" w:hAnsi="Times New Roman" w:cs="Times New Roman"/>
+        </w:rPr>
+        <w:t xml:space="preserve"> de </w:t>
+      </w:r>
+      <w:proofErr w:type="spellStart"/>
+      <w:r>
+        <w:rPr>
+          <w:rFonts w:ascii="Times New Roman" w:hAnsi="Times New Roman" w:cs="Times New Roman"/>
+        </w:rPr>
+        <w:t>raspuns</w:t>
+      </w:r>
+      <w:proofErr w:type="spellEnd"/>
+      <w:r>
+        <w:rPr>
+          <w:rFonts w:ascii="Times New Roman" w:hAnsi="Times New Roman" w:cs="Times New Roman"/>
+        </w:rPr>
+        <w:t xml:space="preserve"> la impuls confirma ca in fata unei crize, </w:t>
+      </w:r>
+      <w:proofErr w:type="spellStart"/>
+      <w:r>
+        <w:rPr>
+          <w:rFonts w:ascii="Times New Roman" w:hAnsi="Times New Roman" w:cs="Times New Roman"/>
+        </w:rPr>
+        <w:t>piata</w:t>
+      </w:r>
+      <w:proofErr w:type="spellEnd"/>
+      <w:r>
+        <w:rPr>
+          <w:rFonts w:ascii="Times New Roman" w:hAnsi="Times New Roman" w:cs="Times New Roman"/>
+        </w:rPr>
+        <w:t xml:space="preserve"> nu </w:t>
+      </w:r>
+      <w:proofErr w:type="spellStart"/>
+      <w:r>
+        <w:rPr>
+          <w:rFonts w:ascii="Times New Roman" w:hAnsi="Times New Roman" w:cs="Times New Roman"/>
+        </w:rPr>
+        <w:t>regleaza</w:t>
+      </w:r>
+      <w:proofErr w:type="spellEnd"/>
+      <w:r>
+        <w:rPr>
+          <w:rFonts w:ascii="Times New Roman" w:hAnsi="Times New Roman" w:cs="Times New Roman"/>
+        </w:rPr>
+        <w:t xml:space="preserve"> preturile, </w:t>
       </w:r>
       <w:r>
         <w:rPr>
           <w:rFonts w:ascii="Times New Roman" w:hAnsi="Times New Roman" w:cs="Times New Roman"/>
         </w:rPr>
         <w:lastRenderedPageBreak/>
-        <w:t>ci sacrifica volumele cerute. Astfel, atunci cand un soc macroeconomic dezechilibreaza sistemul, consumul se corecteaza automat pentru a restabili echilibrul, ajustandu-se cu o viteza de 20.01% pe luna. Aceasta dinamica transforma cererea interna in singurul amortizor al pietei, fortat sa suporte si sa absoarba functional socurile induse de preturi si industrie.</w:t>
+        <w:t xml:space="preserve">ci sacrifica volumele cerute. Astfel, atunci </w:t>
+      </w:r>
+      <w:proofErr w:type="spellStart"/>
+      <w:r>
+        <w:rPr>
+          <w:rFonts w:ascii="Times New Roman" w:hAnsi="Times New Roman" w:cs="Times New Roman"/>
+        </w:rPr>
+        <w:t>cand</w:t>
+      </w:r>
+      <w:proofErr w:type="spellEnd"/>
+      <w:r>
+        <w:rPr>
+          <w:rFonts w:ascii="Times New Roman" w:hAnsi="Times New Roman" w:cs="Times New Roman"/>
+        </w:rPr>
+        <w:t xml:space="preserve"> un soc macroeconomic </w:t>
+      </w:r>
+      <w:proofErr w:type="spellStart"/>
+      <w:r>
+        <w:rPr>
+          <w:rFonts w:ascii="Times New Roman" w:hAnsi="Times New Roman" w:cs="Times New Roman"/>
+        </w:rPr>
+        <w:t>dezechilibreaza</w:t>
+      </w:r>
+      <w:proofErr w:type="spellEnd"/>
+      <w:r>
+        <w:rPr>
+          <w:rFonts w:ascii="Times New Roman" w:hAnsi="Times New Roman" w:cs="Times New Roman"/>
+        </w:rPr>
+        <w:t xml:space="preserve"> sistemul, consumul se </w:t>
+      </w:r>
+      <w:proofErr w:type="spellStart"/>
+      <w:r>
+        <w:rPr>
+          <w:rFonts w:ascii="Times New Roman" w:hAnsi="Times New Roman" w:cs="Times New Roman"/>
+        </w:rPr>
+        <w:t>corecteaza</w:t>
+      </w:r>
+      <w:proofErr w:type="spellEnd"/>
+      <w:r>
+        <w:rPr>
+          <w:rFonts w:ascii="Times New Roman" w:hAnsi="Times New Roman" w:cs="Times New Roman"/>
+        </w:rPr>
+        <w:t xml:space="preserve"> automat pentru a restabili echilibrul, </w:t>
+      </w:r>
+      <w:proofErr w:type="spellStart"/>
+      <w:r>
+        <w:rPr>
+          <w:rFonts w:ascii="Times New Roman" w:hAnsi="Times New Roman" w:cs="Times New Roman"/>
+        </w:rPr>
+        <w:t>ajustandu</w:t>
+      </w:r>
+      <w:proofErr w:type="spellEnd"/>
+      <w:r>
+        <w:rPr>
+          <w:rFonts w:ascii="Times New Roman" w:hAnsi="Times New Roman" w:cs="Times New Roman"/>
+        </w:rPr>
+        <w:t xml:space="preserve">-se cu o viteza de 20.01% pe luna. Aceasta dinamica transforma cererea interna in singurul amortizor al </w:t>
+      </w:r>
+      <w:proofErr w:type="spellStart"/>
+      <w:r>
+        <w:rPr>
+          <w:rFonts w:ascii="Times New Roman" w:hAnsi="Times New Roman" w:cs="Times New Roman"/>
+        </w:rPr>
+        <w:t>pietei</w:t>
+      </w:r>
+      <w:proofErr w:type="spellEnd"/>
+      <w:r>
+        <w:rPr>
+          <w:rFonts w:ascii="Times New Roman" w:hAnsi="Times New Roman" w:cs="Times New Roman"/>
+        </w:rPr>
+        <w:t xml:space="preserve">, </w:t>
+      </w:r>
+      <w:proofErr w:type="spellStart"/>
+      <w:r>
+        <w:rPr>
+          <w:rFonts w:ascii="Times New Roman" w:hAnsi="Times New Roman" w:cs="Times New Roman"/>
+        </w:rPr>
+        <w:t>fortat</w:t>
+      </w:r>
+      <w:proofErr w:type="spellEnd"/>
+      <w:r>
+        <w:rPr>
+          <w:rFonts w:ascii="Times New Roman" w:hAnsi="Times New Roman" w:cs="Times New Roman"/>
+        </w:rPr>
+        <w:t xml:space="preserve"> sa suporte si sa </w:t>
+      </w:r>
+      <w:proofErr w:type="spellStart"/>
+      <w:r>
+        <w:rPr>
+          <w:rFonts w:ascii="Times New Roman" w:hAnsi="Times New Roman" w:cs="Times New Roman"/>
+        </w:rPr>
+        <w:t>absoarba</w:t>
+      </w:r>
+      <w:proofErr w:type="spellEnd"/>
+      <w:r>
+        <w:rPr>
+          <w:rFonts w:ascii="Times New Roman" w:hAnsi="Times New Roman" w:cs="Times New Roman"/>
+        </w:rPr>
+        <w:t xml:space="preserve"> </w:t>
+      </w:r>
+      <w:proofErr w:type="spellStart"/>
+      <w:r>
+        <w:rPr>
+          <w:rFonts w:ascii="Times New Roman" w:hAnsi="Times New Roman" w:cs="Times New Roman"/>
+        </w:rPr>
+        <w:t>functional</w:t>
+      </w:r>
+      <w:proofErr w:type="spellEnd"/>
+      <w:r>
+        <w:rPr>
+          <w:rFonts w:ascii="Times New Roman" w:hAnsi="Times New Roman" w:cs="Times New Roman"/>
+        </w:rPr>
+        <w:t xml:space="preserve"> </w:t>
+      </w:r>
+      <w:proofErr w:type="spellStart"/>
+      <w:r>
+        <w:rPr>
+          <w:rFonts w:ascii="Times New Roman" w:hAnsi="Times New Roman" w:cs="Times New Roman"/>
+        </w:rPr>
+        <w:t>socurile</w:t>
+      </w:r>
+      <w:proofErr w:type="spellEnd"/>
+      <w:r>
+        <w:rPr>
+          <w:rFonts w:ascii="Times New Roman" w:hAnsi="Times New Roman" w:cs="Times New Roman"/>
+        </w:rPr>
+        <w:t xml:space="preserve"> induse de preturi si industrie.</w:t>
       </w:r>
     </w:p>
     <w:p/>
@@ -7565,87 +13197,487 @@
         <w:rPr>
           <w:rFonts w:ascii="Times New Roman" w:hAnsi="Times New Roman" w:cs="Times New Roman"/>
         </w:rPr>
-        <w:t>Am utilizat un model LSTM deoarece arhitectura sa permite invatarea relatiilor neliniare si asimetrice din piata energiei, depasind limitarile matematice rigide ale modelului econometric. Fata de retelele RNN clasice care isi pierd rapid informatia, memoria pe termen lung a LSTM-ului reuseste sa capteze singura atat sezonalitatea naturala a consumului, cat si efectele socurilor prelungite de pret. In plus, am exclus modelele Transformer deoarece LSTM este mult mai stabil si previne memorarea mecanica a informatiilor atunci cand operam cu serii de date macroeconomice de dimensiuni reduse.</w:t>
-      </w:r>
-    </w:p>
-    <w:p>
-      <w:pPr>
-        <w:rPr>
-          <w:rFonts w:ascii="Times New Roman" w:hAnsi="Times New Roman" w:cs="Times New Roman"/>
-        </w:rPr>
-      </w:pPr>
-    </w:p>
-    <w:p>
-      <w:pPr>
-        <w:rPr>
-          <w:rFonts w:ascii="Times New Roman" w:hAnsi="Times New Roman" w:cs="Times New Roman"/>
-        </w:rPr>
-      </w:pPr>
-      <w:r>
-        <w:rPr>
-          <w:rFonts w:ascii="Times New Roman" w:hAnsi="Times New Roman" w:cs="Times New Roman"/>
-        </w:rPr>
-        <w:t>Am pregatit datele logaritmice prin normalizare si impartire in ferestre de cate 12 luni, rezervand ultimii doi ani strict pentru testare.</w:t>
-      </w:r>
-    </w:p>
-    <w:p>
-      <w:pPr>
-        <w:rPr>
-          <w:rFonts w:ascii="Times New Roman" w:hAnsi="Times New Roman" w:cs="Times New Roman"/>
-        </w:rPr>
-      </w:pPr>
-    </w:p>
-    <w:p>
-      <w:pPr>
-        <w:rPr>
-          <w:rFonts w:ascii="Times New Roman" w:hAnsi="Times New Roman" w:cs="Times New Roman"/>
-        </w:rPr>
-      </w:pPr>
-      <w:r>
-        <w:rPr>
-          <w:rFonts w:ascii="Times New Roman" w:hAnsi="Times New Roman" w:cs="Times New Roman"/>
-        </w:rPr>
-        <w:t>Am construit si antrenat o retea LSTM multivariata in PyTorch, folosind un mecanism de oprire timpurie pentru a preveni memorarea mecanica a datelor.</w:t>
-      </w:r>
-    </w:p>
-    <w:p>
-      <w:pPr>
-        <w:rPr>
-          <w:rFonts w:ascii="Times New Roman" w:hAnsi="Times New Roman" w:cs="Times New Roman"/>
-        </w:rPr>
-      </w:pPr>
-    </w:p>
-    <w:p>
-      <w:pPr>
-        <w:rPr>
-          <w:rFonts w:ascii="Times New Roman" w:hAnsi="Times New Roman" w:cs="Times New Roman"/>
-        </w:rPr>
-      </w:pPr>
-      <w:r>
-        <w:rPr>
-          <w:rFonts w:ascii="Times New Roman" w:hAnsi="Times New Roman" w:cs="Times New Roman"/>
-        </w:rPr>
-        <w:t>Predictiile obtinute au fost transformate inapoi la scara originala pentru a evalua performanta reala a modelului prin metricile de eroare consacrate.</w:t>
-      </w:r>
-    </w:p>
-    <w:p>
-      <w:pPr>
-        <w:rPr>
-          <w:rFonts w:ascii="Times New Roman" w:hAnsi="Times New Roman" w:cs="Times New Roman"/>
-        </w:rPr>
-      </w:pPr>
-    </w:p>
-    <w:p>
-      <w:pPr>
-        <w:rPr>
-          <w:rFonts w:ascii="Times New Roman" w:hAnsi="Times New Roman" w:cs="Times New Roman"/>
-        </w:rPr>
-      </w:pPr>
-      <w:r>
-        <w:rPr>
-          <w:rFonts w:ascii="Times New Roman" w:hAnsi="Times New Roman" w:cs="Times New Roman"/>
-        </w:rPr>
-        <w:t>In final, am generat un grafic comparativ care ilustreaza atat capacitatea retelei de a invata din istoric, cat si precizia prognozei pe datele noi.</w:t>
+        <w:t xml:space="preserve">Am utilizat un model LSTM deoarece arhitectura sa permite </w:t>
+      </w:r>
+      <w:proofErr w:type="spellStart"/>
+      <w:r>
+        <w:rPr>
+          <w:rFonts w:ascii="Times New Roman" w:hAnsi="Times New Roman" w:cs="Times New Roman"/>
+        </w:rPr>
+        <w:t>invatarea</w:t>
+      </w:r>
+      <w:proofErr w:type="spellEnd"/>
+      <w:r>
+        <w:rPr>
+          <w:rFonts w:ascii="Times New Roman" w:hAnsi="Times New Roman" w:cs="Times New Roman"/>
+        </w:rPr>
+        <w:t xml:space="preserve"> </w:t>
+      </w:r>
+      <w:proofErr w:type="spellStart"/>
+      <w:r>
+        <w:rPr>
+          <w:rFonts w:ascii="Times New Roman" w:hAnsi="Times New Roman" w:cs="Times New Roman"/>
+        </w:rPr>
+        <w:t>relatiilor</w:t>
+      </w:r>
+      <w:proofErr w:type="spellEnd"/>
+      <w:r>
+        <w:rPr>
+          <w:rFonts w:ascii="Times New Roman" w:hAnsi="Times New Roman" w:cs="Times New Roman"/>
+        </w:rPr>
+        <w:t xml:space="preserve"> neliniare si asimetrice din </w:t>
+      </w:r>
+      <w:proofErr w:type="spellStart"/>
+      <w:r>
+        <w:rPr>
+          <w:rFonts w:ascii="Times New Roman" w:hAnsi="Times New Roman" w:cs="Times New Roman"/>
+        </w:rPr>
+        <w:t>piata</w:t>
+      </w:r>
+      <w:proofErr w:type="spellEnd"/>
+      <w:r>
+        <w:rPr>
+          <w:rFonts w:ascii="Times New Roman" w:hAnsi="Times New Roman" w:cs="Times New Roman"/>
+        </w:rPr>
+        <w:t xml:space="preserve"> energiei, </w:t>
+      </w:r>
+      <w:proofErr w:type="spellStart"/>
+      <w:r>
+        <w:rPr>
+          <w:rFonts w:ascii="Times New Roman" w:hAnsi="Times New Roman" w:cs="Times New Roman"/>
+        </w:rPr>
+        <w:t>depasind</w:t>
+      </w:r>
+      <w:proofErr w:type="spellEnd"/>
+      <w:r>
+        <w:rPr>
+          <w:rFonts w:ascii="Times New Roman" w:hAnsi="Times New Roman" w:cs="Times New Roman"/>
+        </w:rPr>
+        <w:t xml:space="preserve"> </w:t>
+      </w:r>
+      <w:proofErr w:type="spellStart"/>
+      <w:r>
+        <w:rPr>
+          <w:rFonts w:ascii="Times New Roman" w:hAnsi="Times New Roman" w:cs="Times New Roman"/>
+        </w:rPr>
+        <w:t>limitarile</w:t>
+      </w:r>
+      <w:proofErr w:type="spellEnd"/>
+      <w:r>
+        <w:rPr>
+          <w:rFonts w:ascii="Times New Roman" w:hAnsi="Times New Roman" w:cs="Times New Roman"/>
+        </w:rPr>
+        <w:t xml:space="preserve"> matematice rigide ale modelului econometric. Fata de </w:t>
+      </w:r>
+      <w:proofErr w:type="spellStart"/>
+      <w:r>
+        <w:rPr>
+          <w:rFonts w:ascii="Times New Roman" w:hAnsi="Times New Roman" w:cs="Times New Roman"/>
+        </w:rPr>
+        <w:t>retelele</w:t>
+      </w:r>
+      <w:proofErr w:type="spellEnd"/>
+      <w:r>
+        <w:rPr>
+          <w:rFonts w:ascii="Times New Roman" w:hAnsi="Times New Roman" w:cs="Times New Roman"/>
+        </w:rPr>
+        <w:t xml:space="preserve"> RNN clasice care </w:t>
+      </w:r>
+      <w:proofErr w:type="spellStart"/>
+      <w:r>
+        <w:rPr>
+          <w:rFonts w:ascii="Times New Roman" w:hAnsi="Times New Roman" w:cs="Times New Roman"/>
+        </w:rPr>
+        <w:t>isi</w:t>
+      </w:r>
+      <w:proofErr w:type="spellEnd"/>
+      <w:r>
+        <w:rPr>
+          <w:rFonts w:ascii="Times New Roman" w:hAnsi="Times New Roman" w:cs="Times New Roman"/>
+        </w:rPr>
+        <w:t xml:space="preserve"> pierd rapid </w:t>
+      </w:r>
+      <w:proofErr w:type="spellStart"/>
+      <w:r>
+        <w:rPr>
+          <w:rFonts w:ascii="Times New Roman" w:hAnsi="Times New Roman" w:cs="Times New Roman"/>
+        </w:rPr>
+        <w:t>informatia</w:t>
+      </w:r>
+      <w:proofErr w:type="spellEnd"/>
+      <w:r>
+        <w:rPr>
+          <w:rFonts w:ascii="Times New Roman" w:hAnsi="Times New Roman" w:cs="Times New Roman"/>
+        </w:rPr>
+        <w:t xml:space="preserve">, memoria pe termen lung a LSTM-ului </w:t>
+      </w:r>
+      <w:proofErr w:type="spellStart"/>
+      <w:r>
+        <w:rPr>
+          <w:rFonts w:ascii="Times New Roman" w:hAnsi="Times New Roman" w:cs="Times New Roman"/>
+        </w:rPr>
+        <w:t>reuseste</w:t>
+      </w:r>
+      <w:proofErr w:type="spellEnd"/>
+      <w:r>
+        <w:rPr>
+          <w:rFonts w:ascii="Times New Roman" w:hAnsi="Times New Roman" w:cs="Times New Roman"/>
+        </w:rPr>
+        <w:t xml:space="preserve"> sa capteze singura </w:t>
+      </w:r>
+      <w:proofErr w:type="spellStart"/>
+      <w:r>
+        <w:rPr>
+          <w:rFonts w:ascii="Times New Roman" w:hAnsi="Times New Roman" w:cs="Times New Roman"/>
+        </w:rPr>
+        <w:t>atat</w:t>
+      </w:r>
+      <w:proofErr w:type="spellEnd"/>
+      <w:r>
+        <w:rPr>
+          <w:rFonts w:ascii="Times New Roman" w:hAnsi="Times New Roman" w:cs="Times New Roman"/>
+        </w:rPr>
+        <w:t xml:space="preserve"> </w:t>
+      </w:r>
+      <w:proofErr w:type="spellStart"/>
+      <w:r>
+        <w:rPr>
+          <w:rFonts w:ascii="Times New Roman" w:hAnsi="Times New Roman" w:cs="Times New Roman"/>
+        </w:rPr>
+        <w:t>sezonalitatea</w:t>
+      </w:r>
+      <w:proofErr w:type="spellEnd"/>
+      <w:r>
+        <w:rPr>
+          <w:rFonts w:ascii="Times New Roman" w:hAnsi="Times New Roman" w:cs="Times New Roman"/>
+        </w:rPr>
+        <w:t xml:space="preserve"> naturala a consumului, cat si efectele </w:t>
+      </w:r>
+      <w:proofErr w:type="spellStart"/>
+      <w:r>
+        <w:rPr>
+          <w:rFonts w:ascii="Times New Roman" w:hAnsi="Times New Roman" w:cs="Times New Roman"/>
+        </w:rPr>
+        <w:t>socurilor</w:t>
+      </w:r>
+      <w:proofErr w:type="spellEnd"/>
+      <w:r>
+        <w:rPr>
+          <w:rFonts w:ascii="Times New Roman" w:hAnsi="Times New Roman" w:cs="Times New Roman"/>
+        </w:rPr>
+        <w:t xml:space="preserve"> prelungite de </w:t>
+      </w:r>
+      <w:proofErr w:type="spellStart"/>
+      <w:r>
+        <w:rPr>
+          <w:rFonts w:ascii="Times New Roman" w:hAnsi="Times New Roman" w:cs="Times New Roman"/>
+        </w:rPr>
+        <w:t>pret</w:t>
+      </w:r>
+      <w:proofErr w:type="spellEnd"/>
+      <w:r>
+        <w:rPr>
+          <w:rFonts w:ascii="Times New Roman" w:hAnsi="Times New Roman" w:cs="Times New Roman"/>
+        </w:rPr>
+        <w:t xml:space="preserve">. In plus, am exclus modelele </w:t>
+      </w:r>
+      <w:proofErr w:type="spellStart"/>
+      <w:r>
+        <w:rPr>
+          <w:rFonts w:ascii="Times New Roman" w:hAnsi="Times New Roman" w:cs="Times New Roman"/>
+        </w:rPr>
+        <w:t>Transformer</w:t>
+      </w:r>
+      <w:proofErr w:type="spellEnd"/>
+      <w:r>
+        <w:rPr>
+          <w:rFonts w:ascii="Times New Roman" w:hAnsi="Times New Roman" w:cs="Times New Roman"/>
+        </w:rPr>
+        <w:t xml:space="preserve"> deoarece LSTM este mult mai stabil si previne memorarea mecanica a </w:t>
+      </w:r>
+      <w:proofErr w:type="spellStart"/>
+      <w:r>
+        <w:rPr>
+          <w:rFonts w:ascii="Times New Roman" w:hAnsi="Times New Roman" w:cs="Times New Roman"/>
+        </w:rPr>
+        <w:t>informatiilor</w:t>
+      </w:r>
+      <w:proofErr w:type="spellEnd"/>
+      <w:r>
+        <w:rPr>
+          <w:rFonts w:ascii="Times New Roman" w:hAnsi="Times New Roman" w:cs="Times New Roman"/>
+        </w:rPr>
+        <w:t xml:space="preserve"> atunci </w:t>
+      </w:r>
+      <w:proofErr w:type="spellStart"/>
+      <w:r>
+        <w:rPr>
+          <w:rFonts w:ascii="Times New Roman" w:hAnsi="Times New Roman" w:cs="Times New Roman"/>
+        </w:rPr>
+        <w:t>cand</w:t>
+      </w:r>
+      <w:proofErr w:type="spellEnd"/>
+      <w:r>
+        <w:rPr>
+          <w:rFonts w:ascii="Times New Roman" w:hAnsi="Times New Roman" w:cs="Times New Roman"/>
+        </w:rPr>
+        <w:t xml:space="preserve"> operam cu serii de date macroeconomice de dimensiuni reduse.</w:t>
+      </w:r>
+    </w:p>
+    <w:p>
+      <w:pPr>
+        <w:rPr>
+          <w:rFonts w:ascii="Times New Roman" w:hAnsi="Times New Roman" w:cs="Times New Roman"/>
+        </w:rPr>
+      </w:pPr>
+    </w:p>
+    <w:p>
+      <w:pPr>
+        <w:rPr>
+          <w:rFonts w:ascii="Times New Roman" w:hAnsi="Times New Roman" w:cs="Times New Roman"/>
+        </w:rPr>
+      </w:pPr>
+      <w:r>
+        <w:rPr>
+          <w:rFonts w:ascii="Times New Roman" w:hAnsi="Times New Roman" w:cs="Times New Roman"/>
+        </w:rPr>
+        <w:t xml:space="preserve">Am </w:t>
+      </w:r>
+      <w:proofErr w:type="spellStart"/>
+      <w:r>
+        <w:rPr>
+          <w:rFonts w:ascii="Times New Roman" w:hAnsi="Times New Roman" w:cs="Times New Roman"/>
+        </w:rPr>
+        <w:t>pregatit</w:t>
+      </w:r>
+      <w:proofErr w:type="spellEnd"/>
+      <w:r>
+        <w:rPr>
+          <w:rFonts w:ascii="Times New Roman" w:hAnsi="Times New Roman" w:cs="Times New Roman"/>
+        </w:rPr>
+        <w:t xml:space="preserve"> datele logaritmice prin normalizare si </w:t>
+      </w:r>
+      <w:proofErr w:type="spellStart"/>
+      <w:r>
+        <w:rPr>
+          <w:rFonts w:ascii="Times New Roman" w:hAnsi="Times New Roman" w:cs="Times New Roman"/>
+        </w:rPr>
+        <w:t>impartire</w:t>
+      </w:r>
+      <w:proofErr w:type="spellEnd"/>
+      <w:r>
+        <w:rPr>
+          <w:rFonts w:ascii="Times New Roman" w:hAnsi="Times New Roman" w:cs="Times New Roman"/>
+        </w:rPr>
+        <w:t xml:space="preserve"> in ferestre de cate 12 luni, </w:t>
+      </w:r>
+      <w:proofErr w:type="spellStart"/>
+      <w:r>
+        <w:rPr>
+          <w:rFonts w:ascii="Times New Roman" w:hAnsi="Times New Roman" w:cs="Times New Roman"/>
+        </w:rPr>
+        <w:t>rezervand</w:t>
+      </w:r>
+      <w:proofErr w:type="spellEnd"/>
+      <w:r>
+        <w:rPr>
+          <w:rFonts w:ascii="Times New Roman" w:hAnsi="Times New Roman" w:cs="Times New Roman"/>
+        </w:rPr>
+        <w:t xml:space="preserve"> ultimii doi ani strict pentru testare.</w:t>
+      </w:r>
+    </w:p>
+    <w:p>
+      <w:pPr>
+        <w:rPr>
+          <w:rFonts w:ascii="Times New Roman" w:hAnsi="Times New Roman" w:cs="Times New Roman"/>
+        </w:rPr>
+      </w:pPr>
+    </w:p>
+    <w:p>
+      <w:pPr>
+        <w:rPr>
+          <w:rFonts w:ascii="Times New Roman" w:hAnsi="Times New Roman" w:cs="Times New Roman"/>
+        </w:rPr>
+      </w:pPr>
+      <w:r>
+        <w:rPr>
+          <w:rFonts w:ascii="Times New Roman" w:hAnsi="Times New Roman" w:cs="Times New Roman"/>
+        </w:rPr>
+        <w:t xml:space="preserve">Am construit si antrenat o </w:t>
+      </w:r>
+      <w:proofErr w:type="spellStart"/>
+      <w:r>
+        <w:rPr>
+          <w:rFonts w:ascii="Times New Roman" w:hAnsi="Times New Roman" w:cs="Times New Roman"/>
+        </w:rPr>
+        <w:t>retea</w:t>
+      </w:r>
+      <w:proofErr w:type="spellEnd"/>
+      <w:r>
+        <w:rPr>
+          <w:rFonts w:ascii="Times New Roman" w:hAnsi="Times New Roman" w:cs="Times New Roman"/>
+        </w:rPr>
+        <w:t xml:space="preserve"> LSTM </w:t>
+      </w:r>
+      <w:proofErr w:type="spellStart"/>
+      <w:r>
+        <w:rPr>
+          <w:rFonts w:ascii="Times New Roman" w:hAnsi="Times New Roman" w:cs="Times New Roman"/>
+        </w:rPr>
+        <w:t>multivariata</w:t>
+      </w:r>
+      <w:proofErr w:type="spellEnd"/>
+      <w:r>
+        <w:rPr>
+          <w:rFonts w:ascii="Times New Roman" w:hAnsi="Times New Roman" w:cs="Times New Roman"/>
+        </w:rPr>
+        <w:t xml:space="preserve"> in </w:t>
+      </w:r>
+      <w:proofErr w:type="spellStart"/>
+      <w:r>
+        <w:rPr>
+          <w:rFonts w:ascii="Times New Roman" w:hAnsi="Times New Roman" w:cs="Times New Roman"/>
+        </w:rPr>
+        <w:t>PyTorch</w:t>
+      </w:r>
+      <w:proofErr w:type="spellEnd"/>
+      <w:r>
+        <w:rPr>
+          <w:rFonts w:ascii="Times New Roman" w:hAnsi="Times New Roman" w:cs="Times New Roman"/>
+        </w:rPr>
+        <w:t>, folosind un mecanism de oprire timpurie pentru a preveni memorarea mecanica a datelor.</w:t>
+      </w:r>
+    </w:p>
+    <w:p>
+      <w:pPr>
+        <w:rPr>
+          <w:rFonts w:ascii="Times New Roman" w:hAnsi="Times New Roman" w:cs="Times New Roman"/>
+        </w:rPr>
+      </w:pPr>
+    </w:p>
+    <w:p>
+      <w:pPr>
+        <w:rPr>
+          <w:rFonts w:ascii="Times New Roman" w:hAnsi="Times New Roman" w:cs="Times New Roman"/>
+        </w:rPr>
+      </w:pPr>
+      <w:proofErr w:type="spellStart"/>
+      <w:r>
+        <w:rPr>
+          <w:rFonts w:ascii="Times New Roman" w:hAnsi="Times New Roman" w:cs="Times New Roman"/>
+        </w:rPr>
+        <w:t>Predictiile</w:t>
+      </w:r>
+      <w:proofErr w:type="spellEnd"/>
+      <w:r>
+        <w:rPr>
+          <w:rFonts w:ascii="Times New Roman" w:hAnsi="Times New Roman" w:cs="Times New Roman"/>
+        </w:rPr>
+        <w:t xml:space="preserve"> </w:t>
+      </w:r>
+      <w:proofErr w:type="spellStart"/>
+      <w:r>
+        <w:rPr>
+          <w:rFonts w:ascii="Times New Roman" w:hAnsi="Times New Roman" w:cs="Times New Roman"/>
+        </w:rPr>
+        <w:t>obtinute</w:t>
+      </w:r>
+      <w:proofErr w:type="spellEnd"/>
+      <w:r>
+        <w:rPr>
+          <w:rFonts w:ascii="Times New Roman" w:hAnsi="Times New Roman" w:cs="Times New Roman"/>
+        </w:rPr>
+        <w:t xml:space="preserve"> au fost transformate </w:t>
+      </w:r>
+      <w:proofErr w:type="spellStart"/>
+      <w:r>
+        <w:rPr>
+          <w:rFonts w:ascii="Times New Roman" w:hAnsi="Times New Roman" w:cs="Times New Roman"/>
+        </w:rPr>
+        <w:t>inapoi</w:t>
+      </w:r>
+      <w:proofErr w:type="spellEnd"/>
+      <w:r>
+        <w:rPr>
+          <w:rFonts w:ascii="Times New Roman" w:hAnsi="Times New Roman" w:cs="Times New Roman"/>
+        </w:rPr>
+        <w:t xml:space="preserve"> la scara originala pentru a evalua performanta reala a modelului prin metricile de eroare consacrate.</w:t>
+      </w:r>
+    </w:p>
+    <w:p>
+      <w:pPr>
+        <w:rPr>
+          <w:rFonts w:ascii="Times New Roman" w:hAnsi="Times New Roman" w:cs="Times New Roman"/>
+        </w:rPr>
+      </w:pPr>
+    </w:p>
+    <w:p>
+      <w:pPr>
+        <w:rPr>
+          <w:rFonts w:ascii="Times New Roman" w:hAnsi="Times New Roman" w:cs="Times New Roman"/>
+        </w:rPr>
+      </w:pPr>
+      <w:r>
+        <w:rPr>
+          <w:rFonts w:ascii="Times New Roman" w:hAnsi="Times New Roman" w:cs="Times New Roman"/>
+        </w:rPr>
+        <w:t xml:space="preserve">In final, am generat un grafic comparativ care </w:t>
+      </w:r>
+      <w:proofErr w:type="spellStart"/>
+      <w:r>
+        <w:rPr>
+          <w:rFonts w:ascii="Times New Roman" w:hAnsi="Times New Roman" w:cs="Times New Roman"/>
+        </w:rPr>
+        <w:t>ilustreaza</w:t>
+      </w:r>
+      <w:proofErr w:type="spellEnd"/>
+      <w:r>
+        <w:rPr>
+          <w:rFonts w:ascii="Times New Roman" w:hAnsi="Times New Roman" w:cs="Times New Roman"/>
+        </w:rPr>
+        <w:t xml:space="preserve"> </w:t>
+      </w:r>
+      <w:proofErr w:type="spellStart"/>
+      <w:r>
+        <w:rPr>
+          <w:rFonts w:ascii="Times New Roman" w:hAnsi="Times New Roman" w:cs="Times New Roman"/>
+        </w:rPr>
+        <w:t>atat</w:t>
+      </w:r>
+      <w:proofErr w:type="spellEnd"/>
+      <w:r>
+        <w:rPr>
+          <w:rFonts w:ascii="Times New Roman" w:hAnsi="Times New Roman" w:cs="Times New Roman"/>
+        </w:rPr>
+        <w:t xml:space="preserve"> capacitatea </w:t>
+      </w:r>
+      <w:proofErr w:type="spellStart"/>
+      <w:r>
+        <w:rPr>
+          <w:rFonts w:ascii="Times New Roman" w:hAnsi="Times New Roman" w:cs="Times New Roman"/>
+        </w:rPr>
+        <w:t>retelei</w:t>
+      </w:r>
+      <w:proofErr w:type="spellEnd"/>
+      <w:r>
+        <w:rPr>
+          <w:rFonts w:ascii="Times New Roman" w:hAnsi="Times New Roman" w:cs="Times New Roman"/>
+        </w:rPr>
+        <w:t xml:space="preserve"> de a </w:t>
+      </w:r>
+      <w:proofErr w:type="spellStart"/>
+      <w:r>
+        <w:rPr>
+          <w:rFonts w:ascii="Times New Roman" w:hAnsi="Times New Roman" w:cs="Times New Roman"/>
+        </w:rPr>
+        <w:t>invata</w:t>
+      </w:r>
+      <w:proofErr w:type="spellEnd"/>
+      <w:r>
+        <w:rPr>
+          <w:rFonts w:ascii="Times New Roman" w:hAnsi="Times New Roman" w:cs="Times New Roman"/>
+        </w:rPr>
+        <w:t xml:space="preserve"> din istoric, cat si precizia prognozei pe datele noi.</w:t>
       </w:r>
     </w:p>
     <w:p/>
@@ -7718,15 +13750,31 @@
         <w:t>2</w:t>
       </w:r>
       <w:r>
-        <w:t xml:space="preserve"> – Prognoza in-out of sample LSTM</w:t>
-      </w:r>
-    </w:p>
-    <w:p>
-      <w:pPr>
-        <w:jc w:val="center"/>
-      </w:pPr>
-      <w:r>
-        <w:t>Sursa: Relizata de autor</w:t>
+        <w:t xml:space="preserve"> – Prognoza in-out of </w:t>
+      </w:r>
+      <w:proofErr w:type="spellStart"/>
+      <w:r>
+        <w:t>sample</w:t>
+      </w:r>
+      <w:proofErr w:type="spellEnd"/>
+      <w:r>
+        <w:t xml:space="preserve"> LSTM</w:t>
+      </w:r>
+    </w:p>
+    <w:p>
+      <w:pPr>
+        <w:jc w:val="center"/>
+      </w:pPr>
+      <w:r>
+        <w:t xml:space="preserve">Sursa: </w:t>
+      </w:r>
+      <w:proofErr w:type="spellStart"/>
+      <w:r>
+        <w:t>Relizata</w:t>
+      </w:r>
+      <w:proofErr w:type="spellEnd"/>
+      <w:r>
+        <w:t xml:space="preserve"> de autor</w:t>
       </w:r>
     </w:p>
     <w:p>
@@ -7804,7 +13852,15 @@
         <w:t>3</w:t>
       </w:r>
       <w:r>
-        <w:t xml:space="preserve"> – Metrici Retele Neuronale - LSTM</w:t>
+        <w:t xml:space="preserve"> – Metrici </w:t>
+      </w:r>
+      <w:proofErr w:type="spellStart"/>
+      <w:r>
+        <w:t>Retele</w:t>
+      </w:r>
+      <w:proofErr w:type="spellEnd"/>
+      <w:r>
+        <w:t xml:space="preserve"> Neuronale - LSTM</w:t>
       </w:r>
     </w:p>
     <w:p>
@@ -7842,7 +13898,161 @@
         <w:rPr>
           <w:rFonts w:ascii="Times New Roman" w:hAnsi="Times New Roman" w:cs="Times New Roman"/>
         </w:rPr>
-        <w:t>Oprirea timpurie la epoca 77 a prevenit cu succes fenomenul de overfitting. Modelul capteaza corect tendinta principala a consumului si netezeste deliberat extremele pentru a pastra o capacitate ridicata de generalizare pe date necunoscute. Aceasta stabilitate este confirmata pe setul de testare de o eroare medie absoluta de 0.0504 si un MAPE sub 1 procent. In concluzie reteaua LSTM invata eficient interdependentele macroeconomice reale si ofera o predictie robusta fara sa memoreze zgomotul haotic al pietei.</w:t>
+        <w:t xml:space="preserve">Oprirea timpurie la epoca 77 a prevenit cu succes fenomenul de </w:t>
+      </w:r>
+      <w:proofErr w:type="spellStart"/>
+      <w:r>
+        <w:rPr>
+          <w:rFonts w:ascii="Times New Roman" w:hAnsi="Times New Roman" w:cs="Times New Roman"/>
+        </w:rPr>
+        <w:t>overfitting</w:t>
+      </w:r>
+      <w:proofErr w:type="spellEnd"/>
+      <w:r>
+        <w:rPr>
+          <w:rFonts w:ascii="Times New Roman" w:hAnsi="Times New Roman" w:cs="Times New Roman"/>
+        </w:rPr>
+        <w:t xml:space="preserve">. Modelul </w:t>
+      </w:r>
+      <w:proofErr w:type="spellStart"/>
+      <w:r>
+        <w:rPr>
+          <w:rFonts w:ascii="Times New Roman" w:hAnsi="Times New Roman" w:cs="Times New Roman"/>
+        </w:rPr>
+        <w:t>capteaza</w:t>
+      </w:r>
+      <w:proofErr w:type="spellEnd"/>
+      <w:r>
+        <w:rPr>
+          <w:rFonts w:ascii="Times New Roman" w:hAnsi="Times New Roman" w:cs="Times New Roman"/>
+        </w:rPr>
+        <w:t xml:space="preserve"> corect </w:t>
+      </w:r>
+      <w:proofErr w:type="spellStart"/>
+      <w:r>
+        <w:rPr>
+          <w:rFonts w:ascii="Times New Roman" w:hAnsi="Times New Roman" w:cs="Times New Roman"/>
+        </w:rPr>
+        <w:t>tendinta</w:t>
+      </w:r>
+      <w:proofErr w:type="spellEnd"/>
+      <w:r>
+        <w:rPr>
+          <w:rFonts w:ascii="Times New Roman" w:hAnsi="Times New Roman" w:cs="Times New Roman"/>
+        </w:rPr>
+        <w:t xml:space="preserve"> principala a consumului si </w:t>
+      </w:r>
+      <w:proofErr w:type="spellStart"/>
+      <w:r>
+        <w:rPr>
+          <w:rFonts w:ascii="Times New Roman" w:hAnsi="Times New Roman" w:cs="Times New Roman"/>
+        </w:rPr>
+        <w:t>netezeste</w:t>
+      </w:r>
+      <w:proofErr w:type="spellEnd"/>
+      <w:r>
+        <w:rPr>
+          <w:rFonts w:ascii="Times New Roman" w:hAnsi="Times New Roman" w:cs="Times New Roman"/>
+        </w:rPr>
+        <w:t xml:space="preserve"> deliberat extremele pentru a </w:t>
+      </w:r>
+      <w:proofErr w:type="spellStart"/>
+      <w:r>
+        <w:rPr>
+          <w:rFonts w:ascii="Times New Roman" w:hAnsi="Times New Roman" w:cs="Times New Roman"/>
+        </w:rPr>
+        <w:t>pastra</w:t>
+      </w:r>
+      <w:proofErr w:type="spellEnd"/>
+      <w:r>
+        <w:rPr>
+          <w:rFonts w:ascii="Times New Roman" w:hAnsi="Times New Roman" w:cs="Times New Roman"/>
+        </w:rPr>
+        <w:t xml:space="preserve"> o capacitate ridicata de generalizare pe date necunoscute. Aceasta stabilitate este confirmata pe setul de testare de o eroare medie absoluta de 0.0504 si un MAPE sub 1 procent. In concluzie </w:t>
+      </w:r>
+      <w:proofErr w:type="spellStart"/>
+      <w:r>
+        <w:rPr>
+          <w:rFonts w:ascii="Times New Roman" w:hAnsi="Times New Roman" w:cs="Times New Roman"/>
+        </w:rPr>
+        <w:t>reteaua</w:t>
+      </w:r>
+      <w:proofErr w:type="spellEnd"/>
+      <w:r>
+        <w:rPr>
+          <w:rFonts w:ascii="Times New Roman" w:hAnsi="Times New Roman" w:cs="Times New Roman"/>
+        </w:rPr>
+        <w:t xml:space="preserve"> LSTM </w:t>
+      </w:r>
+      <w:proofErr w:type="spellStart"/>
+      <w:r>
+        <w:rPr>
+          <w:rFonts w:ascii="Times New Roman" w:hAnsi="Times New Roman" w:cs="Times New Roman"/>
+        </w:rPr>
+        <w:t>invata</w:t>
+      </w:r>
+      <w:proofErr w:type="spellEnd"/>
+      <w:r>
+        <w:rPr>
+          <w:rFonts w:ascii="Times New Roman" w:hAnsi="Times New Roman" w:cs="Times New Roman"/>
+        </w:rPr>
+        <w:t xml:space="preserve"> eficient interdependentele macroeconomice reale si </w:t>
+      </w:r>
+      <w:proofErr w:type="spellStart"/>
+      <w:r>
+        <w:rPr>
+          <w:rFonts w:ascii="Times New Roman" w:hAnsi="Times New Roman" w:cs="Times New Roman"/>
+        </w:rPr>
+        <w:t>ofera</w:t>
+      </w:r>
+      <w:proofErr w:type="spellEnd"/>
+      <w:r>
+        <w:rPr>
+          <w:rFonts w:ascii="Times New Roman" w:hAnsi="Times New Roman" w:cs="Times New Roman"/>
+        </w:rPr>
+        <w:t xml:space="preserve"> o </w:t>
+      </w:r>
+      <w:proofErr w:type="spellStart"/>
+      <w:r>
+        <w:rPr>
+          <w:rFonts w:ascii="Times New Roman" w:hAnsi="Times New Roman" w:cs="Times New Roman"/>
+        </w:rPr>
+        <w:t>predictie</w:t>
+      </w:r>
+      <w:proofErr w:type="spellEnd"/>
+      <w:r>
+        <w:rPr>
+          <w:rFonts w:ascii="Times New Roman" w:hAnsi="Times New Roman" w:cs="Times New Roman"/>
+        </w:rPr>
+        <w:t xml:space="preserve"> robusta </w:t>
+      </w:r>
+      <w:proofErr w:type="spellStart"/>
+      <w:r>
+        <w:rPr>
+          <w:rFonts w:ascii="Times New Roman" w:hAnsi="Times New Roman" w:cs="Times New Roman"/>
+        </w:rPr>
+        <w:t>fara</w:t>
+      </w:r>
+      <w:proofErr w:type="spellEnd"/>
+      <w:r>
+        <w:rPr>
+          <w:rFonts w:ascii="Times New Roman" w:hAnsi="Times New Roman" w:cs="Times New Roman"/>
+        </w:rPr>
+        <w:t xml:space="preserve"> sa memoreze zgomotul haotic al </w:t>
+      </w:r>
+      <w:proofErr w:type="spellStart"/>
+      <w:r>
+        <w:rPr>
+          <w:rFonts w:ascii="Times New Roman" w:hAnsi="Times New Roman" w:cs="Times New Roman"/>
+        </w:rPr>
+        <w:t>pietei</w:t>
+      </w:r>
+      <w:proofErr w:type="spellEnd"/>
+      <w:r>
+        <w:rPr>
+          <w:rFonts w:ascii="Times New Roman" w:hAnsi="Times New Roman" w:cs="Times New Roman"/>
+        </w:rPr>
+        <w:t>.</w:t>
       </w:r>
     </w:p>
     <w:p/>
@@ -7859,6 +14069,7 @@
         </w:rPr>
       </w:pPr>
       <w:bookmarkStart w:id="4" w:name="_Toc232337276"/>
+      <w:proofErr w:type="spellStart"/>
       <w:r>
         <w:rPr>
           <w:rFonts w:ascii="Times New Roman" w:hAnsi="Times New Roman" w:cs="Times New Roman"/>
@@ -7866,65 +14077,668 @@
         <w:t>Concluzii</w:t>
       </w:r>
       <w:bookmarkEnd w:id="4"/>
-    </w:p>
-    <w:p>
-      <w:pPr>
-        <w:rPr>
-          <w:rFonts w:ascii="Times New Roman" w:hAnsi="Times New Roman" w:cs="Times New Roman"/>
-        </w:rPr>
-      </w:pPr>
-      <w:r>
-        <w:rPr>
-          <w:rFonts w:ascii="Times New Roman" w:hAnsi="Times New Roman" w:cs="Times New Roman"/>
-        </w:rPr>
-        <w:t>Proiectul demonstreaza ca piata energiei electrice din Romania este caracterizata de o cerere profund inertiala si sezoniera, insa puternic vulnerabila la socuri macroeconomice exogene. Faza initiala a cercetarii a confirmat ca stabilitatea de baza a consumului poate fi modelata eficient prin metode univariate, insa incapacitatea acestora de a anticipa varfurile de consum generate de crize a impus si justificat tranzitia catre modelarea multivariata. Prin integrarea factorilor de influenta, analiza a relevat ca echilibrul pietei pe termen lung este ancorat de activitatea industriala si de presiunea preturilor, chiar daca evolutia istorica a consumului ramane responsabila pentru peste 90% din variatia sistemului.</w:t>
-      </w:r>
-    </w:p>
-    <w:p>
-      <w:pPr>
-        <w:rPr>
-          <w:rFonts w:ascii="Times New Roman" w:hAnsi="Times New Roman" w:cs="Times New Roman"/>
-        </w:rPr>
-      </w:pPr>
-    </w:p>
-    <w:p>
-      <w:pPr>
-        <w:rPr>
-          <w:rFonts w:ascii="Times New Roman" w:hAnsi="Times New Roman" w:cs="Times New Roman"/>
-        </w:rPr>
-      </w:pPr>
-      <w:r>
-        <w:rPr>
-          <w:rFonts w:ascii="Times New Roman" w:hAnsi="Times New Roman" w:cs="Times New Roman"/>
-        </w:rPr>
-        <w:t xml:space="preserve">Concluzia fundamentala a lucrarii este identificarea unei asimetrii structurale severe in mecanismul de functionare a pietei de energie. Inflatia si productia industriala actioneaza ca forte rigide care dicteaza directia economica, dar care refuza sa se ajusteze in fata dezechilibrelor </w:t>
+      <w:proofErr w:type="spellEnd"/>
+    </w:p>
+    <w:p>
+      <w:pPr>
+        <w:rPr>
+          <w:rFonts w:ascii="Times New Roman" w:hAnsi="Times New Roman" w:cs="Times New Roman"/>
+        </w:rPr>
+      </w:pPr>
+      <w:r>
+        <w:rPr>
+          <w:rFonts w:ascii="Times New Roman" w:hAnsi="Times New Roman" w:cs="Times New Roman"/>
+        </w:rPr>
+        <w:t xml:space="preserve">Proiectul </w:t>
+      </w:r>
+      <w:proofErr w:type="spellStart"/>
+      <w:r>
+        <w:rPr>
+          <w:rFonts w:ascii="Times New Roman" w:hAnsi="Times New Roman" w:cs="Times New Roman"/>
+        </w:rPr>
+        <w:t>demonstreaza</w:t>
+      </w:r>
+      <w:proofErr w:type="spellEnd"/>
+      <w:r>
+        <w:rPr>
+          <w:rFonts w:ascii="Times New Roman" w:hAnsi="Times New Roman" w:cs="Times New Roman"/>
+        </w:rPr>
+        <w:t xml:space="preserve"> ca </w:t>
+      </w:r>
+      <w:proofErr w:type="spellStart"/>
+      <w:r>
+        <w:rPr>
+          <w:rFonts w:ascii="Times New Roman" w:hAnsi="Times New Roman" w:cs="Times New Roman"/>
+        </w:rPr>
+        <w:t>piata</w:t>
+      </w:r>
+      <w:proofErr w:type="spellEnd"/>
+      <w:r>
+        <w:rPr>
+          <w:rFonts w:ascii="Times New Roman" w:hAnsi="Times New Roman" w:cs="Times New Roman"/>
+        </w:rPr>
+        <w:t xml:space="preserve"> energiei electrice din Romania este caracterizata de o cerere profund </w:t>
+      </w:r>
+      <w:proofErr w:type="spellStart"/>
+      <w:r>
+        <w:rPr>
+          <w:rFonts w:ascii="Times New Roman" w:hAnsi="Times New Roman" w:cs="Times New Roman"/>
+        </w:rPr>
+        <w:t>inertiala</w:t>
+      </w:r>
+      <w:proofErr w:type="spellEnd"/>
+      <w:r>
+        <w:rPr>
+          <w:rFonts w:ascii="Times New Roman" w:hAnsi="Times New Roman" w:cs="Times New Roman"/>
+        </w:rPr>
+        <w:t xml:space="preserve"> si sezoniera, </w:t>
+      </w:r>
+      <w:proofErr w:type="spellStart"/>
+      <w:r>
+        <w:rPr>
+          <w:rFonts w:ascii="Times New Roman" w:hAnsi="Times New Roman" w:cs="Times New Roman"/>
+        </w:rPr>
+        <w:t>insa</w:t>
+      </w:r>
+      <w:proofErr w:type="spellEnd"/>
+      <w:r>
+        <w:rPr>
+          <w:rFonts w:ascii="Times New Roman" w:hAnsi="Times New Roman" w:cs="Times New Roman"/>
+        </w:rPr>
+        <w:t xml:space="preserve"> puternic vulnerabila la </w:t>
+      </w:r>
+      <w:proofErr w:type="spellStart"/>
+      <w:r>
+        <w:rPr>
+          <w:rFonts w:ascii="Times New Roman" w:hAnsi="Times New Roman" w:cs="Times New Roman"/>
+        </w:rPr>
+        <w:t>socuri</w:t>
+      </w:r>
+      <w:proofErr w:type="spellEnd"/>
+      <w:r>
+        <w:rPr>
+          <w:rFonts w:ascii="Times New Roman" w:hAnsi="Times New Roman" w:cs="Times New Roman"/>
+        </w:rPr>
+        <w:t xml:space="preserve"> macroeconomice exogene. Faza </w:t>
+      </w:r>
+      <w:proofErr w:type="spellStart"/>
+      <w:r>
+        <w:rPr>
+          <w:rFonts w:ascii="Times New Roman" w:hAnsi="Times New Roman" w:cs="Times New Roman"/>
+        </w:rPr>
+        <w:t>initiala</w:t>
+      </w:r>
+      <w:proofErr w:type="spellEnd"/>
+      <w:r>
+        <w:rPr>
+          <w:rFonts w:ascii="Times New Roman" w:hAnsi="Times New Roman" w:cs="Times New Roman"/>
+        </w:rPr>
+        <w:t xml:space="preserve"> a </w:t>
+      </w:r>
+      <w:proofErr w:type="spellStart"/>
+      <w:r>
+        <w:rPr>
+          <w:rFonts w:ascii="Times New Roman" w:hAnsi="Times New Roman" w:cs="Times New Roman"/>
+        </w:rPr>
+        <w:t>cercetarii</w:t>
+      </w:r>
+      <w:proofErr w:type="spellEnd"/>
+      <w:r>
+        <w:rPr>
+          <w:rFonts w:ascii="Times New Roman" w:hAnsi="Times New Roman" w:cs="Times New Roman"/>
+        </w:rPr>
+        <w:t xml:space="preserve"> a confirmat ca stabilitatea de baza a consumului poate fi modelata eficient prin metode </w:t>
+      </w:r>
+      <w:proofErr w:type="spellStart"/>
+      <w:r>
+        <w:rPr>
+          <w:rFonts w:ascii="Times New Roman" w:hAnsi="Times New Roman" w:cs="Times New Roman"/>
+        </w:rPr>
+        <w:t>univariate</w:t>
+      </w:r>
+      <w:proofErr w:type="spellEnd"/>
+      <w:r>
+        <w:rPr>
+          <w:rFonts w:ascii="Times New Roman" w:hAnsi="Times New Roman" w:cs="Times New Roman"/>
+        </w:rPr>
+        <w:t xml:space="preserve">, </w:t>
+      </w:r>
+      <w:proofErr w:type="spellStart"/>
+      <w:r>
+        <w:rPr>
+          <w:rFonts w:ascii="Times New Roman" w:hAnsi="Times New Roman" w:cs="Times New Roman"/>
+        </w:rPr>
+        <w:t>insa</w:t>
+      </w:r>
+      <w:proofErr w:type="spellEnd"/>
+      <w:r>
+        <w:rPr>
+          <w:rFonts w:ascii="Times New Roman" w:hAnsi="Times New Roman" w:cs="Times New Roman"/>
+        </w:rPr>
+        <w:t xml:space="preserve"> incapacitatea acestora de a anticipa </w:t>
+      </w:r>
+      <w:proofErr w:type="spellStart"/>
+      <w:r>
+        <w:rPr>
+          <w:rFonts w:ascii="Times New Roman" w:hAnsi="Times New Roman" w:cs="Times New Roman"/>
+        </w:rPr>
+        <w:t>varfurile</w:t>
+      </w:r>
+      <w:proofErr w:type="spellEnd"/>
+      <w:r>
+        <w:rPr>
+          <w:rFonts w:ascii="Times New Roman" w:hAnsi="Times New Roman" w:cs="Times New Roman"/>
+        </w:rPr>
+        <w:t xml:space="preserve"> de consum generate de crize a impus si justificat </w:t>
+      </w:r>
+      <w:proofErr w:type="spellStart"/>
+      <w:r>
+        <w:rPr>
+          <w:rFonts w:ascii="Times New Roman" w:hAnsi="Times New Roman" w:cs="Times New Roman"/>
+        </w:rPr>
+        <w:t>tranzitia</w:t>
+      </w:r>
+      <w:proofErr w:type="spellEnd"/>
+      <w:r>
+        <w:rPr>
+          <w:rFonts w:ascii="Times New Roman" w:hAnsi="Times New Roman" w:cs="Times New Roman"/>
+        </w:rPr>
+        <w:t xml:space="preserve"> </w:t>
+      </w:r>
+      <w:proofErr w:type="spellStart"/>
+      <w:r>
+        <w:rPr>
+          <w:rFonts w:ascii="Times New Roman" w:hAnsi="Times New Roman" w:cs="Times New Roman"/>
+        </w:rPr>
+        <w:t>catre</w:t>
+      </w:r>
+      <w:proofErr w:type="spellEnd"/>
+      <w:r>
+        <w:rPr>
+          <w:rFonts w:ascii="Times New Roman" w:hAnsi="Times New Roman" w:cs="Times New Roman"/>
+        </w:rPr>
+        <w:t xml:space="preserve"> modelarea </w:t>
+      </w:r>
+      <w:proofErr w:type="spellStart"/>
+      <w:r>
+        <w:rPr>
+          <w:rFonts w:ascii="Times New Roman" w:hAnsi="Times New Roman" w:cs="Times New Roman"/>
+        </w:rPr>
+        <w:t>multivariata</w:t>
+      </w:r>
+      <w:proofErr w:type="spellEnd"/>
+      <w:r>
+        <w:rPr>
+          <w:rFonts w:ascii="Times New Roman" w:hAnsi="Times New Roman" w:cs="Times New Roman"/>
+        </w:rPr>
+        <w:t xml:space="preserve">. Prin integrarea factorilor de influenta, analiza a relevat ca echilibrul </w:t>
+      </w:r>
+      <w:proofErr w:type="spellStart"/>
+      <w:r>
+        <w:rPr>
+          <w:rFonts w:ascii="Times New Roman" w:hAnsi="Times New Roman" w:cs="Times New Roman"/>
+        </w:rPr>
+        <w:t>pietei</w:t>
+      </w:r>
+      <w:proofErr w:type="spellEnd"/>
+      <w:r>
+        <w:rPr>
+          <w:rFonts w:ascii="Times New Roman" w:hAnsi="Times New Roman" w:cs="Times New Roman"/>
+        </w:rPr>
+        <w:t xml:space="preserve"> pe termen lung este ancorat de activitatea industriala si de presiunea preturilor, chiar daca </w:t>
+      </w:r>
+      <w:proofErr w:type="spellStart"/>
+      <w:r>
+        <w:rPr>
+          <w:rFonts w:ascii="Times New Roman" w:hAnsi="Times New Roman" w:cs="Times New Roman"/>
+        </w:rPr>
+        <w:t>evolutia</w:t>
+      </w:r>
+      <w:proofErr w:type="spellEnd"/>
+      <w:r>
+        <w:rPr>
+          <w:rFonts w:ascii="Times New Roman" w:hAnsi="Times New Roman" w:cs="Times New Roman"/>
+        </w:rPr>
+        <w:t xml:space="preserve"> istorica a consumului </w:t>
+      </w:r>
+      <w:proofErr w:type="spellStart"/>
+      <w:r>
+        <w:rPr>
+          <w:rFonts w:ascii="Times New Roman" w:hAnsi="Times New Roman" w:cs="Times New Roman"/>
+        </w:rPr>
+        <w:t>ramane</w:t>
+      </w:r>
+      <w:proofErr w:type="spellEnd"/>
+      <w:r>
+        <w:rPr>
+          <w:rFonts w:ascii="Times New Roman" w:hAnsi="Times New Roman" w:cs="Times New Roman"/>
+        </w:rPr>
+        <w:t xml:space="preserve"> responsabila pentru peste 90% din </w:t>
+      </w:r>
+      <w:proofErr w:type="spellStart"/>
+      <w:r>
+        <w:rPr>
+          <w:rFonts w:ascii="Times New Roman" w:hAnsi="Times New Roman" w:cs="Times New Roman"/>
+        </w:rPr>
+        <w:t>variatia</w:t>
+      </w:r>
+      <w:proofErr w:type="spellEnd"/>
+      <w:r>
+        <w:rPr>
+          <w:rFonts w:ascii="Times New Roman" w:hAnsi="Times New Roman" w:cs="Times New Roman"/>
+        </w:rPr>
+        <w:t xml:space="preserve"> sistemului.</w:t>
+      </w:r>
+    </w:p>
+    <w:p>
+      <w:pPr>
+        <w:rPr>
+          <w:rFonts w:ascii="Times New Roman" w:hAnsi="Times New Roman" w:cs="Times New Roman"/>
+        </w:rPr>
+      </w:pPr>
+    </w:p>
+    <w:p>
+      <w:pPr>
+        <w:rPr>
+          <w:rFonts w:ascii="Times New Roman" w:hAnsi="Times New Roman" w:cs="Times New Roman"/>
+        </w:rPr>
+      </w:pPr>
+      <w:r>
+        <w:rPr>
+          <w:rFonts w:ascii="Times New Roman" w:hAnsi="Times New Roman" w:cs="Times New Roman"/>
+        </w:rPr>
+        <w:t xml:space="preserve">Concluzia fundamentala a </w:t>
+      </w:r>
+      <w:proofErr w:type="spellStart"/>
+      <w:r>
+        <w:rPr>
+          <w:rFonts w:ascii="Times New Roman" w:hAnsi="Times New Roman" w:cs="Times New Roman"/>
+        </w:rPr>
+        <w:t>lucrarii</w:t>
+      </w:r>
+      <w:proofErr w:type="spellEnd"/>
+      <w:r>
+        <w:rPr>
+          <w:rFonts w:ascii="Times New Roman" w:hAnsi="Times New Roman" w:cs="Times New Roman"/>
+        </w:rPr>
+        <w:t xml:space="preserve"> este identificarea unei asimetrii structurale severe in mecanismul de </w:t>
+      </w:r>
+      <w:proofErr w:type="spellStart"/>
+      <w:r>
+        <w:rPr>
+          <w:rFonts w:ascii="Times New Roman" w:hAnsi="Times New Roman" w:cs="Times New Roman"/>
+        </w:rPr>
+        <w:t>functionare</w:t>
+      </w:r>
+      <w:proofErr w:type="spellEnd"/>
+      <w:r>
+        <w:rPr>
+          <w:rFonts w:ascii="Times New Roman" w:hAnsi="Times New Roman" w:cs="Times New Roman"/>
+        </w:rPr>
+        <w:t xml:space="preserve"> a </w:t>
+      </w:r>
+      <w:proofErr w:type="spellStart"/>
+      <w:r>
+        <w:rPr>
+          <w:rFonts w:ascii="Times New Roman" w:hAnsi="Times New Roman" w:cs="Times New Roman"/>
+        </w:rPr>
+        <w:t>pietei</w:t>
+      </w:r>
+      <w:proofErr w:type="spellEnd"/>
+      <w:r>
+        <w:rPr>
+          <w:rFonts w:ascii="Times New Roman" w:hAnsi="Times New Roman" w:cs="Times New Roman"/>
+        </w:rPr>
+        <w:t xml:space="preserve"> de energie. </w:t>
+      </w:r>
+      <w:proofErr w:type="spellStart"/>
+      <w:r>
+        <w:rPr>
+          <w:rFonts w:ascii="Times New Roman" w:hAnsi="Times New Roman" w:cs="Times New Roman"/>
+        </w:rPr>
+        <w:t>Inflatia</w:t>
+      </w:r>
+      <w:proofErr w:type="spellEnd"/>
+      <w:r>
+        <w:rPr>
+          <w:rFonts w:ascii="Times New Roman" w:hAnsi="Times New Roman" w:cs="Times New Roman"/>
+        </w:rPr>
+        <w:t xml:space="preserve"> si </w:t>
+      </w:r>
+      <w:proofErr w:type="spellStart"/>
+      <w:r>
+        <w:rPr>
+          <w:rFonts w:ascii="Times New Roman" w:hAnsi="Times New Roman" w:cs="Times New Roman"/>
+        </w:rPr>
+        <w:t>productia</w:t>
+      </w:r>
+      <w:proofErr w:type="spellEnd"/>
+      <w:r>
+        <w:rPr>
+          <w:rFonts w:ascii="Times New Roman" w:hAnsi="Times New Roman" w:cs="Times New Roman"/>
+        </w:rPr>
+        <w:t xml:space="preserve"> industriala </w:t>
+      </w:r>
+      <w:proofErr w:type="spellStart"/>
+      <w:r>
+        <w:rPr>
+          <w:rFonts w:ascii="Times New Roman" w:hAnsi="Times New Roman" w:cs="Times New Roman"/>
+        </w:rPr>
+        <w:t>actioneaza</w:t>
+      </w:r>
+      <w:proofErr w:type="spellEnd"/>
+      <w:r>
+        <w:rPr>
+          <w:rFonts w:ascii="Times New Roman" w:hAnsi="Times New Roman" w:cs="Times New Roman"/>
+        </w:rPr>
+        <w:t xml:space="preserve"> ca forte rigide care </w:t>
+      </w:r>
+      <w:proofErr w:type="spellStart"/>
+      <w:r>
+        <w:rPr>
+          <w:rFonts w:ascii="Times New Roman" w:hAnsi="Times New Roman" w:cs="Times New Roman"/>
+        </w:rPr>
+        <w:t>dicteaza</w:t>
+      </w:r>
+      <w:proofErr w:type="spellEnd"/>
+      <w:r>
+        <w:rPr>
+          <w:rFonts w:ascii="Times New Roman" w:hAnsi="Times New Roman" w:cs="Times New Roman"/>
+        </w:rPr>
+        <w:t xml:space="preserve"> </w:t>
+      </w:r>
+      <w:proofErr w:type="spellStart"/>
+      <w:r>
+        <w:rPr>
+          <w:rFonts w:ascii="Times New Roman" w:hAnsi="Times New Roman" w:cs="Times New Roman"/>
+        </w:rPr>
+        <w:t>directia</w:t>
+      </w:r>
+      <w:proofErr w:type="spellEnd"/>
+      <w:r>
+        <w:rPr>
+          <w:rFonts w:ascii="Times New Roman" w:hAnsi="Times New Roman" w:cs="Times New Roman"/>
+        </w:rPr>
+        <w:t xml:space="preserve"> economica, dar care refuza sa se ajusteze in fata dezechilibrelor </w:t>
       </w:r>
       <w:r>
         <w:rPr>
           <w:rFonts w:ascii="Times New Roman" w:hAnsi="Times New Roman" w:cs="Times New Roman"/>
         </w:rPr>
         <w:lastRenderedPageBreak/>
-        <w:t>interne. Preturile energiei sunt complet deconectate de economia reala si de cererea interna, instalarea unui soc inflationist perpetuandu-se in piata fara ca tarifele sa se corecteze in jos atunci cand consumul scade.</w:t>
-      </w:r>
-    </w:p>
-    <w:p>
-      <w:pPr>
-        <w:rPr>
-          <w:rFonts w:ascii="Times New Roman" w:hAnsi="Times New Roman" w:cs="Times New Roman"/>
-        </w:rPr>
-      </w:pPr>
-    </w:p>
-    <w:p>
-      <w:pPr>
-        <w:rPr>
-          <w:rFonts w:ascii="Times New Roman" w:hAnsi="Times New Roman" w:cs="Times New Roman"/>
-        </w:rPr>
-      </w:pPr>
-      <w:r>
-        <w:rPr>
-          <w:rFonts w:ascii="Times New Roman" w:hAnsi="Times New Roman" w:cs="Times New Roman"/>
-        </w:rPr>
-        <w:t>In consecinta, deoarece factorii de presiune sunt impusi din afara si nu se autoregleaza, consumul intern este transformat in singurul amortizor al sistemului energetic. Restabilirea echilibrului in perioade de criza nu se realizeaza prin ajustarea preturilor, ci exclusiv prin sacrificarea volumelor cerute de economie. Fortata sa absoarba integral socurile, cererea se contracta mecanic cu o viteza de ajustare de 20% pe luna, demonstrand ca stabilitatea aparenta a pietei energiei este sustinuta strict prin restrangerea fortata a activitatii consumatorilor casnici si industriali.</w:t>
+        <w:t xml:space="preserve">interne. Preturile energiei sunt complet deconectate de economia reala si de cererea interna, instalarea unui soc </w:t>
+      </w:r>
+      <w:proofErr w:type="spellStart"/>
+      <w:r>
+        <w:rPr>
+          <w:rFonts w:ascii="Times New Roman" w:hAnsi="Times New Roman" w:cs="Times New Roman"/>
+        </w:rPr>
+        <w:t>inflationist</w:t>
+      </w:r>
+      <w:proofErr w:type="spellEnd"/>
+      <w:r>
+        <w:rPr>
+          <w:rFonts w:ascii="Times New Roman" w:hAnsi="Times New Roman" w:cs="Times New Roman"/>
+        </w:rPr>
+        <w:t xml:space="preserve"> </w:t>
+      </w:r>
+      <w:proofErr w:type="spellStart"/>
+      <w:r>
+        <w:rPr>
+          <w:rFonts w:ascii="Times New Roman" w:hAnsi="Times New Roman" w:cs="Times New Roman"/>
+        </w:rPr>
+        <w:t>perpetuandu</w:t>
+      </w:r>
+      <w:proofErr w:type="spellEnd"/>
+      <w:r>
+        <w:rPr>
+          <w:rFonts w:ascii="Times New Roman" w:hAnsi="Times New Roman" w:cs="Times New Roman"/>
+        </w:rPr>
+        <w:t xml:space="preserve">-se in </w:t>
+      </w:r>
+      <w:proofErr w:type="spellStart"/>
+      <w:r>
+        <w:rPr>
+          <w:rFonts w:ascii="Times New Roman" w:hAnsi="Times New Roman" w:cs="Times New Roman"/>
+        </w:rPr>
+        <w:t>piata</w:t>
+      </w:r>
+      <w:proofErr w:type="spellEnd"/>
+      <w:r>
+        <w:rPr>
+          <w:rFonts w:ascii="Times New Roman" w:hAnsi="Times New Roman" w:cs="Times New Roman"/>
+        </w:rPr>
+        <w:t xml:space="preserve"> </w:t>
+      </w:r>
+      <w:proofErr w:type="spellStart"/>
+      <w:r>
+        <w:rPr>
+          <w:rFonts w:ascii="Times New Roman" w:hAnsi="Times New Roman" w:cs="Times New Roman"/>
+        </w:rPr>
+        <w:t>fara</w:t>
+      </w:r>
+      <w:proofErr w:type="spellEnd"/>
+      <w:r>
+        <w:rPr>
+          <w:rFonts w:ascii="Times New Roman" w:hAnsi="Times New Roman" w:cs="Times New Roman"/>
+        </w:rPr>
+        <w:t xml:space="preserve"> ca tarifele sa se corecteze in jos atunci </w:t>
+      </w:r>
+      <w:proofErr w:type="spellStart"/>
+      <w:r>
+        <w:rPr>
+          <w:rFonts w:ascii="Times New Roman" w:hAnsi="Times New Roman" w:cs="Times New Roman"/>
+        </w:rPr>
+        <w:t>cand</w:t>
+      </w:r>
+      <w:proofErr w:type="spellEnd"/>
+      <w:r>
+        <w:rPr>
+          <w:rFonts w:ascii="Times New Roman" w:hAnsi="Times New Roman" w:cs="Times New Roman"/>
+        </w:rPr>
+        <w:t xml:space="preserve"> consumul scade.</w:t>
+      </w:r>
+    </w:p>
+    <w:p>
+      <w:pPr>
+        <w:rPr>
+          <w:rFonts w:ascii="Times New Roman" w:hAnsi="Times New Roman" w:cs="Times New Roman"/>
+        </w:rPr>
+      </w:pPr>
+    </w:p>
+    <w:p>
+      <w:pPr>
+        <w:rPr>
+          <w:rFonts w:ascii="Times New Roman" w:hAnsi="Times New Roman" w:cs="Times New Roman"/>
+        </w:rPr>
+      </w:pPr>
+      <w:r>
+        <w:rPr>
+          <w:rFonts w:ascii="Times New Roman" w:hAnsi="Times New Roman" w:cs="Times New Roman"/>
+        </w:rPr>
+        <w:t xml:space="preserve">In </w:t>
+      </w:r>
+      <w:proofErr w:type="spellStart"/>
+      <w:r>
+        <w:rPr>
+          <w:rFonts w:ascii="Times New Roman" w:hAnsi="Times New Roman" w:cs="Times New Roman"/>
+        </w:rPr>
+        <w:t>consecinta</w:t>
+      </w:r>
+      <w:proofErr w:type="spellEnd"/>
+      <w:r>
+        <w:rPr>
+          <w:rFonts w:ascii="Times New Roman" w:hAnsi="Times New Roman" w:cs="Times New Roman"/>
+        </w:rPr>
+        <w:t xml:space="preserve">, deoarece factorii de presiune sunt </w:t>
+      </w:r>
+      <w:proofErr w:type="spellStart"/>
+      <w:r>
+        <w:rPr>
+          <w:rFonts w:ascii="Times New Roman" w:hAnsi="Times New Roman" w:cs="Times New Roman"/>
+        </w:rPr>
+        <w:t>impusi</w:t>
+      </w:r>
+      <w:proofErr w:type="spellEnd"/>
+      <w:r>
+        <w:rPr>
+          <w:rFonts w:ascii="Times New Roman" w:hAnsi="Times New Roman" w:cs="Times New Roman"/>
+        </w:rPr>
+        <w:t xml:space="preserve"> din afara si nu se </w:t>
+      </w:r>
+      <w:proofErr w:type="spellStart"/>
+      <w:r>
+        <w:rPr>
+          <w:rFonts w:ascii="Times New Roman" w:hAnsi="Times New Roman" w:cs="Times New Roman"/>
+        </w:rPr>
+        <w:t>autoregleaza</w:t>
+      </w:r>
+      <w:proofErr w:type="spellEnd"/>
+      <w:r>
+        <w:rPr>
+          <w:rFonts w:ascii="Times New Roman" w:hAnsi="Times New Roman" w:cs="Times New Roman"/>
+        </w:rPr>
+        <w:t xml:space="preserve">, consumul intern este transformat in singurul amortizor al sistemului energetic. Restabilirea echilibrului in perioade de criza nu se </w:t>
+      </w:r>
+      <w:proofErr w:type="spellStart"/>
+      <w:r>
+        <w:rPr>
+          <w:rFonts w:ascii="Times New Roman" w:hAnsi="Times New Roman" w:cs="Times New Roman"/>
+        </w:rPr>
+        <w:t>realizeaza</w:t>
+      </w:r>
+      <w:proofErr w:type="spellEnd"/>
+      <w:r>
+        <w:rPr>
+          <w:rFonts w:ascii="Times New Roman" w:hAnsi="Times New Roman" w:cs="Times New Roman"/>
+        </w:rPr>
+        <w:t xml:space="preserve"> prin ajustarea preturilor, ci exclusiv prin sacrificarea volumelor cerute de economie. </w:t>
+      </w:r>
+      <w:proofErr w:type="spellStart"/>
+      <w:r>
+        <w:rPr>
+          <w:rFonts w:ascii="Times New Roman" w:hAnsi="Times New Roman" w:cs="Times New Roman"/>
+        </w:rPr>
+        <w:t>Fortata</w:t>
+      </w:r>
+      <w:proofErr w:type="spellEnd"/>
+      <w:r>
+        <w:rPr>
+          <w:rFonts w:ascii="Times New Roman" w:hAnsi="Times New Roman" w:cs="Times New Roman"/>
+        </w:rPr>
+        <w:t xml:space="preserve"> sa </w:t>
+      </w:r>
+      <w:proofErr w:type="spellStart"/>
+      <w:r>
+        <w:rPr>
+          <w:rFonts w:ascii="Times New Roman" w:hAnsi="Times New Roman" w:cs="Times New Roman"/>
+        </w:rPr>
+        <w:t>absoarba</w:t>
+      </w:r>
+      <w:proofErr w:type="spellEnd"/>
+      <w:r>
+        <w:rPr>
+          <w:rFonts w:ascii="Times New Roman" w:hAnsi="Times New Roman" w:cs="Times New Roman"/>
+        </w:rPr>
+        <w:t xml:space="preserve"> integral </w:t>
+      </w:r>
+      <w:proofErr w:type="spellStart"/>
+      <w:r>
+        <w:rPr>
+          <w:rFonts w:ascii="Times New Roman" w:hAnsi="Times New Roman" w:cs="Times New Roman"/>
+        </w:rPr>
+        <w:t>socurile</w:t>
+      </w:r>
+      <w:proofErr w:type="spellEnd"/>
+      <w:r>
+        <w:rPr>
+          <w:rFonts w:ascii="Times New Roman" w:hAnsi="Times New Roman" w:cs="Times New Roman"/>
+        </w:rPr>
+        <w:t xml:space="preserve">, cererea se contracta mecanic cu o viteza de ajustare de 20% pe luna, </w:t>
+      </w:r>
+      <w:proofErr w:type="spellStart"/>
+      <w:r>
+        <w:rPr>
+          <w:rFonts w:ascii="Times New Roman" w:hAnsi="Times New Roman" w:cs="Times New Roman"/>
+        </w:rPr>
+        <w:t>demonstrand</w:t>
+      </w:r>
+      <w:proofErr w:type="spellEnd"/>
+      <w:r>
+        <w:rPr>
+          <w:rFonts w:ascii="Times New Roman" w:hAnsi="Times New Roman" w:cs="Times New Roman"/>
+        </w:rPr>
+        <w:t xml:space="preserve"> ca stabilitatea aparenta a </w:t>
+      </w:r>
+      <w:proofErr w:type="spellStart"/>
+      <w:r>
+        <w:rPr>
+          <w:rFonts w:ascii="Times New Roman" w:hAnsi="Times New Roman" w:cs="Times New Roman"/>
+        </w:rPr>
+        <w:t>pietei</w:t>
+      </w:r>
+      <w:proofErr w:type="spellEnd"/>
+      <w:r>
+        <w:rPr>
+          <w:rFonts w:ascii="Times New Roman" w:hAnsi="Times New Roman" w:cs="Times New Roman"/>
+        </w:rPr>
+        <w:t xml:space="preserve"> energiei este </w:t>
+      </w:r>
+      <w:proofErr w:type="spellStart"/>
+      <w:r>
+        <w:rPr>
+          <w:rFonts w:ascii="Times New Roman" w:hAnsi="Times New Roman" w:cs="Times New Roman"/>
+        </w:rPr>
+        <w:t>sustinuta</w:t>
+      </w:r>
+      <w:proofErr w:type="spellEnd"/>
+      <w:r>
+        <w:rPr>
+          <w:rFonts w:ascii="Times New Roman" w:hAnsi="Times New Roman" w:cs="Times New Roman"/>
+        </w:rPr>
+        <w:t xml:space="preserve"> strict prin </w:t>
+      </w:r>
+      <w:proofErr w:type="spellStart"/>
+      <w:r>
+        <w:rPr>
+          <w:rFonts w:ascii="Times New Roman" w:hAnsi="Times New Roman" w:cs="Times New Roman"/>
+        </w:rPr>
+        <w:t>restrangerea</w:t>
+      </w:r>
+      <w:proofErr w:type="spellEnd"/>
+      <w:r>
+        <w:rPr>
+          <w:rFonts w:ascii="Times New Roman" w:hAnsi="Times New Roman" w:cs="Times New Roman"/>
+        </w:rPr>
+        <w:t xml:space="preserve"> </w:t>
+      </w:r>
+      <w:proofErr w:type="spellStart"/>
+      <w:r>
+        <w:rPr>
+          <w:rFonts w:ascii="Times New Roman" w:hAnsi="Times New Roman" w:cs="Times New Roman"/>
+        </w:rPr>
+        <w:t>fortata</w:t>
+      </w:r>
+      <w:proofErr w:type="spellEnd"/>
+      <w:r>
+        <w:rPr>
+          <w:rFonts w:ascii="Times New Roman" w:hAnsi="Times New Roman" w:cs="Times New Roman"/>
+        </w:rPr>
+        <w:t xml:space="preserve"> a </w:t>
+      </w:r>
+      <w:proofErr w:type="spellStart"/>
+      <w:r>
+        <w:rPr>
+          <w:rFonts w:ascii="Times New Roman" w:hAnsi="Times New Roman" w:cs="Times New Roman"/>
+        </w:rPr>
+        <w:t>activitatii</w:t>
+      </w:r>
+      <w:proofErr w:type="spellEnd"/>
+      <w:r>
+        <w:rPr>
+          <w:rFonts w:ascii="Times New Roman" w:hAnsi="Times New Roman" w:cs="Times New Roman"/>
+        </w:rPr>
+        <w:t xml:space="preserve"> consumatorilor casnici si industriali.</w:t>
       </w:r>
     </w:p>
     <w:sectPr>

--- a/Analiza avansata a seriilor de timp si previziune_Proiect (1).docx
+++ b/Analiza avansata a seriilor de timp si previziune_Proiect (1).docx
@@ -10376,6 +10376,13 @@
     </w:p>
     <w:p>
       <w:pPr>
+        <w:rPr>
+          <w:rFonts w:ascii="Times New Roman" w:hAnsi="Times New Roman" w:cs="Times New Roman"/>
+        </w:rPr>
+      </w:pPr>
+    </w:p>
+    <w:p>
+      <w:pPr>
         <w:jc w:val="center"/>
       </w:pPr>
       <w:r>
@@ -10489,6 +10496,7 @@
         <w:rPr>
           <w:rFonts w:ascii="Times New Roman" w:hAnsi="Times New Roman" w:cs="Times New Roman"/>
         </w:rPr>
+        <w:lastRenderedPageBreak/>
         <w:t>Testul de Normalitate a Reziduurilor (</w:t>
       </w:r>
       <w:proofErr w:type="spellStart"/>
@@ -10938,7 +10946,6 @@
         <w:rPr>
           <w:rFonts w:ascii="Times New Roman" w:hAnsi="Times New Roman" w:cs="Times New Roman"/>
         </w:rPr>
-        <w:lastRenderedPageBreak/>
         <w:t xml:space="preserve">Un soc pe propriul consum </w:t>
       </w:r>
       <w:proofErr w:type="spellStart"/>
